--- a/Model/Finishing & Packaging (FIN).docx
+++ b/Model/Finishing & Packaging (FIN).docx
@@ -42,24 +42,6 @@
           <w:lang w:val="en-GB"/>
         </w:rPr>
         <w:t>Stakeholders</w:t>
-      </w:r>
-    </w:p>
-    <w:p>
-      <w:pPr>
-        <w:pStyle w:val="ListParagraph"/>
-        <w:numPr>
-          <w:ilvl w:val="0"/>
-          <w:numId w:val="1"/>
-        </w:numPr>
-        <w:rPr>
-          <w:lang w:val="en-GB"/>
-        </w:rPr>
-      </w:pPr>
-      <w:r>
-        <w:rPr>
-          <w:lang w:val="en-GB"/>
-        </w:rPr>
-        <w:t>Food Quality Control Department</w:t>
       </w:r>
     </w:p>
     <w:p>
@@ -2618,23 +2600,7 @@
                 <w:sz w:val="19"/>
                 <w:szCs w:val="19"/>
               </w:rPr>
-              <w:t>The system shall receive each cake in its pan, together with its batch ID, from Thermal Processing through the signal "</w:t>
-            </w:r>
-            <w:r>
-              <w:rPr>
-                <w:rFonts w:ascii="Calibri" w:eastAsia="Calibri" w:hAnsi="Calibri" w:cs="Calibri"/>
-                <w:sz w:val="19"/>
-                <w:szCs w:val="19"/>
-              </w:rPr>
-              <w:t>Cooled cake</w:t>
-            </w:r>
-            <w:r>
-              <w:rPr>
-                <w:rFonts w:ascii="Calibri" w:eastAsia="Calibri" w:hAnsi="Calibri" w:cs="Calibri"/>
-                <w:sz w:val="19"/>
-                <w:szCs w:val="19"/>
-              </w:rPr>
-              <w:t>".</w:t>
+              <w:t>The system shall receive each cake in its pan, together with its batch ID, from Thermal Processing through the signal "Cooled cake".</w:t>
             </w:r>
           </w:p>
         </w:tc>
@@ -5030,7 +4996,7 @@
                 <w:sz w:val="19"/>
                 <w:szCs w:val="19"/>
               </w:rPr>
-              <w:t>FIN-REQ-10</w:t>
+              <w:t>FIN-REQ-11.1</w:t>
             </w:r>
           </w:p>
         </w:tc>
@@ -5058,117 +5024,121 @@
                 <w:sz w:val="19"/>
                 <w:szCs w:val="19"/>
               </w:rPr>
-              <w:t>The system shall notify the Food Quality Control Department when metal is found in a cake.</w:t>
+              <w:t>The system shall wash every empty pan received at the washing station.</w:t>
             </w:r>
           </w:p>
         </w:tc>
         <w:tc>
           <w:tcPr>
             <w:tcW w:w="3900" w:type="dxa"/>
-            <w:tcBorders>
-              <w:top w:val="single" w:sz="4" w:space="0" w:color="999999"/>
-              <w:left w:val="single" w:sz="4" w:space="0" w:color="999999"/>
-              <w:bottom w:val="single" w:sz="4" w:space="0" w:color="999999"/>
-              <w:right w:val="single" w:sz="4" w:space="0" w:color="999999"/>
-            </w:tcBorders>
-            <w:tcMar>
-              <w:top w:w="60" w:type="dxa"/>
-              <w:left w:w="100" w:type="dxa"/>
-              <w:bottom w:w="60" w:type="dxa"/>
-              <w:right w:w="100" w:type="dxa"/>
-            </w:tcMar>
-            <w:hideMark/>
-          </w:tcPr>
-          <w:p>
-            <w:r>
-              <w:rPr>
-                <w:rFonts w:ascii="Calibri" w:eastAsia="Calibri" w:hAnsi="Calibri" w:cs="Calibri"/>
-                <w:sz w:val="19"/>
-                <w:szCs w:val="19"/>
-              </w:rPr>
-              <w:t>Metal contamination is a product-safety incident that needs a human response.</w:t>
+            <w:vMerge w:val="restart"/>
+            <w:tcBorders>
+              <w:top w:val="single" w:sz="4" w:space="0" w:color="999999"/>
+              <w:left w:val="single" w:sz="4" w:space="0" w:color="999999"/>
+              <w:bottom w:val="single" w:sz="4" w:space="0" w:color="999999"/>
+              <w:right w:val="single" w:sz="4" w:space="0" w:color="999999"/>
+            </w:tcBorders>
+            <w:tcMar>
+              <w:top w:w="60" w:type="dxa"/>
+              <w:left w:w="100" w:type="dxa"/>
+              <w:bottom w:w="60" w:type="dxa"/>
+              <w:right w:w="100" w:type="dxa"/>
+            </w:tcMar>
+            <w:hideMark/>
+          </w:tcPr>
+          <w:p>
+            <w:r>
+              <w:rPr>
+                <w:rFonts w:ascii="Calibri" w:eastAsia="Calibri" w:hAnsi="Calibri" w:cs="Calibri"/>
+                <w:sz w:val="19"/>
+                <w:szCs w:val="19"/>
+              </w:rPr>
+              <w:t>Only fit pans may re-enter production.</w:t>
             </w:r>
           </w:p>
         </w:tc>
         <w:tc>
           <w:tcPr>
             <w:tcW w:w="1500" w:type="dxa"/>
-            <w:tcBorders>
-              <w:top w:val="single" w:sz="4" w:space="0" w:color="999999"/>
-              <w:left w:val="single" w:sz="4" w:space="0" w:color="999999"/>
-              <w:bottom w:val="single" w:sz="4" w:space="0" w:color="999999"/>
-              <w:right w:val="single" w:sz="4" w:space="0" w:color="999999"/>
-            </w:tcBorders>
-            <w:tcMar>
-              <w:top w:w="60" w:type="dxa"/>
-              <w:left w:w="100" w:type="dxa"/>
-              <w:bottom w:w="60" w:type="dxa"/>
-              <w:right w:w="100" w:type="dxa"/>
-            </w:tcMar>
-            <w:hideMark/>
-          </w:tcPr>
-          <w:p>
-            <w:r>
-              <w:rPr>
-                <w:rFonts w:ascii="Calibri" w:eastAsia="Calibri" w:hAnsi="Calibri" w:cs="Calibri"/>
-                <w:sz w:val="19"/>
-                <w:szCs w:val="19"/>
-              </w:rPr>
-              <w:t>FC24</w:t>
+            <w:vMerge w:val="restart"/>
+            <w:tcBorders>
+              <w:top w:val="single" w:sz="4" w:space="0" w:color="999999"/>
+              <w:left w:val="single" w:sz="4" w:space="0" w:color="999999"/>
+              <w:bottom w:val="single" w:sz="4" w:space="0" w:color="999999"/>
+              <w:right w:val="single" w:sz="4" w:space="0" w:color="999999"/>
+            </w:tcBorders>
+            <w:tcMar>
+              <w:top w:w="60" w:type="dxa"/>
+              <w:left w:w="100" w:type="dxa"/>
+              <w:bottom w:w="60" w:type="dxa"/>
+              <w:right w:w="100" w:type="dxa"/>
+            </w:tcMar>
+            <w:hideMark/>
+          </w:tcPr>
+          <w:p>
+            <w:r>
+              <w:rPr>
+                <w:rFonts w:ascii="Calibri" w:eastAsia="Calibri" w:hAnsi="Calibri" w:cs="Calibri"/>
+                <w:sz w:val="19"/>
+                <w:szCs w:val="19"/>
+              </w:rPr>
+              <w:t>UC12</w:t>
             </w:r>
           </w:p>
         </w:tc>
         <w:tc>
           <w:tcPr>
             <w:tcW w:w="1300" w:type="dxa"/>
-            <w:tcBorders>
-              <w:top w:val="single" w:sz="4" w:space="0" w:color="999999"/>
-              <w:left w:val="single" w:sz="4" w:space="0" w:color="999999"/>
-              <w:bottom w:val="single" w:sz="4" w:space="0" w:color="999999"/>
-              <w:right w:val="single" w:sz="4" w:space="0" w:color="999999"/>
-            </w:tcBorders>
-            <w:tcMar>
-              <w:top w:w="60" w:type="dxa"/>
-              <w:left w:w="100" w:type="dxa"/>
-              <w:bottom w:w="60" w:type="dxa"/>
-              <w:right w:w="100" w:type="dxa"/>
-            </w:tcMar>
-          </w:tcPr>
-          <w:p>
-            <w:r>
-              <w:rPr>
-                <w:rFonts w:ascii="Calibri" w:eastAsia="Calibri" w:hAnsi="Calibri" w:cs="Calibri"/>
-                <w:sz w:val="19"/>
-                <w:szCs w:val="19"/>
-              </w:rPr>
-              <w:t>FIN-FEAT-07</w:t>
+            <w:vMerge w:val="restart"/>
+            <w:tcBorders>
+              <w:top w:val="single" w:sz="4" w:space="0" w:color="999999"/>
+              <w:left w:val="single" w:sz="4" w:space="0" w:color="999999"/>
+              <w:bottom w:val="single" w:sz="4" w:space="0" w:color="999999"/>
+              <w:right w:val="single" w:sz="4" w:space="0" w:color="999999"/>
+            </w:tcBorders>
+            <w:tcMar>
+              <w:top w:w="60" w:type="dxa"/>
+              <w:left w:w="100" w:type="dxa"/>
+              <w:bottom w:w="60" w:type="dxa"/>
+              <w:right w:w="100" w:type="dxa"/>
+            </w:tcMar>
+          </w:tcPr>
+          <w:p>
+            <w:r>
+              <w:rPr>
+                <w:rFonts w:ascii="Calibri" w:eastAsia="Calibri" w:hAnsi="Calibri" w:cs="Calibri"/>
+                <w:sz w:val="19"/>
+                <w:szCs w:val="19"/>
+              </w:rPr>
+              <w:t>FIN-FEAT-17</w:t>
             </w:r>
           </w:p>
         </w:tc>
         <w:tc>
           <w:tcPr>
             <w:tcW w:w="1378" w:type="dxa"/>
-            <w:tcBorders>
-              <w:top w:val="single" w:sz="4" w:space="0" w:color="999999"/>
-              <w:left w:val="single" w:sz="4" w:space="0" w:color="999999"/>
-              <w:bottom w:val="single" w:sz="4" w:space="0" w:color="999999"/>
-              <w:right w:val="single" w:sz="4" w:space="0" w:color="999999"/>
-            </w:tcBorders>
-            <w:tcMar>
-              <w:top w:w="60" w:type="dxa"/>
-              <w:left w:w="100" w:type="dxa"/>
-              <w:bottom w:w="60" w:type="dxa"/>
-              <w:right w:w="100" w:type="dxa"/>
-            </w:tcMar>
-          </w:tcPr>
-          <w:p>
-            <w:r>
-              <w:rPr>
-                <w:rFonts w:ascii="Calibri" w:eastAsia="Calibri" w:hAnsi="Calibri" w:cs="Calibri"/>
-                <w:sz w:val="19"/>
-                <w:szCs w:val="19"/>
-              </w:rPr>
-              <w:t>FIN-AF-05</w:t>
+            <w:vMerge w:val="restart"/>
+            <w:tcBorders>
+              <w:top w:val="single" w:sz="4" w:space="0" w:color="999999"/>
+              <w:left w:val="single" w:sz="4" w:space="0" w:color="999999"/>
+              <w:bottom w:val="single" w:sz="4" w:space="0" w:color="999999"/>
+              <w:right w:val="single" w:sz="4" w:space="0" w:color="999999"/>
+            </w:tcBorders>
+            <w:tcMar>
+              <w:top w:w="60" w:type="dxa"/>
+              <w:left w:w="100" w:type="dxa"/>
+              <w:bottom w:w="60" w:type="dxa"/>
+              <w:right w:w="100" w:type="dxa"/>
+            </w:tcMar>
+          </w:tcPr>
+          <w:p>
+            <w:r>
+              <w:rPr>
+                <w:rFonts w:ascii="Calibri" w:eastAsia="Calibri" w:hAnsi="Calibri" w:cs="Calibri"/>
+                <w:sz w:val="19"/>
+                <w:szCs w:val="19"/>
+              </w:rPr>
+              <w:t>FIN-AF-13, FIN-FD-13</w:t>
             </w:r>
           </w:p>
         </w:tc>
@@ -5201,7 +5171,7 @@
                 <w:sz w:val="19"/>
                 <w:szCs w:val="19"/>
               </w:rPr>
-              <w:t>FIN-REQ-11.1</w:t>
+              <w:t>FIN-REQ-11.2</w:t>
             </w:r>
           </w:p>
         </w:tc>
@@ -5229,123 +5199,87 @@
                 <w:sz w:val="19"/>
                 <w:szCs w:val="19"/>
               </w:rPr>
-              <w:t>The system shall wash every empty pan received at the washing station.</w:t>
+              <w:t>The system shall dry every washed pan.</w:t>
             </w:r>
           </w:p>
         </w:tc>
         <w:tc>
           <w:tcPr>
             <w:tcW w:w="3900" w:type="dxa"/>
-            <w:vMerge w:val="restart"/>
-            <w:tcBorders>
-              <w:top w:val="single" w:sz="4" w:space="0" w:color="999999"/>
-              <w:left w:val="single" w:sz="4" w:space="0" w:color="999999"/>
-              <w:bottom w:val="single" w:sz="4" w:space="0" w:color="999999"/>
-              <w:right w:val="single" w:sz="4" w:space="0" w:color="999999"/>
-            </w:tcBorders>
-            <w:tcMar>
-              <w:top w:w="60" w:type="dxa"/>
-              <w:left w:w="100" w:type="dxa"/>
-              <w:bottom w:w="60" w:type="dxa"/>
-              <w:right w:w="100" w:type="dxa"/>
-            </w:tcMar>
-            <w:hideMark/>
-          </w:tcPr>
-          <w:p>
-            <w:r>
-              <w:rPr>
-                <w:rFonts w:ascii="Calibri" w:eastAsia="Calibri" w:hAnsi="Calibri" w:cs="Calibri"/>
-                <w:sz w:val="19"/>
-                <w:szCs w:val="19"/>
-              </w:rPr>
-              <w:t>Only fit pans may re-enter production.</w:t>
-            </w:r>
-          </w:p>
+            <w:vMerge/>
+            <w:tcBorders>
+              <w:top w:val="single" w:sz="4" w:space="0" w:color="999999"/>
+              <w:left w:val="single" w:sz="4" w:space="0" w:color="999999"/>
+              <w:bottom w:val="single" w:sz="4" w:space="0" w:color="999999"/>
+              <w:right w:val="single" w:sz="4" w:space="0" w:color="999999"/>
+            </w:tcBorders>
+            <w:tcMar>
+              <w:top w:w="60" w:type="dxa"/>
+              <w:left w:w="100" w:type="dxa"/>
+              <w:bottom w:w="60" w:type="dxa"/>
+              <w:right w:w="100" w:type="dxa"/>
+            </w:tcMar>
+            <w:hideMark/>
+          </w:tcPr>
+          <w:p/>
         </w:tc>
         <w:tc>
           <w:tcPr>
             <w:tcW w:w="1500" w:type="dxa"/>
-            <w:vMerge w:val="restart"/>
-            <w:tcBorders>
-              <w:top w:val="single" w:sz="4" w:space="0" w:color="999999"/>
-              <w:left w:val="single" w:sz="4" w:space="0" w:color="999999"/>
-              <w:bottom w:val="single" w:sz="4" w:space="0" w:color="999999"/>
-              <w:right w:val="single" w:sz="4" w:space="0" w:color="999999"/>
-            </w:tcBorders>
-            <w:tcMar>
-              <w:top w:w="60" w:type="dxa"/>
-              <w:left w:w="100" w:type="dxa"/>
-              <w:bottom w:w="60" w:type="dxa"/>
-              <w:right w:w="100" w:type="dxa"/>
-            </w:tcMar>
-            <w:hideMark/>
-          </w:tcPr>
-          <w:p>
-            <w:r>
-              <w:rPr>
-                <w:rFonts w:ascii="Calibri" w:eastAsia="Calibri" w:hAnsi="Calibri" w:cs="Calibri"/>
-                <w:sz w:val="19"/>
-                <w:szCs w:val="19"/>
-              </w:rPr>
-              <w:t>UC12</w:t>
-            </w:r>
-          </w:p>
+            <w:vMerge/>
+            <w:tcBorders>
+              <w:top w:val="single" w:sz="4" w:space="0" w:color="999999"/>
+              <w:left w:val="single" w:sz="4" w:space="0" w:color="999999"/>
+              <w:bottom w:val="single" w:sz="4" w:space="0" w:color="999999"/>
+              <w:right w:val="single" w:sz="4" w:space="0" w:color="999999"/>
+            </w:tcBorders>
+            <w:tcMar>
+              <w:top w:w="60" w:type="dxa"/>
+              <w:left w:w="100" w:type="dxa"/>
+              <w:bottom w:w="60" w:type="dxa"/>
+              <w:right w:w="100" w:type="dxa"/>
+            </w:tcMar>
+            <w:hideMark/>
+          </w:tcPr>
+          <w:p/>
         </w:tc>
         <w:tc>
           <w:tcPr>
             <w:tcW w:w="1300" w:type="dxa"/>
-            <w:vMerge w:val="restart"/>
-            <w:tcBorders>
-              <w:top w:val="single" w:sz="4" w:space="0" w:color="999999"/>
-              <w:left w:val="single" w:sz="4" w:space="0" w:color="999999"/>
-              <w:bottom w:val="single" w:sz="4" w:space="0" w:color="999999"/>
-              <w:right w:val="single" w:sz="4" w:space="0" w:color="999999"/>
-            </w:tcBorders>
-            <w:tcMar>
-              <w:top w:w="60" w:type="dxa"/>
-              <w:left w:w="100" w:type="dxa"/>
-              <w:bottom w:w="60" w:type="dxa"/>
-              <w:right w:w="100" w:type="dxa"/>
-            </w:tcMar>
-          </w:tcPr>
-          <w:p>
-            <w:r>
-              <w:rPr>
-                <w:rFonts w:ascii="Calibri" w:eastAsia="Calibri" w:hAnsi="Calibri" w:cs="Calibri"/>
-                <w:sz w:val="19"/>
-                <w:szCs w:val="19"/>
-              </w:rPr>
-              <w:t>FIN-FEAT-17</w:t>
-            </w:r>
-          </w:p>
+            <w:vMerge/>
+            <w:tcBorders>
+              <w:top w:val="single" w:sz="4" w:space="0" w:color="999999"/>
+              <w:left w:val="single" w:sz="4" w:space="0" w:color="999999"/>
+              <w:bottom w:val="single" w:sz="4" w:space="0" w:color="999999"/>
+              <w:right w:val="single" w:sz="4" w:space="0" w:color="999999"/>
+            </w:tcBorders>
+            <w:tcMar>
+              <w:top w:w="60" w:type="dxa"/>
+              <w:left w:w="100" w:type="dxa"/>
+              <w:bottom w:w="60" w:type="dxa"/>
+              <w:right w:w="100" w:type="dxa"/>
+            </w:tcMar>
+          </w:tcPr>
+          <w:p/>
         </w:tc>
         <w:tc>
           <w:tcPr>
             <w:tcW w:w="1378" w:type="dxa"/>
-            <w:vMerge w:val="restart"/>
-            <w:tcBorders>
-              <w:top w:val="single" w:sz="4" w:space="0" w:color="999999"/>
-              <w:left w:val="single" w:sz="4" w:space="0" w:color="999999"/>
-              <w:bottom w:val="single" w:sz="4" w:space="0" w:color="999999"/>
-              <w:right w:val="single" w:sz="4" w:space="0" w:color="999999"/>
-            </w:tcBorders>
-            <w:tcMar>
-              <w:top w:w="60" w:type="dxa"/>
-              <w:left w:w="100" w:type="dxa"/>
-              <w:bottom w:w="60" w:type="dxa"/>
-              <w:right w:w="100" w:type="dxa"/>
-            </w:tcMar>
-          </w:tcPr>
-          <w:p>
-            <w:r>
-              <w:rPr>
-                <w:rFonts w:ascii="Calibri" w:eastAsia="Calibri" w:hAnsi="Calibri" w:cs="Calibri"/>
-                <w:sz w:val="19"/>
-                <w:szCs w:val="19"/>
-              </w:rPr>
-              <w:t>FIN-AF-13, FIN-FD-13</w:t>
-            </w:r>
-          </w:p>
+            <w:vMerge/>
+            <w:tcBorders>
+              <w:top w:val="single" w:sz="4" w:space="0" w:color="999999"/>
+              <w:left w:val="single" w:sz="4" w:space="0" w:color="999999"/>
+              <w:bottom w:val="single" w:sz="4" w:space="0" w:color="999999"/>
+              <w:right w:val="single" w:sz="4" w:space="0" w:color="999999"/>
+            </w:tcBorders>
+            <w:tcMar>
+              <w:top w:w="60" w:type="dxa"/>
+              <w:left w:w="100" w:type="dxa"/>
+              <w:bottom w:w="60" w:type="dxa"/>
+              <w:right w:w="100" w:type="dxa"/>
+            </w:tcMar>
+          </w:tcPr>
+          <w:p/>
         </w:tc>
       </w:tr>
       <w:tr>
@@ -5376,7 +5310,7 @@
                 <w:sz w:val="19"/>
                 <w:szCs w:val="19"/>
               </w:rPr>
-              <w:t>FIN-REQ-11.2</w:t>
+              <w:t>FIN-REQ-11.3</w:t>
             </w:r>
           </w:p>
         </w:tc>
@@ -5404,7 +5338,7 @@
                 <w:sz w:val="19"/>
                 <w:szCs w:val="19"/>
               </w:rPr>
-              <w:t>The system shall dry every washed pan.</w:t>
+              <w:t>The system shall verify that every washed and dried pan is clean and undamaged.</w:t>
             </w:r>
           </w:p>
         </w:tc>
@@ -5515,7 +5449,7 @@
                 <w:sz w:val="19"/>
                 <w:szCs w:val="19"/>
               </w:rPr>
-              <w:t>FIN-REQ-11.3</w:t>
+              <w:t>FIN-REQ-12.1</w:t>
             </w:r>
           </w:p>
         </w:tc>
@@ -5543,87 +5477,123 @@
                 <w:sz w:val="19"/>
                 <w:szCs w:val="19"/>
               </w:rPr>
-              <w:t>The system shall verify that every washed and dried pan is clean and undamaged.</w:t>
+              <w:t>The system shall queue every pan that passes verification for recirculation to band entry.</w:t>
             </w:r>
           </w:p>
         </w:tc>
         <w:tc>
           <w:tcPr>
             <w:tcW w:w="3900" w:type="dxa"/>
-            <w:vMerge/>
-            <w:tcBorders>
-              <w:top w:val="single" w:sz="4" w:space="0" w:color="999999"/>
-              <w:left w:val="single" w:sz="4" w:space="0" w:color="999999"/>
-              <w:bottom w:val="single" w:sz="4" w:space="0" w:color="999999"/>
-              <w:right w:val="single" w:sz="4" w:space="0" w:color="999999"/>
-            </w:tcBorders>
-            <w:tcMar>
-              <w:top w:w="60" w:type="dxa"/>
-              <w:left w:w="100" w:type="dxa"/>
-              <w:bottom w:w="60" w:type="dxa"/>
-              <w:right w:w="100" w:type="dxa"/>
-            </w:tcMar>
-            <w:hideMark/>
-          </w:tcPr>
-          <w:p/>
+            <w:vMerge w:val="restart"/>
+            <w:tcBorders>
+              <w:top w:val="single" w:sz="4" w:space="0" w:color="999999"/>
+              <w:left w:val="single" w:sz="4" w:space="0" w:color="999999"/>
+              <w:bottom w:val="single" w:sz="4" w:space="0" w:color="999999"/>
+              <w:right w:val="single" w:sz="4" w:space="0" w:color="999999"/>
+            </w:tcBorders>
+            <w:tcMar>
+              <w:top w:w="60" w:type="dxa"/>
+              <w:left w:w="100" w:type="dxa"/>
+              <w:bottom w:w="60" w:type="dxa"/>
+              <w:right w:w="100" w:type="dxa"/>
+            </w:tcMar>
+            <w:hideMark/>
+          </w:tcPr>
+          <w:p>
+            <w:r>
+              <w:rPr>
+                <w:rFonts w:ascii="Calibri" w:eastAsia="Calibri" w:hAnsi="Calibri" w:cs="Calibri"/>
+                <w:sz w:val="19"/>
+                <w:szCs w:val="19"/>
+              </w:rPr>
+              <w:t>Keeps the pan loop supplied and keeps damaged or dirty pans out of production.</w:t>
+            </w:r>
+          </w:p>
         </w:tc>
         <w:tc>
           <w:tcPr>
             <w:tcW w:w="1500" w:type="dxa"/>
-            <w:vMerge/>
-            <w:tcBorders>
-              <w:top w:val="single" w:sz="4" w:space="0" w:color="999999"/>
-              <w:left w:val="single" w:sz="4" w:space="0" w:color="999999"/>
-              <w:bottom w:val="single" w:sz="4" w:space="0" w:color="999999"/>
-              <w:right w:val="single" w:sz="4" w:space="0" w:color="999999"/>
-            </w:tcBorders>
-            <w:tcMar>
-              <w:top w:w="60" w:type="dxa"/>
-              <w:left w:w="100" w:type="dxa"/>
-              <w:bottom w:w="60" w:type="dxa"/>
-              <w:right w:w="100" w:type="dxa"/>
-            </w:tcMar>
-            <w:hideMark/>
-          </w:tcPr>
-          <w:p/>
+            <w:vMerge w:val="restart"/>
+            <w:tcBorders>
+              <w:top w:val="single" w:sz="4" w:space="0" w:color="999999"/>
+              <w:left w:val="single" w:sz="4" w:space="0" w:color="999999"/>
+              <w:bottom w:val="single" w:sz="4" w:space="0" w:color="999999"/>
+              <w:right w:val="single" w:sz="4" w:space="0" w:color="999999"/>
+            </w:tcBorders>
+            <w:tcMar>
+              <w:top w:w="60" w:type="dxa"/>
+              <w:left w:w="100" w:type="dxa"/>
+              <w:bottom w:w="60" w:type="dxa"/>
+              <w:right w:w="100" w:type="dxa"/>
+            </w:tcMar>
+            <w:hideMark/>
+          </w:tcPr>
+          <w:p>
+            <w:r>
+              <w:rPr>
+                <w:rFonts w:ascii="Calibri" w:eastAsia="Calibri" w:hAnsi="Calibri" w:cs="Calibri"/>
+                <w:sz w:val="19"/>
+                <w:szCs w:val="19"/>
+              </w:rPr>
+              <w:t>UC12</w:t>
+            </w:r>
+          </w:p>
         </w:tc>
         <w:tc>
           <w:tcPr>
             <w:tcW w:w="1300" w:type="dxa"/>
-            <w:vMerge/>
-            <w:tcBorders>
-              <w:top w:val="single" w:sz="4" w:space="0" w:color="999999"/>
-              <w:left w:val="single" w:sz="4" w:space="0" w:color="999999"/>
-              <w:bottom w:val="single" w:sz="4" w:space="0" w:color="999999"/>
-              <w:right w:val="single" w:sz="4" w:space="0" w:color="999999"/>
-            </w:tcBorders>
-            <w:tcMar>
-              <w:top w:w="60" w:type="dxa"/>
-              <w:left w:w="100" w:type="dxa"/>
-              <w:bottom w:w="60" w:type="dxa"/>
-              <w:right w:w="100" w:type="dxa"/>
-            </w:tcMar>
-          </w:tcPr>
-          <w:p/>
+            <w:vMerge w:val="restart"/>
+            <w:tcBorders>
+              <w:top w:val="single" w:sz="4" w:space="0" w:color="999999"/>
+              <w:left w:val="single" w:sz="4" w:space="0" w:color="999999"/>
+              <w:bottom w:val="single" w:sz="4" w:space="0" w:color="999999"/>
+              <w:right w:val="single" w:sz="4" w:space="0" w:color="999999"/>
+            </w:tcBorders>
+            <w:tcMar>
+              <w:top w:w="60" w:type="dxa"/>
+              <w:left w:w="100" w:type="dxa"/>
+              <w:bottom w:w="60" w:type="dxa"/>
+              <w:right w:w="100" w:type="dxa"/>
+            </w:tcMar>
+          </w:tcPr>
+          <w:p>
+            <w:r>
+              <w:rPr>
+                <w:rFonts w:ascii="Calibri" w:eastAsia="Calibri" w:hAnsi="Calibri" w:cs="Calibri"/>
+                <w:sz w:val="19"/>
+                <w:szCs w:val="19"/>
+              </w:rPr>
+              <w:t>FIN-FEAT-17</w:t>
+            </w:r>
+          </w:p>
         </w:tc>
         <w:tc>
           <w:tcPr>
             <w:tcW w:w="1378" w:type="dxa"/>
-            <w:vMerge/>
-            <w:tcBorders>
-              <w:top w:val="single" w:sz="4" w:space="0" w:color="999999"/>
-              <w:left w:val="single" w:sz="4" w:space="0" w:color="999999"/>
-              <w:bottom w:val="single" w:sz="4" w:space="0" w:color="999999"/>
-              <w:right w:val="single" w:sz="4" w:space="0" w:color="999999"/>
-            </w:tcBorders>
-            <w:tcMar>
-              <w:top w:w="60" w:type="dxa"/>
-              <w:left w:w="100" w:type="dxa"/>
-              <w:bottom w:w="60" w:type="dxa"/>
-              <w:right w:w="100" w:type="dxa"/>
-            </w:tcMar>
-          </w:tcPr>
-          <w:p/>
+            <w:vMerge w:val="restart"/>
+            <w:tcBorders>
+              <w:top w:val="single" w:sz="4" w:space="0" w:color="999999"/>
+              <w:left w:val="single" w:sz="4" w:space="0" w:color="999999"/>
+              <w:bottom w:val="single" w:sz="4" w:space="0" w:color="999999"/>
+              <w:right w:val="single" w:sz="4" w:space="0" w:color="999999"/>
+            </w:tcBorders>
+            <w:tcMar>
+              <w:top w:w="60" w:type="dxa"/>
+              <w:left w:w="100" w:type="dxa"/>
+              <w:bottom w:w="60" w:type="dxa"/>
+              <w:right w:w="100" w:type="dxa"/>
+            </w:tcMar>
+          </w:tcPr>
+          <w:p>
+            <w:r>
+              <w:rPr>
+                <w:rFonts w:ascii="Calibri" w:eastAsia="Calibri" w:hAnsi="Calibri" w:cs="Calibri"/>
+                <w:sz w:val="19"/>
+                <w:szCs w:val="19"/>
+              </w:rPr>
+              <w:t>FIN-AF-13, FIN-FD-13, FIN-FD-14</w:t>
+            </w:r>
+          </w:p>
         </w:tc>
       </w:tr>
       <w:tr>
@@ -5654,7 +5624,8 @@
                 <w:sz w:val="19"/>
                 <w:szCs w:val="19"/>
               </w:rPr>
-              <w:t>FIN-REQ-12.1</w:t>
+              <w:lastRenderedPageBreak/>
+              <w:t>FIN-REQ-12.2</w:t>
             </w:r>
           </w:p>
         </w:tc>
@@ -5682,123 +5653,87 @@
                 <w:sz w:val="19"/>
                 <w:szCs w:val="19"/>
               </w:rPr>
-              <w:t>The system shall queue every pan that passes verification for recirculation to band entry.</w:t>
+              <w:t>The system shall remove every pan that does not pass verification from the production cycle.</w:t>
             </w:r>
           </w:p>
         </w:tc>
         <w:tc>
           <w:tcPr>
             <w:tcW w:w="3900" w:type="dxa"/>
-            <w:vMerge w:val="restart"/>
-            <w:tcBorders>
-              <w:top w:val="single" w:sz="4" w:space="0" w:color="999999"/>
-              <w:left w:val="single" w:sz="4" w:space="0" w:color="999999"/>
-              <w:bottom w:val="single" w:sz="4" w:space="0" w:color="999999"/>
-              <w:right w:val="single" w:sz="4" w:space="0" w:color="999999"/>
-            </w:tcBorders>
-            <w:tcMar>
-              <w:top w:w="60" w:type="dxa"/>
-              <w:left w:w="100" w:type="dxa"/>
-              <w:bottom w:w="60" w:type="dxa"/>
-              <w:right w:w="100" w:type="dxa"/>
-            </w:tcMar>
-            <w:hideMark/>
-          </w:tcPr>
-          <w:p>
-            <w:r>
-              <w:rPr>
-                <w:rFonts w:ascii="Calibri" w:eastAsia="Calibri" w:hAnsi="Calibri" w:cs="Calibri"/>
-                <w:sz w:val="19"/>
-                <w:szCs w:val="19"/>
-              </w:rPr>
-              <w:t>Keeps the pan loop supplied and keeps damaged or dirty pans out of production.</w:t>
-            </w:r>
-          </w:p>
+            <w:vMerge/>
+            <w:tcBorders>
+              <w:top w:val="single" w:sz="4" w:space="0" w:color="999999"/>
+              <w:left w:val="single" w:sz="4" w:space="0" w:color="999999"/>
+              <w:bottom w:val="single" w:sz="4" w:space="0" w:color="999999"/>
+              <w:right w:val="single" w:sz="4" w:space="0" w:color="999999"/>
+            </w:tcBorders>
+            <w:tcMar>
+              <w:top w:w="60" w:type="dxa"/>
+              <w:left w:w="100" w:type="dxa"/>
+              <w:bottom w:w="60" w:type="dxa"/>
+              <w:right w:w="100" w:type="dxa"/>
+            </w:tcMar>
+            <w:hideMark/>
+          </w:tcPr>
+          <w:p/>
         </w:tc>
         <w:tc>
           <w:tcPr>
             <w:tcW w:w="1500" w:type="dxa"/>
-            <w:vMerge w:val="restart"/>
-            <w:tcBorders>
-              <w:top w:val="single" w:sz="4" w:space="0" w:color="999999"/>
-              <w:left w:val="single" w:sz="4" w:space="0" w:color="999999"/>
-              <w:bottom w:val="single" w:sz="4" w:space="0" w:color="999999"/>
-              <w:right w:val="single" w:sz="4" w:space="0" w:color="999999"/>
-            </w:tcBorders>
-            <w:tcMar>
-              <w:top w:w="60" w:type="dxa"/>
-              <w:left w:w="100" w:type="dxa"/>
-              <w:bottom w:w="60" w:type="dxa"/>
-              <w:right w:w="100" w:type="dxa"/>
-            </w:tcMar>
-            <w:hideMark/>
-          </w:tcPr>
-          <w:p>
-            <w:r>
-              <w:rPr>
-                <w:rFonts w:ascii="Calibri" w:eastAsia="Calibri" w:hAnsi="Calibri" w:cs="Calibri"/>
-                <w:sz w:val="19"/>
-                <w:szCs w:val="19"/>
-              </w:rPr>
-              <w:t>UC12</w:t>
-            </w:r>
-          </w:p>
+            <w:vMerge/>
+            <w:tcBorders>
+              <w:top w:val="single" w:sz="4" w:space="0" w:color="999999"/>
+              <w:left w:val="single" w:sz="4" w:space="0" w:color="999999"/>
+              <w:bottom w:val="single" w:sz="4" w:space="0" w:color="999999"/>
+              <w:right w:val="single" w:sz="4" w:space="0" w:color="999999"/>
+            </w:tcBorders>
+            <w:tcMar>
+              <w:top w:w="60" w:type="dxa"/>
+              <w:left w:w="100" w:type="dxa"/>
+              <w:bottom w:w="60" w:type="dxa"/>
+              <w:right w:w="100" w:type="dxa"/>
+            </w:tcMar>
+            <w:hideMark/>
+          </w:tcPr>
+          <w:p/>
         </w:tc>
         <w:tc>
           <w:tcPr>
             <w:tcW w:w="1300" w:type="dxa"/>
-            <w:vMerge w:val="restart"/>
-            <w:tcBorders>
-              <w:top w:val="single" w:sz="4" w:space="0" w:color="999999"/>
-              <w:left w:val="single" w:sz="4" w:space="0" w:color="999999"/>
-              <w:bottom w:val="single" w:sz="4" w:space="0" w:color="999999"/>
-              <w:right w:val="single" w:sz="4" w:space="0" w:color="999999"/>
-            </w:tcBorders>
-            <w:tcMar>
-              <w:top w:w="60" w:type="dxa"/>
-              <w:left w:w="100" w:type="dxa"/>
-              <w:bottom w:w="60" w:type="dxa"/>
-              <w:right w:w="100" w:type="dxa"/>
-            </w:tcMar>
-          </w:tcPr>
-          <w:p>
-            <w:r>
-              <w:rPr>
-                <w:rFonts w:ascii="Calibri" w:eastAsia="Calibri" w:hAnsi="Calibri" w:cs="Calibri"/>
-                <w:sz w:val="19"/>
-                <w:szCs w:val="19"/>
-              </w:rPr>
-              <w:t>FIN-FEAT-17</w:t>
-            </w:r>
-          </w:p>
+            <w:vMerge/>
+            <w:tcBorders>
+              <w:top w:val="single" w:sz="4" w:space="0" w:color="999999"/>
+              <w:left w:val="single" w:sz="4" w:space="0" w:color="999999"/>
+              <w:bottom w:val="single" w:sz="4" w:space="0" w:color="999999"/>
+              <w:right w:val="single" w:sz="4" w:space="0" w:color="999999"/>
+            </w:tcBorders>
+            <w:tcMar>
+              <w:top w:w="60" w:type="dxa"/>
+              <w:left w:w="100" w:type="dxa"/>
+              <w:bottom w:w="60" w:type="dxa"/>
+              <w:right w:w="100" w:type="dxa"/>
+            </w:tcMar>
+          </w:tcPr>
+          <w:p/>
         </w:tc>
         <w:tc>
           <w:tcPr>
             <w:tcW w:w="1378" w:type="dxa"/>
-            <w:vMerge w:val="restart"/>
-            <w:tcBorders>
-              <w:top w:val="single" w:sz="4" w:space="0" w:color="999999"/>
-              <w:left w:val="single" w:sz="4" w:space="0" w:color="999999"/>
-              <w:bottom w:val="single" w:sz="4" w:space="0" w:color="999999"/>
-              <w:right w:val="single" w:sz="4" w:space="0" w:color="999999"/>
-            </w:tcBorders>
-            <w:tcMar>
-              <w:top w:w="60" w:type="dxa"/>
-              <w:left w:w="100" w:type="dxa"/>
-              <w:bottom w:w="60" w:type="dxa"/>
-              <w:right w:w="100" w:type="dxa"/>
-            </w:tcMar>
-          </w:tcPr>
-          <w:p>
-            <w:r>
-              <w:rPr>
-                <w:rFonts w:ascii="Calibri" w:eastAsia="Calibri" w:hAnsi="Calibri" w:cs="Calibri"/>
-                <w:sz w:val="19"/>
-                <w:szCs w:val="19"/>
-              </w:rPr>
-              <w:t>FIN-AF-13, FIN-FD-13, FIN-FD-14</w:t>
-            </w:r>
-          </w:p>
+            <w:vMerge/>
+            <w:tcBorders>
+              <w:top w:val="single" w:sz="4" w:space="0" w:color="999999"/>
+              <w:left w:val="single" w:sz="4" w:space="0" w:color="999999"/>
+              <w:bottom w:val="single" w:sz="4" w:space="0" w:color="999999"/>
+              <w:right w:val="single" w:sz="4" w:space="0" w:color="999999"/>
+            </w:tcBorders>
+            <w:tcMar>
+              <w:top w:w="60" w:type="dxa"/>
+              <w:left w:w="100" w:type="dxa"/>
+              <w:bottom w:w="60" w:type="dxa"/>
+              <w:right w:w="100" w:type="dxa"/>
+            </w:tcMar>
+          </w:tcPr>
+          <w:p/>
         </w:tc>
       </w:tr>
       <w:tr>
@@ -5829,8 +5764,7 @@
                 <w:sz w:val="19"/>
                 <w:szCs w:val="19"/>
               </w:rPr>
-              <w:lastRenderedPageBreak/>
-              <w:t>FIN-REQ-12.2</w:t>
+              <w:t>FIN-REQ-13</w:t>
             </w:r>
           </w:p>
         </w:tc>
@@ -5858,87 +5792,119 @@
                 <w:sz w:val="19"/>
                 <w:szCs w:val="19"/>
               </w:rPr>
-              <w:t>The system shall remove every pan that does not pass verification from the production cycle.</w:t>
+              <w:t xml:space="preserve">The system shall publish an event on the signal "Log, warning, error and discard events" for every discarded pan.</w:t>
             </w:r>
           </w:p>
         </w:tc>
         <w:tc>
           <w:tcPr>
             <w:tcW w:w="3900" w:type="dxa"/>
-            <w:vMerge/>
-            <w:tcBorders>
-              <w:top w:val="single" w:sz="4" w:space="0" w:color="999999"/>
-              <w:left w:val="single" w:sz="4" w:space="0" w:color="999999"/>
-              <w:bottom w:val="single" w:sz="4" w:space="0" w:color="999999"/>
-              <w:right w:val="single" w:sz="4" w:space="0" w:color="999999"/>
-            </w:tcBorders>
-            <w:tcMar>
-              <w:top w:w="60" w:type="dxa"/>
-              <w:left w:w="100" w:type="dxa"/>
-              <w:bottom w:w="60" w:type="dxa"/>
-              <w:right w:w="100" w:type="dxa"/>
-            </w:tcMar>
-            <w:hideMark/>
-          </w:tcPr>
-          <w:p/>
+            <w:tcBorders>
+              <w:top w:val="single" w:sz="4" w:space="0" w:color="999999"/>
+              <w:left w:val="single" w:sz="4" w:space="0" w:color="999999"/>
+              <w:bottom w:val="single" w:sz="4" w:space="0" w:color="999999"/>
+              <w:right w:val="single" w:sz="4" w:space="0" w:color="999999"/>
+            </w:tcBorders>
+            <w:tcMar>
+              <w:top w:w="60" w:type="dxa"/>
+              <w:left w:w="100" w:type="dxa"/>
+              <w:bottom w:w="60" w:type="dxa"/>
+              <w:right w:w="100" w:type="dxa"/>
+            </w:tcMar>
+            <w:hideMark/>
+          </w:tcPr>
+          <w:p>
+            <w:r>
+              <w:rPr>
+                <w:rFonts w:ascii="Calibri" w:eastAsia="Calibri" w:hAnsi="Calibri" w:cs="Calibri"/>
+                <w:sz w:val="19"/>
+                <w:szCs w:val="19"/>
+              </w:rPr>
+              <w:t>The pan count must be kept up to date for the pan-stock rule.</w:t>
+            </w:r>
+          </w:p>
         </w:tc>
         <w:tc>
           <w:tcPr>
             <w:tcW w:w="1500" w:type="dxa"/>
-            <w:vMerge/>
-            <w:tcBorders>
-              <w:top w:val="single" w:sz="4" w:space="0" w:color="999999"/>
-              <w:left w:val="single" w:sz="4" w:space="0" w:color="999999"/>
-              <w:bottom w:val="single" w:sz="4" w:space="0" w:color="999999"/>
-              <w:right w:val="single" w:sz="4" w:space="0" w:color="999999"/>
-            </w:tcBorders>
-            <w:tcMar>
-              <w:top w:w="60" w:type="dxa"/>
-              <w:left w:w="100" w:type="dxa"/>
-              <w:bottom w:w="60" w:type="dxa"/>
-              <w:right w:w="100" w:type="dxa"/>
-            </w:tcMar>
-            <w:hideMark/>
-          </w:tcPr>
-          <w:p/>
+            <w:tcBorders>
+              <w:top w:val="single" w:sz="4" w:space="0" w:color="999999"/>
+              <w:left w:val="single" w:sz="4" w:space="0" w:color="999999"/>
+              <w:bottom w:val="single" w:sz="4" w:space="0" w:color="999999"/>
+              <w:right w:val="single" w:sz="4" w:space="0" w:color="999999"/>
+            </w:tcBorders>
+            <w:tcMar>
+              <w:top w:w="60" w:type="dxa"/>
+              <w:left w:w="100" w:type="dxa"/>
+              <w:bottom w:w="60" w:type="dxa"/>
+              <w:right w:w="100" w:type="dxa"/>
+            </w:tcMar>
+            <w:hideMark/>
+          </w:tcPr>
+          <w:p>
+            <w:r>
+              <w:rPr>
+                <w:rFonts w:ascii="Calibri" w:eastAsia="Calibri" w:hAnsi="Calibri" w:cs="Calibri"/>
+                <w:sz w:val="19"/>
+                <w:szCs w:val="19"/>
+              </w:rPr>
+              <w:t>UC12</w:t>
+            </w:r>
+          </w:p>
         </w:tc>
         <w:tc>
           <w:tcPr>
             <w:tcW w:w="1300" w:type="dxa"/>
-            <w:vMerge/>
-            <w:tcBorders>
-              <w:top w:val="single" w:sz="4" w:space="0" w:color="999999"/>
-              <w:left w:val="single" w:sz="4" w:space="0" w:color="999999"/>
-              <w:bottom w:val="single" w:sz="4" w:space="0" w:color="999999"/>
-              <w:right w:val="single" w:sz="4" w:space="0" w:color="999999"/>
-            </w:tcBorders>
-            <w:tcMar>
-              <w:top w:w="60" w:type="dxa"/>
-              <w:left w:w="100" w:type="dxa"/>
-              <w:bottom w:w="60" w:type="dxa"/>
-              <w:right w:w="100" w:type="dxa"/>
-            </w:tcMar>
-          </w:tcPr>
-          <w:p/>
+            <w:tcBorders>
+              <w:top w:val="single" w:sz="4" w:space="0" w:color="999999"/>
+              <w:left w:val="single" w:sz="4" w:space="0" w:color="999999"/>
+              <w:bottom w:val="single" w:sz="4" w:space="0" w:color="999999"/>
+              <w:right w:val="single" w:sz="4" w:space="0" w:color="999999"/>
+            </w:tcBorders>
+            <w:tcMar>
+              <w:top w:w="60" w:type="dxa"/>
+              <w:left w:w="100" w:type="dxa"/>
+              <w:bottom w:w="60" w:type="dxa"/>
+              <w:right w:w="100" w:type="dxa"/>
+            </w:tcMar>
+          </w:tcPr>
+          <w:p>
+            <w:r>
+              <w:rPr>
+                <w:rFonts w:ascii="Calibri" w:eastAsia="Calibri" w:hAnsi="Calibri" w:cs="Calibri"/>
+                <w:sz w:val="19"/>
+                <w:szCs w:val="19"/>
+              </w:rPr>
+              <w:t>FIN-FEAT-17</w:t>
+            </w:r>
+          </w:p>
         </w:tc>
         <w:tc>
           <w:tcPr>
             <w:tcW w:w="1378" w:type="dxa"/>
-            <w:vMerge/>
-            <w:tcBorders>
-              <w:top w:val="single" w:sz="4" w:space="0" w:color="999999"/>
-              <w:left w:val="single" w:sz="4" w:space="0" w:color="999999"/>
-              <w:bottom w:val="single" w:sz="4" w:space="0" w:color="999999"/>
-              <w:right w:val="single" w:sz="4" w:space="0" w:color="999999"/>
-            </w:tcBorders>
-            <w:tcMar>
-              <w:top w:w="60" w:type="dxa"/>
-              <w:left w:w="100" w:type="dxa"/>
-              <w:bottom w:w="60" w:type="dxa"/>
-              <w:right w:w="100" w:type="dxa"/>
-            </w:tcMar>
-          </w:tcPr>
-          <w:p/>
+            <w:tcBorders>
+              <w:top w:val="single" w:sz="4" w:space="0" w:color="999999"/>
+              <w:left w:val="single" w:sz="4" w:space="0" w:color="999999"/>
+              <w:bottom w:val="single" w:sz="4" w:space="0" w:color="999999"/>
+              <w:right w:val="single" w:sz="4" w:space="0" w:color="999999"/>
+            </w:tcBorders>
+            <w:tcMar>
+              <w:top w:w="60" w:type="dxa"/>
+              <w:left w:w="100" w:type="dxa"/>
+              <w:bottom w:w="60" w:type="dxa"/>
+              <w:right w:w="100" w:type="dxa"/>
+            </w:tcMar>
+          </w:tcPr>
+          <w:p>
+            <w:r>
+              <w:rPr>
+                <w:rFonts w:ascii="Calibri" w:eastAsia="Calibri" w:hAnsi="Calibri" w:cs="Calibri"/>
+                <w:sz w:val="19"/>
+                <w:szCs w:val="19"/>
+              </w:rPr>
+              <w:t>FIN-AF-18</w:t>
+            </w:r>
+          </w:p>
         </w:tc>
       </w:tr>
       <w:tr>
@@ -5969,7 +5935,7 @@
                 <w:sz w:val="19"/>
                 <w:szCs w:val="19"/>
               </w:rPr>
-              <w:t>FIN-REQ-13</w:t>
+              <w:t>FIN-REQ-14</w:t>
             </w:r>
           </w:p>
         </w:tc>
@@ -5997,7 +5963,7 @@
                 <w:sz w:val="19"/>
                 <w:szCs w:val="19"/>
               </w:rPr>
-              <w:t xml:space="preserve">The system shall publish an event on the signal "Log, warning, error and discard events" for every discarded pan.</w:t>
+              <w:t>The system shall keep the total number of pans in the production system at twice the number needed to fill the full production system.</w:t>
             </w:r>
           </w:p>
         </w:tc>
@@ -6025,7 +5991,7 @@
                 <w:sz w:val="19"/>
                 <w:szCs w:val="19"/>
               </w:rPr>
-              <w:t>The pan count must be kept up to date for the pan-stock rule.</w:t>
+              <w:t>Business rule: a backlog of one full production system of clean pans must always exist.</w:t>
             </w:r>
           </w:p>
         </w:tc>
@@ -6080,7 +6046,7 @@
                 <w:sz w:val="19"/>
                 <w:szCs w:val="19"/>
               </w:rPr>
-              <w:t>FIN-FEAT-17</w:t>
+              <w:t>FIN-FEAT-18</w:t>
             </w:r>
           </w:p>
         </w:tc>
@@ -6107,7 +6073,7 @@
                 <w:sz w:val="19"/>
                 <w:szCs w:val="19"/>
               </w:rPr>
-              <w:t>FIN-AF-18</w:t>
+              <w:t>FIN-AF-14, FIN-FD-15</w:t>
             </w:r>
           </w:p>
         </w:tc>
@@ -6140,7 +6106,7 @@
                 <w:sz w:val="19"/>
                 <w:szCs w:val="19"/>
               </w:rPr>
-              <w:t>FIN-REQ-14</w:t>
+              <w:t>FIN-REQ-15</w:t>
             </w:r>
           </w:p>
         </w:tc>
@@ -6168,7 +6134,7 @@
                 <w:sz w:val="19"/>
                 <w:szCs w:val="19"/>
               </w:rPr>
-              <w:t>The system shall keep the total number of pans in the production system at twice the number needed to fill the full production system.</w:t>
+              <w:t>The system shall accept pans diverted by Thermal Processing through the signal "Pan for washing".</w:t>
             </w:r>
           </w:p>
         </w:tc>
@@ -6196,7 +6162,7 @@
                 <w:sz w:val="19"/>
                 <w:szCs w:val="19"/>
               </w:rPr>
-              <w:t>Business rule: a backlog of one full production system of clean pans must always exist.</w:t>
+              <w:t>Pans diverted after a wrong fill weight must be cleaned and reused.</w:t>
             </w:r>
           </w:p>
         </w:tc>
@@ -6224,7 +6190,7 @@
                 <w:sz w:val="19"/>
                 <w:szCs w:val="19"/>
               </w:rPr>
-              <w:t>UC12</w:t>
+              <w:t>UC12, FC9</w:t>
             </w:r>
           </w:p>
         </w:tc>
@@ -6251,7 +6217,7 @@
                 <w:sz w:val="19"/>
                 <w:szCs w:val="19"/>
               </w:rPr>
-              <w:t>FIN-FEAT-18</w:t>
+              <w:t>FIN-FEAT-17</w:t>
             </w:r>
           </w:p>
         </w:tc>
@@ -6278,7 +6244,7 @@
                 <w:sz w:val="19"/>
                 <w:szCs w:val="19"/>
               </w:rPr>
-              <w:t>FIN-AF-14, FIN-FD-15</w:t>
+              <w:t>FIN-AF-13</w:t>
             </w:r>
           </w:p>
         </w:tc>
@@ -6311,7 +6277,7 @@
                 <w:sz w:val="19"/>
                 <w:szCs w:val="19"/>
               </w:rPr>
-              <w:t>FIN-REQ-15</w:t>
+              <w:t>FIN-REQ-16</w:t>
             </w:r>
           </w:p>
         </w:tc>
@@ -6339,7 +6305,7 @@
                 <w:sz w:val="19"/>
                 <w:szCs w:val="19"/>
               </w:rPr>
-              <w:t>The system shall accept pans diverted by Thermal Processing through the signal "Pan for washing".</w:t>
+              <w:t>The system shall supply a clean pan to the depositing point when it receives the signal "Pan request".</w:t>
             </w:r>
           </w:p>
         </w:tc>
@@ -6367,7 +6333,7 @@
                 <w:sz w:val="19"/>
                 <w:szCs w:val="19"/>
               </w:rPr>
-              <w:t>Pans diverted after a wrong fill weight must be cleaned and reused.</w:t>
+              <w:t>Depositing must not stall for lack of a pan.</w:t>
             </w:r>
           </w:p>
         </w:tc>
@@ -6395,7 +6361,7 @@
                 <w:sz w:val="19"/>
                 <w:szCs w:val="19"/>
               </w:rPr>
-              <w:t>UC12, FC9</w:t>
+              <w:t>FC8</w:t>
             </w:r>
           </w:p>
         </w:tc>
@@ -6422,7 +6388,7 @@
                 <w:sz w:val="19"/>
                 <w:szCs w:val="19"/>
               </w:rPr>
-              <w:t>FIN-FEAT-17</w:t>
+              <w:t>FIN-FEAT-18</w:t>
             </w:r>
           </w:p>
         </w:tc>
@@ -6449,7 +6415,7 @@
                 <w:sz w:val="19"/>
                 <w:szCs w:val="19"/>
               </w:rPr>
-              <w:t>FIN-AF-13</w:t>
+              <w:t>FIN-AF-14, FIN-FD-15</w:t>
             </w:r>
           </w:p>
         </w:tc>
@@ -6482,7 +6448,7 @@
                 <w:sz w:val="19"/>
                 <w:szCs w:val="19"/>
               </w:rPr>
-              <w:t>FIN-REQ-16</w:t>
+              <w:t>FIN-REQ-17</w:t>
             </w:r>
           </w:p>
         </w:tc>
@@ -6510,7 +6476,7 @@
                 <w:sz w:val="19"/>
                 <w:szCs w:val="19"/>
               </w:rPr>
-              <w:t>The system shall supply a clean pan to the depositing point when it receives the signal "Pan request".</w:t>
+              <w:t>The system shall report the current clean-pan stock level to Thermal Processing with each "Clean pan supply".</w:t>
             </w:r>
           </w:p>
         </w:tc>
@@ -6538,7 +6504,7 @@
                 <w:sz w:val="19"/>
                 <w:szCs w:val="19"/>
               </w:rPr>
-              <w:t>Depositing must not stall for lack of a pan.</w:t>
+              <w:t>Lets depositing fill fewer pans when stock runs low.</w:t>
             </w:r>
           </w:p>
         </w:tc>
@@ -6566,7 +6532,7 @@
                 <w:sz w:val="19"/>
                 <w:szCs w:val="19"/>
               </w:rPr>
-              <w:t>FC8</w:t>
+              <w:t>UC12, FC23</w:t>
             </w:r>
           </w:p>
         </w:tc>
@@ -6620,7 +6586,7 @@
                 <w:sz w:val="19"/>
                 <w:szCs w:val="19"/>
               </w:rPr>
-              <w:t>FIN-AF-14, FIN-FD-15</w:t>
+              <w:t>FIN-AF-14</w:t>
             </w:r>
           </w:p>
         </w:tc>
@@ -6653,7 +6619,7 @@
                 <w:sz w:val="19"/>
                 <w:szCs w:val="19"/>
               </w:rPr>
-              <w:t>FIN-REQ-17</w:t>
+              <w:t>FIN-REQ-18</w:t>
             </w:r>
           </w:p>
         </w:tc>
@@ -6681,7 +6647,7 @@
                 <w:sz w:val="19"/>
                 <w:szCs w:val="19"/>
               </w:rPr>
-              <w:t>The system shall report the current clean-pan stock level to Thermal Processing with each "Clean pan supply".</w:t>
+              <w:t>The system shall continue supplying clean pans from stock while the washing station is unavailable.</w:t>
             </w:r>
           </w:p>
         </w:tc>
@@ -6709,7 +6675,7 @@
                 <w:sz w:val="19"/>
                 <w:szCs w:val="19"/>
               </w:rPr>
-              <w:t>Lets depositing fill fewer pans when stock runs low.</w:t>
+              <w:t>Availability: the pan pool buffers short outages of the washing station.</w:t>
             </w:r>
           </w:p>
         </w:tc>
@@ -6737,7 +6703,7 @@
                 <w:sz w:val="19"/>
                 <w:szCs w:val="19"/>
               </w:rPr>
-              <w:t>UC12, FC23</w:t>
+              <w:t>FC23</w:t>
             </w:r>
           </w:p>
         </w:tc>
@@ -6791,7 +6757,7 @@
                 <w:sz w:val="19"/>
                 <w:szCs w:val="19"/>
               </w:rPr>
-              <w:t>FIN-AF-14</w:t>
+              <w:t>FIN-AF-14, FIN-FD-15</w:t>
             </w:r>
           </w:p>
         </w:tc>
@@ -6824,7 +6790,7 @@
                 <w:sz w:val="19"/>
                 <w:szCs w:val="19"/>
               </w:rPr>
-              <w:t>FIN-REQ-18</w:t>
+              <w:t>FIN-REQ-19</w:t>
             </w:r>
           </w:p>
         </w:tc>
@@ -6852,7 +6818,7 @@
                 <w:sz w:val="19"/>
                 <w:szCs w:val="19"/>
               </w:rPr>
-              <w:t>The system shall continue supplying clean pans from stock while the washing station is unavailable.</w:t>
+              <w:t xml:space="preserve">The system shall resume washing after a fault only when it has received the signal "Repair confirmed" for the washing station and all conditions for continued washing are met.</w:t>
             </w:r>
           </w:p>
         </w:tc>
@@ -6880,7 +6846,7 @@
                 <w:sz w:val="19"/>
                 <w:szCs w:val="19"/>
               </w:rPr>
-              <w:t>Availability: the pan pool buffers short outages of the washing station.</w:t>
+              <w:t>Prevents restarting the washing station in an unsafe state.</w:t>
             </w:r>
           </w:p>
         </w:tc>
@@ -6908,7 +6874,7 @@
                 <w:sz w:val="19"/>
                 <w:szCs w:val="19"/>
               </w:rPr>
-              <w:t>FC23</w:t>
+              <w:t>UC12</w:t>
             </w:r>
           </w:p>
         </w:tc>
@@ -6935,7 +6901,7 @@
                 <w:sz w:val="19"/>
                 <w:szCs w:val="19"/>
               </w:rPr>
-              <w:t>FIN-FEAT-18</w:t>
+              <w:t>FIN-FEAT-19</w:t>
             </w:r>
           </w:p>
         </w:tc>
@@ -6962,7 +6928,7 @@
                 <w:sz w:val="19"/>
                 <w:szCs w:val="19"/>
               </w:rPr>
-              <w:t>FIN-AF-14, FIN-FD-15</w:t>
+              <w:t>FIN-AF-15</w:t>
             </w:r>
           </w:p>
         </w:tc>
@@ -6995,7 +6961,7 @@
                 <w:sz w:val="19"/>
                 <w:szCs w:val="19"/>
               </w:rPr>
-              <w:t>FIN-REQ-19</w:t>
+              <w:t>FIN-REQ-20.1</w:t>
             </w:r>
           </w:p>
         </w:tc>
@@ -7023,41 +6989,43 @@
                 <w:sz w:val="19"/>
                 <w:szCs w:val="19"/>
               </w:rPr>
-              <w:t xml:space="preserve">The system shall resume washing after a fault only when it has received the signal "Repair confirmed" for the washing station and all conditions for continued washing are met.</w:t>
+              <w:t xml:space="preserve">The system shall wash at an increased speed while pans are waiting after it has received the signal "Repair confirmed" for the washing station.</w:t>
             </w:r>
           </w:p>
         </w:tc>
         <w:tc>
           <w:tcPr>
             <w:tcW w:w="3900" w:type="dxa"/>
-            <w:tcBorders>
-              <w:top w:val="single" w:sz="4" w:space="0" w:color="999999"/>
-              <w:left w:val="single" w:sz="4" w:space="0" w:color="999999"/>
-              <w:bottom w:val="single" w:sz="4" w:space="0" w:color="999999"/>
-              <w:right w:val="single" w:sz="4" w:space="0" w:color="999999"/>
-            </w:tcBorders>
-            <w:tcMar>
-              <w:top w:w="60" w:type="dxa"/>
-              <w:left w:w="100" w:type="dxa"/>
-              <w:bottom w:w="60" w:type="dxa"/>
-              <w:right w:w="100" w:type="dxa"/>
-            </w:tcMar>
-            <w:hideMark/>
-          </w:tcPr>
-          <w:p>
-            <w:r>
-              <w:rPr>
-                <w:rFonts w:ascii="Calibri" w:eastAsia="Calibri" w:hAnsi="Calibri" w:cs="Calibri"/>
-                <w:sz w:val="19"/>
-                <w:szCs w:val="19"/>
-              </w:rPr>
-              <w:t>Prevents restarting the washing station in an unsafe state.</w:t>
+            <w:vMerge w:val="restart"/>
+            <w:tcBorders>
+              <w:top w:val="single" w:sz="4" w:space="0" w:color="999999"/>
+              <w:left w:val="single" w:sz="4" w:space="0" w:color="999999"/>
+              <w:bottom w:val="single" w:sz="4" w:space="0" w:color="999999"/>
+              <w:right w:val="single" w:sz="4" w:space="0" w:color="999999"/>
+            </w:tcBorders>
+            <w:tcMar>
+              <w:top w:w="60" w:type="dxa"/>
+              <w:left w:w="100" w:type="dxa"/>
+              <w:bottom w:w="60" w:type="dxa"/>
+              <w:right w:w="100" w:type="dxa"/>
+            </w:tcMar>
+            <w:hideMark/>
+          </w:tcPr>
+          <w:p>
+            <w:r>
+              <w:rPr>
+                <w:rFonts w:ascii="Calibri" w:eastAsia="Calibri" w:hAnsi="Calibri" w:cs="Calibri"/>
+                <w:sz w:val="19"/>
+                <w:szCs w:val="19"/>
+              </w:rPr>
+              <w:t>Recovers the pan backlog after a washing-station fault without running fast longer than needed.</w:t>
             </w:r>
           </w:p>
         </w:tc>
         <w:tc>
           <w:tcPr>
             <w:tcW w:w="1500" w:type="dxa"/>
+            <w:vMerge w:val="restart"/>
             <w:tcBorders>
               <w:top w:val="single" w:sz="4" w:space="0" w:color="999999"/>
               <w:left w:val="single" w:sz="4" w:space="0" w:color="999999"/>
@@ -7086,6 +7054,7 @@
         <w:tc>
           <w:tcPr>
             <w:tcW w:w="1300" w:type="dxa"/>
+            <w:vMerge w:val="restart"/>
             <w:tcBorders>
               <w:top w:val="single" w:sz="4" w:space="0" w:color="999999"/>
               <w:left w:val="single" w:sz="4" w:space="0" w:color="999999"/>
@@ -7113,6 +7082,7 @@
         <w:tc>
           <w:tcPr>
             <w:tcW w:w="1378" w:type="dxa"/>
+            <w:vMerge w:val="restart"/>
             <w:tcBorders>
               <w:top w:val="single" w:sz="4" w:space="0" w:color="999999"/>
               <w:left w:val="single" w:sz="4" w:space="0" w:color="999999"/>
@@ -7166,7 +7136,8 @@
                 <w:sz w:val="19"/>
                 <w:szCs w:val="19"/>
               </w:rPr>
-              <w:t>FIN-REQ-20.1</w:t>
+              <w:lastRenderedPageBreak/>
+              <w:t>FIN-REQ-20.2</w:t>
             </w:r>
           </w:p>
         </w:tc>
@@ -7194,123 +7165,87 @@
                 <w:sz w:val="19"/>
                 <w:szCs w:val="19"/>
               </w:rPr>
-              <w:t xml:space="preserve">The system shall wash at an increased speed while pans are waiting after it has received the signal "Repair confirmed" for the washing station.</w:t>
+              <w:t>The system shall return to normal washing speed once no backlog remains.</w:t>
             </w:r>
           </w:p>
         </w:tc>
         <w:tc>
           <w:tcPr>
             <w:tcW w:w="3900" w:type="dxa"/>
-            <w:vMerge w:val="restart"/>
-            <w:tcBorders>
-              <w:top w:val="single" w:sz="4" w:space="0" w:color="999999"/>
-              <w:left w:val="single" w:sz="4" w:space="0" w:color="999999"/>
-              <w:bottom w:val="single" w:sz="4" w:space="0" w:color="999999"/>
-              <w:right w:val="single" w:sz="4" w:space="0" w:color="999999"/>
-            </w:tcBorders>
-            <w:tcMar>
-              <w:top w:w="60" w:type="dxa"/>
-              <w:left w:w="100" w:type="dxa"/>
-              <w:bottom w:w="60" w:type="dxa"/>
-              <w:right w:w="100" w:type="dxa"/>
-            </w:tcMar>
-            <w:hideMark/>
-          </w:tcPr>
-          <w:p>
-            <w:r>
-              <w:rPr>
-                <w:rFonts w:ascii="Calibri" w:eastAsia="Calibri" w:hAnsi="Calibri" w:cs="Calibri"/>
-                <w:sz w:val="19"/>
-                <w:szCs w:val="19"/>
-              </w:rPr>
-              <w:t>Recovers the pan backlog after a washing-station fault without running fast longer than needed.</w:t>
-            </w:r>
-          </w:p>
+            <w:vMerge/>
+            <w:tcBorders>
+              <w:top w:val="single" w:sz="4" w:space="0" w:color="999999"/>
+              <w:left w:val="single" w:sz="4" w:space="0" w:color="999999"/>
+              <w:bottom w:val="single" w:sz="4" w:space="0" w:color="999999"/>
+              <w:right w:val="single" w:sz="4" w:space="0" w:color="999999"/>
+            </w:tcBorders>
+            <w:tcMar>
+              <w:top w:w="60" w:type="dxa"/>
+              <w:left w:w="100" w:type="dxa"/>
+              <w:bottom w:w="60" w:type="dxa"/>
+              <w:right w:w="100" w:type="dxa"/>
+            </w:tcMar>
+            <w:hideMark/>
+          </w:tcPr>
+          <w:p/>
         </w:tc>
         <w:tc>
           <w:tcPr>
             <w:tcW w:w="1500" w:type="dxa"/>
-            <w:vMerge w:val="restart"/>
-            <w:tcBorders>
-              <w:top w:val="single" w:sz="4" w:space="0" w:color="999999"/>
-              <w:left w:val="single" w:sz="4" w:space="0" w:color="999999"/>
-              <w:bottom w:val="single" w:sz="4" w:space="0" w:color="999999"/>
-              <w:right w:val="single" w:sz="4" w:space="0" w:color="999999"/>
-            </w:tcBorders>
-            <w:tcMar>
-              <w:top w:w="60" w:type="dxa"/>
-              <w:left w:w="100" w:type="dxa"/>
-              <w:bottom w:w="60" w:type="dxa"/>
-              <w:right w:w="100" w:type="dxa"/>
-            </w:tcMar>
-            <w:hideMark/>
-          </w:tcPr>
-          <w:p>
-            <w:r>
-              <w:rPr>
-                <w:rFonts w:ascii="Calibri" w:eastAsia="Calibri" w:hAnsi="Calibri" w:cs="Calibri"/>
-                <w:sz w:val="19"/>
-                <w:szCs w:val="19"/>
-              </w:rPr>
-              <w:t>UC12</w:t>
-            </w:r>
-          </w:p>
+            <w:vMerge/>
+            <w:tcBorders>
+              <w:top w:val="single" w:sz="4" w:space="0" w:color="999999"/>
+              <w:left w:val="single" w:sz="4" w:space="0" w:color="999999"/>
+              <w:bottom w:val="single" w:sz="4" w:space="0" w:color="999999"/>
+              <w:right w:val="single" w:sz="4" w:space="0" w:color="999999"/>
+            </w:tcBorders>
+            <w:tcMar>
+              <w:top w:w="60" w:type="dxa"/>
+              <w:left w:w="100" w:type="dxa"/>
+              <w:bottom w:w="60" w:type="dxa"/>
+              <w:right w:w="100" w:type="dxa"/>
+            </w:tcMar>
+            <w:hideMark/>
+          </w:tcPr>
+          <w:p/>
         </w:tc>
         <w:tc>
           <w:tcPr>
             <w:tcW w:w="1300" w:type="dxa"/>
-            <w:vMerge w:val="restart"/>
-            <w:tcBorders>
-              <w:top w:val="single" w:sz="4" w:space="0" w:color="999999"/>
-              <w:left w:val="single" w:sz="4" w:space="0" w:color="999999"/>
-              <w:bottom w:val="single" w:sz="4" w:space="0" w:color="999999"/>
-              <w:right w:val="single" w:sz="4" w:space="0" w:color="999999"/>
-            </w:tcBorders>
-            <w:tcMar>
-              <w:top w:w="60" w:type="dxa"/>
-              <w:left w:w="100" w:type="dxa"/>
-              <w:bottom w:w="60" w:type="dxa"/>
-              <w:right w:w="100" w:type="dxa"/>
-            </w:tcMar>
-          </w:tcPr>
-          <w:p>
-            <w:r>
-              <w:rPr>
-                <w:rFonts w:ascii="Calibri" w:eastAsia="Calibri" w:hAnsi="Calibri" w:cs="Calibri"/>
-                <w:sz w:val="19"/>
-                <w:szCs w:val="19"/>
-              </w:rPr>
-              <w:t>FIN-FEAT-19</w:t>
-            </w:r>
-          </w:p>
+            <w:vMerge/>
+            <w:tcBorders>
+              <w:top w:val="single" w:sz="4" w:space="0" w:color="999999"/>
+              <w:left w:val="single" w:sz="4" w:space="0" w:color="999999"/>
+              <w:bottom w:val="single" w:sz="4" w:space="0" w:color="999999"/>
+              <w:right w:val="single" w:sz="4" w:space="0" w:color="999999"/>
+            </w:tcBorders>
+            <w:tcMar>
+              <w:top w:w="60" w:type="dxa"/>
+              <w:left w:w="100" w:type="dxa"/>
+              <w:bottom w:w="60" w:type="dxa"/>
+              <w:right w:w="100" w:type="dxa"/>
+            </w:tcMar>
+          </w:tcPr>
+          <w:p/>
         </w:tc>
         <w:tc>
           <w:tcPr>
             <w:tcW w:w="1378" w:type="dxa"/>
-            <w:vMerge w:val="restart"/>
-            <w:tcBorders>
-              <w:top w:val="single" w:sz="4" w:space="0" w:color="999999"/>
-              <w:left w:val="single" w:sz="4" w:space="0" w:color="999999"/>
-              <w:bottom w:val="single" w:sz="4" w:space="0" w:color="999999"/>
-              <w:right w:val="single" w:sz="4" w:space="0" w:color="999999"/>
-            </w:tcBorders>
-            <w:tcMar>
-              <w:top w:w="60" w:type="dxa"/>
-              <w:left w:w="100" w:type="dxa"/>
-              <w:bottom w:w="60" w:type="dxa"/>
-              <w:right w:w="100" w:type="dxa"/>
-            </w:tcMar>
-          </w:tcPr>
-          <w:p>
-            <w:r>
-              <w:rPr>
-                <w:rFonts w:ascii="Calibri" w:eastAsia="Calibri" w:hAnsi="Calibri" w:cs="Calibri"/>
-                <w:sz w:val="19"/>
-                <w:szCs w:val="19"/>
-              </w:rPr>
-              <w:t>FIN-AF-15</w:t>
-            </w:r>
-          </w:p>
+            <w:vMerge/>
+            <w:tcBorders>
+              <w:top w:val="single" w:sz="4" w:space="0" w:color="999999"/>
+              <w:left w:val="single" w:sz="4" w:space="0" w:color="999999"/>
+              <w:bottom w:val="single" w:sz="4" w:space="0" w:color="999999"/>
+              <w:right w:val="single" w:sz="4" w:space="0" w:color="999999"/>
+            </w:tcBorders>
+            <w:tcMar>
+              <w:top w:w="60" w:type="dxa"/>
+              <w:left w:w="100" w:type="dxa"/>
+              <w:bottom w:w="60" w:type="dxa"/>
+              <w:right w:w="100" w:type="dxa"/>
+            </w:tcMar>
+          </w:tcPr>
+          <w:p/>
         </w:tc>
       </w:tr>
       <w:tr>
@@ -7341,8 +7276,7 @@
                 <w:sz w:val="19"/>
                 <w:szCs w:val="19"/>
               </w:rPr>
-              <w:lastRenderedPageBreak/>
-              <w:t>FIN-REQ-20.2</w:t>
+              <w:t>FIN-REQ-20.3</w:t>
             </w:r>
           </w:p>
         </w:tc>
@@ -7370,7 +7304,7 @@
                 <w:sz w:val="19"/>
                 <w:szCs w:val="19"/>
               </w:rPr>
-              <w:t>The system shall return to normal washing speed once no backlog remains.</w:t>
+              <w:t>The system shall log every change of washing speed.</w:t>
             </w:r>
           </w:p>
         </w:tc>
@@ -7481,7 +7415,7 @@
                 <w:sz w:val="19"/>
                 <w:szCs w:val="19"/>
               </w:rPr>
-              <w:t>FIN-REQ-20.3</w:t>
+              <w:t>FIN-REQ-21.1</w:t>
             </w:r>
           </w:p>
         </w:tc>
@@ -7509,87 +7443,123 @@
                 <w:sz w:val="19"/>
                 <w:szCs w:val="19"/>
               </w:rPr>
-              <w:t>The system shall log every change of washing speed.</w:t>
+              <w:t>The system shall wrap every cake that has passed quality inspection.</w:t>
             </w:r>
           </w:p>
         </w:tc>
         <w:tc>
           <w:tcPr>
             <w:tcW w:w="3900" w:type="dxa"/>
-            <w:vMerge/>
-            <w:tcBorders>
-              <w:top w:val="single" w:sz="4" w:space="0" w:color="999999"/>
-              <w:left w:val="single" w:sz="4" w:space="0" w:color="999999"/>
-              <w:bottom w:val="single" w:sz="4" w:space="0" w:color="999999"/>
-              <w:right w:val="single" w:sz="4" w:space="0" w:color="999999"/>
-            </w:tcBorders>
-            <w:tcMar>
-              <w:top w:w="60" w:type="dxa"/>
-              <w:left w:w="100" w:type="dxa"/>
-              <w:bottom w:w="60" w:type="dxa"/>
-              <w:right w:w="100" w:type="dxa"/>
-            </w:tcMar>
-            <w:hideMark/>
-          </w:tcPr>
-          <w:p/>
+            <w:vMerge w:val="restart"/>
+            <w:tcBorders>
+              <w:top w:val="single" w:sz="4" w:space="0" w:color="999999"/>
+              <w:left w:val="single" w:sz="4" w:space="0" w:color="999999"/>
+              <w:bottom w:val="single" w:sz="4" w:space="0" w:color="999999"/>
+              <w:right w:val="single" w:sz="4" w:space="0" w:color="999999"/>
+            </w:tcBorders>
+            <w:tcMar>
+              <w:top w:w="60" w:type="dxa"/>
+              <w:left w:w="100" w:type="dxa"/>
+              <w:bottom w:w="60" w:type="dxa"/>
+              <w:right w:w="100" w:type="dxa"/>
+            </w:tcMar>
+            <w:hideMark/>
+          </w:tcPr>
+          <w:p>
+            <w:r>
+              <w:rPr>
+                <w:rFonts w:ascii="Calibri" w:eastAsia="Calibri" w:hAnsi="Calibri" w:cs="Calibri"/>
+                <w:sz w:val="19"/>
+                <w:szCs w:val="19"/>
+              </w:rPr>
+              <w:t>Food safety and preservation; only properly wrapped cakes may proceed to shipping.</w:t>
+            </w:r>
+          </w:p>
         </w:tc>
         <w:tc>
           <w:tcPr>
             <w:tcW w:w="1500" w:type="dxa"/>
-            <w:vMerge/>
-            <w:tcBorders>
-              <w:top w:val="single" w:sz="4" w:space="0" w:color="999999"/>
-              <w:left w:val="single" w:sz="4" w:space="0" w:color="999999"/>
-              <w:bottom w:val="single" w:sz="4" w:space="0" w:color="999999"/>
-              <w:right w:val="single" w:sz="4" w:space="0" w:color="999999"/>
-            </w:tcBorders>
-            <w:tcMar>
-              <w:top w:w="60" w:type="dxa"/>
-              <w:left w:w="100" w:type="dxa"/>
-              <w:bottom w:w="60" w:type="dxa"/>
-              <w:right w:w="100" w:type="dxa"/>
-            </w:tcMar>
-            <w:hideMark/>
-          </w:tcPr>
-          <w:p/>
+            <w:vMerge w:val="restart"/>
+            <w:tcBorders>
+              <w:top w:val="single" w:sz="4" w:space="0" w:color="999999"/>
+              <w:left w:val="single" w:sz="4" w:space="0" w:color="999999"/>
+              <w:bottom w:val="single" w:sz="4" w:space="0" w:color="999999"/>
+              <w:right w:val="single" w:sz="4" w:space="0" w:color="999999"/>
+            </w:tcBorders>
+            <w:tcMar>
+              <w:top w:w="60" w:type="dxa"/>
+              <w:left w:w="100" w:type="dxa"/>
+              <w:bottom w:w="60" w:type="dxa"/>
+              <w:right w:w="100" w:type="dxa"/>
+            </w:tcMar>
+            <w:hideMark/>
+          </w:tcPr>
+          <w:p>
+            <w:r>
+              <w:rPr>
+                <w:rFonts w:ascii="Calibri" w:eastAsia="Calibri" w:hAnsi="Calibri" w:cs="Calibri"/>
+                <w:sz w:val="19"/>
+                <w:szCs w:val="19"/>
+              </w:rPr>
+              <w:t>UC14, UC15</w:t>
+            </w:r>
+          </w:p>
         </w:tc>
         <w:tc>
           <w:tcPr>
             <w:tcW w:w="1300" w:type="dxa"/>
-            <w:vMerge/>
-            <w:tcBorders>
-              <w:top w:val="single" w:sz="4" w:space="0" w:color="999999"/>
-              <w:left w:val="single" w:sz="4" w:space="0" w:color="999999"/>
-              <w:bottom w:val="single" w:sz="4" w:space="0" w:color="999999"/>
-              <w:right w:val="single" w:sz="4" w:space="0" w:color="999999"/>
-            </w:tcBorders>
-            <w:tcMar>
-              <w:top w:w="60" w:type="dxa"/>
-              <w:left w:w="100" w:type="dxa"/>
-              <w:bottom w:w="60" w:type="dxa"/>
-              <w:right w:w="100" w:type="dxa"/>
-            </w:tcMar>
-          </w:tcPr>
-          <w:p/>
+            <w:vMerge w:val="restart"/>
+            <w:tcBorders>
+              <w:top w:val="single" w:sz="4" w:space="0" w:color="999999"/>
+              <w:left w:val="single" w:sz="4" w:space="0" w:color="999999"/>
+              <w:bottom w:val="single" w:sz="4" w:space="0" w:color="999999"/>
+              <w:right w:val="single" w:sz="4" w:space="0" w:color="999999"/>
+            </w:tcBorders>
+            <w:tcMar>
+              <w:top w:w="60" w:type="dxa"/>
+              <w:left w:w="100" w:type="dxa"/>
+              <w:bottom w:w="60" w:type="dxa"/>
+              <w:right w:w="100" w:type="dxa"/>
+            </w:tcMar>
+          </w:tcPr>
+          <w:p>
+            <w:r>
+              <w:rPr>
+                <w:rFonts w:ascii="Calibri" w:eastAsia="Calibri" w:hAnsi="Calibri" w:cs="Calibri"/>
+                <w:sz w:val="19"/>
+                <w:szCs w:val="19"/>
+              </w:rPr>
+              <w:t>FIN-FEAT-10</w:t>
+            </w:r>
+          </w:p>
         </w:tc>
         <w:tc>
           <w:tcPr>
             <w:tcW w:w="1378" w:type="dxa"/>
-            <w:vMerge/>
-            <w:tcBorders>
-              <w:top w:val="single" w:sz="4" w:space="0" w:color="999999"/>
-              <w:left w:val="single" w:sz="4" w:space="0" w:color="999999"/>
-              <w:bottom w:val="single" w:sz="4" w:space="0" w:color="999999"/>
-              <w:right w:val="single" w:sz="4" w:space="0" w:color="999999"/>
-            </w:tcBorders>
-            <w:tcMar>
-              <w:top w:w="60" w:type="dxa"/>
-              <w:left w:w="100" w:type="dxa"/>
-              <w:bottom w:w="60" w:type="dxa"/>
-              <w:right w:w="100" w:type="dxa"/>
-            </w:tcMar>
-          </w:tcPr>
-          <w:p/>
+            <w:vMerge w:val="restart"/>
+            <w:tcBorders>
+              <w:top w:val="single" w:sz="4" w:space="0" w:color="999999"/>
+              <w:left w:val="single" w:sz="4" w:space="0" w:color="999999"/>
+              <w:bottom w:val="single" w:sz="4" w:space="0" w:color="999999"/>
+              <w:right w:val="single" w:sz="4" w:space="0" w:color="999999"/>
+            </w:tcBorders>
+            <w:tcMar>
+              <w:top w:w="60" w:type="dxa"/>
+              <w:left w:w="100" w:type="dxa"/>
+              <w:bottom w:w="60" w:type="dxa"/>
+              <w:right w:w="100" w:type="dxa"/>
+            </w:tcMar>
+          </w:tcPr>
+          <w:p>
+            <w:r>
+              <w:rPr>
+                <w:rFonts w:ascii="Calibri" w:eastAsia="Calibri" w:hAnsi="Calibri" w:cs="Calibri"/>
+                <w:sz w:val="19"/>
+                <w:szCs w:val="19"/>
+              </w:rPr>
+              <w:t>FIN-AF-07, FIN-FD-06, FIN-FD-17</w:t>
+            </w:r>
+          </w:p>
         </w:tc>
       </w:tr>
       <w:tr>
@@ -7620,7 +7590,7 @@
                 <w:sz w:val="19"/>
                 <w:szCs w:val="19"/>
               </w:rPr>
-              <w:t>FIN-REQ-21.1</w:t>
+              <w:t>FIN-REQ-21.2</w:t>
             </w:r>
           </w:p>
         </w:tc>
@@ -7648,123 +7618,87 @@
                 <w:sz w:val="19"/>
                 <w:szCs w:val="19"/>
               </w:rPr>
-              <w:t>The system shall wrap every cake that has passed quality inspection.</w:t>
+              <w:t>The system shall verify that every wrapped cake is properly wrapped.</w:t>
             </w:r>
           </w:p>
         </w:tc>
         <w:tc>
           <w:tcPr>
             <w:tcW w:w="3900" w:type="dxa"/>
-            <w:vMerge w:val="restart"/>
-            <w:tcBorders>
-              <w:top w:val="single" w:sz="4" w:space="0" w:color="999999"/>
-              <w:left w:val="single" w:sz="4" w:space="0" w:color="999999"/>
-              <w:bottom w:val="single" w:sz="4" w:space="0" w:color="999999"/>
-              <w:right w:val="single" w:sz="4" w:space="0" w:color="999999"/>
-            </w:tcBorders>
-            <w:tcMar>
-              <w:top w:w="60" w:type="dxa"/>
-              <w:left w:w="100" w:type="dxa"/>
-              <w:bottom w:w="60" w:type="dxa"/>
-              <w:right w:w="100" w:type="dxa"/>
-            </w:tcMar>
-            <w:hideMark/>
-          </w:tcPr>
-          <w:p>
-            <w:r>
-              <w:rPr>
-                <w:rFonts w:ascii="Calibri" w:eastAsia="Calibri" w:hAnsi="Calibri" w:cs="Calibri"/>
-                <w:sz w:val="19"/>
-                <w:szCs w:val="19"/>
-              </w:rPr>
-              <w:t>Food safety and preservation; only properly wrapped cakes may proceed to shipping.</w:t>
-            </w:r>
-          </w:p>
+            <w:vMerge/>
+            <w:tcBorders>
+              <w:top w:val="single" w:sz="4" w:space="0" w:color="999999"/>
+              <w:left w:val="single" w:sz="4" w:space="0" w:color="999999"/>
+              <w:bottom w:val="single" w:sz="4" w:space="0" w:color="999999"/>
+              <w:right w:val="single" w:sz="4" w:space="0" w:color="999999"/>
+            </w:tcBorders>
+            <w:tcMar>
+              <w:top w:w="60" w:type="dxa"/>
+              <w:left w:w="100" w:type="dxa"/>
+              <w:bottom w:w="60" w:type="dxa"/>
+              <w:right w:w="100" w:type="dxa"/>
+            </w:tcMar>
+            <w:hideMark/>
+          </w:tcPr>
+          <w:p/>
         </w:tc>
         <w:tc>
           <w:tcPr>
             <w:tcW w:w="1500" w:type="dxa"/>
-            <w:vMerge w:val="restart"/>
-            <w:tcBorders>
-              <w:top w:val="single" w:sz="4" w:space="0" w:color="999999"/>
-              <w:left w:val="single" w:sz="4" w:space="0" w:color="999999"/>
-              <w:bottom w:val="single" w:sz="4" w:space="0" w:color="999999"/>
-              <w:right w:val="single" w:sz="4" w:space="0" w:color="999999"/>
-            </w:tcBorders>
-            <w:tcMar>
-              <w:top w:w="60" w:type="dxa"/>
-              <w:left w:w="100" w:type="dxa"/>
-              <w:bottom w:w="60" w:type="dxa"/>
-              <w:right w:w="100" w:type="dxa"/>
-            </w:tcMar>
-            <w:hideMark/>
-          </w:tcPr>
-          <w:p>
-            <w:r>
-              <w:rPr>
-                <w:rFonts w:ascii="Calibri" w:eastAsia="Calibri" w:hAnsi="Calibri" w:cs="Calibri"/>
-                <w:sz w:val="19"/>
-                <w:szCs w:val="19"/>
-              </w:rPr>
-              <w:t>UC14, UC15</w:t>
-            </w:r>
-          </w:p>
+            <w:vMerge/>
+            <w:tcBorders>
+              <w:top w:val="single" w:sz="4" w:space="0" w:color="999999"/>
+              <w:left w:val="single" w:sz="4" w:space="0" w:color="999999"/>
+              <w:bottom w:val="single" w:sz="4" w:space="0" w:color="999999"/>
+              <w:right w:val="single" w:sz="4" w:space="0" w:color="999999"/>
+            </w:tcBorders>
+            <w:tcMar>
+              <w:top w:w="60" w:type="dxa"/>
+              <w:left w:w="100" w:type="dxa"/>
+              <w:bottom w:w="60" w:type="dxa"/>
+              <w:right w:w="100" w:type="dxa"/>
+            </w:tcMar>
+            <w:hideMark/>
+          </w:tcPr>
+          <w:p/>
         </w:tc>
         <w:tc>
           <w:tcPr>
             <w:tcW w:w="1300" w:type="dxa"/>
-            <w:vMerge w:val="restart"/>
-            <w:tcBorders>
-              <w:top w:val="single" w:sz="4" w:space="0" w:color="999999"/>
-              <w:left w:val="single" w:sz="4" w:space="0" w:color="999999"/>
-              <w:bottom w:val="single" w:sz="4" w:space="0" w:color="999999"/>
-              <w:right w:val="single" w:sz="4" w:space="0" w:color="999999"/>
-            </w:tcBorders>
-            <w:tcMar>
-              <w:top w:w="60" w:type="dxa"/>
-              <w:left w:w="100" w:type="dxa"/>
-              <w:bottom w:w="60" w:type="dxa"/>
-              <w:right w:w="100" w:type="dxa"/>
-            </w:tcMar>
-          </w:tcPr>
-          <w:p>
-            <w:r>
-              <w:rPr>
-                <w:rFonts w:ascii="Calibri" w:eastAsia="Calibri" w:hAnsi="Calibri" w:cs="Calibri"/>
-                <w:sz w:val="19"/>
-                <w:szCs w:val="19"/>
-              </w:rPr>
-              <w:t>FIN-FEAT-10</w:t>
-            </w:r>
-          </w:p>
+            <w:vMerge/>
+            <w:tcBorders>
+              <w:top w:val="single" w:sz="4" w:space="0" w:color="999999"/>
+              <w:left w:val="single" w:sz="4" w:space="0" w:color="999999"/>
+              <w:bottom w:val="single" w:sz="4" w:space="0" w:color="999999"/>
+              <w:right w:val="single" w:sz="4" w:space="0" w:color="999999"/>
+            </w:tcBorders>
+            <w:tcMar>
+              <w:top w:w="60" w:type="dxa"/>
+              <w:left w:w="100" w:type="dxa"/>
+              <w:bottom w:w="60" w:type="dxa"/>
+              <w:right w:w="100" w:type="dxa"/>
+            </w:tcMar>
+          </w:tcPr>
+          <w:p/>
         </w:tc>
         <w:tc>
           <w:tcPr>
             <w:tcW w:w="1378" w:type="dxa"/>
-            <w:vMerge w:val="restart"/>
-            <w:tcBorders>
-              <w:top w:val="single" w:sz="4" w:space="0" w:color="999999"/>
-              <w:left w:val="single" w:sz="4" w:space="0" w:color="999999"/>
-              <w:bottom w:val="single" w:sz="4" w:space="0" w:color="999999"/>
-              <w:right w:val="single" w:sz="4" w:space="0" w:color="999999"/>
-            </w:tcBorders>
-            <w:tcMar>
-              <w:top w:w="60" w:type="dxa"/>
-              <w:left w:w="100" w:type="dxa"/>
-              <w:bottom w:w="60" w:type="dxa"/>
-              <w:right w:w="100" w:type="dxa"/>
-            </w:tcMar>
-          </w:tcPr>
-          <w:p>
-            <w:r>
-              <w:rPr>
-                <w:rFonts w:ascii="Calibri" w:eastAsia="Calibri" w:hAnsi="Calibri" w:cs="Calibri"/>
-                <w:sz w:val="19"/>
-                <w:szCs w:val="19"/>
-              </w:rPr>
-              <w:t>FIN-AF-07, FIN-FD-06, FIN-FD-17</w:t>
-            </w:r>
-          </w:p>
+            <w:vMerge/>
+            <w:tcBorders>
+              <w:top w:val="single" w:sz="4" w:space="0" w:color="999999"/>
+              <w:left w:val="single" w:sz="4" w:space="0" w:color="999999"/>
+              <w:bottom w:val="single" w:sz="4" w:space="0" w:color="999999"/>
+              <w:right w:val="single" w:sz="4" w:space="0" w:color="999999"/>
+            </w:tcBorders>
+            <w:tcMar>
+              <w:top w:w="60" w:type="dxa"/>
+              <w:left w:w="100" w:type="dxa"/>
+              <w:bottom w:w="60" w:type="dxa"/>
+              <w:right w:w="100" w:type="dxa"/>
+            </w:tcMar>
+          </w:tcPr>
+          <w:p/>
         </w:tc>
       </w:tr>
       <w:tr>
@@ -7795,7 +7729,7 @@
                 <w:sz w:val="19"/>
                 <w:szCs w:val="19"/>
               </w:rPr>
-              <w:t>FIN-REQ-21.2</w:t>
+              <w:t>FIN-REQ-23.1</w:t>
             </w:r>
           </w:p>
         </w:tc>
@@ -7823,87 +7757,123 @@
                 <w:sz w:val="19"/>
                 <w:szCs w:val="19"/>
               </w:rPr>
-              <w:t>The system shall verify that every wrapped cake is properly wrapped.</w:t>
+              <w:t>The system shall pack every properly wrapped cake in a carton.</w:t>
             </w:r>
           </w:p>
         </w:tc>
         <w:tc>
           <w:tcPr>
             <w:tcW w:w="3900" w:type="dxa"/>
-            <w:vMerge/>
-            <w:tcBorders>
-              <w:top w:val="single" w:sz="4" w:space="0" w:color="999999"/>
-              <w:left w:val="single" w:sz="4" w:space="0" w:color="999999"/>
-              <w:bottom w:val="single" w:sz="4" w:space="0" w:color="999999"/>
-              <w:right w:val="single" w:sz="4" w:space="0" w:color="999999"/>
-            </w:tcBorders>
-            <w:tcMar>
-              <w:top w:w="60" w:type="dxa"/>
-              <w:left w:w="100" w:type="dxa"/>
-              <w:bottom w:w="60" w:type="dxa"/>
-              <w:right w:w="100" w:type="dxa"/>
-            </w:tcMar>
-            <w:hideMark/>
-          </w:tcPr>
-          <w:p/>
+            <w:vMerge w:val="restart"/>
+            <w:tcBorders>
+              <w:top w:val="single" w:sz="4" w:space="0" w:color="999999"/>
+              <w:left w:val="single" w:sz="4" w:space="0" w:color="999999"/>
+              <w:bottom w:val="single" w:sz="4" w:space="0" w:color="999999"/>
+              <w:right w:val="single" w:sz="4" w:space="0" w:color="999999"/>
+            </w:tcBorders>
+            <w:tcMar>
+              <w:top w:w="60" w:type="dxa"/>
+              <w:left w:w="100" w:type="dxa"/>
+              <w:bottom w:w="60" w:type="dxa"/>
+              <w:right w:w="100" w:type="dxa"/>
+            </w:tcMar>
+            <w:hideMark/>
+          </w:tcPr>
+          <w:p>
+            <w:r>
+              <w:rPr>
+                <w:rFonts w:ascii="Calibri" w:eastAsia="Calibri" w:hAnsi="Calibri" w:cs="Calibri"/>
+                <w:sz w:val="19"/>
+                <w:szCs w:val="19"/>
+              </w:rPr>
+              <w:t>Only properly packed cakes may ship.</w:t>
+            </w:r>
+          </w:p>
         </w:tc>
         <w:tc>
           <w:tcPr>
             <w:tcW w:w="1500" w:type="dxa"/>
-            <w:vMerge/>
-            <w:tcBorders>
-              <w:top w:val="single" w:sz="4" w:space="0" w:color="999999"/>
-              <w:left w:val="single" w:sz="4" w:space="0" w:color="999999"/>
-              <w:bottom w:val="single" w:sz="4" w:space="0" w:color="999999"/>
-              <w:right w:val="single" w:sz="4" w:space="0" w:color="999999"/>
-            </w:tcBorders>
-            <w:tcMar>
-              <w:top w:w="60" w:type="dxa"/>
-              <w:left w:w="100" w:type="dxa"/>
-              <w:bottom w:w="60" w:type="dxa"/>
-              <w:right w:w="100" w:type="dxa"/>
-            </w:tcMar>
-            <w:hideMark/>
-          </w:tcPr>
-          <w:p/>
+            <w:vMerge w:val="restart"/>
+            <w:tcBorders>
+              <w:top w:val="single" w:sz="4" w:space="0" w:color="999999"/>
+              <w:left w:val="single" w:sz="4" w:space="0" w:color="999999"/>
+              <w:bottom w:val="single" w:sz="4" w:space="0" w:color="999999"/>
+              <w:right w:val="single" w:sz="4" w:space="0" w:color="999999"/>
+            </w:tcBorders>
+            <w:tcMar>
+              <w:top w:w="60" w:type="dxa"/>
+              <w:left w:w="100" w:type="dxa"/>
+              <w:bottom w:w="60" w:type="dxa"/>
+              <w:right w:w="100" w:type="dxa"/>
+            </w:tcMar>
+            <w:hideMark/>
+          </w:tcPr>
+          <w:p>
+            <w:r>
+              <w:rPr>
+                <w:rFonts w:ascii="Calibri" w:eastAsia="Calibri" w:hAnsi="Calibri" w:cs="Calibri"/>
+                <w:sz w:val="19"/>
+                <w:szCs w:val="19"/>
+              </w:rPr>
+              <w:t>UC14, UC15</w:t>
+            </w:r>
+          </w:p>
         </w:tc>
         <w:tc>
           <w:tcPr>
             <w:tcW w:w="1300" w:type="dxa"/>
-            <w:vMerge/>
-            <w:tcBorders>
-              <w:top w:val="single" w:sz="4" w:space="0" w:color="999999"/>
-              <w:left w:val="single" w:sz="4" w:space="0" w:color="999999"/>
-              <w:bottom w:val="single" w:sz="4" w:space="0" w:color="999999"/>
-              <w:right w:val="single" w:sz="4" w:space="0" w:color="999999"/>
-            </w:tcBorders>
-            <w:tcMar>
-              <w:top w:w="60" w:type="dxa"/>
-              <w:left w:w="100" w:type="dxa"/>
-              <w:bottom w:w="60" w:type="dxa"/>
-              <w:right w:w="100" w:type="dxa"/>
-            </w:tcMar>
-          </w:tcPr>
-          <w:p/>
+            <w:vMerge w:val="restart"/>
+            <w:tcBorders>
+              <w:top w:val="single" w:sz="4" w:space="0" w:color="999999"/>
+              <w:left w:val="single" w:sz="4" w:space="0" w:color="999999"/>
+              <w:bottom w:val="single" w:sz="4" w:space="0" w:color="999999"/>
+              <w:right w:val="single" w:sz="4" w:space="0" w:color="999999"/>
+            </w:tcBorders>
+            <w:tcMar>
+              <w:top w:w="60" w:type="dxa"/>
+              <w:left w:w="100" w:type="dxa"/>
+              <w:bottom w:w="60" w:type="dxa"/>
+              <w:right w:w="100" w:type="dxa"/>
+            </w:tcMar>
+          </w:tcPr>
+          <w:p>
+            <w:r>
+              <w:rPr>
+                <w:rFonts w:ascii="Calibri" w:eastAsia="Calibri" w:hAnsi="Calibri" w:cs="Calibri"/>
+                <w:sz w:val="19"/>
+                <w:szCs w:val="19"/>
+              </w:rPr>
+              <w:t>FIN-FEAT-11</w:t>
+            </w:r>
+          </w:p>
         </w:tc>
         <w:tc>
           <w:tcPr>
             <w:tcW w:w="1378" w:type="dxa"/>
-            <w:vMerge/>
-            <w:tcBorders>
-              <w:top w:val="single" w:sz="4" w:space="0" w:color="999999"/>
-              <w:left w:val="single" w:sz="4" w:space="0" w:color="999999"/>
-              <w:bottom w:val="single" w:sz="4" w:space="0" w:color="999999"/>
-              <w:right w:val="single" w:sz="4" w:space="0" w:color="999999"/>
-            </w:tcBorders>
-            <w:tcMar>
-              <w:top w:w="60" w:type="dxa"/>
-              <w:left w:w="100" w:type="dxa"/>
-              <w:bottom w:w="60" w:type="dxa"/>
-              <w:right w:w="100" w:type="dxa"/>
-            </w:tcMar>
-          </w:tcPr>
-          <w:p/>
+            <w:vMerge w:val="restart"/>
+            <w:tcBorders>
+              <w:top w:val="single" w:sz="4" w:space="0" w:color="999999"/>
+              <w:left w:val="single" w:sz="4" w:space="0" w:color="999999"/>
+              <w:bottom w:val="single" w:sz="4" w:space="0" w:color="999999"/>
+              <w:right w:val="single" w:sz="4" w:space="0" w:color="999999"/>
+            </w:tcBorders>
+            <w:tcMar>
+              <w:top w:w="60" w:type="dxa"/>
+              <w:left w:w="100" w:type="dxa"/>
+              <w:bottom w:w="60" w:type="dxa"/>
+              <w:right w:w="100" w:type="dxa"/>
+            </w:tcMar>
+          </w:tcPr>
+          <w:p>
+            <w:r>
+              <w:rPr>
+                <w:rFonts w:ascii="Calibri" w:eastAsia="Calibri" w:hAnsi="Calibri" w:cs="Calibri"/>
+                <w:sz w:val="19"/>
+                <w:szCs w:val="19"/>
+              </w:rPr>
+              <w:t>FIN-AF-08, FIN-FD-07, FIN-FD-18</w:t>
+            </w:r>
+          </w:p>
         </w:tc>
       </w:tr>
       <w:tr>
@@ -7934,7 +7904,7 @@
                 <w:sz w:val="19"/>
                 <w:szCs w:val="19"/>
               </w:rPr>
-              <w:t>FIN-REQ-23.1</w:t>
+              <w:t>FIN-REQ-23.2</w:t>
             </w:r>
           </w:p>
         </w:tc>
@@ -7962,123 +7932,87 @@
                 <w:sz w:val="19"/>
                 <w:szCs w:val="19"/>
               </w:rPr>
-              <w:t>The system shall pack every properly wrapped cake in a carton.</w:t>
+              <w:t>The system shall seal every carton.</w:t>
             </w:r>
           </w:p>
         </w:tc>
         <w:tc>
           <w:tcPr>
             <w:tcW w:w="3900" w:type="dxa"/>
-            <w:vMerge w:val="restart"/>
-            <w:tcBorders>
-              <w:top w:val="single" w:sz="4" w:space="0" w:color="999999"/>
-              <w:left w:val="single" w:sz="4" w:space="0" w:color="999999"/>
-              <w:bottom w:val="single" w:sz="4" w:space="0" w:color="999999"/>
-              <w:right w:val="single" w:sz="4" w:space="0" w:color="999999"/>
-            </w:tcBorders>
-            <w:tcMar>
-              <w:top w:w="60" w:type="dxa"/>
-              <w:left w:w="100" w:type="dxa"/>
-              <w:bottom w:w="60" w:type="dxa"/>
-              <w:right w:w="100" w:type="dxa"/>
-            </w:tcMar>
-            <w:hideMark/>
-          </w:tcPr>
-          <w:p>
-            <w:r>
-              <w:rPr>
-                <w:rFonts w:ascii="Calibri" w:eastAsia="Calibri" w:hAnsi="Calibri" w:cs="Calibri"/>
-                <w:sz w:val="19"/>
-                <w:szCs w:val="19"/>
-              </w:rPr>
-              <w:t>Only properly packed cakes may ship.</w:t>
-            </w:r>
-          </w:p>
+            <w:vMerge/>
+            <w:tcBorders>
+              <w:top w:val="single" w:sz="4" w:space="0" w:color="999999"/>
+              <w:left w:val="single" w:sz="4" w:space="0" w:color="999999"/>
+              <w:bottom w:val="single" w:sz="4" w:space="0" w:color="999999"/>
+              <w:right w:val="single" w:sz="4" w:space="0" w:color="999999"/>
+            </w:tcBorders>
+            <w:tcMar>
+              <w:top w:w="60" w:type="dxa"/>
+              <w:left w:w="100" w:type="dxa"/>
+              <w:bottom w:w="60" w:type="dxa"/>
+              <w:right w:w="100" w:type="dxa"/>
+            </w:tcMar>
+            <w:hideMark/>
+          </w:tcPr>
+          <w:p/>
         </w:tc>
         <w:tc>
           <w:tcPr>
             <w:tcW w:w="1500" w:type="dxa"/>
-            <w:vMerge w:val="restart"/>
-            <w:tcBorders>
-              <w:top w:val="single" w:sz="4" w:space="0" w:color="999999"/>
-              <w:left w:val="single" w:sz="4" w:space="0" w:color="999999"/>
-              <w:bottom w:val="single" w:sz="4" w:space="0" w:color="999999"/>
-              <w:right w:val="single" w:sz="4" w:space="0" w:color="999999"/>
-            </w:tcBorders>
-            <w:tcMar>
-              <w:top w:w="60" w:type="dxa"/>
-              <w:left w:w="100" w:type="dxa"/>
-              <w:bottom w:w="60" w:type="dxa"/>
-              <w:right w:w="100" w:type="dxa"/>
-            </w:tcMar>
-            <w:hideMark/>
-          </w:tcPr>
-          <w:p>
-            <w:r>
-              <w:rPr>
-                <w:rFonts w:ascii="Calibri" w:eastAsia="Calibri" w:hAnsi="Calibri" w:cs="Calibri"/>
-                <w:sz w:val="19"/>
-                <w:szCs w:val="19"/>
-              </w:rPr>
-              <w:t>UC14, UC15</w:t>
-            </w:r>
-          </w:p>
+            <w:vMerge/>
+            <w:tcBorders>
+              <w:top w:val="single" w:sz="4" w:space="0" w:color="999999"/>
+              <w:left w:val="single" w:sz="4" w:space="0" w:color="999999"/>
+              <w:bottom w:val="single" w:sz="4" w:space="0" w:color="999999"/>
+              <w:right w:val="single" w:sz="4" w:space="0" w:color="999999"/>
+            </w:tcBorders>
+            <w:tcMar>
+              <w:top w:w="60" w:type="dxa"/>
+              <w:left w:w="100" w:type="dxa"/>
+              <w:bottom w:w="60" w:type="dxa"/>
+              <w:right w:w="100" w:type="dxa"/>
+            </w:tcMar>
+            <w:hideMark/>
+          </w:tcPr>
+          <w:p/>
         </w:tc>
         <w:tc>
           <w:tcPr>
             <w:tcW w:w="1300" w:type="dxa"/>
-            <w:vMerge w:val="restart"/>
-            <w:tcBorders>
-              <w:top w:val="single" w:sz="4" w:space="0" w:color="999999"/>
-              <w:left w:val="single" w:sz="4" w:space="0" w:color="999999"/>
-              <w:bottom w:val="single" w:sz="4" w:space="0" w:color="999999"/>
-              <w:right w:val="single" w:sz="4" w:space="0" w:color="999999"/>
-            </w:tcBorders>
-            <w:tcMar>
-              <w:top w:w="60" w:type="dxa"/>
-              <w:left w:w="100" w:type="dxa"/>
-              <w:bottom w:w="60" w:type="dxa"/>
-              <w:right w:w="100" w:type="dxa"/>
-            </w:tcMar>
-          </w:tcPr>
-          <w:p>
-            <w:r>
-              <w:rPr>
-                <w:rFonts w:ascii="Calibri" w:eastAsia="Calibri" w:hAnsi="Calibri" w:cs="Calibri"/>
-                <w:sz w:val="19"/>
-                <w:szCs w:val="19"/>
-              </w:rPr>
-              <w:t>FIN-FEAT-11</w:t>
-            </w:r>
-          </w:p>
+            <w:vMerge/>
+            <w:tcBorders>
+              <w:top w:val="single" w:sz="4" w:space="0" w:color="999999"/>
+              <w:left w:val="single" w:sz="4" w:space="0" w:color="999999"/>
+              <w:bottom w:val="single" w:sz="4" w:space="0" w:color="999999"/>
+              <w:right w:val="single" w:sz="4" w:space="0" w:color="999999"/>
+            </w:tcBorders>
+            <w:tcMar>
+              <w:top w:w="60" w:type="dxa"/>
+              <w:left w:w="100" w:type="dxa"/>
+              <w:bottom w:w="60" w:type="dxa"/>
+              <w:right w:w="100" w:type="dxa"/>
+            </w:tcMar>
+          </w:tcPr>
+          <w:p/>
         </w:tc>
         <w:tc>
           <w:tcPr>
             <w:tcW w:w="1378" w:type="dxa"/>
-            <w:vMerge w:val="restart"/>
-            <w:tcBorders>
-              <w:top w:val="single" w:sz="4" w:space="0" w:color="999999"/>
-              <w:left w:val="single" w:sz="4" w:space="0" w:color="999999"/>
-              <w:bottom w:val="single" w:sz="4" w:space="0" w:color="999999"/>
-              <w:right w:val="single" w:sz="4" w:space="0" w:color="999999"/>
-            </w:tcBorders>
-            <w:tcMar>
-              <w:top w:w="60" w:type="dxa"/>
-              <w:left w:w="100" w:type="dxa"/>
-              <w:bottom w:w="60" w:type="dxa"/>
-              <w:right w:w="100" w:type="dxa"/>
-            </w:tcMar>
-          </w:tcPr>
-          <w:p>
-            <w:r>
-              <w:rPr>
-                <w:rFonts w:ascii="Calibri" w:eastAsia="Calibri" w:hAnsi="Calibri" w:cs="Calibri"/>
-                <w:sz w:val="19"/>
-                <w:szCs w:val="19"/>
-              </w:rPr>
-              <w:t>FIN-AF-08, FIN-FD-07, FIN-FD-18</w:t>
-            </w:r>
-          </w:p>
+            <w:vMerge/>
+            <w:tcBorders>
+              <w:top w:val="single" w:sz="4" w:space="0" w:color="999999"/>
+              <w:left w:val="single" w:sz="4" w:space="0" w:color="999999"/>
+              <w:bottom w:val="single" w:sz="4" w:space="0" w:color="999999"/>
+              <w:right w:val="single" w:sz="4" w:space="0" w:color="999999"/>
+            </w:tcBorders>
+            <w:tcMar>
+              <w:top w:w="60" w:type="dxa"/>
+              <w:left w:w="100" w:type="dxa"/>
+              <w:bottom w:w="60" w:type="dxa"/>
+              <w:right w:w="100" w:type="dxa"/>
+            </w:tcMar>
+          </w:tcPr>
+          <w:p/>
         </w:tc>
       </w:tr>
       <w:tr>
@@ -8109,7 +8043,7 @@
                 <w:sz w:val="19"/>
                 <w:szCs w:val="19"/>
               </w:rPr>
-              <w:t>FIN-REQ-23.2</w:t>
+              <w:t>FIN-REQ-23.3</w:t>
             </w:r>
           </w:p>
         </w:tc>
@@ -8137,7 +8071,7 @@
                 <w:sz w:val="19"/>
                 <w:szCs w:val="19"/>
               </w:rPr>
-              <w:t>The system shall seal every carton.</w:t>
+              <w:t>The system shall verify that every cartoned cake is properly cartoned.</w:t>
             </w:r>
           </w:p>
         </w:tc>
@@ -8248,7 +8182,7 @@
                 <w:sz w:val="19"/>
                 <w:szCs w:val="19"/>
               </w:rPr>
-              <w:t>FIN-REQ-23.3</w:t>
+              <w:t>FIN-REQ-24.1</w:t>
             </w:r>
           </w:p>
         </w:tc>
@@ -8276,87 +8210,123 @@
                 <w:sz w:val="19"/>
                 <w:szCs w:val="19"/>
               </w:rPr>
-              <w:t>The system shall verify that every cartoned cake is properly cartoned.</w:t>
+              <w:t>The system shall allow only cakes that are properly wrapped and properly cartoned to proceed to the shipping bin.</w:t>
             </w:r>
           </w:p>
         </w:tc>
         <w:tc>
           <w:tcPr>
             <w:tcW w:w="3900" w:type="dxa"/>
-            <w:vMerge/>
-            <w:tcBorders>
-              <w:top w:val="single" w:sz="4" w:space="0" w:color="999999"/>
-              <w:left w:val="single" w:sz="4" w:space="0" w:color="999999"/>
-              <w:bottom w:val="single" w:sz="4" w:space="0" w:color="999999"/>
-              <w:right w:val="single" w:sz="4" w:space="0" w:color="999999"/>
-            </w:tcBorders>
-            <w:tcMar>
-              <w:top w:w="60" w:type="dxa"/>
-              <w:left w:w="100" w:type="dxa"/>
-              <w:bottom w:w="60" w:type="dxa"/>
-              <w:right w:w="100" w:type="dxa"/>
-            </w:tcMar>
-            <w:hideMark/>
-          </w:tcPr>
-          <w:p/>
+            <w:vMerge w:val="restart"/>
+            <w:tcBorders>
+              <w:top w:val="single" w:sz="4" w:space="0" w:color="999999"/>
+              <w:left w:val="single" w:sz="4" w:space="0" w:color="999999"/>
+              <w:bottom w:val="single" w:sz="4" w:space="0" w:color="999999"/>
+              <w:right w:val="single" w:sz="4" w:space="0" w:color="999999"/>
+            </w:tcBorders>
+            <w:tcMar>
+              <w:top w:w="60" w:type="dxa"/>
+              <w:left w:w="100" w:type="dxa"/>
+              <w:bottom w:w="60" w:type="dxa"/>
+              <w:right w:w="100" w:type="dxa"/>
+            </w:tcMar>
+            <w:hideMark/>
+          </w:tcPr>
+          <w:p>
+            <w:r>
+              <w:rPr>
+                <w:rFonts w:ascii="Calibri" w:eastAsia="Calibri" w:hAnsi="Calibri" w:cs="Calibri"/>
+                <w:sz w:val="19"/>
+                <w:szCs w:val="19"/>
+              </w:rPr>
+              <w:t>Business rule for food safety and preservation.</w:t>
+            </w:r>
+          </w:p>
         </w:tc>
         <w:tc>
           <w:tcPr>
             <w:tcW w:w="1500" w:type="dxa"/>
-            <w:vMerge/>
-            <w:tcBorders>
-              <w:top w:val="single" w:sz="4" w:space="0" w:color="999999"/>
-              <w:left w:val="single" w:sz="4" w:space="0" w:color="999999"/>
-              <w:bottom w:val="single" w:sz="4" w:space="0" w:color="999999"/>
-              <w:right w:val="single" w:sz="4" w:space="0" w:color="999999"/>
-            </w:tcBorders>
-            <w:tcMar>
-              <w:top w:w="60" w:type="dxa"/>
-              <w:left w:w="100" w:type="dxa"/>
-              <w:bottom w:w="60" w:type="dxa"/>
-              <w:right w:w="100" w:type="dxa"/>
-            </w:tcMar>
-            <w:hideMark/>
-          </w:tcPr>
-          <w:p/>
+            <w:vMerge w:val="restart"/>
+            <w:tcBorders>
+              <w:top w:val="single" w:sz="4" w:space="0" w:color="999999"/>
+              <w:left w:val="single" w:sz="4" w:space="0" w:color="999999"/>
+              <w:bottom w:val="single" w:sz="4" w:space="0" w:color="999999"/>
+              <w:right w:val="single" w:sz="4" w:space="0" w:color="999999"/>
+            </w:tcBorders>
+            <w:tcMar>
+              <w:top w:w="60" w:type="dxa"/>
+              <w:left w:w="100" w:type="dxa"/>
+              <w:bottom w:w="60" w:type="dxa"/>
+              <w:right w:w="100" w:type="dxa"/>
+            </w:tcMar>
+            <w:hideMark/>
+          </w:tcPr>
+          <w:p>
+            <w:r>
+              <w:rPr>
+                <w:rFonts w:ascii="Calibri" w:eastAsia="Calibri" w:hAnsi="Calibri" w:cs="Calibri"/>
+                <w:sz w:val="19"/>
+                <w:szCs w:val="19"/>
+              </w:rPr>
+              <w:t>UC14, UC15</w:t>
+            </w:r>
+          </w:p>
         </w:tc>
         <w:tc>
           <w:tcPr>
             <w:tcW w:w="1300" w:type="dxa"/>
-            <w:vMerge/>
-            <w:tcBorders>
-              <w:top w:val="single" w:sz="4" w:space="0" w:color="999999"/>
-              <w:left w:val="single" w:sz="4" w:space="0" w:color="999999"/>
-              <w:bottom w:val="single" w:sz="4" w:space="0" w:color="999999"/>
-              <w:right w:val="single" w:sz="4" w:space="0" w:color="999999"/>
-            </w:tcBorders>
-            <w:tcMar>
-              <w:top w:w="60" w:type="dxa"/>
-              <w:left w:w="100" w:type="dxa"/>
-              <w:bottom w:w="60" w:type="dxa"/>
-              <w:right w:w="100" w:type="dxa"/>
-            </w:tcMar>
-          </w:tcPr>
-          <w:p/>
+            <w:vMerge w:val="restart"/>
+            <w:tcBorders>
+              <w:top w:val="single" w:sz="4" w:space="0" w:color="999999"/>
+              <w:left w:val="single" w:sz="4" w:space="0" w:color="999999"/>
+              <w:bottom w:val="single" w:sz="4" w:space="0" w:color="999999"/>
+              <w:right w:val="single" w:sz="4" w:space="0" w:color="999999"/>
+            </w:tcBorders>
+            <w:tcMar>
+              <w:top w:w="60" w:type="dxa"/>
+              <w:left w:w="100" w:type="dxa"/>
+              <w:bottom w:w="60" w:type="dxa"/>
+              <w:right w:w="100" w:type="dxa"/>
+            </w:tcMar>
+          </w:tcPr>
+          <w:p>
+            <w:r>
+              <w:rPr>
+                <w:rFonts w:ascii="Calibri" w:eastAsia="Calibri" w:hAnsi="Calibri" w:cs="Calibri"/>
+                <w:sz w:val="19"/>
+                <w:szCs w:val="19"/>
+              </w:rPr>
+              <w:t>FIN-FEAT-13</w:t>
+            </w:r>
+          </w:p>
         </w:tc>
         <w:tc>
           <w:tcPr>
             <w:tcW w:w="1378" w:type="dxa"/>
-            <w:vMerge/>
-            <w:tcBorders>
-              <w:top w:val="single" w:sz="4" w:space="0" w:color="999999"/>
-              <w:left w:val="single" w:sz="4" w:space="0" w:color="999999"/>
-              <w:bottom w:val="single" w:sz="4" w:space="0" w:color="999999"/>
-              <w:right w:val="single" w:sz="4" w:space="0" w:color="999999"/>
-            </w:tcBorders>
-            <w:tcMar>
-              <w:top w:w="60" w:type="dxa"/>
-              <w:left w:w="100" w:type="dxa"/>
-              <w:bottom w:w="60" w:type="dxa"/>
-              <w:right w:w="100" w:type="dxa"/>
-            </w:tcMar>
-          </w:tcPr>
-          <w:p/>
+            <w:vMerge w:val="restart"/>
+            <w:tcBorders>
+              <w:top w:val="single" w:sz="4" w:space="0" w:color="999999"/>
+              <w:left w:val="single" w:sz="4" w:space="0" w:color="999999"/>
+              <w:bottom w:val="single" w:sz="4" w:space="0" w:color="999999"/>
+              <w:right w:val="single" w:sz="4" w:space="0" w:color="999999"/>
+            </w:tcBorders>
+            <w:tcMar>
+              <w:top w:w="60" w:type="dxa"/>
+              <w:left w:w="100" w:type="dxa"/>
+              <w:bottom w:w="60" w:type="dxa"/>
+              <w:right w:w="100" w:type="dxa"/>
+            </w:tcMar>
+          </w:tcPr>
+          <w:p>
+            <w:r>
+              <w:rPr>
+                <w:rFonts w:ascii="Calibri" w:eastAsia="Calibri" w:hAnsi="Calibri" w:cs="Calibri"/>
+                <w:sz w:val="19"/>
+                <w:szCs w:val="19"/>
+              </w:rPr>
+              <w:t>FIN-AF-10, FIN-FD-09</w:t>
+            </w:r>
+          </w:p>
         </w:tc>
       </w:tr>
       <w:tr>
@@ -8387,7 +8357,7 @@
                 <w:sz w:val="19"/>
                 <w:szCs w:val="19"/>
               </w:rPr>
-              <w:t>FIN-REQ-24.1</w:t>
+              <w:t>FIN-REQ-24.2</w:t>
             </w:r>
           </w:p>
         </w:tc>
@@ -8415,123 +8385,87 @@
                 <w:sz w:val="19"/>
                 <w:szCs w:val="19"/>
               </w:rPr>
-              <w:t>The system shall allow only cakes that are properly wrapped and properly cartoned to proceed to the shipping bin.</w:t>
+              <w:t>The system shall move every cake that is not properly wrapped or not properly cartoned to the refuse bin.</w:t>
             </w:r>
           </w:p>
         </w:tc>
         <w:tc>
           <w:tcPr>
             <w:tcW w:w="3900" w:type="dxa"/>
-            <w:vMerge w:val="restart"/>
-            <w:tcBorders>
-              <w:top w:val="single" w:sz="4" w:space="0" w:color="999999"/>
-              <w:left w:val="single" w:sz="4" w:space="0" w:color="999999"/>
-              <w:bottom w:val="single" w:sz="4" w:space="0" w:color="999999"/>
-              <w:right w:val="single" w:sz="4" w:space="0" w:color="999999"/>
-            </w:tcBorders>
-            <w:tcMar>
-              <w:top w:w="60" w:type="dxa"/>
-              <w:left w:w="100" w:type="dxa"/>
-              <w:bottom w:w="60" w:type="dxa"/>
-              <w:right w:w="100" w:type="dxa"/>
-            </w:tcMar>
-            <w:hideMark/>
-          </w:tcPr>
-          <w:p>
-            <w:r>
-              <w:rPr>
-                <w:rFonts w:ascii="Calibri" w:eastAsia="Calibri" w:hAnsi="Calibri" w:cs="Calibri"/>
-                <w:sz w:val="19"/>
-                <w:szCs w:val="19"/>
-              </w:rPr>
-              <w:t>Business rule for food safety and preservation.</w:t>
-            </w:r>
-          </w:p>
+            <w:vMerge/>
+            <w:tcBorders>
+              <w:top w:val="single" w:sz="4" w:space="0" w:color="999999"/>
+              <w:left w:val="single" w:sz="4" w:space="0" w:color="999999"/>
+              <w:bottom w:val="single" w:sz="4" w:space="0" w:color="999999"/>
+              <w:right w:val="single" w:sz="4" w:space="0" w:color="999999"/>
+            </w:tcBorders>
+            <w:tcMar>
+              <w:top w:w="60" w:type="dxa"/>
+              <w:left w:w="100" w:type="dxa"/>
+              <w:bottom w:w="60" w:type="dxa"/>
+              <w:right w:w="100" w:type="dxa"/>
+            </w:tcMar>
+            <w:hideMark/>
+          </w:tcPr>
+          <w:p/>
         </w:tc>
         <w:tc>
           <w:tcPr>
             <w:tcW w:w="1500" w:type="dxa"/>
-            <w:vMerge w:val="restart"/>
-            <w:tcBorders>
-              <w:top w:val="single" w:sz="4" w:space="0" w:color="999999"/>
-              <w:left w:val="single" w:sz="4" w:space="0" w:color="999999"/>
-              <w:bottom w:val="single" w:sz="4" w:space="0" w:color="999999"/>
-              <w:right w:val="single" w:sz="4" w:space="0" w:color="999999"/>
-            </w:tcBorders>
-            <w:tcMar>
-              <w:top w:w="60" w:type="dxa"/>
-              <w:left w:w="100" w:type="dxa"/>
-              <w:bottom w:w="60" w:type="dxa"/>
-              <w:right w:w="100" w:type="dxa"/>
-            </w:tcMar>
-            <w:hideMark/>
-          </w:tcPr>
-          <w:p>
-            <w:r>
-              <w:rPr>
-                <w:rFonts w:ascii="Calibri" w:eastAsia="Calibri" w:hAnsi="Calibri" w:cs="Calibri"/>
-                <w:sz w:val="19"/>
-                <w:szCs w:val="19"/>
-              </w:rPr>
-              <w:t>UC14, UC15</w:t>
-            </w:r>
-          </w:p>
+            <w:vMerge/>
+            <w:tcBorders>
+              <w:top w:val="single" w:sz="4" w:space="0" w:color="999999"/>
+              <w:left w:val="single" w:sz="4" w:space="0" w:color="999999"/>
+              <w:bottom w:val="single" w:sz="4" w:space="0" w:color="999999"/>
+              <w:right w:val="single" w:sz="4" w:space="0" w:color="999999"/>
+            </w:tcBorders>
+            <w:tcMar>
+              <w:top w:w="60" w:type="dxa"/>
+              <w:left w:w="100" w:type="dxa"/>
+              <w:bottom w:w="60" w:type="dxa"/>
+              <w:right w:w="100" w:type="dxa"/>
+            </w:tcMar>
+            <w:hideMark/>
+          </w:tcPr>
+          <w:p/>
         </w:tc>
         <w:tc>
           <w:tcPr>
             <w:tcW w:w="1300" w:type="dxa"/>
-            <w:vMerge w:val="restart"/>
-            <w:tcBorders>
-              <w:top w:val="single" w:sz="4" w:space="0" w:color="999999"/>
-              <w:left w:val="single" w:sz="4" w:space="0" w:color="999999"/>
-              <w:bottom w:val="single" w:sz="4" w:space="0" w:color="999999"/>
-              <w:right w:val="single" w:sz="4" w:space="0" w:color="999999"/>
-            </w:tcBorders>
-            <w:tcMar>
-              <w:top w:w="60" w:type="dxa"/>
-              <w:left w:w="100" w:type="dxa"/>
-              <w:bottom w:w="60" w:type="dxa"/>
-              <w:right w:w="100" w:type="dxa"/>
-            </w:tcMar>
-          </w:tcPr>
-          <w:p>
-            <w:r>
-              <w:rPr>
-                <w:rFonts w:ascii="Calibri" w:eastAsia="Calibri" w:hAnsi="Calibri" w:cs="Calibri"/>
-                <w:sz w:val="19"/>
-                <w:szCs w:val="19"/>
-              </w:rPr>
-              <w:t>FIN-FEAT-13</w:t>
-            </w:r>
-          </w:p>
+            <w:vMerge/>
+            <w:tcBorders>
+              <w:top w:val="single" w:sz="4" w:space="0" w:color="999999"/>
+              <w:left w:val="single" w:sz="4" w:space="0" w:color="999999"/>
+              <w:bottom w:val="single" w:sz="4" w:space="0" w:color="999999"/>
+              <w:right w:val="single" w:sz="4" w:space="0" w:color="999999"/>
+            </w:tcBorders>
+            <w:tcMar>
+              <w:top w:w="60" w:type="dxa"/>
+              <w:left w:w="100" w:type="dxa"/>
+              <w:bottom w:w="60" w:type="dxa"/>
+              <w:right w:w="100" w:type="dxa"/>
+            </w:tcMar>
+          </w:tcPr>
+          <w:p/>
         </w:tc>
         <w:tc>
           <w:tcPr>
             <w:tcW w:w="1378" w:type="dxa"/>
-            <w:vMerge w:val="restart"/>
-            <w:tcBorders>
-              <w:top w:val="single" w:sz="4" w:space="0" w:color="999999"/>
-              <w:left w:val="single" w:sz="4" w:space="0" w:color="999999"/>
-              <w:bottom w:val="single" w:sz="4" w:space="0" w:color="999999"/>
-              <w:right w:val="single" w:sz="4" w:space="0" w:color="999999"/>
-            </w:tcBorders>
-            <w:tcMar>
-              <w:top w:w="60" w:type="dxa"/>
-              <w:left w:w="100" w:type="dxa"/>
-              <w:bottom w:w="60" w:type="dxa"/>
-              <w:right w:w="100" w:type="dxa"/>
-            </w:tcMar>
-          </w:tcPr>
-          <w:p>
-            <w:r>
-              <w:rPr>
-                <w:rFonts w:ascii="Calibri" w:eastAsia="Calibri" w:hAnsi="Calibri" w:cs="Calibri"/>
-                <w:sz w:val="19"/>
-                <w:szCs w:val="19"/>
-              </w:rPr>
-              <w:t>FIN-AF-10, FIN-FD-09</w:t>
-            </w:r>
-          </w:p>
+            <w:vMerge/>
+            <w:tcBorders>
+              <w:top w:val="single" w:sz="4" w:space="0" w:color="999999"/>
+              <w:left w:val="single" w:sz="4" w:space="0" w:color="999999"/>
+              <w:bottom w:val="single" w:sz="4" w:space="0" w:color="999999"/>
+              <w:right w:val="single" w:sz="4" w:space="0" w:color="999999"/>
+            </w:tcBorders>
+            <w:tcMar>
+              <w:top w:w="60" w:type="dxa"/>
+              <w:left w:w="100" w:type="dxa"/>
+              <w:bottom w:w="60" w:type="dxa"/>
+              <w:right w:w="100" w:type="dxa"/>
+            </w:tcMar>
+          </w:tcPr>
+          <w:p/>
         </w:tc>
       </w:tr>
       <w:tr>
@@ -8562,7 +8496,7 @@
                 <w:sz w:val="19"/>
                 <w:szCs w:val="19"/>
               </w:rPr>
-              <w:t>FIN-REQ-24.2</w:t>
+              <w:t>FIN-REQ-25</w:t>
             </w:r>
           </w:p>
         </w:tc>
@@ -8590,87 +8524,123 @@
                 <w:sz w:val="19"/>
                 <w:szCs w:val="19"/>
               </w:rPr>
-              <w:t>The system shall move every cake that is not properly wrapped or not properly cartoned to the refuse bin.</w:t>
+              <w:t>The system shall check the weight of every sealed case.</w:t>
             </w:r>
           </w:p>
         </w:tc>
         <w:tc>
           <w:tcPr>
             <w:tcW w:w="3900" w:type="dxa"/>
-            <w:vMerge/>
-            <w:tcBorders>
-              <w:top w:val="single" w:sz="4" w:space="0" w:color="999999"/>
-              <w:left w:val="single" w:sz="4" w:space="0" w:color="999999"/>
-              <w:bottom w:val="single" w:sz="4" w:space="0" w:color="999999"/>
-              <w:right w:val="single" w:sz="4" w:space="0" w:color="999999"/>
-            </w:tcBorders>
-            <w:tcMar>
-              <w:top w:w="60" w:type="dxa"/>
-              <w:left w:w="100" w:type="dxa"/>
-              <w:bottom w:w="60" w:type="dxa"/>
-              <w:right w:w="100" w:type="dxa"/>
-            </w:tcMar>
-            <w:hideMark/>
-          </w:tcPr>
-          <w:p/>
+            <w:vMerge w:val="restart"/>
+            <w:tcBorders>
+              <w:top w:val="single" w:sz="4" w:space="0" w:color="999999"/>
+              <w:left w:val="single" w:sz="4" w:space="0" w:color="999999"/>
+              <w:bottom w:val="single" w:sz="4" w:space="0" w:color="999999"/>
+              <w:right w:val="single" w:sz="4" w:space="0" w:color="999999"/>
+            </w:tcBorders>
+            <w:tcMar>
+              <w:top w:w="60" w:type="dxa"/>
+              <w:left w:w="100" w:type="dxa"/>
+              <w:bottom w:w="60" w:type="dxa"/>
+              <w:right w:w="100" w:type="dxa"/>
+            </w:tcMar>
+            <w:hideMark/>
+          </w:tcPr>
+          <w:p>
+            <w:r>
+              <w:rPr>
+                <w:rFonts w:ascii="Calibri" w:eastAsia="Calibri" w:hAnsi="Calibri" w:cs="Calibri"/>
+                <w:sz w:val="19"/>
+                <w:szCs w:val="19"/>
+              </w:rPr>
+              <w:t>Wrongly filled cases must be detected and reported while the line keeps running.</w:t>
+            </w:r>
+          </w:p>
         </w:tc>
         <w:tc>
           <w:tcPr>
             <w:tcW w:w="1500" w:type="dxa"/>
-            <w:vMerge/>
-            <w:tcBorders>
-              <w:top w:val="single" w:sz="4" w:space="0" w:color="999999"/>
-              <w:left w:val="single" w:sz="4" w:space="0" w:color="999999"/>
-              <w:bottom w:val="single" w:sz="4" w:space="0" w:color="999999"/>
-              <w:right w:val="single" w:sz="4" w:space="0" w:color="999999"/>
-            </w:tcBorders>
-            <w:tcMar>
-              <w:top w:w="60" w:type="dxa"/>
-              <w:left w:w="100" w:type="dxa"/>
-              <w:bottom w:w="60" w:type="dxa"/>
-              <w:right w:w="100" w:type="dxa"/>
-            </w:tcMar>
-            <w:hideMark/>
-          </w:tcPr>
-          <w:p/>
+            <w:vMerge w:val="restart"/>
+            <w:tcBorders>
+              <w:top w:val="single" w:sz="4" w:space="0" w:color="999999"/>
+              <w:left w:val="single" w:sz="4" w:space="0" w:color="999999"/>
+              <w:bottom w:val="single" w:sz="4" w:space="0" w:color="999999"/>
+              <w:right w:val="single" w:sz="4" w:space="0" w:color="999999"/>
+            </w:tcBorders>
+            <w:tcMar>
+              <w:top w:w="60" w:type="dxa"/>
+              <w:left w:w="100" w:type="dxa"/>
+              <w:bottom w:w="60" w:type="dxa"/>
+              <w:right w:w="100" w:type="dxa"/>
+            </w:tcMar>
+            <w:hideMark/>
+          </w:tcPr>
+          <w:p>
+            <w:r>
+              <w:rPr>
+                <w:rFonts w:ascii="Calibri" w:eastAsia="Calibri" w:hAnsi="Calibri" w:cs="Calibri"/>
+                <w:sz w:val="19"/>
+                <w:szCs w:val="19"/>
+              </w:rPr>
+              <w:t>FC26</w:t>
+            </w:r>
+          </w:p>
         </w:tc>
         <w:tc>
           <w:tcPr>
             <w:tcW w:w="1300" w:type="dxa"/>
-            <w:vMerge/>
-            <w:tcBorders>
-              <w:top w:val="single" w:sz="4" w:space="0" w:color="999999"/>
-              <w:left w:val="single" w:sz="4" w:space="0" w:color="999999"/>
-              <w:bottom w:val="single" w:sz="4" w:space="0" w:color="999999"/>
-              <w:right w:val="single" w:sz="4" w:space="0" w:color="999999"/>
-            </w:tcBorders>
-            <w:tcMar>
-              <w:top w:w="60" w:type="dxa"/>
-              <w:left w:w="100" w:type="dxa"/>
-              <w:bottom w:w="60" w:type="dxa"/>
-              <w:right w:w="100" w:type="dxa"/>
-            </w:tcMar>
-          </w:tcPr>
-          <w:p/>
+            <w:vMerge w:val="restart"/>
+            <w:tcBorders>
+              <w:top w:val="single" w:sz="4" w:space="0" w:color="999999"/>
+              <w:left w:val="single" w:sz="4" w:space="0" w:color="999999"/>
+              <w:bottom w:val="single" w:sz="4" w:space="0" w:color="999999"/>
+              <w:right w:val="single" w:sz="4" w:space="0" w:color="999999"/>
+            </w:tcBorders>
+            <w:tcMar>
+              <w:top w:w="60" w:type="dxa"/>
+              <w:left w:w="100" w:type="dxa"/>
+              <w:bottom w:w="60" w:type="dxa"/>
+              <w:right w:w="100" w:type="dxa"/>
+            </w:tcMar>
+          </w:tcPr>
+          <w:p>
+            <w:r>
+              <w:rPr>
+                <w:rFonts w:ascii="Calibri" w:eastAsia="Calibri" w:hAnsi="Calibri" w:cs="Calibri"/>
+                <w:sz w:val="19"/>
+                <w:szCs w:val="19"/>
+              </w:rPr>
+              <w:t>FIN-FEAT-12</w:t>
+            </w:r>
+          </w:p>
         </w:tc>
         <w:tc>
           <w:tcPr>
             <w:tcW w:w="1378" w:type="dxa"/>
-            <w:vMerge/>
-            <w:tcBorders>
-              <w:top w:val="single" w:sz="4" w:space="0" w:color="999999"/>
-              <w:left w:val="single" w:sz="4" w:space="0" w:color="999999"/>
-              <w:bottom w:val="single" w:sz="4" w:space="0" w:color="999999"/>
-              <w:right w:val="single" w:sz="4" w:space="0" w:color="999999"/>
-            </w:tcBorders>
-            <w:tcMar>
-              <w:top w:w="60" w:type="dxa"/>
-              <w:left w:w="100" w:type="dxa"/>
-              <w:bottom w:w="60" w:type="dxa"/>
-              <w:right w:w="100" w:type="dxa"/>
-            </w:tcMar>
-          </w:tcPr>
-          <w:p/>
+            <w:vMerge w:val="restart"/>
+            <w:tcBorders>
+              <w:top w:val="single" w:sz="4" w:space="0" w:color="999999"/>
+              <w:left w:val="single" w:sz="4" w:space="0" w:color="999999"/>
+              <w:bottom w:val="single" w:sz="4" w:space="0" w:color="999999"/>
+              <w:right w:val="single" w:sz="4" w:space="0" w:color="999999"/>
+            </w:tcBorders>
+            <w:tcMar>
+              <w:top w:w="60" w:type="dxa"/>
+              <w:left w:w="100" w:type="dxa"/>
+              <w:bottom w:w="60" w:type="dxa"/>
+              <w:right w:w="100" w:type="dxa"/>
+            </w:tcMar>
+          </w:tcPr>
+          <w:p>
+            <w:r>
+              <w:rPr>
+                <w:rFonts w:ascii="Calibri" w:eastAsia="Calibri" w:hAnsi="Calibri" w:cs="Calibri"/>
+                <w:sz w:val="19"/>
+                <w:szCs w:val="19"/>
+              </w:rPr>
+              <w:t>FIN-AF-09, FIN-FD-08</w:t>
+            </w:r>
+          </w:p>
         </w:tc>
       </w:tr>
       <w:tr>
@@ -8701,7 +8671,8 @@
                 <w:sz w:val="19"/>
                 <w:szCs w:val="19"/>
               </w:rPr>
-              <w:t>FIN-REQ-25.1</w:t>
+              <w:lastRenderedPageBreak/>
+              <w:t>FIN-REQ-26.1</w:t>
             </w:r>
           </w:p>
         </w:tc>
@@ -8729,7 +8700,7 @@
                 <w:sz w:val="19"/>
                 <w:szCs w:val="19"/>
               </w:rPr>
-              <w:t>The system shall check the weight of every sealed case.</w:t>
+              <w:t xml:space="preserve">The system shall publish an event on the signal "Log, warning, error and discard events" for every cake rejected at depanning.</w:t>
             </w:r>
           </w:p>
         </w:tc>
@@ -8752,13 +8723,18 @@
             <w:hideMark/>
           </w:tcPr>
           <w:p>
-            <w:r>
-              <w:rPr>
-                <w:rFonts w:ascii="Calibri" w:eastAsia="Calibri" w:hAnsi="Calibri" w:cs="Calibri"/>
-                <w:sz w:val="19"/>
-                <w:szCs w:val="19"/>
-              </w:rPr>
-              <w:t>Prevents wrongly filled cases from shipping while keeping the line running.</w:t>
+            <w:pPr>
+              <w:rPr>
+                <w:lang w:val="en-GB"/>
+              </w:rPr>
+            </w:pPr>
+            <w:r>
+              <w:rPr>
+                <w:rFonts w:ascii="Calibri" w:eastAsia="Calibri" w:hAnsi="Calibri" w:cs="Calibri"/>
+                <w:sz w:val="19"/>
+                <w:szCs w:val="19"/>
+              </w:rPr>
+              <w:t>Design decision: these discards are recorded for traceability.</w:t>
             </w:r>
           </w:p>
         </w:tc>
@@ -8787,35 +8763,34 @@
                 <w:sz w:val="19"/>
                 <w:szCs w:val="19"/>
               </w:rPr>
-              <w:t>FC26</w:t>
+              <w:t>FC21, FC26, UC14, UC15</w:t>
             </w:r>
           </w:p>
         </w:tc>
         <w:tc>
           <w:tcPr>
             <w:tcW w:w="1300" w:type="dxa"/>
-            <w:vMerge w:val="restart"/>
-            <w:tcBorders>
-              <w:top w:val="single" w:sz="4" w:space="0" w:color="999999"/>
-              <w:left w:val="single" w:sz="4" w:space="0" w:color="999999"/>
-              <w:bottom w:val="single" w:sz="4" w:space="0" w:color="999999"/>
-              <w:right w:val="single" w:sz="4" w:space="0" w:color="999999"/>
-            </w:tcBorders>
-            <w:tcMar>
-              <w:top w:w="60" w:type="dxa"/>
-              <w:left w:w="100" w:type="dxa"/>
-              <w:bottom w:w="60" w:type="dxa"/>
-              <w:right w:w="100" w:type="dxa"/>
-            </w:tcMar>
-          </w:tcPr>
-          <w:p>
-            <w:r>
-              <w:rPr>
-                <w:rFonts w:ascii="Calibri" w:eastAsia="Calibri" w:hAnsi="Calibri" w:cs="Calibri"/>
-                <w:sz w:val="19"/>
-                <w:szCs w:val="19"/>
-              </w:rPr>
-              <w:t>FIN-FEAT-12</w:t>
+            <w:tcBorders>
+              <w:top w:val="single" w:sz="4" w:space="0" w:color="999999"/>
+              <w:left w:val="single" w:sz="4" w:space="0" w:color="999999"/>
+              <w:bottom w:val="single" w:sz="4" w:space="0" w:color="999999"/>
+              <w:right w:val="single" w:sz="4" w:space="0" w:color="999999"/>
+            </w:tcBorders>
+            <w:tcMar>
+              <w:top w:w="60" w:type="dxa"/>
+              <w:left w:w="100" w:type="dxa"/>
+              <w:bottom w:w="60" w:type="dxa"/>
+              <w:right w:w="100" w:type="dxa"/>
+            </w:tcMar>
+          </w:tcPr>
+          <w:p>
+            <w:r>
+              <w:rPr>
+                <w:rFonts w:ascii="Calibri" w:eastAsia="Calibri" w:hAnsi="Calibri" w:cs="Calibri"/>
+                <w:sz w:val="19"/>
+                <w:szCs w:val="19"/>
+              </w:rPr>
+              <w:t>FIN-FEAT-02</w:t>
             </w:r>
           </w:p>
         </w:tc>
@@ -8843,7 +8818,7 @@
                 <w:sz w:val="19"/>
                 <w:szCs w:val="19"/>
               </w:rPr>
-              <w:t>FIN-AF-09, FIN-FD-08</w:t>
+              <w:t>FIN-AF-18</w:t>
             </w:r>
           </w:p>
         </w:tc>
@@ -8876,7 +8851,7 @@
                 <w:sz w:val="19"/>
                 <w:szCs w:val="19"/>
               </w:rPr>
-              <w:t>FIN-REQ-25.2</w:t>
+              <w:t>FIN-REQ-26.2</w:t>
             </w:r>
           </w:p>
         </w:tc>
@@ -8904,7 +8879,7 @@
                 <w:sz w:val="19"/>
                 <w:szCs w:val="19"/>
               </w:rPr>
-              <w:t>The system shall set aside every case with an incorrect weight for manual check.</w:t>
+              <w:t xml:space="preserve">The system shall publish an event on the signal "Log, warning, error and discard events" for every cake discarded during packaging.</w:t>
             </w:r>
           </w:p>
         </w:tc>
@@ -8926,7 +8901,13 @@
             </w:tcMar>
             <w:hideMark/>
           </w:tcPr>
-          <w:p/>
+          <w:p>
+            <w:pPr>
+              <w:rPr>
+                <w:lang w:val="en-GB"/>
+              </w:rPr>
+            </w:pPr>
+          </w:p>
         </w:tc>
         <w:tc>
           <w:tcPr>
@@ -8951,21 +8932,29 @@
         <w:tc>
           <w:tcPr>
             <w:tcW w:w="1300" w:type="dxa"/>
-            <w:vMerge/>
-            <w:tcBorders>
-              <w:top w:val="single" w:sz="4" w:space="0" w:color="999999"/>
-              <w:left w:val="single" w:sz="4" w:space="0" w:color="999999"/>
-              <w:bottom w:val="single" w:sz="4" w:space="0" w:color="999999"/>
-              <w:right w:val="single" w:sz="4" w:space="0" w:color="999999"/>
-            </w:tcBorders>
-            <w:tcMar>
-              <w:top w:w="60" w:type="dxa"/>
-              <w:left w:w="100" w:type="dxa"/>
-              <w:bottom w:w="60" w:type="dxa"/>
-              <w:right w:w="100" w:type="dxa"/>
-            </w:tcMar>
-          </w:tcPr>
-          <w:p/>
+            <w:tcBorders>
+              <w:top w:val="single" w:sz="4" w:space="0" w:color="999999"/>
+              <w:left w:val="single" w:sz="4" w:space="0" w:color="999999"/>
+              <w:bottom w:val="single" w:sz="4" w:space="0" w:color="999999"/>
+              <w:right w:val="single" w:sz="4" w:space="0" w:color="999999"/>
+            </w:tcBorders>
+            <w:tcMar>
+              <w:top w:w="60" w:type="dxa"/>
+              <w:left w:w="100" w:type="dxa"/>
+              <w:bottom w:w="60" w:type="dxa"/>
+              <w:right w:w="100" w:type="dxa"/>
+            </w:tcMar>
+          </w:tcPr>
+          <w:p>
+            <w:r>
+              <w:rPr>
+                <w:rFonts w:ascii="Calibri" w:eastAsia="Calibri" w:hAnsi="Calibri" w:cs="Calibri"/>
+                <w:sz w:val="19"/>
+                <w:szCs w:val="19"/>
+              </w:rPr>
+              <w:t>FIN-FEAT-13</w:t>
+            </w:r>
+          </w:p>
         </w:tc>
         <w:tc>
           <w:tcPr>
@@ -9015,8 +9004,7 @@
                 <w:sz w:val="19"/>
                 <w:szCs w:val="19"/>
               </w:rPr>
-              <w:lastRenderedPageBreak/>
-              <w:t>FIN-REQ-26.1</w:t>
+              <w:t>FIN-REQ-26.3</w:t>
             </w:r>
           </w:p>
         </w:tc>
@@ -9044,14 +9032,14 @@
                 <w:sz w:val="19"/>
                 <w:szCs w:val="19"/>
               </w:rPr>
-              <w:t xml:space="preserve">The system shall publish an event on the signal "Log, warning, error and discard events" for every cake rejected at depanning.</w:t>
+              <w:t xml:space="preserve">The system shall publish an event on the signal "Log, warning, error and discard events" for every case with an incorrect weight.</w:t>
             </w:r>
           </w:p>
         </w:tc>
         <w:tc>
           <w:tcPr>
             <w:tcW w:w="3900" w:type="dxa"/>
-            <w:vMerge w:val="restart"/>
+            <w:vMerge/>
             <w:tcBorders>
               <w:top w:val="single" w:sz="4" w:space="0" w:color="999999"/>
               <w:left w:val="single" w:sz="4" w:space="0" w:color="999999"/>
@@ -9072,44 +9060,27 @@
                 <w:lang w:val="en-GB"/>
               </w:rPr>
             </w:pPr>
-            <w:r>
-              <w:rPr>
-                <w:rFonts w:ascii="Calibri" w:eastAsia="Calibri" w:hAnsi="Calibri" w:cs="Calibri"/>
-                <w:sz w:val="19"/>
-                <w:szCs w:val="19"/>
-              </w:rPr>
-              <w:t>Design decision: these discards are recorded for traceability.</w:t>
-            </w:r>
           </w:p>
         </w:tc>
         <w:tc>
           <w:tcPr>
             <w:tcW w:w="1500" w:type="dxa"/>
-            <w:vMerge w:val="restart"/>
-            <w:tcBorders>
-              <w:top w:val="single" w:sz="4" w:space="0" w:color="999999"/>
-              <w:left w:val="single" w:sz="4" w:space="0" w:color="999999"/>
-              <w:bottom w:val="single" w:sz="4" w:space="0" w:color="999999"/>
-              <w:right w:val="single" w:sz="4" w:space="0" w:color="999999"/>
-            </w:tcBorders>
-            <w:tcMar>
-              <w:top w:w="60" w:type="dxa"/>
-              <w:left w:w="100" w:type="dxa"/>
-              <w:bottom w:w="60" w:type="dxa"/>
-              <w:right w:w="100" w:type="dxa"/>
-            </w:tcMar>
-            <w:hideMark/>
-          </w:tcPr>
-          <w:p>
-            <w:r>
-              <w:rPr>
-                <w:rFonts w:ascii="Calibri" w:eastAsia="Calibri" w:hAnsi="Calibri" w:cs="Calibri"/>
-                <w:sz w:val="19"/>
-                <w:szCs w:val="19"/>
-              </w:rPr>
-              <w:t>FC21, FC26, UC14, UC15</w:t>
-            </w:r>
-          </w:p>
+            <w:vMerge/>
+            <w:tcBorders>
+              <w:top w:val="single" w:sz="4" w:space="0" w:color="999999"/>
+              <w:left w:val="single" w:sz="4" w:space="0" w:color="999999"/>
+              <w:bottom w:val="single" w:sz="4" w:space="0" w:color="999999"/>
+              <w:right w:val="single" w:sz="4" w:space="0" w:color="999999"/>
+            </w:tcBorders>
+            <w:tcMar>
+              <w:top w:w="60" w:type="dxa"/>
+              <w:left w:w="100" w:type="dxa"/>
+              <w:bottom w:w="60" w:type="dxa"/>
+              <w:right w:w="100" w:type="dxa"/>
+            </w:tcMar>
+            <w:hideMark/>
+          </w:tcPr>
+          <w:p/>
         </w:tc>
         <w:tc>
           <w:tcPr>
@@ -9134,37 +9105,28 @@
                 <w:sz w:val="19"/>
                 <w:szCs w:val="19"/>
               </w:rPr>
-              <w:t>FIN-FEAT-02</w:t>
+              <w:t>FIN-FEAT-12</w:t>
             </w:r>
           </w:p>
         </w:tc>
         <w:tc>
           <w:tcPr>
             <w:tcW w:w="1378" w:type="dxa"/>
-            <w:vMerge w:val="restart"/>
-            <w:tcBorders>
-              <w:top w:val="single" w:sz="4" w:space="0" w:color="999999"/>
-              <w:left w:val="single" w:sz="4" w:space="0" w:color="999999"/>
-              <w:bottom w:val="single" w:sz="4" w:space="0" w:color="999999"/>
-              <w:right w:val="single" w:sz="4" w:space="0" w:color="999999"/>
-            </w:tcBorders>
-            <w:tcMar>
-              <w:top w:w="60" w:type="dxa"/>
-              <w:left w:w="100" w:type="dxa"/>
-              <w:bottom w:w="60" w:type="dxa"/>
-              <w:right w:w="100" w:type="dxa"/>
-            </w:tcMar>
-          </w:tcPr>
-          <w:p>
-            <w:r>
-              <w:rPr>
-                <w:rFonts w:ascii="Calibri" w:eastAsia="Calibri" w:hAnsi="Calibri" w:cs="Calibri"/>
-                <w:sz w:val="19"/>
-                <w:szCs w:val="19"/>
-              </w:rPr>
-              <w:t>FIN-AF-18</w:t>
-            </w:r>
-          </w:p>
+            <w:vMerge/>
+            <w:tcBorders>
+              <w:top w:val="single" w:sz="4" w:space="0" w:color="999999"/>
+              <w:left w:val="single" w:sz="4" w:space="0" w:color="999999"/>
+              <w:bottom w:val="single" w:sz="4" w:space="0" w:color="999999"/>
+              <w:right w:val="single" w:sz="4" w:space="0" w:color="999999"/>
+            </w:tcBorders>
+            <w:tcMar>
+              <w:top w:w="60" w:type="dxa"/>
+              <w:left w:w="100" w:type="dxa"/>
+              <w:bottom w:w="60" w:type="dxa"/>
+              <w:right w:w="100" w:type="dxa"/>
+            </w:tcMar>
+          </w:tcPr>
+          <w:p/>
         </w:tc>
       </w:tr>
       <w:tr>
@@ -9195,7 +9157,7 @@
                 <w:sz w:val="19"/>
                 <w:szCs w:val="19"/>
               </w:rPr>
-              <w:t>FIN-REQ-26.2</w:t>
+              <w:t>FIN-REQ-27</w:t>
             </w:r>
           </w:p>
         </w:tc>
@@ -9223,55 +9185,65 @@
                 <w:sz w:val="19"/>
                 <w:szCs w:val="19"/>
               </w:rPr>
-              <w:t xml:space="preserve">The system shall publish an event on the signal "Log, warning, error and discard events" for every cake discarded during packaging.</w:t>
+              <w:t>The system shall place every properly cartoned cake on a free spot on the current pallet.</w:t>
             </w:r>
           </w:p>
         </w:tc>
         <w:tc>
           <w:tcPr>
             <w:tcW w:w="3900" w:type="dxa"/>
-            <w:vMerge/>
-            <w:tcBorders>
-              <w:top w:val="single" w:sz="4" w:space="0" w:color="999999"/>
-              <w:left w:val="single" w:sz="4" w:space="0" w:color="999999"/>
-              <w:bottom w:val="single" w:sz="4" w:space="0" w:color="999999"/>
-              <w:right w:val="single" w:sz="4" w:space="0" w:color="999999"/>
-            </w:tcBorders>
-            <w:tcMar>
-              <w:top w:w="60" w:type="dxa"/>
-              <w:left w:w="100" w:type="dxa"/>
-              <w:bottom w:w="60" w:type="dxa"/>
-              <w:right w:w="100" w:type="dxa"/>
-            </w:tcMar>
-            <w:hideMark/>
-          </w:tcPr>
-          <w:p>
-            <w:pPr>
-              <w:rPr>
-                <w:lang w:val="en-GB"/>
-              </w:rPr>
-            </w:pPr>
+            <w:tcBorders>
+              <w:top w:val="single" w:sz="4" w:space="0" w:color="999999"/>
+              <w:left w:val="single" w:sz="4" w:space="0" w:color="999999"/>
+              <w:bottom w:val="single" w:sz="4" w:space="0" w:color="999999"/>
+              <w:right w:val="single" w:sz="4" w:space="0" w:color="999999"/>
+            </w:tcBorders>
+            <w:tcMar>
+              <w:top w:w="60" w:type="dxa"/>
+              <w:left w:w="100" w:type="dxa"/>
+              <w:bottom w:w="60" w:type="dxa"/>
+              <w:right w:w="100" w:type="dxa"/>
+            </w:tcMar>
+            <w:hideMark/>
+          </w:tcPr>
+          <w:p>
+            <w:r>
+              <w:rPr>
+                <w:rFonts w:ascii="Calibri" w:eastAsia="Calibri" w:hAnsi="Calibri" w:cs="Calibri"/>
+                <w:sz w:val="19"/>
+                <w:szCs w:val="19"/>
+              </w:rPr>
+              <w:t>Cartoned cakes are staged for shipping on pallets.</w:t>
+            </w:r>
           </w:p>
         </w:tc>
         <w:tc>
           <w:tcPr>
             <w:tcW w:w="1500" w:type="dxa"/>
-            <w:vMerge/>
-            <w:tcBorders>
-              <w:top w:val="single" w:sz="4" w:space="0" w:color="999999"/>
-              <w:left w:val="single" w:sz="4" w:space="0" w:color="999999"/>
-              <w:bottom w:val="single" w:sz="4" w:space="0" w:color="999999"/>
-              <w:right w:val="single" w:sz="4" w:space="0" w:color="999999"/>
-            </w:tcBorders>
-            <w:tcMar>
-              <w:top w:w="60" w:type="dxa"/>
-              <w:left w:w="100" w:type="dxa"/>
-              <w:bottom w:w="60" w:type="dxa"/>
-              <w:right w:w="100" w:type="dxa"/>
-            </w:tcMar>
-            <w:hideMark/>
-          </w:tcPr>
-          <w:p/>
+            <w:tcBorders>
+              <w:top w:val="single" w:sz="4" w:space="0" w:color="999999"/>
+              <w:left w:val="single" w:sz="4" w:space="0" w:color="999999"/>
+              <w:bottom w:val="single" w:sz="4" w:space="0" w:color="999999"/>
+              <w:right w:val="single" w:sz="4" w:space="0" w:color="999999"/>
+            </w:tcBorders>
+            <w:tcMar>
+              <w:top w:w="60" w:type="dxa"/>
+              <w:left w:w="100" w:type="dxa"/>
+              <w:bottom w:w="60" w:type="dxa"/>
+              <w:right w:w="100" w:type="dxa"/>
+            </w:tcMar>
+            <w:hideMark/>
+          </w:tcPr>
+          <w:p>
+            <w:r>
+              <w:rPr>
+                <w:rFonts w:ascii="Calibri" w:eastAsia="Calibri" w:hAnsi="Calibri" w:cs="Calibri"/>
+                <w:sz w:val="19"/>
+                <w:szCs w:val="19"/>
+              </w:rPr>
+              <w:t>UC16</w:t>
+            </w:r>
+          </w:p>
         </w:tc>
         <w:tc>
           <w:tcPr>
@@ -9296,28 +9268,36 @@
                 <w:sz w:val="19"/>
                 <w:szCs w:val="19"/>
               </w:rPr>
-              <w:t>FIN-FEAT-13</w:t>
+              <w:t>FIN-FEAT-15</w:t>
             </w:r>
           </w:p>
         </w:tc>
         <w:tc>
           <w:tcPr>
             <w:tcW w:w="1378" w:type="dxa"/>
-            <w:vMerge/>
-            <w:tcBorders>
-              <w:top w:val="single" w:sz="4" w:space="0" w:color="999999"/>
-              <w:left w:val="single" w:sz="4" w:space="0" w:color="999999"/>
-              <w:bottom w:val="single" w:sz="4" w:space="0" w:color="999999"/>
-              <w:right w:val="single" w:sz="4" w:space="0" w:color="999999"/>
-            </w:tcBorders>
-            <w:tcMar>
-              <w:top w:w="60" w:type="dxa"/>
-              <w:left w:w="100" w:type="dxa"/>
-              <w:bottom w:w="60" w:type="dxa"/>
-              <w:right w:w="100" w:type="dxa"/>
-            </w:tcMar>
-          </w:tcPr>
-          <w:p/>
+            <w:tcBorders>
+              <w:top w:val="single" w:sz="4" w:space="0" w:color="999999"/>
+              <w:left w:val="single" w:sz="4" w:space="0" w:color="999999"/>
+              <w:bottom w:val="single" w:sz="4" w:space="0" w:color="999999"/>
+              <w:right w:val="single" w:sz="4" w:space="0" w:color="999999"/>
+            </w:tcBorders>
+            <w:tcMar>
+              <w:top w:w="60" w:type="dxa"/>
+              <w:left w:w="100" w:type="dxa"/>
+              <w:bottom w:w="60" w:type="dxa"/>
+              <w:right w:w="100" w:type="dxa"/>
+            </w:tcMar>
+          </w:tcPr>
+          <w:p>
+            <w:r>
+              <w:rPr>
+                <w:rFonts w:ascii="Calibri" w:eastAsia="Calibri" w:hAnsi="Calibri" w:cs="Calibri"/>
+                <w:sz w:val="19"/>
+                <w:szCs w:val="19"/>
+              </w:rPr>
+              <w:t>FIN-AF-12, FIN-FD-11</w:t>
+            </w:r>
+          </w:p>
         </w:tc>
       </w:tr>
       <w:tr>
@@ -9348,7 +9328,7 @@
                 <w:sz w:val="19"/>
                 <w:szCs w:val="19"/>
               </w:rPr>
-              <w:t>FIN-REQ-26.3</w:t>
+              <w:t>FIN-REQ-28.1</w:t>
             </w:r>
           </w:p>
         </w:tc>
@@ -9376,101 +9356,123 @@
                 <w:sz w:val="19"/>
                 <w:szCs w:val="19"/>
               </w:rPr>
-              <w:t xml:space="preserve">The system shall publish an event on the signal "Log, warning, error and discard events" for every case set aside.</w:t>
+              <w:t>The system shall set a pallet aside for wrapping when all its cake spots are filled.</w:t>
             </w:r>
           </w:p>
         </w:tc>
         <w:tc>
           <w:tcPr>
             <w:tcW w:w="3900" w:type="dxa"/>
-            <w:vMerge/>
-            <w:tcBorders>
-              <w:top w:val="single" w:sz="4" w:space="0" w:color="999999"/>
-              <w:left w:val="single" w:sz="4" w:space="0" w:color="999999"/>
-              <w:bottom w:val="single" w:sz="4" w:space="0" w:color="999999"/>
-              <w:right w:val="single" w:sz="4" w:space="0" w:color="999999"/>
-            </w:tcBorders>
-            <w:tcMar>
-              <w:top w:w="60" w:type="dxa"/>
-              <w:left w:w="100" w:type="dxa"/>
-              <w:bottom w:w="60" w:type="dxa"/>
-              <w:right w:w="100" w:type="dxa"/>
-            </w:tcMar>
-            <w:hideMark/>
-          </w:tcPr>
-          <w:p>
-            <w:pPr>
-              <w:rPr>
-                <w:lang w:val="en-GB"/>
-              </w:rPr>
-            </w:pPr>
+            <w:vMerge w:val="restart"/>
+            <w:tcBorders>
+              <w:top w:val="single" w:sz="4" w:space="0" w:color="999999"/>
+              <w:left w:val="single" w:sz="4" w:space="0" w:color="999999"/>
+              <w:bottom w:val="single" w:sz="4" w:space="0" w:color="999999"/>
+              <w:right w:val="single" w:sz="4" w:space="0" w:color="999999"/>
+            </w:tcBorders>
+            <w:tcMar>
+              <w:top w:w="60" w:type="dxa"/>
+              <w:left w:w="100" w:type="dxa"/>
+              <w:bottom w:w="60" w:type="dxa"/>
+              <w:right w:w="100" w:type="dxa"/>
+            </w:tcMar>
+            <w:hideMark/>
+          </w:tcPr>
+          <w:p>
+            <w:r>
+              <w:rPr>
+                <w:rFonts w:ascii="Calibri" w:eastAsia="Calibri" w:hAnsi="Calibri" w:cs="Calibri"/>
+                <w:sz w:val="19"/>
+                <w:szCs w:val="19"/>
+              </w:rPr>
+              <w:t>A full pallet must be secured while palletising continues without waiting.</w:t>
+            </w:r>
           </w:p>
         </w:tc>
         <w:tc>
           <w:tcPr>
             <w:tcW w:w="1500" w:type="dxa"/>
-            <w:vMerge/>
-            <w:tcBorders>
-              <w:top w:val="single" w:sz="4" w:space="0" w:color="999999"/>
-              <w:left w:val="single" w:sz="4" w:space="0" w:color="999999"/>
-              <w:bottom w:val="single" w:sz="4" w:space="0" w:color="999999"/>
-              <w:right w:val="single" w:sz="4" w:space="0" w:color="999999"/>
-            </w:tcBorders>
-            <w:tcMar>
-              <w:top w:w="60" w:type="dxa"/>
-              <w:left w:w="100" w:type="dxa"/>
-              <w:bottom w:w="60" w:type="dxa"/>
-              <w:right w:w="100" w:type="dxa"/>
-            </w:tcMar>
-            <w:hideMark/>
-          </w:tcPr>
-          <w:p/>
+            <w:vMerge w:val="restart"/>
+            <w:tcBorders>
+              <w:top w:val="single" w:sz="4" w:space="0" w:color="999999"/>
+              <w:left w:val="single" w:sz="4" w:space="0" w:color="999999"/>
+              <w:bottom w:val="single" w:sz="4" w:space="0" w:color="999999"/>
+              <w:right w:val="single" w:sz="4" w:space="0" w:color="999999"/>
+            </w:tcBorders>
+            <w:tcMar>
+              <w:top w:w="60" w:type="dxa"/>
+              <w:left w:w="100" w:type="dxa"/>
+              <w:bottom w:w="60" w:type="dxa"/>
+              <w:right w:w="100" w:type="dxa"/>
+            </w:tcMar>
+            <w:hideMark/>
+          </w:tcPr>
+          <w:p>
+            <w:r>
+              <w:rPr>
+                <w:rFonts w:ascii="Calibri" w:eastAsia="Calibri" w:hAnsi="Calibri" w:cs="Calibri"/>
+                <w:sz w:val="19"/>
+                <w:szCs w:val="19"/>
+              </w:rPr>
+              <w:t>UC16</w:t>
+            </w:r>
+          </w:p>
         </w:tc>
         <w:tc>
           <w:tcPr>
             <w:tcW w:w="1300" w:type="dxa"/>
-            <w:tcBorders>
-              <w:top w:val="single" w:sz="4" w:space="0" w:color="999999"/>
-              <w:left w:val="single" w:sz="4" w:space="0" w:color="999999"/>
-              <w:bottom w:val="single" w:sz="4" w:space="0" w:color="999999"/>
-              <w:right w:val="single" w:sz="4" w:space="0" w:color="999999"/>
-            </w:tcBorders>
-            <w:tcMar>
-              <w:top w:w="60" w:type="dxa"/>
-              <w:left w:w="100" w:type="dxa"/>
-              <w:bottom w:w="60" w:type="dxa"/>
-              <w:right w:w="100" w:type="dxa"/>
-            </w:tcMar>
-          </w:tcPr>
-          <w:p>
-            <w:r>
-              <w:rPr>
-                <w:rFonts w:ascii="Calibri" w:eastAsia="Calibri" w:hAnsi="Calibri" w:cs="Calibri"/>
-                <w:sz w:val="19"/>
-                <w:szCs w:val="19"/>
-              </w:rPr>
-              <w:t>FIN-FEAT-12</w:t>
+            <w:vMerge w:val="restart"/>
+            <w:tcBorders>
+              <w:top w:val="single" w:sz="4" w:space="0" w:color="999999"/>
+              <w:left w:val="single" w:sz="4" w:space="0" w:color="999999"/>
+              <w:bottom w:val="single" w:sz="4" w:space="0" w:color="999999"/>
+              <w:right w:val="single" w:sz="4" w:space="0" w:color="999999"/>
+            </w:tcBorders>
+            <w:tcMar>
+              <w:top w:w="60" w:type="dxa"/>
+              <w:left w:w="100" w:type="dxa"/>
+              <w:bottom w:w="60" w:type="dxa"/>
+              <w:right w:w="100" w:type="dxa"/>
+            </w:tcMar>
+          </w:tcPr>
+          <w:p>
+            <w:r>
+              <w:rPr>
+                <w:rFonts w:ascii="Calibri" w:eastAsia="Calibri" w:hAnsi="Calibri" w:cs="Calibri"/>
+                <w:sz w:val="19"/>
+                <w:szCs w:val="19"/>
+              </w:rPr>
+              <w:t>FIN-FEAT-15</w:t>
             </w:r>
           </w:p>
         </w:tc>
         <w:tc>
           <w:tcPr>
             <w:tcW w:w="1378" w:type="dxa"/>
-            <w:vMerge/>
-            <w:tcBorders>
-              <w:top w:val="single" w:sz="4" w:space="0" w:color="999999"/>
-              <w:left w:val="single" w:sz="4" w:space="0" w:color="999999"/>
-              <w:bottom w:val="single" w:sz="4" w:space="0" w:color="999999"/>
-              <w:right w:val="single" w:sz="4" w:space="0" w:color="999999"/>
-            </w:tcBorders>
-            <w:tcMar>
-              <w:top w:w="60" w:type="dxa"/>
-              <w:left w:w="100" w:type="dxa"/>
-              <w:bottom w:w="60" w:type="dxa"/>
-              <w:right w:w="100" w:type="dxa"/>
-            </w:tcMar>
-          </w:tcPr>
-          <w:p/>
+            <w:vMerge w:val="restart"/>
+            <w:tcBorders>
+              <w:top w:val="single" w:sz="4" w:space="0" w:color="999999"/>
+              <w:left w:val="single" w:sz="4" w:space="0" w:color="999999"/>
+              <w:bottom w:val="single" w:sz="4" w:space="0" w:color="999999"/>
+              <w:right w:val="single" w:sz="4" w:space="0" w:color="999999"/>
+            </w:tcBorders>
+            <w:tcMar>
+              <w:top w:w="60" w:type="dxa"/>
+              <w:left w:w="100" w:type="dxa"/>
+              <w:bottom w:w="60" w:type="dxa"/>
+              <w:right w:w="100" w:type="dxa"/>
+            </w:tcMar>
+          </w:tcPr>
+          <w:p>
+            <w:r>
+              <w:rPr>
+                <w:rFonts w:ascii="Calibri" w:eastAsia="Calibri" w:hAnsi="Calibri" w:cs="Calibri"/>
+                <w:sz w:val="19"/>
+                <w:szCs w:val="19"/>
+              </w:rPr>
+              <w:t>FIN-AF-12, FIN-FD-11</w:t>
+            </w:r>
+          </w:p>
         </w:tc>
       </w:tr>
       <w:tr>
@@ -9501,7 +9503,7 @@
                 <w:sz w:val="19"/>
                 <w:szCs w:val="19"/>
               </w:rPr>
-              <w:t>FIN-REQ-27</w:t>
+              <w:t>FIN-REQ-28.2</w:t>
             </w:r>
           </w:p>
         </w:tc>
@@ -9529,119 +9531,87 @@
                 <w:sz w:val="19"/>
                 <w:szCs w:val="19"/>
               </w:rPr>
-              <w:t>The system shall place every properly cartoned cake on a free spot on the current pallet.</w:t>
+              <w:t>The system shall stage a new empty pallet at the packing station when a pallet is set aside.</w:t>
             </w:r>
           </w:p>
         </w:tc>
         <w:tc>
           <w:tcPr>
             <w:tcW w:w="3900" w:type="dxa"/>
-            <w:tcBorders>
-              <w:top w:val="single" w:sz="4" w:space="0" w:color="999999"/>
-              <w:left w:val="single" w:sz="4" w:space="0" w:color="999999"/>
-              <w:bottom w:val="single" w:sz="4" w:space="0" w:color="999999"/>
-              <w:right w:val="single" w:sz="4" w:space="0" w:color="999999"/>
-            </w:tcBorders>
-            <w:tcMar>
-              <w:top w:w="60" w:type="dxa"/>
-              <w:left w:w="100" w:type="dxa"/>
-              <w:bottom w:w="60" w:type="dxa"/>
-              <w:right w:w="100" w:type="dxa"/>
-            </w:tcMar>
-            <w:hideMark/>
-          </w:tcPr>
-          <w:p>
-            <w:r>
-              <w:rPr>
-                <w:rFonts w:ascii="Calibri" w:eastAsia="Calibri" w:hAnsi="Calibri" w:cs="Calibri"/>
-                <w:sz w:val="19"/>
-                <w:szCs w:val="19"/>
-              </w:rPr>
-              <w:t>Cartoned cakes are staged for shipping on pallets.</w:t>
-            </w:r>
-          </w:p>
+            <w:vMerge/>
+            <w:tcBorders>
+              <w:top w:val="single" w:sz="4" w:space="0" w:color="999999"/>
+              <w:left w:val="single" w:sz="4" w:space="0" w:color="999999"/>
+              <w:bottom w:val="single" w:sz="4" w:space="0" w:color="999999"/>
+              <w:right w:val="single" w:sz="4" w:space="0" w:color="999999"/>
+            </w:tcBorders>
+            <w:tcMar>
+              <w:top w:w="60" w:type="dxa"/>
+              <w:left w:w="100" w:type="dxa"/>
+              <w:bottom w:w="60" w:type="dxa"/>
+              <w:right w:w="100" w:type="dxa"/>
+            </w:tcMar>
+            <w:hideMark/>
+          </w:tcPr>
+          <w:p/>
         </w:tc>
         <w:tc>
           <w:tcPr>
             <w:tcW w:w="1500" w:type="dxa"/>
-            <w:tcBorders>
-              <w:top w:val="single" w:sz="4" w:space="0" w:color="999999"/>
-              <w:left w:val="single" w:sz="4" w:space="0" w:color="999999"/>
-              <w:bottom w:val="single" w:sz="4" w:space="0" w:color="999999"/>
-              <w:right w:val="single" w:sz="4" w:space="0" w:color="999999"/>
-            </w:tcBorders>
-            <w:tcMar>
-              <w:top w:w="60" w:type="dxa"/>
-              <w:left w:w="100" w:type="dxa"/>
-              <w:bottom w:w="60" w:type="dxa"/>
-              <w:right w:w="100" w:type="dxa"/>
-            </w:tcMar>
-            <w:hideMark/>
-          </w:tcPr>
-          <w:p>
-            <w:r>
-              <w:rPr>
-                <w:rFonts w:ascii="Calibri" w:eastAsia="Calibri" w:hAnsi="Calibri" w:cs="Calibri"/>
-                <w:sz w:val="19"/>
-                <w:szCs w:val="19"/>
-              </w:rPr>
-              <w:t>UC16</w:t>
-            </w:r>
-          </w:p>
+            <w:vMerge/>
+            <w:tcBorders>
+              <w:top w:val="single" w:sz="4" w:space="0" w:color="999999"/>
+              <w:left w:val="single" w:sz="4" w:space="0" w:color="999999"/>
+              <w:bottom w:val="single" w:sz="4" w:space="0" w:color="999999"/>
+              <w:right w:val="single" w:sz="4" w:space="0" w:color="999999"/>
+            </w:tcBorders>
+            <w:tcMar>
+              <w:top w:w="60" w:type="dxa"/>
+              <w:left w:w="100" w:type="dxa"/>
+              <w:bottom w:w="60" w:type="dxa"/>
+              <w:right w:w="100" w:type="dxa"/>
+            </w:tcMar>
+            <w:hideMark/>
+          </w:tcPr>
+          <w:p/>
         </w:tc>
         <w:tc>
           <w:tcPr>
             <w:tcW w:w="1300" w:type="dxa"/>
-            <w:tcBorders>
-              <w:top w:val="single" w:sz="4" w:space="0" w:color="999999"/>
-              <w:left w:val="single" w:sz="4" w:space="0" w:color="999999"/>
-              <w:bottom w:val="single" w:sz="4" w:space="0" w:color="999999"/>
-              <w:right w:val="single" w:sz="4" w:space="0" w:color="999999"/>
-            </w:tcBorders>
-            <w:tcMar>
-              <w:top w:w="60" w:type="dxa"/>
-              <w:left w:w="100" w:type="dxa"/>
-              <w:bottom w:w="60" w:type="dxa"/>
-              <w:right w:w="100" w:type="dxa"/>
-            </w:tcMar>
-          </w:tcPr>
-          <w:p>
-            <w:r>
-              <w:rPr>
-                <w:rFonts w:ascii="Calibri" w:eastAsia="Calibri" w:hAnsi="Calibri" w:cs="Calibri"/>
-                <w:sz w:val="19"/>
-                <w:szCs w:val="19"/>
-              </w:rPr>
-              <w:t>FIN-FEAT-15</w:t>
-            </w:r>
-          </w:p>
+            <w:vMerge/>
+            <w:tcBorders>
+              <w:top w:val="single" w:sz="4" w:space="0" w:color="999999"/>
+              <w:left w:val="single" w:sz="4" w:space="0" w:color="999999"/>
+              <w:bottom w:val="single" w:sz="4" w:space="0" w:color="999999"/>
+              <w:right w:val="single" w:sz="4" w:space="0" w:color="999999"/>
+            </w:tcBorders>
+            <w:tcMar>
+              <w:top w:w="60" w:type="dxa"/>
+              <w:left w:w="100" w:type="dxa"/>
+              <w:bottom w:w="60" w:type="dxa"/>
+              <w:right w:w="100" w:type="dxa"/>
+            </w:tcMar>
+          </w:tcPr>
+          <w:p/>
         </w:tc>
         <w:tc>
           <w:tcPr>
             <w:tcW w:w="1378" w:type="dxa"/>
-            <w:tcBorders>
-              <w:top w:val="single" w:sz="4" w:space="0" w:color="999999"/>
-              <w:left w:val="single" w:sz="4" w:space="0" w:color="999999"/>
-              <w:bottom w:val="single" w:sz="4" w:space="0" w:color="999999"/>
-              <w:right w:val="single" w:sz="4" w:space="0" w:color="999999"/>
-            </w:tcBorders>
-            <w:tcMar>
-              <w:top w:w="60" w:type="dxa"/>
-              <w:left w:w="100" w:type="dxa"/>
-              <w:bottom w:w="60" w:type="dxa"/>
-              <w:right w:w="100" w:type="dxa"/>
-            </w:tcMar>
-          </w:tcPr>
-          <w:p>
-            <w:r>
-              <w:rPr>
-                <w:rFonts w:ascii="Calibri" w:eastAsia="Calibri" w:hAnsi="Calibri" w:cs="Calibri"/>
-                <w:sz w:val="19"/>
-                <w:szCs w:val="19"/>
-              </w:rPr>
-              <w:t>FIN-AF-12, FIN-FD-11</w:t>
-            </w:r>
-          </w:p>
+            <w:vMerge/>
+            <w:tcBorders>
+              <w:top w:val="single" w:sz="4" w:space="0" w:color="999999"/>
+              <w:left w:val="single" w:sz="4" w:space="0" w:color="999999"/>
+              <w:bottom w:val="single" w:sz="4" w:space="0" w:color="999999"/>
+              <w:right w:val="single" w:sz="4" w:space="0" w:color="999999"/>
+            </w:tcBorders>
+            <w:tcMar>
+              <w:top w:w="60" w:type="dxa"/>
+              <w:left w:w="100" w:type="dxa"/>
+              <w:bottom w:w="60" w:type="dxa"/>
+              <w:right w:w="100" w:type="dxa"/>
+            </w:tcMar>
+          </w:tcPr>
+          <w:p/>
         </w:tc>
       </w:tr>
       <w:tr>
@@ -9672,7 +9642,7 @@
                 <w:sz w:val="19"/>
                 <w:szCs w:val="19"/>
               </w:rPr>
-              <w:t>FIN-REQ-28.1</w:t>
+              <w:t>FIN-REQ-29</w:t>
             </w:r>
           </w:p>
         </w:tc>
@@ -9700,43 +9670,41 @@
                 <w:sz w:val="19"/>
                 <w:szCs w:val="19"/>
               </w:rPr>
-              <w:t>The system shall set a pallet aside for wrapping when all its cake spots are filled.</w:t>
+              <w:t>The system shall wrap every full pallet.</w:t>
             </w:r>
           </w:p>
         </w:tc>
         <w:tc>
           <w:tcPr>
             <w:tcW w:w="3900" w:type="dxa"/>
-            <w:vMerge w:val="restart"/>
-            <w:tcBorders>
-              <w:top w:val="single" w:sz="4" w:space="0" w:color="999999"/>
-              <w:left w:val="single" w:sz="4" w:space="0" w:color="999999"/>
-              <w:bottom w:val="single" w:sz="4" w:space="0" w:color="999999"/>
-              <w:right w:val="single" w:sz="4" w:space="0" w:color="999999"/>
-            </w:tcBorders>
-            <w:tcMar>
-              <w:top w:w="60" w:type="dxa"/>
-              <w:left w:w="100" w:type="dxa"/>
-              <w:bottom w:w="60" w:type="dxa"/>
-              <w:right w:w="100" w:type="dxa"/>
-            </w:tcMar>
-            <w:hideMark/>
-          </w:tcPr>
-          <w:p>
-            <w:r>
-              <w:rPr>
-                <w:rFonts w:ascii="Calibri" w:eastAsia="Calibri" w:hAnsi="Calibri" w:cs="Calibri"/>
-                <w:sz w:val="19"/>
-                <w:szCs w:val="19"/>
-              </w:rPr>
-              <w:t>A full pallet must be secured while palletising continues without waiting.</w:t>
+            <w:tcBorders>
+              <w:top w:val="single" w:sz="4" w:space="0" w:color="999999"/>
+              <w:left w:val="single" w:sz="4" w:space="0" w:color="999999"/>
+              <w:bottom w:val="single" w:sz="4" w:space="0" w:color="999999"/>
+              <w:right w:val="single" w:sz="4" w:space="0" w:color="999999"/>
+            </w:tcBorders>
+            <w:tcMar>
+              <w:top w:w="60" w:type="dxa"/>
+              <w:left w:w="100" w:type="dxa"/>
+              <w:bottom w:w="60" w:type="dxa"/>
+              <w:right w:w="100" w:type="dxa"/>
+            </w:tcMar>
+            <w:hideMark/>
+          </w:tcPr>
+          <w:p>
+            <w:r>
+              <w:rPr>
+                <w:rFonts w:ascii="Calibri" w:eastAsia="Calibri" w:hAnsi="Calibri" w:cs="Calibri"/>
+                <w:sz w:val="19"/>
+                <w:szCs w:val="19"/>
+              </w:rPr>
+              <w:t>Secures the pallet for transport.</w:t>
             </w:r>
           </w:p>
         </w:tc>
         <w:tc>
           <w:tcPr>
             <w:tcW w:w="1500" w:type="dxa"/>
-            <w:vMerge w:val="restart"/>
             <w:tcBorders>
               <w:top w:val="single" w:sz="4" w:space="0" w:color="999999"/>
               <w:left w:val="single" w:sz="4" w:space="0" w:color="999999"/>
@@ -9765,7 +9733,6 @@
         <w:tc>
           <w:tcPr>
             <w:tcW w:w="1300" w:type="dxa"/>
-            <w:vMerge w:val="restart"/>
             <w:tcBorders>
               <w:top w:val="single" w:sz="4" w:space="0" w:color="999999"/>
               <w:left w:val="single" w:sz="4" w:space="0" w:color="999999"/>
@@ -9793,28 +9760,27 @@
         <w:tc>
           <w:tcPr>
             <w:tcW w:w="1378" w:type="dxa"/>
-            <w:vMerge w:val="restart"/>
-            <w:tcBorders>
-              <w:top w:val="single" w:sz="4" w:space="0" w:color="999999"/>
-              <w:left w:val="single" w:sz="4" w:space="0" w:color="999999"/>
-              <w:bottom w:val="single" w:sz="4" w:space="0" w:color="999999"/>
-              <w:right w:val="single" w:sz="4" w:space="0" w:color="999999"/>
-            </w:tcBorders>
-            <w:tcMar>
-              <w:top w:w="60" w:type="dxa"/>
-              <w:left w:w="100" w:type="dxa"/>
-              <w:bottom w:w="60" w:type="dxa"/>
-              <w:right w:w="100" w:type="dxa"/>
-            </w:tcMar>
-          </w:tcPr>
-          <w:p>
-            <w:r>
-              <w:rPr>
-                <w:rFonts w:ascii="Calibri" w:eastAsia="Calibri" w:hAnsi="Calibri" w:cs="Calibri"/>
-                <w:sz w:val="19"/>
-                <w:szCs w:val="19"/>
-              </w:rPr>
-              <w:t>FIN-AF-12, FIN-FD-11</w:t>
+            <w:tcBorders>
+              <w:top w:val="single" w:sz="4" w:space="0" w:color="999999"/>
+              <w:left w:val="single" w:sz="4" w:space="0" w:color="999999"/>
+              <w:bottom w:val="single" w:sz="4" w:space="0" w:color="999999"/>
+              <w:right w:val="single" w:sz="4" w:space="0" w:color="999999"/>
+            </w:tcBorders>
+            <w:tcMar>
+              <w:top w:w="60" w:type="dxa"/>
+              <w:left w:w="100" w:type="dxa"/>
+              <w:bottom w:w="60" w:type="dxa"/>
+              <w:right w:w="100" w:type="dxa"/>
+            </w:tcMar>
+          </w:tcPr>
+          <w:p>
+            <w:r>
+              <w:rPr>
+                <w:rFonts w:ascii="Calibri" w:eastAsia="Calibri" w:hAnsi="Calibri" w:cs="Calibri"/>
+                <w:sz w:val="19"/>
+                <w:szCs w:val="19"/>
+              </w:rPr>
+              <w:t>FIN-AF-12, FIN-FD-12</w:t>
             </w:r>
           </w:p>
         </w:tc>
@@ -9847,7 +9813,7 @@
                 <w:sz w:val="19"/>
                 <w:szCs w:val="19"/>
               </w:rPr>
-              <w:t>FIN-REQ-28.2</w:t>
+              <w:t>FIN-REQ-30</w:t>
             </w:r>
           </w:p>
         </w:tc>
@@ -9875,87 +9841,119 @@
                 <w:sz w:val="19"/>
                 <w:szCs w:val="19"/>
               </w:rPr>
-              <w:t>The system shall stage a new empty pallet at the packing station when a pallet is set aside.</w:t>
+              <w:t>The system shall publish the signal "Pallet ready for shipment" (pallet ID, cake count, batch IDs) when a wrapped pallet is ready to be moved to shipping storage.</w:t>
             </w:r>
           </w:p>
         </w:tc>
         <w:tc>
           <w:tcPr>
             <w:tcW w:w="3900" w:type="dxa"/>
-            <w:vMerge/>
-            <w:tcBorders>
-              <w:top w:val="single" w:sz="4" w:space="0" w:color="999999"/>
-              <w:left w:val="single" w:sz="4" w:space="0" w:color="999999"/>
-              <w:bottom w:val="single" w:sz="4" w:space="0" w:color="999999"/>
-              <w:right w:val="single" w:sz="4" w:space="0" w:color="999999"/>
-            </w:tcBorders>
-            <w:tcMar>
-              <w:top w:w="60" w:type="dxa"/>
-              <w:left w:w="100" w:type="dxa"/>
-              <w:bottom w:w="60" w:type="dxa"/>
-              <w:right w:w="100" w:type="dxa"/>
-            </w:tcMar>
-            <w:hideMark/>
-          </w:tcPr>
-          <w:p/>
+            <w:tcBorders>
+              <w:top w:val="single" w:sz="4" w:space="0" w:color="999999"/>
+              <w:left w:val="single" w:sz="4" w:space="0" w:color="999999"/>
+              <w:bottom w:val="single" w:sz="4" w:space="0" w:color="999999"/>
+              <w:right w:val="single" w:sz="4" w:space="0" w:color="999999"/>
+            </w:tcBorders>
+            <w:tcMar>
+              <w:top w:w="60" w:type="dxa"/>
+              <w:left w:w="100" w:type="dxa"/>
+              <w:bottom w:w="60" w:type="dxa"/>
+              <w:right w:w="100" w:type="dxa"/>
+            </w:tcMar>
+            <w:hideMark/>
+          </w:tcPr>
+          <w:p>
+            <w:r>
+              <w:rPr>
+                <w:rFonts w:ascii="Calibri" w:eastAsia="Calibri" w:hAnsi="Calibri" w:cs="Calibri"/>
+                <w:sz w:val="19"/>
+                <w:szCs w:val="19"/>
+              </w:rPr>
+              <w:t>Hands the pallet to Production &amp; Logistics; batch IDs keep traceability intact.</w:t>
+            </w:r>
+          </w:p>
         </w:tc>
         <w:tc>
           <w:tcPr>
             <w:tcW w:w="1500" w:type="dxa"/>
-            <w:vMerge/>
-            <w:tcBorders>
-              <w:top w:val="single" w:sz="4" w:space="0" w:color="999999"/>
-              <w:left w:val="single" w:sz="4" w:space="0" w:color="999999"/>
-              <w:bottom w:val="single" w:sz="4" w:space="0" w:color="999999"/>
-              <w:right w:val="single" w:sz="4" w:space="0" w:color="999999"/>
-            </w:tcBorders>
-            <w:tcMar>
-              <w:top w:w="60" w:type="dxa"/>
-              <w:left w:w="100" w:type="dxa"/>
-              <w:bottom w:w="60" w:type="dxa"/>
-              <w:right w:w="100" w:type="dxa"/>
-            </w:tcMar>
-            <w:hideMark/>
-          </w:tcPr>
-          <w:p/>
+            <w:tcBorders>
+              <w:top w:val="single" w:sz="4" w:space="0" w:color="999999"/>
+              <w:left w:val="single" w:sz="4" w:space="0" w:color="999999"/>
+              <w:bottom w:val="single" w:sz="4" w:space="0" w:color="999999"/>
+              <w:right w:val="single" w:sz="4" w:space="0" w:color="999999"/>
+            </w:tcBorders>
+            <w:tcMar>
+              <w:top w:w="60" w:type="dxa"/>
+              <w:left w:w="100" w:type="dxa"/>
+              <w:bottom w:w="60" w:type="dxa"/>
+              <w:right w:w="100" w:type="dxa"/>
+            </w:tcMar>
+            <w:hideMark/>
+          </w:tcPr>
+          <w:p>
+            <w:r>
+              <w:rPr>
+                <w:rFonts w:ascii="Calibri" w:eastAsia="Calibri" w:hAnsi="Calibri" w:cs="Calibri"/>
+                <w:sz w:val="19"/>
+                <w:szCs w:val="19"/>
+              </w:rPr>
+              <w:t>UC16</w:t>
+            </w:r>
+          </w:p>
         </w:tc>
         <w:tc>
           <w:tcPr>
             <w:tcW w:w="1300" w:type="dxa"/>
-            <w:vMerge/>
-            <w:tcBorders>
-              <w:top w:val="single" w:sz="4" w:space="0" w:color="999999"/>
-              <w:left w:val="single" w:sz="4" w:space="0" w:color="999999"/>
-              <w:bottom w:val="single" w:sz="4" w:space="0" w:color="999999"/>
-              <w:right w:val="single" w:sz="4" w:space="0" w:color="999999"/>
-            </w:tcBorders>
-            <w:tcMar>
-              <w:top w:w="60" w:type="dxa"/>
-              <w:left w:w="100" w:type="dxa"/>
-              <w:bottom w:w="60" w:type="dxa"/>
-              <w:right w:w="100" w:type="dxa"/>
-            </w:tcMar>
-          </w:tcPr>
-          <w:p/>
+            <w:tcBorders>
+              <w:top w:val="single" w:sz="4" w:space="0" w:color="999999"/>
+              <w:left w:val="single" w:sz="4" w:space="0" w:color="999999"/>
+              <w:bottom w:val="single" w:sz="4" w:space="0" w:color="999999"/>
+              <w:right w:val="single" w:sz="4" w:space="0" w:color="999999"/>
+            </w:tcBorders>
+            <w:tcMar>
+              <w:top w:w="60" w:type="dxa"/>
+              <w:left w:w="100" w:type="dxa"/>
+              <w:bottom w:w="60" w:type="dxa"/>
+              <w:right w:w="100" w:type="dxa"/>
+            </w:tcMar>
+          </w:tcPr>
+          <w:p>
+            <w:r>
+              <w:rPr>
+                <w:rFonts w:ascii="Calibri" w:eastAsia="Calibri" w:hAnsi="Calibri" w:cs="Calibri"/>
+                <w:sz w:val="19"/>
+                <w:szCs w:val="19"/>
+              </w:rPr>
+              <w:t>FIN-FEAT-15</w:t>
+            </w:r>
+          </w:p>
         </w:tc>
         <w:tc>
           <w:tcPr>
             <w:tcW w:w="1378" w:type="dxa"/>
-            <w:vMerge/>
-            <w:tcBorders>
-              <w:top w:val="single" w:sz="4" w:space="0" w:color="999999"/>
-              <w:left w:val="single" w:sz="4" w:space="0" w:color="999999"/>
-              <w:bottom w:val="single" w:sz="4" w:space="0" w:color="999999"/>
-              <w:right w:val="single" w:sz="4" w:space="0" w:color="999999"/>
-            </w:tcBorders>
-            <w:tcMar>
-              <w:top w:w="60" w:type="dxa"/>
-              <w:left w:w="100" w:type="dxa"/>
-              <w:bottom w:w="60" w:type="dxa"/>
-              <w:right w:w="100" w:type="dxa"/>
-            </w:tcMar>
-          </w:tcPr>
-          <w:p/>
+            <w:tcBorders>
+              <w:top w:val="single" w:sz="4" w:space="0" w:color="999999"/>
+              <w:left w:val="single" w:sz="4" w:space="0" w:color="999999"/>
+              <w:bottom w:val="single" w:sz="4" w:space="0" w:color="999999"/>
+              <w:right w:val="single" w:sz="4" w:space="0" w:color="999999"/>
+            </w:tcBorders>
+            <w:tcMar>
+              <w:top w:w="60" w:type="dxa"/>
+              <w:left w:w="100" w:type="dxa"/>
+              <w:bottom w:w="60" w:type="dxa"/>
+              <w:right w:w="100" w:type="dxa"/>
+            </w:tcMar>
+          </w:tcPr>
+          <w:p>
+            <w:r>
+              <w:rPr>
+                <w:rFonts w:ascii="Calibri" w:eastAsia="Calibri" w:hAnsi="Calibri" w:cs="Calibri"/>
+                <w:sz w:val="19"/>
+                <w:szCs w:val="19"/>
+              </w:rPr>
+              <w:t>FIN-AF-12</w:t>
+            </w:r>
+          </w:p>
         </w:tc>
       </w:tr>
       <w:tr>
@@ -9986,7 +9984,7 @@
                 <w:sz w:val="19"/>
                 <w:szCs w:val="19"/>
               </w:rPr>
-              <w:t>FIN-REQ-29</w:t>
+              <w:t>FIN-REQ-31.1</w:t>
             </w:r>
           </w:p>
         </w:tc>
@@ -10014,117 +10012,121 @@
                 <w:sz w:val="19"/>
                 <w:szCs w:val="19"/>
               </w:rPr>
-              <w:t>The system shall wrap every full pallet.</w:t>
+              <w:t>The system shall reject every cake that has not been removed correctly from its pan.</w:t>
             </w:r>
           </w:p>
         </w:tc>
         <w:tc>
           <w:tcPr>
             <w:tcW w:w="3900" w:type="dxa"/>
-            <w:tcBorders>
-              <w:top w:val="single" w:sz="4" w:space="0" w:color="999999"/>
-              <w:left w:val="single" w:sz="4" w:space="0" w:color="999999"/>
-              <w:bottom w:val="single" w:sz="4" w:space="0" w:color="999999"/>
-              <w:right w:val="single" w:sz="4" w:space="0" w:color="999999"/>
-            </w:tcBorders>
-            <w:tcMar>
-              <w:top w:w="60" w:type="dxa"/>
-              <w:left w:w="100" w:type="dxa"/>
-              <w:bottom w:w="60" w:type="dxa"/>
-              <w:right w:w="100" w:type="dxa"/>
-            </w:tcMar>
-            <w:hideMark/>
-          </w:tcPr>
-          <w:p>
-            <w:r>
-              <w:rPr>
-                <w:rFonts w:ascii="Calibri" w:eastAsia="Calibri" w:hAnsi="Calibri" w:cs="Calibri"/>
-                <w:sz w:val="19"/>
-                <w:szCs w:val="19"/>
-              </w:rPr>
-              <w:t>Secures the pallet for transport.</w:t>
+            <w:vMerge w:val="restart"/>
+            <w:tcBorders>
+              <w:top w:val="single" w:sz="4" w:space="0" w:color="999999"/>
+              <w:left w:val="single" w:sz="4" w:space="0" w:color="999999"/>
+              <w:bottom w:val="single" w:sz="4" w:space="0" w:color="999999"/>
+              <w:right w:val="single" w:sz="4" w:space="0" w:color="999999"/>
+            </w:tcBorders>
+            <w:tcMar>
+              <w:top w:w="60" w:type="dxa"/>
+              <w:left w:w="100" w:type="dxa"/>
+              <w:bottom w:w="60" w:type="dxa"/>
+              <w:right w:w="100" w:type="dxa"/>
+            </w:tcMar>
+            <w:hideMark/>
+          </w:tcPr>
+          <w:p>
+            <w:r>
+              <w:rPr>
+                <w:rFonts w:ascii="Calibri" w:eastAsia="Calibri" w:hAnsi="Calibri" w:cs="Calibri"/>
+                <w:sz w:val="19"/>
+                <w:szCs w:val="19"/>
+              </w:rPr>
+              <w:t>Stuck or broken cakes must not enter inspection; the pan must be recovered.</w:t>
             </w:r>
           </w:p>
         </w:tc>
         <w:tc>
           <w:tcPr>
             <w:tcW w:w="1500" w:type="dxa"/>
-            <w:tcBorders>
-              <w:top w:val="single" w:sz="4" w:space="0" w:color="999999"/>
-              <w:left w:val="single" w:sz="4" w:space="0" w:color="999999"/>
-              <w:bottom w:val="single" w:sz="4" w:space="0" w:color="999999"/>
-              <w:right w:val="single" w:sz="4" w:space="0" w:color="999999"/>
-            </w:tcBorders>
-            <w:tcMar>
-              <w:top w:w="60" w:type="dxa"/>
-              <w:left w:w="100" w:type="dxa"/>
-              <w:bottom w:w="60" w:type="dxa"/>
-              <w:right w:w="100" w:type="dxa"/>
-            </w:tcMar>
-            <w:hideMark/>
-          </w:tcPr>
-          <w:p>
-            <w:r>
-              <w:rPr>
-                <w:rFonts w:ascii="Calibri" w:eastAsia="Calibri" w:hAnsi="Calibri" w:cs="Calibri"/>
-                <w:sz w:val="19"/>
-                <w:szCs w:val="19"/>
-              </w:rPr>
-              <w:t>UC16</w:t>
+            <w:vMerge w:val="restart"/>
+            <w:tcBorders>
+              <w:top w:val="single" w:sz="4" w:space="0" w:color="999999"/>
+              <w:left w:val="single" w:sz="4" w:space="0" w:color="999999"/>
+              <w:bottom w:val="single" w:sz="4" w:space="0" w:color="999999"/>
+              <w:right w:val="single" w:sz="4" w:space="0" w:color="999999"/>
+            </w:tcBorders>
+            <w:tcMar>
+              <w:top w:w="60" w:type="dxa"/>
+              <w:left w:w="100" w:type="dxa"/>
+              <w:bottom w:w="60" w:type="dxa"/>
+              <w:right w:w="100" w:type="dxa"/>
+            </w:tcMar>
+            <w:hideMark/>
+          </w:tcPr>
+          <w:p>
+            <w:r>
+              <w:rPr>
+                <w:rFonts w:ascii="Calibri" w:eastAsia="Calibri" w:hAnsi="Calibri" w:cs="Calibri"/>
+                <w:sz w:val="19"/>
+                <w:szCs w:val="19"/>
+              </w:rPr>
+              <w:t>FC21</w:t>
             </w:r>
           </w:p>
         </w:tc>
         <w:tc>
           <w:tcPr>
             <w:tcW w:w="1300" w:type="dxa"/>
-            <w:tcBorders>
-              <w:top w:val="single" w:sz="4" w:space="0" w:color="999999"/>
-              <w:left w:val="single" w:sz="4" w:space="0" w:color="999999"/>
-              <w:bottom w:val="single" w:sz="4" w:space="0" w:color="999999"/>
-              <w:right w:val="single" w:sz="4" w:space="0" w:color="999999"/>
-            </w:tcBorders>
-            <w:tcMar>
-              <w:top w:w="60" w:type="dxa"/>
-              <w:left w:w="100" w:type="dxa"/>
-              <w:bottom w:w="60" w:type="dxa"/>
-              <w:right w:w="100" w:type="dxa"/>
-            </w:tcMar>
-          </w:tcPr>
-          <w:p>
-            <w:r>
-              <w:rPr>
-                <w:rFonts w:ascii="Calibri" w:eastAsia="Calibri" w:hAnsi="Calibri" w:cs="Calibri"/>
-                <w:sz w:val="19"/>
-                <w:szCs w:val="19"/>
-              </w:rPr>
-              <w:t>FIN-FEAT-15</w:t>
+            <w:vMerge w:val="restart"/>
+            <w:tcBorders>
+              <w:top w:val="single" w:sz="4" w:space="0" w:color="999999"/>
+              <w:left w:val="single" w:sz="4" w:space="0" w:color="999999"/>
+              <w:bottom w:val="single" w:sz="4" w:space="0" w:color="999999"/>
+              <w:right w:val="single" w:sz="4" w:space="0" w:color="999999"/>
+            </w:tcBorders>
+            <w:tcMar>
+              <w:top w:w="60" w:type="dxa"/>
+              <w:left w:w="100" w:type="dxa"/>
+              <w:bottom w:w="60" w:type="dxa"/>
+              <w:right w:w="100" w:type="dxa"/>
+            </w:tcMar>
+          </w:tcPr>
+          <w:p>
+            <w:r>
+              <w:rPr>
+                <w:rFonts w:ascii="Calibri" w:eastAsia="Calibri" w:hAnsi="Calibri" w:cs="Calibri"/>
+                <w:sz w:val="19"/>
+                <w:szCs w:val="19"/>
+              </w:rPr>
+              <w:t>FIN-FEAT-02</w:t>
             </w:r>
           </w:p>
         </w:tc>
         <w:tc>
           <w:tcPr>
             <w:tcW w:w="1378" w:type="dxa"/>
-            <w:tcBorders>
-              <w:top w:val="single" w:sz="4" w:space="0" w:color="999999"/>
-              <w:left w:val="single" w:sz="4" w:space="0" w:color="999999"/>
-              <w:bottom w:val="single" w:sz="4" w:space="0" w:color="999999"/>
-              <w:right w:val="single" w:sz="4" w:space="0" w:color="999999"/>
-            </w:tcBorders>
-            <w:tcMar>
-              <w:top w:w="60" w:type="dxa"/>
-              <w:left w:w="100" w:type="dxa"/>
-              <w:bottom w:w="60" w:type="dxa"/>
-              <w:right w:w="100" w:type="dxa"/>
-            </w:tcMar>
-          </w:tcPr>
-          <w:p>
-            <w:r>
-              <w:rPr>
-                <w:rFonts w:ascii="Calibri" w:eastAsia="Calibri" w:hAnsi="Calibri" w:cs="Calibri"/>
-                <w:sz w:val="19"/>
-                <w:szCs w:val="19"/>
-              </w:rPr>
-              <w:t>FIN-AF-12, FIN-FD-12</w:t>
+            <w:vMerge w:val="restart"/>
+            <w:tcBorders>
+              <w:top w:val="single" w:sz="4" w:space="0" w:color="999999"/>
+              <w:left w:val="single" w:sz="4" w:space="0" w:color="999999"/>
+              <w:bottom w:val="single" w:sz="4" w:space="0" w:color="999999"/>
+              <w:right w:val="single" w:sz="4" w:space="0" w:color="999999"/>
+            </w:tcBorders>
+            <w:tcMar>
+              <w:top w:w="60" w:type="dxa"/>
+              <w:left w:w="100" w:type="dxa"/>
+              <w:bottom w:w="60" w:type="dxa"/>
+              <w:right w:w="100" w:type="dxa"/>
+            </w:tcMar>
+          </w:tcPr>
+          <w:p>
+            <w:r>
+              <w:rPr>
+                <w:rFonts w:ascii="Calibri" w:eastAsia="Calibri" w:hAnsi="Calibri" w:cs="Calibri"/>
+                <w:sz w:val="19"/>
+                <w:szCs w:val="19"/>
+              </w:rPr>
+              <w:t>FIN-AF-01, FIN-FD-01</w:t>
             </w:r>
           </w:p>
         </w:tc>
@@ -10157,7 +10159,8 @@
                 <w:sz w:val="19"/>
                 <w:szCs w:val="19"/>
               </w:rPr>
-              <w:t>FIN-REQ-30</w:t>
+              <w:lastRenderedPageBreak/>
+              <w:t>FIN-REQ-31.2</w:t>
             </w:r>
           </w:p>
         </w:tc>
@@ -10185,119 +10188,87 @@
                 <w:sz w:val="19"/>
                 <w:szCs w:val="19"/>
               </w:rPr>
-              <w:t>The system shall publish the signal "Pallet ready for shipment" (pallet ID, cake count, batch IDs) when a wrapped pallet is ready to be moved to shipping storage.</w:t>
+              <w:t>The system shall send the pan of every cake that has not been removed correctly to the washing station.</w:t>
             </w:r>
           </w:p>
         </w:tc>
         <w:tc>
           <w:tcPr>
             <w:tcW w:w="3900" w:type="dxa"/>
-            <w:tcBorders>
-              <w:top w:val="single" w:sz="4" w:space="0" w:color="999999"/>
-              <w:left w:val="single" w:sz="4" w:space="0" w:color="999999"/>
-              <w:bottom w:val="single" w:sz="4" w:space="0" w:color="999999"/>
-              <w:right w:val="single" w:sz="4" w:space="0" w:color="999999"/>
-            </w:tcBorders>
-            <w:tcMar>
-              <w:top w:w="60" w:type="dxa"/>
-              <w:left w:w="100" w:type="dxa"/>
-              <w:bottom w:w="60" w:type="dxa"/>
-              <w:right w:w="100" w:type="dxa"/>
-            </w:tcMar>
-            <w:hideMark/>
-          </w:tcPr>
-          <w:p>
-            <w:r>
-              <w:rPr>
-                <w:rFonts w:ascii="Calibri" w:eastAsia="Calibri" w:hAnsi="Calibri" w:cs="Calibri"/>
-                <w:sz w:val="19"/>
-                <w:szCs w:val="19"/>
-              </w:rPr>
-              <w:t>Hands the pallet to Production &amp; Logistics; batch IDs keep traceability intact.</w:t>
-            </w:r>
-          </w:p>
+            <w:vMerge/>
+            <w:tcBorders>
+              <w:top w:val="single" w:sz="4" w:space="0" w:color="999999"/>
+              <w:left w:val="single" w:sz="4" w:space="0" w:color="999999"/>
+              <w:bottom w:val="single" w:sz="4" w:space="0" w:color="999999"/>
+              <w:right w:val="single" w:sz="4" w:space="0" w:color="999999"/>
+            </w:tcBorders>
+            <w:tcMar>
+              <w:top w:w="60" w:type="dxa"/>
+              <w:left w:w="100" w:type="dxa"/>
+              <w:bottom w:w="60" w:type="dxa"/>
+              <w:right w:w="100" w:type="dxa"/>
+            </w:tcMar>
+            <w:hideMark/>
+          </w:tcPr>
+          <w:p/>
         </w:tc>
         <w:tc>
           <w:tcPr>
             <w:tcW w:w="1500" w:type="dxa"/>
-            <w:tcBorders>
-              <w:top w:val="single" w:sz="4" w:space="0" w:color="999999"/>
-              <w:left w:val="single" w:sz="4" w:space="0" w:color="999999"/>
-              <w:bottom w:val="single" w:sz="4" w:space="0" w:color="999999"/>
-              <w:right w:val="single" w:sz="4" w:space="0" w:color="999999"/>
-            </w:tcBorders>
-            <w:tcMar>
-              <w:top w:w="60" w:type="dxa"/>
-              <w:left w:w="100" w:type="dxa"/>
-              <w:bottom w:w="60" w:type="dxa"/>
-              <w:right w:w="100" w:type="dxa"/>
-            </w:tcMar>
-            <w:hideMark/>
-          </w:tcPr>
-          <w:p>
-            <w:r>
-              <w:rPr>
-                <w:rFonts w:ascii="Calibri" w:eastAsia="Calibri" w:hAnsi="Calibri" w:cs="Calibri"/>
-                <w:sz w:val="19"/>
-                <w:szCs w:val="19"/>
-              </w:rPr>
-              <w:t>UC16</w:t>
-            </w:r>
-          </w:p>
+            <w:vMerge/>
+            <w:tcBorders>
+              <w:top w:val="single" w:sz="4" w:space="0" w:color="999999"/>
+              <w:left w:val="single" w:sz="4" w:space="0" w:color="999999"/>
+              <w:bottom w:val="single" w:sz="4" w:space="0" w:color="999999"/>
+              <w:right w:val="single" w:sz="4" w:space="0" w:color="999999"/>
+            </w:tcBorders>
+            <w:tcMar>
+              <w:top w:w="60" w:type="dxa"/>
+              <w:left w:w="100" w:type="dxa"/>
+              <w:bottom w:w="60" w:type="dxa"/>
+              <w:right w:w="100" w:type="dxa"/>
+            </w:tcMar>
+            <w:hideMark/>
+          </w:tcPr>
+          <w:p/>
         </w:tc>
         <w:tc>
           <w:tcPr>
             <w:tcW w:w="1300" w:type="dxa"/>
-            <w:tcBorders>
-              <w:top w:val="single" w:sz="4" w:space="0" w:color="999999"/>
-              <w:left w:val="single" w:sz="4" w:space="0" w:color="999999"/>
-              <w:bottom w:val="single" w:sz="4" w:space="0" w:color="999999"/>
-              <w:right w:val="single" w:sz="4" w:space="0" w:color="999999"/>
-            </w:tcBorders>
-            <w:tcMar>
-              <w:top w:w="60" w:type="dxa"/>
-              <w:left w:w="100" w:type="dxa"/>
-              <w:bottom w:w="60" w:type="dxa"/>
-              <w:right w:w="100" w:type="dxa"/>
-            </w:tcMar>
-          </w:tcPr>
-          <w:p>
-            <w:r>
-              <w:rPr>
-                <w:rFonts w:ascii="Calibri" w:eastAsia="Calibri" w:hAnsi="Calibri" w:cs="Calibri"/>
-                <w:sz w:val="19"/>
-                <w:szCs w:val="19"/>
-              </w:rPr>
-              <w:t>FIN-FEAT-15</w:t>
-            </w:r>
-          </w:p>
+            <w:vMerge/>
+            <w:tcBorders>
+              <w:top w:val="single" w:sz="4" w:space="0" w:color="999999"/>
+              <w:left w:val="single" w:sz="4" w:space="0" w:color="999999"/>
+              <w:bottom w:val="single" w:sz="4" w:space="0" w:color="999999"/>
+              <w:right w:val="single" w:sz="4" w:space="0" w:color="999999"/>
+            </w:tcBorders>
+            <w:tcMar>
+              <w:top w:w="60" w:type="dxa"/>
+              <w:left w:w="100" w:type="dxa"/>
+              <w:bottom w:w="60" w:type="dxa"/>
+              <w:right w:w="100" w:type="dxa"/>
+            </w:tcMar>
+          </w:tcPr>
+          <w:p/>
         </w:tc>
         <w:tc>
           <w:tcPr>
             <w:tcW w:w="1378" w:type="dxa"/>
-            <w:tcBorders>
-              <w:top w:val="single" w:sz="4" w:space="0" w:color="999999"/>
-              <w:left w:val="single" w:sz="4" w:space="0" w:color="999999"/>
-              <w:bottom w:val="single" w:sz="4" w:space="0" w:color="999999"/>
-              <w:right w:val="single" w:sz="4" w:space="0" w:color="999999"/>
-            </w:tcBorders>
-            <w:tcMar>
-              <w:top w:w="60" w:type="dxa"/>
-              <w:left w:w="100" w:type="dxa"/>
-              <w:bottom w:w="60" w:type="dxa"/>
-              <w:right w:w="100" w:type="dxa"/>
-            </w:tcMar>
-          </w:tcPr>
-          <w:p>
-            <w:r>
-              <w:rPr>
-                <w:rFonts w:ascii="Calibri" w:eastAsia="Calibri" w:hAnsi="Calibri" w:cs="Calibri"/>
-                <w:sz w:val="19"/>
-                <w:szCs w:val="19"/>
-              </w:rPr>
-              <w:t>FIN-AF-12</w:t>
-            </w:r>
-          </w:p>
+            <w:vMerge/>
+            <w:tcBorders>
+              <w:top w:val="single" w:sz="4" w:space="0" w:color="999999"/>
+              <w:left w:val="single" w:sz="4" w:space="0" w:color="999999"/>
+              <w:bottom w:val="single" w:sz="4" w:space="0" w:color="999999"/>
+              <w:right w:val="single" w:sz="4" w:space="0" w:color="999999"/>
+            </w:tcBorders>
+            <w:tcMar>
+              <w:top w:w="60" w:type="dxa"/>
+              <w:left w:w="100" w:type="dxa"/>
+              <w:bottom w:w="60" w:type="dxa"/>
+              <w:right w:w="100" w:type="dxa"/>
+            </w:tcMar>
+          </w:tcPr>
+          <w:p/>
         </w:tc>
       </w:tr>
       <w:tr>
@@ -10328,7 +10299,7 @@
                 <w:sz w:val="19"/>
                 <w:szCs w:val="19"/>
               </w:rPr>
-              <w:t>FIN-REQ-31.1</w:t>
+              <w:t>FIN-REQ-32.1</w:t>
             </w:r>
           </w:p>
         </w:tc>
@@ -10356,7 +10327,7 @@
                 <w:sz w:val="19"/>
                 <w:szCs w:val="19"/>
               </w:rPr>
-              <w:t>The system shall reject every cake that has not been removed correctly from its pan.</w:t>
+              <w:t>The system shall hold cakes arriving at the depanning station while the depanning machine is not responding.</w:t>
             </w:r>
           </w:p>
         </w:tc>
@@ -10385,7 +10356,7 @@
                 <w:sz w:val="19"/>
                 <w:szCs w:val="19"/>
               </w:rPr>
-              <w:t>Stuck or broken cakes must not enter inspection; the pan must be recovered.</w:t>
+              <w:t>Availability: incoming product is neither lost nor discarded during a machine fault.</w:t>
             </w:r>
           </w:p>
         </w:tc>
@@ -10414,7 +10385,7 @@
                 <w:sz w:val="19"/>
                 <w:szCs w:val="19"/>
               </w:rPr>
-              <w:t>FC21</w:t>
+              <w:t>FC22</w:t>
             </w:r>
           </w:p>
         </w:tc>
@@ -10442,7 +10413,7 @@
                 <w:sz w:val="19"/>
                 <w:szCs w:val="19"/>
               </w:rPr>
-              <w:t>FIN-FEAT-02</w:t>
+              <w:t>FIN-FEAT-03</w:t>
             </w:r>
           </w:p>
         </w:tc>
@@ -10503,8 +10474,7 @@
                 <w:sz w:val="19"/>
                 <w:szCs w:val="19"/>
               </w:rPr>
-              <w:lastRenderedPageBreak/>
-              <w:t>FIN-REQ-31.2</w:t>
+              <w:t>FIN-REQ-32.2</w:t>
             </w:r>
           </w:p>
         </w:tc>
@@ -10532,7 +10502,7 @@
                 <w:sz w:val="19"/>
                 <w:szCs w:val="19"/>
               </w:rPr>
-              <w:t>The system shall send the pan of every cake that has not been removed correctly to the washing station.</w:t>
+              <w:t xml:space="preserve">The system shall process the held cakes once it has received the signal "Repair confirmed" for the depanning machine.</w:t>
             </w:r>
           </w:p>
         </w:tc>
@@ -10643,7 +10613,7 @@
                 <w:sz w:val="19"/>
                 <w:szCs w:val="19"/>
               </w:rPr>
-              <w:t>FIN-REQ-32.1</w:t>
+              <w:t>FIN-REQ-33.1</w:t>
             </w:r>
           </w:p>
         </w:tc>
@@ -10671,7 +10641,7 @@
                 <w:sz w:val="19"/>
                 <w:szCs w:val="19"/>
               </w:rPr>
-              <w:t>The system shall hold cakes arriving at the depanning station while the depanning machine is not responding.</w:t>
+              <w:t>The system shall hold incoming cakes in the holding area while the wrapping station is unavailable.</w:t>
             </w:r>
           </w:p>
         </w:tc>
@@ -10700,7 +10670,7 @@
                 <w:sz w:val="19"/>
                 <w:szCs w:val="19"/>
               </w:rPr>
-              <w:t>Availability: incoming product is neither lost nor discarded during a machine fault.</w:t>
+              <w:t>Availability: the holding area absorbs short wrapping outages.</w:t>
             </w:r>
           </w:p>
         </w:tc>
@@ -10729,7 +10699,7 @@
                 <w:sz w:val="19"/>
                 <w:szCs w:val="19"/>
               </w:rPr>
-              <w:t>FC22</w:t>
+              <w:t>FC25</w:t>
             </w:r>
           </w:p>
         </w:tc>
@@ -10757,7 +10727,7 @@
                 <w:sz w:val="19"/>
                 <w:szCs w:val="19"/>
               </w:rPr>
-              <w:t>FIN-FEAT-03</w:t>
+              <w:t>FIN-FEAT-14</w:t>
             </w:r>
           </w:p>
         </w:tc>
@@ -10785,7 +10755,7 @@
                 <w:sz w:val="19"/>
                 <w:szCs w:val="19"/>
               </w:rPr>
-              <w:t>FIN-AF-01, FIN-FD-01</w:t>
+              <w:t>FIN-AF-11, FIN-FD-10</w:t>
             </w:r>
           </w:p>
         </w:tc>
@@ -10818,7 +10788,7 @@
                 <w:sz w:val="19"/>
                 <w:szCs w:val="19"/>
               </w:rPr>
-              <w:t>FIN-REQ-32.2</w:t>
+              <w:t>FIN-REQ-33.2</w:t>
             </w:r>
           </w:p>
         </w:tc>
@@ -10846,7 +10816,7 @@
                 <w:sz w:val="19"/>
                 <w:szCs w:val="19"/>
               </w:rPr>
-              <w:t xml:space="preserve">The system shall process the held cakes once it has received the signal "Repair confirmed" for the depanning machine.</w:t>
+              <w:t xml:space="preserve">The system shall wrap the held cakes once it has received the signal "Repair confirmed" for the wrapping station.</w:t>
             </w:r>
           </w:p>
         </w:tc>
@@ -10957,7 +10927,7 @@
                 <w:sz w:val="19"/>
                 <w:szCs w:val="19"/>
               </w:rPr>
-              <w:t>FIN-REQ-33.1</w:t>
+              <w:t>FIN-REQ-34</w:t>
             </w:r>
           </w:p>
         </w:tc>
@@ -10985,43 +10955,41 @@
                 <w:sz w:val="19"/>
                 <w:szCs w:val="19"/>
               </w:rPr>
-              <w:t>The system shall hold incoming cakes in the holding area while the wrapping station is unavailable.</w:t>
+              <w:t>The system shall send the signal "Stop / resume pan admission" (stop) to Thermal Processing when the holding area is full.</w:t>
             </w:r>
           </w:p>
         </w:tc>
         <w:tc>
           <w:tcPr>
             <w:tcW w:w="3900" w:type="dxa"/>
-            <w:vMerge w:val="restart"/>
-            <w:tcBorders>
-              <w:top w:val="single" w:sz="4" w:space="0" w:color="999999"/>
-              <w:left w:val="single" w:sz="4" w:space="0" w:color="999999"/>
-              <w:bottom w:val="single" w:sz="4" w:space="0" w:color="999999"/>
-              <w:right w:val="single" w:sz="4" w:space="0" w:color="999999"/>
-            </w:tcBorders>
-            <w:tcMar>
-              <w:top w:w="60" w:type="dxa"/>
-              <w:left w:w="100" w:type="dxa"/>
-              <w:bottom w:w="60" w:type="dxa"/>
-              <w:right w:w="100" w:type="dxa"/>
-            </w:tcMar>
-            <w:hideMark/>
-          </w:tcPr>
-          <w:p>
-            <w:r>
-              <w:rPr>
-                <w:rFonts w:ascii="Calibri" w:eastAsia="Calibri" w:hAnsi="Calibri" w:cs="Calibri"/>
-                <w:sz w:val="19"/>
-                <w:szCs w:val="19"/>
-              </w:rPr>
-              <w:t>Availability: the holding area absorbs short wrapping outages.</w:t>
+            <w:tcBorders>
+              <w:top w:val="single" w:sz="4" w:space="0" w:color="999999"/>
+              <w:left w:val="single" w:sz="4" w:space="0" w:color="999999"/>
+              <w:bottom w:val="single" w:sz="4" w:space="0" w:color="999999"/>
+              <w:right w:val="single" w:sz="4" w:space="0" w:color="999999"/>
+            </w:tcBorders>
+            <w:tcMar>
+              <w:top w:w="60" w:type="dxa"/>
+              <w:left w:w="100" w:type="dxa"/>
+              <w:bottom w:w="60" w:type="dxa"/>
+              <w:right w:w="100" w:type="dxa"/>
+            </w:tcMar>
+            <w:hideMark/>
+          </w:tcPr>
+          <w:p>
+            <w:r>
+              <w:rPr>
+                <w:rFonts w:ascii="Calibri" w:eastAsia="Calibri" w:hAnsi="Calibri" w:cs="Calibri"/>
+                <w:sz w:val="19"/>
+                <w:szCs w:val="19"/>
+              </w:rPr>
+              <w:t>Prevents overflow by stopping new pans at depositing.</w:t>
             </w:r>
           </w:p>
         </w:tc>
         <w:tc>
           <w:tcPr>
             <w:tcW w:w="1500" w:type="dxa"/>
-            <w:vMerge w:val="restart"/>
             <w:tcBorders>
               <w:top w:val="single" w:sz="4" w:space="0" w:color="999999"/>
               <w:left w:val="single" w:sz="4" w:space="0" w:color="999999"/>
@@ -11050,7 +11018,6 @@
         <w:tc>
           <w:tcPr>
             <w:tcW w:w="1300" w:type="dxa"/>
-            <w:vMerge w:val="restart"/>
             <w:tcBorders>
               <w:top w:val="single" w:sz="4" w:space="0" w:color="999999"/>
               <w:left w:val="single" w:sz="4" w:space="0" w:color="999999"/>
@@ -11078,7 +11045,6 @@
         <w:tc>
           <w:tcPr>
             <w:tcW w:w="1378" w:type="dxa"/>
-            <w:vMerge w:val="restart"/>
             <w:tcBorders>
               <w:top w:val="single" w:sz="4" w:space="0" w:color="999999"/>
               <w:left w:val="single" w:sz="4" w:space="0" w:color="999999"/>
@@ -11132,7 +11098,7 @@
                 <w:sz w:val="19"/>
                 <w:szCs w:val="19"/>
               </w:rPr>
-              <w:t>FIN-REQ-33.2</w:t>
+              <w:t>FIN-REQ-35</w:t>
             </w:r>
           </w:p>
         </w:tc>
@@ -11160,87 +11126,119 @@
                 <w:sz w:val="19"/>
                 <w:szCs w:val="19"/>
               </w:rPr>
-              <w:t xml:space="preserve">The system shall wrap the held cakes once it has received the signal "Repair confirmed" for the wrapping station.</w:t>
+              <w:t xml:space="preserve">The system shall send the signal "Stop / resume pan admission" (resume) to Thermal Processing once it has received the signal "Repair confirmed" for the wrapping station.</w:t>
             </w:r>
           </w:p>
         </w:tc>
         <w:tc>
           <w:tcPr>
             <w:tcW w:w="3900" w:type="dxa"/>
-            <w:vMerge/>
-            <w:tcBorders>
-              <w:top w:val="single" w:sz="4" w:space="0" w:color="999999"/>
-              <w:left w:val="single" w:sz="4" w:space="0" w:color="999999"/>
-              <w:bottom w:val="single" w:sz="4" w:space="0" w:color="999999"/>
-              <w:right w:val="single" w:sz="4" w:space="0" w:color="999999"/>
-            </w:tcBorders>
-            <w:tcMar>
-              <w:top w:w="60" w:type="dxa"/>
-              <w:left w:w="100" w:type="dxa"/>
-              <w:bottom w:w="60" w:type="dxa"/>
-              <w:right w:w="100" w:type="dxa"/>
-            </w:tcMar>
-            <w:hideMark/>
-          </w:tcPr>
-          <w:p/>
+            <w:tcBorders>
+              <w:top w:val="single" w:sz="4" w:space="0" w:color="999999"/>
+              <w:left w:val="single" w:sz="4" w:space="0" w:color="999999"/>
+              <w:bottom w:val="single" w:sz="4" w:space="0" w:color="999999"/>
+              <w:right w:val="single" w:sz="4" w:space="0" w:color="999999"/>
+            </w:tcBorders>
+            <w:tcMar>
+              <w:top w:w="60" w:type="dxa"/>
+              <w:left w:w="100" w:type="dxa"/>
+              <w:bottom w:w="60" w:type="dxa"/>
+              <w:right w:w="100" w:type="dxa"/>
+            </w:tcMar>
+            <w:hideMark/>
+          </w:tcPr>
+          <w:p>
+            <w:r>
+              <w:rPr>
+                <w:rFonts w:ascii="Calibri" w:eastAsia="Calibri" w:hAnsi="Calibri" w:cs="Calibri"/>
+                <w:sz w:val="19"/>
+                <w:szCs w:val="19"/>
+              </w:rPr>
+              <w:t>Restores normal flow after the fault.</w:t>
+            </w:r>
+          </w:p>
         </w:tc>
         <w:tc>
           <w:tcPr>
             <w:tcW w:w="1500" w:type="dxa"/>
-            <w:vMerge/>
-            <w:tcBorders>
-              <w:top w:val="single" w:sz="4" w:space="0" w:color="999999"/>
-              <w:left w:val="single" w:sz="4" w:space="0" w:color="999999"/>
-              <w:bottom w:val="single" w:sz="4" w:space="0" w:color="999999"/>
-              <w:right w:val="single" w:sz="4" w:space="0" w:color="999999"/>
-            </w:tcBorders>
-            <w:tcMar>
-              <w:top w:w="60" w:type="dxa"/>
-              <w:left w:w="100" w:type="dxa"/>
-              <w:bottom w:w="60" w:type="dxa"/>
-              <w:right w:w="100" w:type="dxa"/>
-            </w:tcMar>
-            <w:hideMark/>
-          </w:tcPr>
-          <w:p/>
+            <w:tcBorders>
+              <w:top w:val="single" w:sz="4" w:space="0" w:color="999999"/>
+              <w:left w:val="single" w:sz="4" w:space="0" w:color="999999"/>
+              <w:bottom w:val="single" w:sz="4" w:space="0" w:color="999999"/>
+              <w:right w:val="single" w:sz="4" w:space="0" w:color="999999"/>
+            </w:tcBorders>
+            <w:tcMar>
+              <w:top w:w="60" w:type="dxa"/>
+              <w:left w:w="100" w:type="dxa"/>
+              <w:bottom w:w="60" w:type="dxa"/>
+              <w:right w:w="100" w:type="dxa"/>
+            </w:tcMar>
+            <w:hideMark/>
+          </w:tcPr>
+          <w:p>
+            <w:r>
+              <w:rPr>
+                <w:rFonts w:ascii="Calibri" w:eastAsia="Calibri" w:hAnsi="Calibri" w:cs="Calibri"/>
+                <w:sz w:val="19"/>
+                <w:szCs w:val="19"/>
+              </w:rPr>
+              <w:t>FC25</w:t>
+            </w:r>
+          </w:p>
         </w:tc>
         <w:tc>
           <w:tcPr>
             <w:tcW w:w="1300" w:type="dxa"/>
-            <w:vMerge/>
-            <w:tcBorders>
-              <w:top w:val="single" w:sz="4" w:space="0" w:color="999999"/>
-              <w:left w:val="single" w:sz="4" w:space="0" w:color="999999"/>
-              <w:bottom w:val="single" w:sz="4" w:space="0" w:color="999999"/>
-              <w:right w:val="single" w:sz="4" w:space="0" w:color="999999"/>
-            </w:tcBorders>
-            <w:tcMar>
-              <w:top w:w="60" w:type="dxa"/>
-              <w:left w:w="100" w:type="dxa"/>
-              <w:bottom w:w="60" w:type="dxa"/>
-              <w:right w:w="100" w:type="dxa"/>
-            </w:tcMar>
-          </w:tcPr>
-          <w:p/>
+            <w:tcBorders>
+              <w:top w:val="single" w:sz="4" w:space="0" w:color="999999"/>
+              <w:left w:val="single" w:sz="4" w:space="0" w:color="999999"/>
+              <w:bottom w:val="single" w:sz="4" w:space="0" w:color="999999"/>
+              <w:right w:val="single" w:sz="4" w:space="0" w:color="999999"/>
+            </w:tcBorders>
+            <w:tcMar>
+              <w:top w:w="60" w:type="dxa"/>
+              <w:left w:w="100" w:type="dxa"/>
+              <w:bottom w:w="60" w:type="dxa"/>
+              <w:right w:w="100" w:type="dxa"/>
+            </w:tcMar>
+          </w:tcPr>
+          <w:p>
+            <w:r>
+              <w:rPr>
+                <w:rFonts w:ascii="Calibri" w:eastAsia="Calibri" w:hAnsi="Calibri" w:cs="Calibri"/>
+                <w:sz w:val="19"/>
+                <w:szCs w:val="19"/>
+              </w:rPr>
+              <w:t>FIN-FEAT-14</w:t>
+            </w:r>
+          </w:p>
         </w:tc>
         <w:tc>
           <w:tcPr>
             <w:tcW w:w="1378" w:type="dxa"/>
-            <w:vMerge/>
-            <w:tcBorders>
-              <w:top w:val="single" w:sz="4" w:space="0" w:color="999999"/>
-              <w:left w:val="single" w:sz="4" w:space="0" w:color="999999"/>
-              <w:bottom w:val="single" w:sz="4" w:space="0" w:color="999999"/>
-              <w:right w:val="single" w:sz="4" w:space="0" w:color="999999"/>
-            </w:tcBorders>
-            <w:tcMar>
-              <w:top w:w="60" w:type="dxa"/>
-              <w:left w:w="100" w:type="dxa"/>
-              <w:bottom w:w="60" w:type="dxa"/>
-              <w:right w:w="100" w:type="dxa"/>
-            </w:tcMar>
-          </w:tcPr>
-          <w:p/>
+            <w:tcBorders>
+              <w:top w:val="single" w:sz="4" w:space="0" w:color="999999"/>
+              <w:left w:val="single" w:sz="4" w:space="0" w:color="999999"/>
+              <w:bottom w:val="single" w:sz="4" w:space="0" w:color="999999"/>
+              <w:right w:val="single" w:sz="4" w:space="0" w:color="999999"/>
+            </w:tcBorders>
+            <w:tcMar>
+              <w:top w:w="60" w:type="dxa"/>
+              <w:left w:w="100" w:type="dxa"/>
+              <w:bottom w:w="60" w:type="dxa"/>
+              <w:right w:w="100" w:type="dxa"/>
+            </w:tcMar>
+          </w:tcPr>
+          <w:p>
+            <w:r>
+              <w:rPr>
+                <w:rFonts w:ascii="Calibri" w:eastAsia="Calibri" w:hAnsi="Calibri" w:cs="Calibri"/>
+                <w:sz w:val="19"/>
+                <w:szCs w:val="19"/>
+              </w:rPr>
+              <w:t>FIN-AF-11</w:t>
+            </w:r>
+          </w:p>
         </w:tc>
       </w:tr>
       <w:tr>
@@ -11271,7 +11269,7 @@
                 <w:sz w:val="19"/>
                 <w:szCs w:val="19"/>
               </w:rPr>
-              <w:t>FIN-REQ-34</w:t>
+              <w:t>FIN-REQ-36</w:t>
             </w:r>
           </w:p>
         </w:tc>
@@ -11293,13 +11291,27 @@
             <w:hideMark/>
           </w:tcPr>
           <w:p>
-            <w:r>
-              <w:rPr>
-                <w:rFonts w:ascii="Calibri" w:eastAsia="Calibri" w:hAnsi="Calibri" w:cs="Calibri"/>
-                <w:sz w:val="19"/>
-                <w:szCs w:val="19"/>
-              </w:rPr>
-              <w:t>The system shall send the signal "Stop / resume pan admission" (stop) to Thermal Processing when the holding area is full.</w:t>
+            <w:pPr>
+              <w:rPr>
+                <w:lang w:val="en-GB"/>
+              </w:rPr>
+            </w:pPr>
+            <w:r>
+              <w:rPr>
+                <w:rFonts w:ascii="Calibri" w:eastAsia="Calibri" w:hAnsi="Calibri" w:cs="Calibri"/>
+                <w:sz w:val="19"/>
+                <w:szCs w:val="19"/>
+              </w:rPr>
+              <w:t xml:space="preserve">The system shall make each station controller publish a "Machine status (heartbeat)" at a regular interval</w:t>
+            </w:r>
+            <w:r>
+              <w:rPr>
+                <w:rFonts w:ascii="Calibri" w:eastAsia="Calibri" w:hAnsi="Calibri" w:cs="Calibri"/>
+                <w:sz w:val="19"/>
+                <w:szCs w:val="19"/>
+                <w:lang w:val="en-GB"/>
+              </w:rPr>
+              <w:t>.</w:t>
             </w:r>
           </w:p>
         </w:tc>
@@ -11327,7 +11339,7 @@
                 <w:sz w:val="19"/>
                 <w:szCs w:val="19"/>
               </w:rPr>
-              <w:t>Prevents overflow by stopping new pans at depositing.</w:t>
+              <w:t>Lets the Health Monitor detect stopped stations and start recovery.</w:t>
             </w:r>
           </w:p>
         </w:tc>
@@ -11355,7 +11367,7 @@
                 <w:sz w:val="19"/>
                 <w:szCs w:val="19"/>
               </w:rPr>
-              <w:t>FC25</w:t>
+              <w:t>FC22, FC23, FC25, FC28</w:t>
             </w:r>
           </w:p>
         </w:tc>
@@ -11382,7 +11394,7 @@
                 <w:sz w:val="19"/>
                 <w:szCs w:val="19"/>
               </w:rPr>
-              <w:t>FIN-FEAT-14</w:t>
+              <w:t>FIN-FEAT-21</w:t>
             </w:r>
           </w:p>
         </w:tc>
@@ -11409,7 +11421,7 @@
                 <w:sz w:val="19"/>
                 <w:szCs w:val="19"/>
               </w:rPr>
-              <w:t>FIN-AF-11, FIN-FD-10</w:t>
+              <w:t>FIN-AF-16</w:t>
             </w:r>
           </w:p>
         </w:tc>
@@ -11442,7 +11454,7 @@
                 <w:sz w:val="19"/>
                 <w:szCs w:val="19"/>
               </w:rPr>
-              <w:t>FIN-REQ-35</w:t>
+              <w:t>FIN-REQ-37.1</w:t>
             </w:r>
           </w:p>
         </w:tc>
@@ -11470,117 +11482,144 @@
                 <w:sz w:val="19"/>
                 <w:szCs w:val="19"/>
               </w:rPr>
-              <w:t xml:space="preserve">The system shall send the signal "Stop / resume pan admission" (resume) to Thermal Processing once it has received the signal "Repair confirmed" for the wrapping station.</w:t>
+              <w:t>The system shall continue processing the product already inside its stations when it receives a "Band state change" for a band halt.</w:t>
             </w:r>
           </w:p>
         </w:tc>
         <w:tc>
           <w:tcPr>
             <w:tcW w:w="3900" w:type="dxa"/>
-            <w:tcBorders>
-              <w:top w:val="single" w:sz="4" w:space="0" w:color="999999"/>
-              <w:left w:val="single" w:sz="4" w:space="0" w:color="999999"/>
-              <w:bottom w:val="single" w:sz="4" w:space="0" w:color="999999"/>
-              <w:right w:val="single" w:sz="4" w:space="0" w:color="999999"/>
-            </w:tcBorders>
-            <w:tcMar>
-              <w:top w:w="60" w:type="dxa"/>
-              <w:left w:w="100" w:type="dxa"/>
-              <w:bottom w:w="60" w:type="dxa"/>
-              <w:right w:w="100" w:type="dxa"/>
-            </w:tcMar>
-            <w:hideMark/>
-          </w:tcPr>
-          <w:p>
-            <w:r>
-              <w:rPr>
-                <w:rFonts w:ascii="Calibri" w:eastAsia="Calibri" w:hAnsi="Calibri" w:cs="Calibri"/>
-                <w:sz w:val="19"/>
-                <w:szCs w:val="19"/>
-              </w:rPr>
-              <w:t>Restores normal flow after the fault.</w:t>
+            <w:vMerge w:val="restart"/>
+            <w:tcBorders>
+              <w:top w:val="single" w:sz="4" w:space="0" w:color="999999"/>
+              <w:left w:val="single" w:sz="4" w:space="0" w:color="999999"/>
+              <w:bottom w:val="single" w:sz="4" w:space="0" w:color="999999"/>
+              <w:right w:val="single" w:sz="4" w:space="0" w:color="999999"/>
+            </w:tcBorders>
+            <w:tcMar>
+              <w:top w:w="60" w:type="dxa"/>
+              <w:left w:w="100" w:type="dxa"/>
+              <w:bottom w:w="60" w:type="dxa"/>
+              <w:right w:w="100" w:type="dxa"/>
+            </w:tcMar>
+            <w:hideMark/>
+          </w:tcPr>
+          <w:p>
+            <w:pPr>
+              <w:rPr>
+                <w:lang w:val="en-GB"/>
+              </w:rPr>
+            </w:pPr>
+            <w:r>
+              <w:rPr>
+                <w:rFonts w:ascii="Calibri" w:eastAsia="Calibri" w:hAnsi="Calibri" w:cs="Calibri"/>
+                <w:sz w:val="19"/>
+                <w:szCs w:val="19"/>
+                <w:lang w:val="en-GB"/>
+              </w:rPr>
+              <w:t>D</w:t>
+            </w:r>
+            <w:r>
+              <w:rPr>
+                <w:rFonts w:ascii="Calibri" w:eastAsia="Calibri" w:hAnsi="Calibri" w:cs="Calibri"/>
+                <w:sz w:val="19"/>
+                <w:szCs w:val="19"/>
+              </w:rPr>
+              <w:t>ownstream sections keep running until empty</w:t>
+            </w:r>
+            <w:r>
+              <w:rPr>
+                <w:rFonts w:ascii="Calibri" w:eastAsia="Calibri" w:hAnsi="Calibri" w:cs="Calibri"/>
+                <w:sz w:val="19"/>
+                <w:szCs w:val="19"/>
+                <w:lang w:val="en-GB"/>
+              </w:rPr>
+              <w:t>.</w:t>
             </w:r>
           </w:p>
         </w:tc>
         <w:tc>
           <w:tcPr>
             <w:tcW w:w="1500" w:type="dxa"/>
-            <w:tcBorders>
-              <w:top w:val="single" w:sz="4" w:space="0" w:color="999999"/>
-              <w:left w:val="single" w:sz="4" w:space="0" w:color="999999"/>
-              <w:bottom w:val="single" w:sz="4" w:space="0" w:color="999999"/>
-              <w:right w:val="single" w:sz="4" w:space="0" w:color="999999"/>
-            </w:tcBorders>
-            <w:tcMar>
-              <w:top w:w="60" w:type="dxa"/>
-              <w:left w:w="100" w:type="dxa"/>
-              <w:bottom w:w="60" w:type="dxa"/>
-              <w:right w:w="100" w:type="dxa"/>
-            </w:tcMar>
-            <w:hideMark/>
-          </w:tcPr>
-          <w:p>
-            <w:r>
-              <w:rPr>
-                <w:rFonts w:ascii="Calibri" w:eastAsia="Calibri" w:hAnsi="Calibri" w:cs="Calibri"/>
-                <w:sz w:val="19"/>
-                <w:szCs w:val="19"/>
-              </w:rPr>
-              <w:t>FC25</w:t>
+            <w:vMerge w:val="restart"/>
+            <w:tcBorders>
+              <w:top w:val="single" w:sz="4" w:space="0" w:color="999999"/>
+              <w:left w:val="single" w:sz="4" w:space="0" w:color="999999"/>
+              <w:bottom w:val="single" w:sz="4" w:space="0" w:color="999999"/>
+              <w:right w:val="single" w:sz="4" w:space="0" w:color="999999"/>
+            </w:tcBorders>
+            <w:tcMar>
+              <w:top w:w="60" w:type="dxa"/>
+              <w:left w:w="100" w:type="dxa"/>
+              <w:bottom w:w="60" w:type="dxa"/>
+              <w:right w:w="100" w:type="dxa"/>
+            </w:tcMar>
+            <w:hideMark/>
+          </w:tcPr>
+          <w:p>
+            <w:r>
+              <w:rPr>
+                <w:rFonts w:ascii="Calibri" w:eastAsia="Calibri" w:hAnsi="Calibri" w:cs="Calibri"/>
+                <w:sz w:val="19"/>
+                <w:szCs w:val="19"/>
+              </w:rPr>
+              <w:t>UC2, FC19</w:t>
             </w:r>
           </w:p>
         </w:tc>
         <w:tc>
           <w:tcPr>
             <w:tcW w:w="1300" w:type="dxa"/>
-            <w:tcBorders>
-              <w:top w:val="single" w:sz="4" w:space="0" w:color="999999"/>
-              <w:left w:val="single" w:sz="4" w:space="0" w:color="999999"/>
-              <w:bottom w:val="single" w:sz="4" w:space="0" w:color="999999"/>
-              <w:right w:val="single" w:sz="4" w:space="0" w:color="999999"/>
-            </w:tcBorders>
-            <w:tcMar>
-              <w:top w:w="60" w:type="dxa"/>
-              <w:left w:w="100" w:type="dxa"/>
-              <w:bottom w:w="60" w:type="dxa"/>
-              <w:right w:w="100" w:type="dxa"/>
-            </w:tcMar>
-          </w:tcPr>
-          <w:p>
-            <w:r>
-              <w:rPr>
-                <w:rFonts w:ascii="Calibri" w:eastAsia="Calibri" w:hAnsi="Calibri" w:cs="Calibri"/>
-                <w:sz w:val="19"/>
-                <w:szCs w:val="19"/>
-              </w:rPr>
-              <w:t>FIN-FEAT-14</w:t>
+            <w:vMerge w:val="restart"/>
+            <w:tcBorders>
+              <w:top w:val="single" w:sz="4" w:space="0" w:color="999999"/>
+              <w:left w:val="single" w:sz="4" w:space="0" w:color="999999"/>
+              <w:bottom w:val="single" w:sz="4" w:space="0" w:color="999999"/>
+              <w:right w:val="single" w:sz="4" w:space="0" w:color="999999"/>
+            </w:tcBorders>
+            <w:tcMar>
+              <w:top w:w="60" w:type="dxa"/>
+              <w:left w:w="100" w:type="dxa"/>
+              <w:bottom w:w="60" w:type="dxa"/>
+              <w:right w:w="100" w:type="dxa"/>
+            </w:tcMar>
+          </w:tcPr>
+          <w:p>
+            <w:r>
+              <w:rPr>
+                <w:rFonts w:ascii="Calibri" w:eastAsia="Calibri" w:hAnsi="Calibri" w:cs="Calibri"/>
+                <w:sz w:val="19"/>
+                <w:szCs w:val="19"/>
+              </w:rPr>
+              <w:t>FIN-FEAT-22</w:t>
             </w:r>
           </w:p>
         </w:tc>
         <w:tc>
           <w:tcPr>
             <w:tcW w:w="1378" w:type="dxa"/>
-            <w:tcBorders>
-              <w:top w:val="single" w:sz="4" w:space="0" w:color="999999"/>
-              <w:left w:val="single" w:sz="4" w:space="0" w:color="999999"/>
-              <w:bottom w:val="single" w:sz="4" w:space="0" w:color="999999"/>
-              <w:right w:val="single" w:sz="4" w:space="0" w:color="999999"/>
-            </w:tcBorders>
-            <w:tcMar>
-              <w:top w:w="60" w:type="dxa"/>
-              <w:left w:w="100" w:type="dxa"/>
-              <w:bottom w:w="60" w:type="dxa"/>
-              <w:right w:w="100" w:type="dxa"/>
-            </w:tcMar>
-          </w:tcPr>
-          <w:p>
-            <w:r>
-              <w:rPr>
-                <w:rFonts w:ascii="Calibri" w:eastAsia="Calibri" w:hAnsi="Calibri" w:cs="Calibri"/>
-                <w:sz w:val="19"/>
-                <w:szCs w:val="19"/>
-              </w:rPr>
-              <w:t>FIN-AF-11</w:t>
+            <w:vMerge w:val="restart"/>
+            <w:tcBorders>
+              <w:top w:val="single" w:sz="4" w:space="0" w:color="999999"/>
+              <w:left w:val="single" w:sz="4" w:space="0" w:color="999999"/>
+              <w:bottom w:val="single" w:sz="4" w:space="0" w:color="999999"/>
+              <w:right w:val="single" w:sz="4" w:space="0" w:color="999999"/>
+            </w:tcBorders>
+            <w:tcMar>
+              <w:top w:w="60" w:type="dxa"/>
+              <w:left w:w="100" w:type="dxa"/>
+              <w:bottom w:w="60" w:type="dxa"/>
+              <w:right w:w="100" w:type="dxa"/>
+            </w:tcMar>
+          </w:tcPr>
+          <w:p>
+            <w:r>
+              <w:rPr>
+                <w:rFonts w:ascii="Calibri" w:eastAsia="Calibri" w:hAnsi="Calibri" w:cs="Calibri"/>
+                <w:sz w:val="19"/>
+                <w:szCs w:val="19"/>
+              </w:rPr>
+              <w:t>FIN-AF-17</w:t>
             </w:r>
           </w:p>
         </w:tc>
@@ -11613,7 +11652,8 @@
                 <w:sz w:val="19"/>
                 <w:szCs w:val="19"/>
               </w:rPr>
-              <w:t>FIN-REQ-36</w:t>
+              <w:lastRenderedPageBreak/>
+              <w:t>FIN-REQ-37.2</w:t>
             </w:r>
           </w:p>
         </w:tc>
@@ -11635,139 +11675,99 @@
             <w:hideMark/>
           </w:tcPr>
           <w:p>
+            <w:r>
+              <w:rPr>
+                <w:rFonts w:ascii="Calibri" w:eastAsia="Calibri" w:hAnsi="Calibri" w:cs="Calibri"/>
+                <w:sz w:val="19"/>
+                <w:szCs w:val="19"/>
+              </w:rPr>
+              <w:t>The system shall accept no new product when it receives a "Band state change" for a band halt.</w:t>
+            </w:r>
+          </w:p>
+        </w:tc>
+        <w:tc>
+          <w:tcPr>
+            <w:tcW w:w="3900" w:type="dxa"/>
+            <w:vMerge/>
+            <w:tcBorders>
+              <w:top w:val="single" w:sz="4" w:space="0" w:color="999999"/>
+              <w:left w:val="single" w:sz="4" w:space="0" w:color="999999"/>
+              <w:bottom w:val="single" w:sz="4" w:space="0" w:color="999999"/>
+              <w:right w:val="single" w:sz="4" w:space="0" w:color="999999"/>
+            </w:tcBorders>
+            <w:tcMar>
+              <w:top w:w="60" w:type="dxa"/>
+              <w:left w:w="100" w:type="dxa"/>
+              <w:bottom w:w="60" w:type="dxa"/>
+              <w:right w:w="100" w:type="dxa"/>
+            </w:tcMar>
+            <w:hideMark/>
+          </w:tcPr>
+          <w:p>
             <w:pPr>
               <w:rPr>
                 <w:lang w:val="en-GB"/>
               </w:rPr>
             </w:pPr>
-            <w:r>
-              <w:rPr>
-                <w:rFonts w:ascii="Calibri" w:eastAsia="Calibri" w:hAnsi="Calibri" w:cs="Calibri"/>
-                <w:sz w:val="19"/>
-                <w:szCs w:val="19"/>
-              </w:rPr>
-              <w:t xml:space="preserve">The system shall make each station controller publish a "Machine status (heartbeat)" at a regular interval</w:t>
-            </w:r>
-            <w:r>
-              <w:rPr>
-                <w:rFonts w:ascii="Calibri" w:eastAsia="Calibri" w:hAnsi="Calibri" w:cs="Calibri"/>
-                <w:sz w:val="19"/>
-                <w:szCs w:val="19"/>
-                <w:lang w:val="en-GB"/>
-              </w:rPr>
-              <w:t>.</w:t>
-            </w:r>
-          </w:p>
-        </w:tc>
-        <w:tc>
-          <w:tcPr>
-            <w:tcW w:w="3900" w:type="dxa"/>
-            <w:tcBorders>
-              <w:top w:val="single" w:sz="4" w:space="0" w:color="999999"/>
-              <w:left w:val="single" w:sz="4" w:space="0" w:color="999999"/>
-              <w:bottom w:val="single" w:sz="4" w:space="0" w:color="999999"/>
-              <w:right w:val="single" w:sz="4" w:space="0" w:color="999999"/>
-            </w:tcBorders>
-            <w:tcMar>
-              <w:top w:w="60" w:type="dxa"/>
-              <w:left w:w="100" w:type="dxa"/>
-              <w:bottom w:w="60" w:type="dxa"/>
-              <w:right w:w="100" w:type="dxa"/>
-            </w:tcMar>
-            <w:hideMark/>
-          </w:tcPr>
-          <w:p>
-            <w:r>
-              <w:rPr>
-                <w:rFonts w:ascii="Calibri" w:eastAsia="Calibri" w:hAnsi="Calibri" w:cs="Calibri"/>
-                <w:sz w:val="19"/>
-                <w:szCs w:val="19"/>
-              </w:rPr>
-              <w:t>Lets the Health Monitor detect stopped stations and start recovery.</w:t>
-            </w:r>
           </w:p>
         </w:tc>
         <w:tc>
           <w:tcPr>
             <w:tcW w:w="1500" w:type="dxa"/>
-            <w:tcBorders>
-              <w:top w:val="single" w:sz="4" w:space="0" w:color="999999"/>
-              <w:left w:val="single" w:sz="4" w:space="0" w:color="999999"/>
-              <w:bottom w:val="single" w:sz="4" w:space="0" w:color="999999"/>
-              <w:right w:val="single" w:sz="4" w:space="0" w:color="999999"/>
-            </w:tcBorders>
-            <w:tcMar>
-              <w:top w:w="60" w:type="dxa"/>
-              <w:left w:w="100" w:type="dxa"/>
-              <w:bottom w:w="60" w:type="dxa"/>
-              <w:right w:w="100" w:type="dxa"/>
-            </w:tcMar>
-            <w:hideMark/>
-          </w:tcPr>
-          <w:p>
-            <w:r>
-              <w:rPr>
-                <w:rFonts w:ascii="Calibri" w:eastAsia="Calibri" w:hAnsi="Calibri" w:cs="Calibri"/>
-                <w:sz w:val="19"/>
-                <w:szCs w:val="19"/>
-              </w:rPr>
-              <w:t>FC22, FC23, FC25, FC28</w:t>
-            </w:r>
-          </w:p>
+            <w:vMerge/>
+            <w:tcBorders>
+              <w:top w:val="single" w:sz="4" w:space="0" w:color="999999"/>
+              <w:left w:val="single" w:sz="4" w:space="0" w:color="999999"/>
+              <w:bottom w:val="single" w:sz="4" w:space="0" w:color="999999"/>
+              <w:right w:val="single" w:sz="4" w:space="0" w:color="999999"/>
+            </w:tcBorders>
+            <w:tcMar>
+              <w:top w:w="60" w:type="dxa"/>
+              <w:left w:w="100" w:type="dxa"/>
+              <w:bottom w:w="60" w:type="dxa"/>
+              <w:right w:w="100" w:type="dxa"/>
+            </w:tcMar>
+            <w:hideMark/>
+          </w:tcPr>
+          <w:p/>
         </w:tc>
         <w:tc>
           <w:tcPr>
             <w:tcW w:w="1300" w:type="dxa"/>
-            <w:tcBorders>
-              <w:top w:val="single" w:sz="4" w:space="0" w:color="999999"/>
-              <w:left w:val="single" w:sz="4" w:space="0" w:color="999999"/>
-              <w:bottom w:val="single" w:sz="4" w:space="0" w:color="999999"/>
-              <w:right w:val="single" w:sz="4" w:space="0" w:color="999999"/>
-            </w:tcBorders>
-            <w:tcMar>
-              <w:top w:w="60" w:type="dxa"/>
-              <w:left w:w="100" w:type="dxa"/>
-              <w:bottom w:w="60" w:type="dxa"/>
-              <w:right w:w="100" w:type="dxa"/>
-            </w:tcMar>
-          </w:tcPr>
-          <w:p>
-            <w:r>
-              <w:rPr>
-                <w:rFonts w:ascii="Calibri" w:eastAsia="Calibri" w:hAnsi="Calibri" w:cs="Calibri"/>
-                <w:sz w:val="19"/>
-                <w:szCs w:val="19"/>
-              </w:rPr>
-              <w:t>FIN-FEAT-21</w:t>
-            </w:r>
-          </w:p>
+            <w:vMerge/>
+            <w:tcBorders>
+              <w:top w:val="single" w:sz="4" w:space="0" w:color="999999"/>
+              <w:left w:val="single" w:sz="4" w:space="0" w:color="999999"/>
+              <w:bottom w:val="single" w:sz="4" w:space="0" w:color="999999"/>
+              <w:right w:val="single" w:sz="4" w:space="0" w:color="999999"/>
+            </w:tcBorders>
+            <w:tcMar>
+              <w:top w:w="60" w:type="dxa"/>
+              <w:left w:w="100" w:type="dxa"/>
+              <w:bottom w:w="60" w:type="dxa"/>
+              <w:right w:w="100" w:type="dxa"/>
+            </w:tcMar>
+          </w:tcPr>
+          <w:p/>
         </w:tc>
         <w:tc>
           <w:tcPr>
             <w:tcW w:w="1378" w:type="dxa"/>
-            <w:tcBorders>
-              <w:top w:val="single" w:sz="4" w:space="0" w:color="999999"/>
-              <w:left w:val="single" w:sz="4" w:space="0" w:color="999999"/>
-              <w:bottom w:val="single" w:sz="4" w:space="0" w:color="999999"/>
-              <w:right w:val="single" w:sz="4" w:space="0" w:color="999999"/>
-            </w:tcBorders>
-            <w:tcMar>
-              <w:top w:w="60" w:type="dxa"/>
-              <w:left w:w="100" w:type="dxa"/>
-              <w:bottom w:w="60" w:type="dxa"/>
-              <w:right w:w="100" w:type="dxa"/>
-            </w:tcMar>
-          </w:tcPr>
-          <w:p>
-            <w:r>
-              <w:rPr>
-                <w:rFonts w:ascii="Calibri" w:eastAsia="Calibri" w:hAnsi="Calibri" w:cs="Calibri"/>
-                <w:sz w:val="19"/>
-                <w:szCs w:val="19"/>
-              </w:rPr>
-              <w:t>FIN-AF-16</w:t>
-            </w:r>
-          </w:p>
+            <w:vMerge/>
+            <w:tcBorders>
+              <w:top w:val="single" w:sz="4" w:space="0" w:color="999999"/>
+              <w:left w:val="single" w:sz="4" w:space="0" w:color="999999"/>
+              <w:bottom w:val="single" w:sz="4" w:space="0" w:color="999999"/>
+              <w:right w:val="single" w:sz="4" w:space="0" w:color="999999"/>
+            </w:tcBorders>
+            <w:tcMar>
+              <w:top w:w="60" w:type="dxa"/>
+              <w:left w:w="100" w:type="dxa"/>
+              <w:bottom w:w="60" w:type="dxa"/>
+              <w:right w:w="100" w:type="dxa"/>
+            </w:tcMar>
+          </w:tcPr>
+          <w:p/>
         </w:tc>
       </w:tr>
       <w:tr>
@@ -11798,7 +11798,7 @@
                 <w:sz w:val="19"/>
                 <w:szCs w:val="19"/>
               </w:rPr>
-              <w:t>FIN-REQ-37.1</w:t>
+              <w:t>FIN-REQ-38.1</w:t>
             </w:r>
           </w:p>
         </w:tc>
@@ -11826,7 +11826,7 @@
                 <w:sz w:val="19"/>
                 <w:szCs w:val="19"/>
               </w:rPr>
-              <w:t>The system shall continue processing the product already inside its stations when it receives a "Band state change" for a band halt.</w:t>
+              <w:t>The system shall continue processing at the reduced band speed after a "Band state change" for a slow-down.</w:t>
             </w:r>
           </w:p>
         </w:tc>
@@ -11861,24 +11861,7 @@
                 <w:szCs w:val="19"/>
                 <w:lang w:val="en-GB"/>
               </w:rPr>
-              <w:t>D</w:t>
-            </w:r>
-            <w:r>
-              <w:rPr>
-                <w:rFonts w:ascii="Calibri" w:eastAsia="Calibri" w:hAnsi="Calibri" w:cs="Calibri"/>
-                <w:sz w:val="19"/>
-                <w:szCs w:val="19"/>
-              </w:rPr>
-              <w:t>ownstream sections keep running until empty</w:t>
-            </w:r>
-            <w:r>
-              <w:rPr>
-                <w:rFonts w:ascii="Calibri" w:eastAsia="Calibri" w:hAnsi="Calibri" w:cs="Calibri"/>
-                <w:sz w:val="19"/>
-                <w:szCs w:val="19"/>
-                <w:lang w:val="en-GB"/>
-              </w:rPr>
-              <w:t>.</w:t>
+              <w:t>Downstream sections keep running until empty.</w:t>
             </w:r>
           </w:p>
         </w:tc>
@@ -11907,7 +11890,7 @@
                 <w:sz w:val="19"/>
                 <w:szCs w:val="19"/>
               </w:rPr>
-              <w:t>UC2, FC19</w:t>
+              <w:t>UC2, FC19, FC20</w:t>
             </w:r>
           </w:p>
         </w:tc>
@@ -11996,8 +11979,7 @@
                 <w:sz w:val="19"/>
                 <w:szCs w:val="19"/>
               </w:rPr>
-              <w:lastRenderedPageBreak/>
-              <w:t>FIN-REQ-37.2</w:t>
+              <w:t>FIN-REQ-38.2</w:t>
             </w:r>
           </w:p>
         </w:tc>
@@ -12025,7 +12007,7 @@
                 <w:sz w:val="19"/>
                 <w:szCs w:val="19"/>
               </w:rPr>
-              <w:t>The system shall accept no new product when it receives a "Band state change" for a band halt.</w:t>
+              <w:t>The system shall resume normal processing after a "Band state change" for a restart.</w:t>
             </w:r>
           </w:p>
         </w:tc>
@@ -12114,333 +12096,22 @@
           <w:p/>
         </w:tc>
       </w:tr>
-      <w:tr>
-        <w:trPr>
-          <w:cantSplit/>
-        </w:trPr>
-        <w:tc>
-          <w:tcPr>
-            <w:tcW w:w="1300" w:type="dxa"/>
-            <w:tcBorders>
-              <w:top w:val="single" w:sz="4" w:space="0" w:color="999999"/>
-              <w:left w:val="single" w:sz="4" w:space="0" w:color="999999"/>
-              <w:bottom w:val="single" w:sz="4" w:space="0" w:color="999999"/>
-              <w:right w:val="single" w:sz="4" w:space="0" w:color="999999"/>
-            </w:tcBorders>
-            <w:tcMar>
-              <w:top w:w="60" w:type="dxa"/>
-              <w:left w:w="100" w:type="dxa"/>
-              <w:bottom w:w="60" w:type="dxa"/>
-              <w:right w:w="100" w:type="dxa"/>
-            </w:tcMar>
-            <w:hideMark/>
-          </w:tcPr>
-          <w:p>
-            <w:r>
-              <w:rPr>
-                <w:rFonts w:ascii="Calibri" w:eastAsia="Calibri" w:hAnsi="Calibri" w:cs="Calibri"/>
-                <w:sz w:val="19"/>
-                <w:szCs w:val="19"/>
-              </w:rPr>
-              <w:t>FIN-REQ-38.1</w:t>
-            </w:r>
-          </w:p>
-        </w:tc>
-        <w:tc>
-          <w:tcPr>
-            <w:tcW w:w="5300" w:type="dxa"/>
-            <w:tcBorders>
-              <w:top w:val="single" w:sz="4" w:space="0" w:color="999999"/>
-              <w:left w:val="single" w:sz="4" w:space="0" w:color="999999"/>
-              <w:bottom w:val="single" w:sz="4" w:space="0" w:color="999999"/>
-              <w:right w:val="single" w:sz="4" w:space="0" w:color="999999"/>
-            </w:tcBorders>
-            <w:tcMar>
-              <w:top w:w="60" w:type="dxa"/>
-              <w:left w:w="100" w:type="dxa"/>
-              <w:bottom w:w="60" w:type="dxa"/>
-              <w:right w:w="100" w:type="dxa"/>
-            </w:tcMar>
-            <w:hideMark/>
-          </w:tcPr>
-          <w:p>
-            <w:r>
-              <w:rPr>
-                <w:rFonts w:ascii="Calibri" w:eastAsia="Calibri" w:hAnsi="Calibri" w:cs="Calibri"/>
-                <w:sz w:val="19"/>
-                <w:szCs w:val="19"/>
-              </w:rPr>
-              <w:t>The system shall continue processing at the reduced band speed after a "Band state change" for a slow-down.</w:t>
-            </w:r>
-          </w:p>
-        </w:tc>
-        <w:tc>
-          <w:tcPr>
-            <w:tcW w:w="3900" w:type="dxa"/>
-            <w:vMerge w:val="restart"/>
-            <w:tcBorders>
-              <w:top w:val="single" w:sz="4" w:space="0" w:color="999999"/>
-              <w:left w:val="single" w:sz="4" w:space="0" w:color="999999"/>
-              <w:bottom w:val="single" w:sz="4" w:space="0" w:color="999999"/>
-              <w:right w:val="single" w:sz="4" w:space="0" w:color="999999"/>
-            </w:tcBorders>
-            <w:tcMar>
-              <w:top w:w="60" w:type="dxa"/>
-              <w:left w:w="100" w:type="dxa"/>
-              <w:bottom w:w="60" w:type="dxa"/>
-              <w:right w:w="100" w:type="dxa"/>
-            </w:tcMar>
-            <w:hideMark/>
-          </w:tcPr>
-          <w:p>
-            <w:pPr>
-              <w:rPr>
-                <w:lang w:val="en-GB"/>
-              </w:rPr>
-            </w:pPr>
-            <w:r>
-              <w:rPr>
-                <w:rFonts w:ascii="Calibri" w:eastAsia="Calibri" w:hAnsi="Calibri" w:cs="Calibri"/>
-                <w:sz w:val="19"/>
-                <w:szCs w:val="19"/>
-                <w:lang w:val="en-GB"/>
-              </w:rPr>
-              <w:t>Downstream sections keep running until empty.</w:t>
-            </w:r>
-          </w:p>
-        </w:tc>
-        <w:tc>
-          <w:tcPr>
-            <w:tcW w:w="1500" w:type="dxa"/>
-            <w:vMerge w:val="restart"/>
-            <w:tcBorders>
-              <w:top w:val="single" w:sz="4" w:space="0" w:color="999999"/>
-              <w:left w:val="single" w:sz="4" w:space="0" w:color="999999"/>
-              <w:bottom w:val="single" w:sz="4" w:space="0" w:color="999999"/>
-              <w:right w:val="single" w:sz="4" w:space="0" w:color="999999"/>
-            </w:tcBorders>
-            <w:tcMar>
-              <w:top w:w="60" w:type="dxa"/>
-              <w:left w:w="100" w:type="dxa"/>
-              <w:bottom w:w="60" w:type="dxa"/>
-              <w:right w:w="100" w:type="dxa"/>
-            </w:tcMar>
-            <w:hideMark/>
-          </w:tcPr>
-          <w:p>
-            <w:r>
-              <w:rPr>
-                <w:rFonts w:ascii="Calibri" w:eastAsia="Calibri" w:hAnsi="Calibri" w:cs="Calibri"/>
-                <w:sz w:val="19"/>
-                <w:szCs w:val="19"/>
-              </w:rPr>
-              <w:t>UC2, FC19, FC20</w:t>
-            </w:r>
-          </w:p>
-        </w:tc>
-        <w:tc>
-          <w:tcPr>
-            <w:tcW w:w="1300" w:type="dxa"/>
-            <w:vMerge w:val="restart"/>
-            <w:tcBorders>
-              <w:top w:val="single" w:sz="4" w:space="0" w:color="999999"/>
-              <w:left w:val="single" w:sz="4" w:space="0" w:color="999999"/>
-              <w:bottom w:val="single" w:sz="4" w:space="0" w:color="999999"/>
-              <w:right w:val="single" w:sz="4" w:space="0" w:color="999999"/>
-            </w:tcBorders>
-            <w:tcMar>
-              <w:top w:w="60" w:type="dxa"/>
-              <w:left w:w="100" w:type="dxa"/>
-              <w:bottom w:w="60" w:type="dxa"/>
-              <w:right w:w="100" w:type="dxa"/>
-            </w:tcMar>
-          </w:tcPr>
-          <w:p>
-            <w:r>
-              <w:rPr>
-                <w:rFonts w:ascii="Calibri" w:eastAsia="Calibri" w:hAnsi="Calibri" w:cs="Calibri"/>
-                <w:sz w:val="19"/>
-                <w:szCs w:val="19"/>
-              </w:rPr>
-              <w:t>FIN-FEAT-22</w:t>
-            </w:r>
-          </w:p>
-        </w:tc>
-        <w:tc>
-          <w:tcPr>
-            <w:tcW w:w="1378" w:type="dxa"/>
-            <w:vMerge w:val="restart"/>
-            <w:tcBorders>
-              <w:top w:val="single" w:sz="4" w:space="0" w:color="999999"/>
-              <w:left w:val="single" w:sz="4" w:space="0" w:color="999999"/>
-              <w:bottom w:val="single" w:sz="4" w:space="0" w:color="999999"/>
-              <w:right w:val="single" w:sz="4" w:space="0" w:color="999999"/>
-            </w:tcBorders>
-            <w:tcMar>
-              <w:top w:w="60" w:type="dxa"/>
-              <w:left w:w="100" w:type="dxa"/>
-              <w:bottom w:w="60" w:type="dxa"/>
-              <w:right w:w="100" w:type="dxa"/>
-            </w:tcMar>
-          </w:tcPr>
-          <w:p>
-            <w:r>
-              <w:rPr>
-                <w:rFonts w:ascii="Calibri" w:eastAsia="Calibri" w:hAnsi="Calibri" w:cs="Calibri"/>
-                <w:sz w:val="19"/>
-                <w:szCs w:val="19"/>
-              </w:rPr>
-              <w:t>FIN-AF-17</w:t>
-            </w:r>
-          </w:p>
-        </w:tc>
-      </w:tr>
-      <w:tr>
-        <w:trPr>
-          <w:cantSplit/>
-        </w:trPr>
-        <w:tc>
-          <w:tcPr>
-            <w:tcW w:w="1300" w:type="dxa"/>
-            <w:tcBorders>
-              <w:top w:val="single" w:sz="4" w:space="0" w:color="999999"/>
-              <w:left w:val="single" w:sz="4" w:space="0" w:color="999999"/>
-              <w:bottom w:val="single" w:sz="4" w:space="0" w:color="999999"/>
-              <w:right w:val="single" w:sz="4" w:space="0" w:color="999999"/>
-            </w:tcBorders>
-            <w:tcMar>
-              <w:top w:w="60" w:type="dxa"/>
-              <w:left w:w="100" w:type="dxa"/>
-              <w:bottom w:w="60" w:type="dxa"/>
-              <w:right w:w="100" w:type="dxa"/>
-            </w:tcMar>
-            <w:hideMark/>
-          </w:tcPr>
-          <w:p>
-            <w:r>
-              <w:rPr>
-                <w:rFonts w:ascii="Calibri" w:eastAsia="Calibri" w:hAnsi="Calibri" w:cs="Calibri"/>
-                <w:sz w:val="19"/>
-                <w:szCs w:val="19"/>
-              </w:rPr>
-              <w:t>FIN-REQ-38.2</w:t>
-            </w:r>
-          </w:p>
-        </w:tc>
-        <w:tc>
-          <w:tcPr>
-            <w:tcW w:w="5300" w:type="dxa"/>
-            <w:tcBorders>
-              <w:top w:val="single" w:sz="4" w:space="0" w:color="999999"/>
-              <w:left w:val="single" w:sz="4" w:space="0" w:color="999999"/>
-              <w:bottom w:val="single" w:sz="4" w:space="0" w:color="999999"/>
-              <w:right w:val="single" w:sz="4" w:space="0" w:color="999999"/>
-            </w:tcBorders>
-            <w:tcMar>
-              <w:top w:w="60" w:type="dxa"/>
-              <w:left w:w="100" w:type="dxa"/>
-              <w:bottom w:w="60" w:type="dxa"/>
-              <w:right w:w="100" w:type="dxa"/>
-            </w:tcMar>
-            <w:hideMark/>
-          </w:tcPr>
-          <w:p>
-            <w:r>
-              <w:rPr>
-                <w:rFonts w:ascii="Calibri" w:eastAsia="Calibri" w:hAnsi="Calibri" w:cs="Calibri"/>
-                <w:sz w:val="19"/>
-                <w:szCs w:val="19"/>
-              </w:rPr>
-              <w:t>The system shall resume normal processing after a "Band state change" for a restart.</w:t>
-            </w:r>
-          </w:p>
-        </w:tc>
-        <w:tc>
-          <w:tcPr>
-            <w:tcW w:w="3900" w:type="dxa"/>
-            <w:vMerge/>
-            <w:tcBorders>
-              <w:top w:val="single" w:sz="4" w:space="0" w:color="999999"/>
-              <w:left w:val="single" w:sz="4" w:space="0" w:color="999999"/>
-              <w:bottom w:val="single" w:sz="4" w:space="0" w:color="999999"/>
-              <w:right w:val="single" w:sz="4" w:space="0" w:color="999999"/>
-            </w:tcBorders>
-            <w:tcMar>
-              <w:top w:w="60" w:type="dxa"/>
-              <w:left w:w="100" w:type="dxa"/>
-              <w:bottom w:w="60" w:type="dxa"/>
-              <w:right w:w="100" w:type="dxa"/>
-            </w:tcMar>
-            <w:hideMark/>
-          </w:tcPr>
-          <w:p>
-            <w:pPr>
-              <w:rPr>
-                <w:lang w:val="en-GB"/>
-              </w:rPr>
-            </w:pPr>
-          </w:p>
-        </w:tc>
-        <w:tc>
-          <w:tcPr>
-            <w:tcW w:w="1500" w:type="dxa"/>
-            <w:vMerge/>
-            <w:tcBorders>
-              <w:top w:val="single" w:sz="4" w:space="0" w:color="999999"/>
-              <w:left w:val="single" w:sz="4" w:space="0" w:color="999999"/>
-              <w:bottom w:val="single" w:sz="4" w:space="0" w:color="999999"/>
-              <w:right w:val="single" w:sz="4" w:space="0" w:color="999999"/>
-            </w:tcBorders>
-            <w:tcMar>
-              <w:top w:w="60" w:type="dxa"/>
-              <w:left w:w="100" w:type="dxa"/>
-              <w:bottom w:w="60" w:type="dxa"/>
-              <w:right w:w="100" w:type="dxa"/>
-            </w:tcMar>
-            <w:hideMark/>
-          </w:tcPr>
-          <w:p/>
-        </w:tc>
-        <w:tc>
-          <w:tcPr>
-            <w:tcW w:w="1300" w:type="dxa"/>
-            <w:vMerge/>
-            <w:tcBorders>
-              <w:top w:val="single" w:sz="4" w:space="0" w:color="999999"/>
-              <w:left w:val="single" w:sz="4" w:space="0" w:color="999999"/>
-              <w:bottom w:val="single" w:sz="4" w:space="0" w:color="999999"/>
-              <w:right w:val="single" w:sz="4" w:space="0" w:color="999999"/>
-            </w:tcBorders>
-            <w:tcMar>
-              <w:top w:w="60" w:type="dxa"/>
-              <w:left w:w="100" w:type="dxa"/>
-              <w:bottom w:w="60" w:type="dxa"/>
-              <w:right w:w="100" w:type="dxa"/>
-            </w:tcMar>
-          </w:tcPr>
-          <w:p/>
-        </w:tc>
-        <w:tc>
-          <w:tcPr>
-            <w:tcW w:w="1378" w:type="dxa"/>
-            <w:vMerge/>
-            <w:tcBorders>
-              <w:top w:val="single" w:sz="4" w:space="0" w:color="999999"/>
-              <w:left w:val="single" w:sz="4" w:space="0" w:color="999999"/>
-              <w:bottom w:val="single" w:sz="4" w:space="0" w:color="999999"/>
-              <w:right w:val="single" w:sz="4" w:space="0" w:color="999999"/>
-            </w:tcBorders>
-            <w:tcMar>
-              <w:top w:w="60" w:type="dxa"/>
-              <w:left w:w="100" w:type="dxa"/>
-              <w:bottom w:w="60" w:type="dxa"/>
-              <w:right w:w="100" w:type="dxa"/>
-            </w:tcMar>
-          </w:tcPr>
-          <w:p/>
-        </w:tc>
-      </w:tr>
     </w:tbl>
+    <w:p>
+      <w:pPr>
+        <w:spacing w:before="120" w:after="120"/>
+      </w:pPr>
+      <w:r>
+        <w:rPr>
+          <w:rFonts w:ascii="Calibri" w:eastAsia="Calibri" w:hAnsi="Calibri" w:cs="Calibri"/>
+          <w:i/>
+          <w:iCs/>
+          <w:sz w:val="19"/>
+          <w:szCs w:val="19"/>
+        </w:rPr>
+        <w:t xml:space="preserve">Numbering note: requirement IDs are stable and are not reused or renumbered. FIN-REQ-22 is intentionally unassigned. FIN-REQ-10 was withdrawn. FIN-REQ-25 was previously 25.1; its sub-requirement 25.2 was withdrawn.</w:t>
+      </w:r>
+    </w:p>
     <w:p>
       <w:pPr>
         <w:rPr>
@@ -13670,7 +13341,7 @@
           </w:tcPr>
           <w:p>
             <w:r>
-              <w:t>07, 10</w:t>
+              <w:t>07</w:t>
             </w:r>
           </w:p>
         </w:tc>
@@ -16085,9 +15756,6 @@
             <w:r>
               <w:t xml:space="preserve">Cooled cake (cake, batch ID); band commands from Band-State Response; Repair confirmed</w:t>
             </w:r>
-            <w:r>
-              <w:t xml:space="preserve"/>
-            </w:r>
           </w:p>
         </w:tc>
         <w:tc>
@@ -16836,7 +16504,7 @@
           </w:tcPr>
           <w:p>
             <w:r>
-              <w:t>Scan each cake for metal contaminants; notify Food Quality Control when metal is found.</w:t>
+              <w:t>Scan each cake for metal contaminants.</w:t>
             </w:r>
           </w:p>
         </w:tc>
@@ -16882,7 +16550,7 @@
           </w:tcPr>
           <w:p>
             <w:r>
-              <w:t>Metal result (pass / fail); notification to Food Quality Control</w:t>
+              <w:t>Metal result (pass / fail)</w:t>
             </w:r>
           </w:p>
         </w:tc>
@@ -16951,7 +16619,7 @@
           </w:tcPr>
           <w:p>
             <w:r>
-              <w:t>07, 10</w:t>
+              <w:t>07</w:t>
             </w:r>
           </w:p>
         </w:tc>
@@ -17609,7 +17277,7 @@
           </w:tcPr>
           <w:p>
             <w:r>
-              <w:t>Weigh each sealed case and set aside cases with an incorrect weight for manual check.</w:t>
+              <w:t>Weigh each sealed case and report cases with an incorrect weight to Event Reporting.</w:t>
             </w:r>
           </w:p>
         </w:tc>
@@ -17655,7 +17323,7 @@
           </w:tcPr>
           <w:p>
             <w:r>
-              <w:t>Case OK, or case set aside; set-aside information to Event Reporting</w:t>
+              <w:t>Case OK, or incorrect-weight information to Event Reporting</w:t>
             </w:r>
           </w:p>
         </w:tc>
@@ -19349,7 +19017,7 @@
           </w:tcPr>
           <w:p>
             <w:r>
-              <w:t xml:space="preserve">Publish one log, warning, error or discard event (reason, time, batch ID, metal flag) for every failed cake, rejected or discarded cake, discarded pan and set-aside case. Central design choice.</w:t>
+              <w:t xml:space="preserve">Publish one log, warning, error or discard event (reason, time, batch ID, metal flag) for every failed cake, rejected or discarded cake, discarded pan and case with an incorrect weight. Central design choice.</w:t>
             </w:r>
           </w:p>
         </w:tc>
@@ -22200,6 +21868,21 @@
         </w:tc>
       </w:tr>
     </w:tbl>
+    <w:p>
+      <w:pPr>
+        <w:spacing w:before="120" w:after="120"/>
+      </w:pPr>
+      <w:r>
+        <w:rPr>
+          <w:rFonts w:ascii="Calibri" w:eastAsia="Calibri" w:hAnsi="Calibri" w:cs="Calibri"/>
+          <w:i/>
+          <w:iCs/>
+          <w:sz w:val="19"/>
+          <w:szCs w:val="19"/>
+        </w:rPr>
+        <w:t xml:space="preserve">Numbering note: FIN-FD-16 is intentionally unassigned; device IDs are stable and not reused or renumbered.</w:t>
+      </w:r>
+    </w:p>
     <w:p>
       <w:pPr>
         <w:rPr>
@@ -23479,11 +23162,6 @@
           <w:lang w:val="en-GB"/>
         </w:rPr>
         <w:br w:type="page"/>
-      </w:r>
-      <w:r>
-        <w:rPr>
-          <w:lang w:val="en-GB"/>
-        </w:rPr>
         <w:lastRenderedPageBreak/>
         <w:t>Inspection</w:t>
       </w:r>

--- a/Model/Finishing & Packaging (FIN).docx
+++ b/Model/Finishing & Packaging (FIN).docx
@@ -12125,6 +12125,8392 @@
           <w:lang w:val="en-GB"/>
         </w:rPr>
       </w:pPr>
+    </w:p>
+    <w:p>
+      <w:pPr>
+        <w:pStyle w:val="Heading2"/>
+        <w:rPr>
+          <w:lang w:val="en-GB"/>
+        </w:rPr>
+      </w:pPr>
+      <w:r>
+        <w:rPr>
+          <w:lang w:val="en-GB"/>
+        </w:rPr>
+        <w:t xml:space="preserve">Test Cases</w:t>
+      </w:r>
+    </w:p>
+    <w:p>
+      <w:r>
+        <w:rPr>
+          <w:rFonts w:ascii="Calibri" w:eastAsia="Calibri" w:hAnsi="Calibri" w:cs="Calibri"/>
+          <w:i/>
+          <w:iCs/>
+          <w:sz w:val="19"/>
+          <w:szCs w:val="19"/>
+        </w:rPr>
+        <w:t xml:space="preserve">Each test case verifies one or more requirements. Test cases are grouped like the requirement diagrams (RD1 to RD8) and appear in those diagrams with a "verify" link to each requirement they verify. Numeric parameters that the requirements leave open (target weight and tolerance, heartbeat interval, pan-count baseline) are not fixed here and are taken from the configuration under test.</w:t>
+      </w:r>
+    </w:p>
+    <w:p>
+      <w:pPr>
+        <w:pStyle w:val="Heading3"/>
+        <w:rPr>
+          <w:lang w:val="en-GB"/>
+        </w:rPr>
+      </w:pPr>
+      <w:r>
+        <w:rPr>
+          <w:lang w:val="en-GB"/>
+        </w:rPr>
+        <w:t xml:space="preserve">RD1 Depanning</w:t>
+      </w:r>
+    </w:p>
+    <w:tbl>
+      <w:tblPr>
+        <w:tblW w:w="14678" w:type="dxa"/>
+        <w:tblBorders>
+          <w:top w:val="single" w:sz="4" w:space="0" w:color="auto"/>
+          <w:left w:val="single" w:sz="4" w:space="0" w:color="auto"/>
+          <w:bottom w:val="single" w:sz="4" w:space="0" w:color="auto"/>
+          <w:right w:val="single" w:sz="4" w:space="0" w:color="auto"/>
+          <w:insideH w:val="single" w:sz="4" w:space="0" w:color="auto"/>
+          <w:insideV w:val="single" w:sz="4" w:space="0" w:color="auto"/>
+        </w:tblBorders>
+        <w:tblCellMar>
+          <w:left w:w="10" w:type="dxa"/>
+          <w:right w:w="10" w:type="dxa"/>
+        </w:tblCellMar>
+        <w:tblLook w:val="04A0" w:firstRow="1" w:lastRow="0" w:firstColumn="1" w:lastColumn="0" w:noHBand="0" w:noVBand="1"/>
+      </w:tblPr>
+      <w:tblGrid>
+        <w:gridCol w:w="1400"/>
+        <w:gridCol w:w="2700"/>
+        <w:gridCol w:w="1800"/>
+        <w:gridCol w:w="4600"/>
+        <w:gridCol w:w="4178"/>
+      </w:tblGrid>
+      <w:tr>
+        <w:trPr>
+          <w:cantSplit/>
+          <w:tblHeader/>
+        </w:trPr>
+        <w:tc>
+          <w:tcPr>
+            <w:tcW w:w="1400" w:type="dxa"/>
+            <w:tcBorders>
+              <w:top w:val="single" w:sz="4" w:space="0" w:color="999999"/>
+              <w:left w:val="single" w:sz="4" w:space="0" w:color="999999"/>
+              <w:bottom w:val="single" w:sz="4" w:space="0" w:color="999999"/>
+              <w:right w:val="single" w:sz="4" w:space="0" w:color="999999"/>
+            </w:tcBorders>
+            <w:shd w:val="clear" w:color="auto" w:fill="D9D9D9"/>
+            <w:tcMar>
+              <w:top w:w="60" w:type="dxa"/>
+              <w:left w:w="100" w:type="dxa"/>
+              <w:bottom w:w="60" w:type="dxa"/>
+              <w:right w:w="100" w:type="dxa"/>
+            </w:tcMar>
+          </w:tcPr>
+          <w:p>
+            <w:r>
+              <w:rPr>
+                <w:rFonts w:ascii="Calibri" w:eastAsia="Calibri" w:hAnsi="Calibri" w:cs="Calibri"/>
+                <w:b/>
+                <w:bCs/>
+                <w:sz w:val="19"/>
+                <w:szCs w:val="19"/>
+              </w:rPr>
+              <w:t xml:space="preserve">Test case</w:t>
+            </w:r>
+          </w:p>
+        </w:tc>
+        <w:tc>
+          <w:tcPr>
+            <w:tcW w:w="2700" w:type="dxa"/>
+            <w:tcBorders>
+              <w:top w:val="single" w:sz="4" w:space="0" w:color="999999"/>
+              <w:left w:val="single" w:sz="4" w:space="0" w:color="999999"/>
+              <w:bottom w:val="single" w:sz="4" w:space="0" w:color="999999"/>
+              <w:right w:val="single" w:sz="4" w:space="0" w:color="999999"/>
+            </w:tcBorders>
+            <w:shd w:val="clear" w:color="auto" w:fill="D9D9D9"/>
+            <w:tcMar>
+              <w:top w:w="60" w:type="dxa"/>
+              <w:left w:w="100" w:type="dxa"/>
+              <w:bottom w:w="60" w:type="dxa"/>
+              <w:right w:w="100" w:type="dxa"/>
+            </w:tcMar>
+          </w:tcPr>
+          <w:p>
+            <w:r>
+              <w:rPr>
+                <w:rFonts w:ascii="Calibri" w:eastAsia="Calibri" w:hAnsi="Calibri" w:cs="Calibri"/>
+                <w:b/>
+                <w:bCs/>
+                <w:sz w:val="19"/>
+                <w:szCs w:val="19"/>
+              </w:rPr>
+              <w:t xml:space="preserve">Title</w:t>
+            </w:r>
+          </w:p>
+        </w:tc>
+        <w:tc>
+          <w:tcPr>
+            <w:tcW w:w="1800" w:type="dxa"/>
+            <w:tcBorders>
+              <w:top w:val="single" w:sz="4" w:space="0" w:color="999999"/>
+              <w:left w:val="single" w:sz="4" w:space="0" w:color="999999"/>
+              <w:bottom w:val="single" w:sz="4" w:space="0" w:color="999999"/>
+              <w:right w:val="single" w:sz="4" w:space="0" w:color="999999"/>
+            </w:tcBorders>
+            <w:shd w:val="clear" w:color="auto" w:fill="D9D9D9"/>
+            <w:tcMar>
+              <w:top w:w="60" w:type="dxa"/>
+              <w:left w:w="100" w:type="dxa"/>
+              <w:bottom w:w="60" w:type="dxa"/>
+              <w:right w:w="100" w:type="dxa"/>
+            </w:tcMar>
+          </w:tcPr>
+          <w:p>
+            <w:r>
+              <w:rPr>
+                <w:rFonts w:ascii="Calibri" w:eastAsia="Calibri" w:hAnsi="Calibri" w:cs="Calibri"/>
+                <w:b/>
+                <w:bCs/>
+                <w:sz w:val="19"/>
+                <w:szCs w:val="19"/>
+              </w:rPr>
+              <w:t xml:space="preserve">Verifies</w:t>
+            </w:r>
+          </w:p>
+        </w:tc>
+        <w:tc>
+          <w:tcPr>
+            <w:tcW w:w="4600" w:type="dxa"/>
+            <w:tcBorders>
+              <w:top w:val="single" w:sz="4" w:space="0" w:color="999999"/>
+              <w:left w:val="single" w:sz="4" w:space="0" w:color="999999"/>
+              <w:bottom w:val="single" w:sz="4" w:space="0" w:color="999999"/>
+              <w:right w:val="single" w:sz="4" w:space="0" w:color="999999"/>
+            </w:tcBorders>
+            <w:shd w:val="clear" w:color="auto" w:fill="D9D9D9"/>
+            <w:tcMar>
+              <w:top w:w="60" w:type="dxa"/>
+              <w:left w:w="100" w:type="dxa"/>
+              <w:bottom w:w="60" w:type="dxa"/>
+              <w:right w:w="100" w:type="dxa"/>
+            </w:tcMar>
+          </w:tcPr>
+          <w:p>
+            <w:r>
+              <w:rPr>
+                <w:rFonts w:ascii="Calibri" w:eastAsia="Calibri" w:hAnsi="Calibri" w:cs="Calibri"/>
+                <w:b/>
+                <w:bCs/>
+                <w:sz w:val="19"/>
+                <w:szCs w:val="19"/>
+              </w:rPr>
+              <w:t xml:space="preserve">Stimulus</w:t>
+            </w:r>
+          </w:p>
+        </w:tc>
+        <w:tc>
+          <w:tcPr>
+            <w:tcW w:w="4178" w:type="dxa"/>
+            <w:tcBorders>
+              <w:top w:val="single" w:sz="4" w:space="0" w:color="999999"/>
+              <w:left w:val="single" w:sz="4" w:space="0" w:color="999999"/>
+              <w:bottom w:val="single" w:sz="4" w:space="0" w:color="999999"/>
+              <w:right w:val="single" w:sz="4" w:space="0" w:color="999999"/>
+            </w:tcBorders>
+            <w:shd w:val="clear" w:color="auto" w:fill="D9D9D9"/>
+            <w:tcMar>
+              <w:top w:w="60" w:type="dxa"/>
+              <w:left w:w="100" w:type="dxa"/>
+              <w:bottom w:w="60" w:type="dxa"/>
+              <w:right w:w="100" w:type="dxa"/>
+            </w:tcMar>
+          </w:tcPr>
+          <w:p>
+            <w:r>
+              <w:rPr>
+                <w:rFonts w:ascii="Calibri" w:eastAsia="Calibri" w:hAnsi="Calibri" w:cs="Calibri"/>
+                <w:b/>
+                <w:bCs/>
+                <w:sz w:val="19"/>
+                <w:szCs w:val="19"/>
+              </w:rPr>
+              <w:t xml:space="preserve">Expected result</w:t>
+            </w:r>
+          </w:p>
+        </w:tc>
+      </w:tr>
+      <w:tr>
+        <w:trPr>
+          <w:cantSplit/>
+        </w:trPr>
+        <w:tc>
+          <w:tcPr>
+            <w:tcW w:w="1400" w:type="dxa"/>
+            <w:tcBorders>
+              <w:top w:val="single" w:sz="4" w:space="0" w:color="999999"/>
+              <w:left w:val="single" w:sz="4" w:space="0" w:color="999999"/>
+              <w:bottom w:val="single" w:sz="4" w:space="0" w:color="999999"/>
+              <w:right w:val="single" w:sz="4" w:space="0" w:color="999999"/>
+            </w:tcBorders>
+            <w:tcMar>
+              <w:top w:w="60" w:type="dxa"/>
+              <w:left w:w="100" w:type="dxa"/>
+              <w:bottom w:w="60" w:type="dxa"/>
+              <w:right w:w="100" w:type="dxa"/>
+            </w:tcMar>
+          </w:tcPr>
+          <w:p>
+            <w:r>
+              <w:rPr>
+                <w:rFonts w:ascii="Calibri" w:eastAsia="Calibri" w:hAnsi="Calibri" w:cs="Calibri"/>
+                <w:sz w:val="19"/>
+                <w:szCs w:val="19"/>
+              </w:rPr>
+              <w:t xml:space="preserve">FIN-TC-01</w:t>
+            </w:r>
+          </w:p>
+        </w:tc>
+        <w:tc>
+          <w:tcPr>
+            <w:tcW w:w="2700" w:type="dxa"/>
+            <w:tcBorders>
+              <w:top w:val="single" w:sz="4" w:space="0" w:color="999999"/>
+              <w:left w:val="single" w:sz="4" w:space="0" w:color="999999"/>
+              <w:bottom w:val="single" w:sz="4" w:space="0" w:color="999999"/>
+              <w:right w:val="single" w:sz="4" w:space="0" w:color="999999"/>
+            </w:tcBorders>
+            <w:tcMar>
+              <w:top w:w="60" w:type="dxa"/>
+              <w:left w:w="100" w:type="dxa"/>
+              <w:bottom w:w="60" w:type="dxa"/>
+              <w:right w:w="100" w:type="dxa"/>
+            </w:tcMar>
+          </w:tcPr>
+          <w:p>
+            <w:r>
+              <w:rPr>
+                <w:rFonts w:ascii="Calibri" w:eastAsia="Calibri" w:hAnsi="Calibri" w:cs="Calibri"/>
+                <w:sz w:val="19"/>
+                <w:szCs w:val="19"/>
+              </w:rPr>
+              <w:t xml:space="preserve">Verify cooled cake intake</w:t>
+            </w:r>
+          </w:p>
+        </w:tc>
+        <w:tc>
+          <w:tcPr>
+            <w:tcW w:w="1800" w:type="dxa"/>
+            <w:tcBorders>
+              <w:top w:val="single" w:sz="4" w:space="0" w:color="999999"/>
+              <w:left w:val="single" w:sz="4" w:space="0" w:color="999999"/>
+              <w:bottom w:val="single" w:sz="4" w:space="0" w:color="999999"/>
+              <w:right w:val="single" w:sz="4" w:space="0" w:color="999999"/>
+            </w:tcBorders>
+            <w:tcMar>
+              <w:top w:w="60" w:type="dxa"/>
+              <w:left w:w="100" w:type="dxa"/>
+              <w:bottom w:w="60" w:type="dxa"/>
+              <w:right w:w="100" w:type="dxa"/>
+            </w:tcMar>
+          </w:tcPr>
+          <w:p>
+            <w:r>
+              <w:rPr>
+                <w:rFonts w:ascii="Calibri" w:eastAsia="Calibri" w:hAnsi="Calibri" w:cs="Calibri"/>
+                <w:sz w:val="19"/>
+                <w:szCs w:val="19"/>
+              </w:rPr>
+              <w:t xml:space="preserve">FIN-REQ-01</w:t>
+            </w:r>
+          </w:p>
+        </w:tc>
+        <w:tc>
+          <w:tcPr>
+            <w:tcW w:w="4600" w:type="dxa"/>
+            <w:tcBorders>
+              <w:top w:val="single" w:sz="4" w:space="0" w:color="999999"/>
+              <w:left w:val="single" w:sz="4" w:space="0" w:color="999999"/>
+              <w:bottom w:val="single" w:sz="4" w:space="0" w:color="999999"/>
+              <w:right w:val="single" w:sz="4" w:space="0" w:color="999999"/>
+            </w:tcBorders>
+            <w:tcMar>
+              <w:top w:w="60" w:type="dxa"/>
+              <w:left w:w="100" w:type="dxa"/>
+              <w:bottom w:w="60" w:type="dxa"/>
+              <w:right w:w="100" w:type="dxa"/>
+            </w:tcMar>
+          </w:tcPr>
+          <w:p>
+            <w:r>
+              <w:rPr>
+                <w:rFonts w:ascii="Calibri" w:eastAsia="Calibri" w:hAnsi="Calibri" w:cs="Calibri"/>
+                <w:sz w:val="19"/>
+                <w:szCs w:val="19"/>
+              </w:rPr>
+              <w:t xml:space="preserve">Send "Cooled cake" with batch ID B1, marked as released by Thermal Processing.</w:t>
+            </w:r>
+          </w:p>
+        </w:tc>
+        <w:tc>
+          <w:tcPr>
+            <w:tcW w:w="4178" w:type="dxa"/>
+            <w:tcBorders>
+              <w:top w:val="single" w:sz="4" w:space="0" w:color="999999"/>
+              <w:left w:val="single" w:sz="4" w:space="0" w:color="999999"/>
+              <w:bottom w:val="single" w:sz="4" w:space="0" w:color="999999"/>
+              <w:right w:val="single" w:sz="4" w:space="0" w:color="999999"/>
+            </w:tcBorders>
+            <w:tcMar>
+              <w:top w:w="60" w:type="dxa"/>
+              <w:left w:w="100" w:type="dxa"/>
+              <w:bottom w:w="60" w:type="dxa"/>
+              <w:right w:w="100" w:type="dxa"/>
+            </w:tcMar>
+          </w:tcPr>
+          <w:p>
+            <w:r>
+              <w:rPr>
+                <w:rFonts w:ascii="Calibri" w:eastAsia="Calibri" w:hAnsi="Calibri" w:cs="Calibri"/>
+                <w:sz w:val="19"/>
+                <w:szCs w:val="19"/>
+              </w:rPr>
+              <w:t xml:space="preserve">The cake is received in its pan with B1 attached.</w:t>
+            </w:r>
+          </w:p>
+        </w:tc>
+      </w:tr>
+      <w:tr>
+        <w:trPr>
+          <w:cantSplit/>
+        </w:trPr>
+        <w:tc>
+          <w:tcPr>
+            <w:tcW w:w="1400" w:type="dxa"/>
+            <w:tcBorders>
+              <w:top w:val="single" w:sz="4" w:space="0" w:color="999999"/>
+              <w:left w:val="single" w:sz="4" w:space="0" w:color="999999"/>
+              <w:bottom w:val="single" w:sz="4" w:space="0" w:color="999999"/>
+              <w:right w:val="single" w:sz="4" w:space="0" w:color="999999"/>
+            </w:tcBorders>
+            <w:tcMar>
+              <w:top w:w="60" w:type="dxa"/>
+              <w:left w:w="100" w:type="dxa"/>
+              <w:bottom w:w="60" w:type="dxa"/>
+              <w:right w:w="100" w:type="dxa"/>
+            </w:tcMar>
+          </w:tcPr>
+          <w:p>
+            <w:r>
+              <w:rPr>
+                <w:rFonts w:ascii="Calibri" w:eastAsia="Calibri" w:hAnsi="Calibri" w:cs="Calibri"/>
+                <w:sz w:val="19"/>
+                <w:szCs w:val="19"/>
+              </w:rPr>
+              <w:t xml:space="preserve">FIN-TC-02</w:t>
+            </w:r>
+          </w:p>
+        </w:tc>
+        <w:tc>
+          <w:tcPr>
+            <w:tcW w:w="2700" w:type="dxa"/>
+            <w:tcBorders>
+              <w:top w:val="single" w:sz="4" w:space="0" w:color="999999"/>
+              <w:left w:val="single" w:sz="4" w:space="0" w:color="999999"/>
+              <w:bottom w:val="single" w:sz="4" w:space="0" w:color="999999"/>
+              <w:right w:val="single" w:sz="4" w:space="0" w:color="999999"/>
+            </w:tcBorders>
+            <w:tcMar>
+              <w:top w:w="60" w:type="dxa"/>
+              <w:left w:w="100" w:type="dxa"/>
+              <w:bottom w:w="60" w:type="dxa"/>
+              <w:right w:w="100" w:type="dxa"/>
+            </w:tcMar>
+          </w:tcPr>
+          <w:p>
+            <w:r>
+              <w:rPr>
+                <w:rFonts w:ascii="Calibri" w:eastAsia="Calibri" w:hAnsi="Calibri" w:cs="Calibri"/>
+                <w:sz w:val="19"/>
+                <w:szCs w:val="19"/>
+              </w:rPr>
+              <w:t xml:space="preserve">Verify rejection of unreleased cake</w:t>
+            </w:r>
+          </w:p>
+        </w:tc>
+        <w:tc>
+          <w:tcPr>
+            <w:tcW w:w="1800" w:type="dxa"/>
+            <w:tcBorders>
+              <w:top w:val="single" w:sz="4" w:space="0" w:color="999999"/>
+              <w:left w:val="single" w:sz="4" w:space="0" w:color="999999"/>
+              <w:bottom w:val="single" w:sz="4" w:space="0" w:color="999999"/>
+              <w:right w:val="single" w:sz="4" w:space="0" w:color="999999"/>
+            </w:tcBorders>
+            <w:tcMar>
+              <w:top w:w="60" w:type="dxa"/>
+              <w:left w:w="100" w:type="dxa"/>
+              <w:bottom w:w="60" w:type="dxa"/>
+              <w:right w:w="100" w:type="dxa"/>
+            </w:tcMar>
+          </w:tcPr>
+          <w:p>
+            <w:r>
+              <w:rPr>
+                <w:rFonts w:ascii="Calibri" w:eastAsia="Calibri" w:hAnsi="Calibri" w:cs="Calibri"/>
+                <w:sz w:val="19"/>
+                <w:szCs w:val="19"/>
+              </w:rPr>
+              <w:t xml:space="preserve">FIN-REQ-02</w:t>
+            </w:r>
+          </w:p>
+        </w:tc>
+        <w:tc>
+          <w:tcPr>
+            <w:tcW w:w="4600" w:type="dxa"/>
+            <w:tcBorders>
+              <w:top w:val="single" w:sz="4" w:space="0" w:color="999999"/>
+              <w:left w:val="single" w:sz="4" w:space="0" w:color="999999"/>
+              <w:bottom w:val="single" w:sz="4" w:space="0" w:color="999999"/>
+              <w:right w:val="single" w:sz="4" w:space="0" w:color="999999"/>
+            </w:tcBorders>
+            <w:tcMar>
+              <w:top w:w="60" w:type="dxa"/>
+              <w:left w:w="100" w:type="dxa"/>
+              <w:bottom w:w="60" w:type="dxa"/>
+              <w:right w:w="100" w:type="dxa"/>
+            </w:tcMar>
+          </w:tcPr>
+          <w:p>
+            <w:r>
+              <w:rPr>
+                <w:rFonts w:ascii="Calibri" w:eastAsia="Calibri" w:hAnsi="Calibri" w:cs="Calibri"/>
+                <w:sz w:val="19"/>
+                <w:szCs w:val="19"/>
+              </w:rPr>
+              <w:t xml:space="preserve">Present a cake that Thermal Processing has not released as safe-temperature.</w:t>
+            </w:r>
+          </w:p>
+        </w:tc>
+        <w:tc>
+          <w:tcPr>
+            <w:tcW w:w="4178" w:type="dxa"/>
+            <w:tcBorders>
+              <w:top w:val="single" w:sz="4" w:space="0" w:color="999999"/>
+              <w:left w:val="single" w:sz="4" w:space="0" w:color="999999"/>
+              <w:bottom w:val="single" w:sz="4" w:space="0" w:color="999999"/>
+              <w:right w:val="single" w:sz="4" w:space="0" w:color="999999"/>
+            </w:tcBorders>
+            <w:tcMar>
+              <w:top w:w="60" w:type="dxa"/>
+              <w:left w:w="100" w:type="dxa"/>
+              <w:bottom w:w="60" w:type="dxa"/>
+              <w:right w:w="100" w:type="dxa"/>
+            </w:tcMar>
+          </w:tcPr>
+          <w:p>
+            <w:r>
+              <w:rPr>
+                <w:rFonts w:ascii="Calibri" w:eastAsia="Calibri" w:hAnsi="Calibri" w:cs="Calibri"/>
+                <w:sz w:val="19"/>
+                <w:szCs w:val="19"/>
+              </w:rPr>
+              <w:t xml:space="preserve">The cake is not accepted for depanning.</w:t>
+            </w:r>
+          </w:p>
+        </w:tc>
+      </w:tr>
+      <w:tr>
+        <w:trPr>
+          <w:cantSplit/>
+        </w:trPr>
+        <w:tc>
+          <w:tcPr>
+            <w:tcW w:w="1400" w:type="dxa"/>
+            <w:tcBorders>
+              <w:top w:val="single" w:sz="4" w:space="0" w:color="999999"/>
+              <w:left w:val="single" w:sz="4" w:space="0" w:color="999999"/>
+              <w:bottom w:val="single" w:sz="4" w:space="0" w:color="999999"/>
+              <w:right w:val="single" w:sz="4" w:space="0" w:color="999999"/>
+            </w:tcBorders>
+            <w:tcMar>
+              <w:top w:w="60" w:type="dxa"/>
+              <w:left w:w="100" w:type="dxa"/>
+              <w:bottom w:w="60" w:type="dxa"/>
+              <w:right w:w="100" w:type="dxa"/>
+            </w:tcMar>
+          </w:tcPr>
+          <w:p>
+            <w:r>
+              <w:rPr>
+                <w:rFonts w:ascii="Calibri" w:eastAsia="Calibri" w:hAnsi="Calibri" w:cs="Calibri"/>
+                <w:sz w:val="19"/>
+                <w:szCs w:val="19"/>
+              </w:rPr>
+              <w:t xml:space="preserve">FIN-TC-03</w:t>
+            </w:r>
+          </w:p>
+        </w:tc>
+        <w:tc>
+          <w:tcPr>
+            <w:tcW w:w="2700" w:type="dxa"/>
+            <w:tcBorders>
+              <w:top w:val="single" w:sz="4" w:space="0" w:color="999999"/>
+              <w:left w:val="single" w:sz="4" w:space="0" w:color="999999"/>
+              <w:bottom w:val="single" w:sz="4" w:space="0" w:color="999999"/>
+              <w:right w:val="single" w:sz="4" w:space="0" w:color="999999"/>
+            </w:tcBorders>
+            <w:tcMar>
+              <w:top w:w="60" w:type="dxa"/>
+              <w:left w:w="100" w:type="dxa"/>
+              <w:bottom w:w="60" w:type="dxa"/>
+              <w:right w:w="100" w:type="dxa"/>
+            </w:tcMar>
+          </w:tcPr>
+          <w:p>
+            <w:r>
+              <w:rPr>
+                <w:rFonts w:ascii="Calibri" w:eastAsia="Calibri" w:hAnsi="Calibri" w:cs="Calibri"/>
+                <w:sz w:val="19"/>
+                <w:szCs w:val="19"/>
+              </w:rPr>
+              <w:t xml:space="preserve">Verify depanning and routing</w:t>
+            </w:r>
+          </w:p>
+        </w:tc>
+        <w:tc>
+          <w:tcPr>
+            <w:tcW w:w="1800" w:type="dxa"/>
+            <w:tcBorders>
+              <w:top w:val="single" w:sz="4" w:space="0" w:color="999999"/>
+              <w:left w:val="single" w:sz="4" w:space="0" w:color="999999"/>
+              <w:bottom w:val="single" w:sz="4" w:space="0" w:color="999999"/>
+              <w:right w:val="single" w:sz="4" w:space="0" w:color="999999"/>
+            </w:tcBorders>
+            <w:tcMar>
+              <w:top w:w="60" w:type="dxa"/>
+              <w:left w:w="100" w:type="dxa"/>
+              <w:bottom w:w="60" w:type="dxa"/>
+              <w:right w:w="100" w:type="dxa"/>
+            </w:tcMar>
+          </w:tcPr>
+          <w:p>
+            <w:r>
+              <w:rPr>
+                <w:rFonts w:ascii="Calibri" w:eastAsia="Calibri" w:hAnsi="Calibri" w:cs="Calibri"/>
+                <w:sz w:val="19"/>
+                <w:szCs w:val="19"/>
+              </w:rPr>
+              <w:t xml:space="preserve">FIN-REQ-04.1, FIN-REQ-04.2, FIN-REQ-04.3</w:t>
+            </w:r>
+          </w:p>
+        </w:tc>
+        <w:tc>
+          <w:tcPr>
+            <w:tcW w:w="4600" w:type="dxa"/>
+            <w:tcBorders>
+              <w:top w:val="single" w:sz="4" w:space="0" w:color="999999"/>
+              <w:left w:val="single" w:sz="4" w:space="0" w:color="999999"/>
+              <w:bottom w:val="single" w:sz="4" w:space="0" w:color="999999"/>
+              <w:right w:val="single" w:sz="4" w:space="0" w:color="999999"/>
+            </w:tcBorders>
+            <w:tcMar>
+              <w:top w:w="60" w:type="dxa"/>
+              <w:left w:w="100" w:type="dxa"/>
+              <w:bottom w:w="60" w:type="dxa"/>
+              <w:right w:w="100" w:type="dxa"/>
+            </w:tcMar>
+          </w:tcPr>
+          <w:p>
+            <w:r>
+              <w:rPr>
+                <w:rFonts w:ascii="Calibri" w:eastAsia="Calibri" w:hAnsi="Calibri" w:cs="Calibri"/>
+                <w:sz w:val="19"/>
+                <w:szCs w:val="19"/>
+              </w:rPr>
+              <w:t xml:space="preserve">Depan a cake that comes out cleanly.</w:t>
+            </w:r>
+          </w:p>
+        </w:tc>
+        <w:tc>
+          <w:tcPr>
+            <w:tcW w:w="4178" w:type="dxa"/>
+            <w:tcBorders>
+              <w:top w:val="single" w:sz="4" w:space="0" w:color="999999"/>
+              <w:left w:val="single" w:sz="4" w:space="0" w:color="999999"/>
+              <w:bottom w:val="single" w:sz="4" w:space="0" w:color="999999"/>
+              <w:right w:val="single" w:sz="4" w:space="0" w:color="999999"/>
+            </w:tcBorders>
+            <w:tcMar>
+              <w:top w:w="60" w:type="dxa"/>
+              <w:left w:w="100" w:type="dxa"/>
+              <w:bottom w:w="60" w:type="dxa"/>
+              <w:right w:w="100" w:type="dxa"/>
+            </w:tcMar>
+          </w:tcPr>
+          <w:p>
+            <w:r>
+              <w:rPr>
+                <w:rFonts w:ascii="Calibri" w:eastAsia="Calibri" w:hAnsi="Calibri" w:cs="Calibri"/>
+                <w:sz w:val="19"/>
+                <w:szCs w:val="19"/>
+              </w:rPr>
+              <w:t xml:space="preserve">The cake is separated from its pan. The cake is routed toward Weight Check, and the empty pan toward washing.</w:t>
+            </w:r>
+          </w:p>
+        </w:tc>
+      </w:tr>
+      <w:tr>
+        <w:trPr>
+          <w:cantSplit/>
+        </w:trPr>
+        <w:tc>
+          <w:tcPr>
+            <w:tcW w:w="1400" w:type="dxa"/>
+            <w:tcBorders>
+              <w:top w:val="single" w:sz="4" w:space="0" w:color="999999"/>
+              <w:left w:val="single" w:sz="4" w:space="0" w:color="999999"/>
+              <w:bottom w:val="single" w:sz="4" w:space="0" w:color="999999"/>
+              <w:right w:val="single" w:sz="4" w:space="0" w:color="999999"/>
+            </w:tcBorders>
+            <w:tcMar>
+              <w:top w:w="60" w:type="dxa"/>
+              <w:left w:w="100" w:type="dxa"/>
+              <w:bottom w:w="60" w:type="dxa"/>
+              <w:right w:w="100" w:type="dxa"/>
+            </w:tcMar>
+          </w:tcPr>
+          <w:p>
+            <w:r>
+              <w:rPr>
+                <w:rFonts w:ascii="Calibri" w:eastAsia="Calibri" w:hAnsi="Calibri" w:cs="Calibri"/>
+                <w:sz w:val="19"/>
+                <w:szCs w:val="19"/>
+              </w:rPr>
+              <w:t xml:space="preserve">FIN-TC-04</w:t>
+            </w:r>
+          </w:p>
+        </w:tc>
+        <w:tc>
+          <w:tcPr>
+            <w:tcW w:w="2700" w:type="dxa"/>
+            <w:tcBorders>
+              <w:top w:val="single" w:sz="4" w:space="0" w:color="999999"/>
+              <w:left w:val="single" w:sz="4" w:space="0" w:color="999999"/>
+              <w:bottom w:val="single" w:sz="4" w:space="0" w:color="999999"/>
+              <w:right w:val="single" w:sz="4" w:space="0" w:color="999999"/>
+            </w:tcBorders>
+            <w:tcMar>
+              <w:top w:w="60" w:type="dxa"/>
+              <w:left w:w="100" w:type="dxa"/>
+              <w:bottom w:w="60" w:type="dxa"/>
+              <w:right w:w="100" w:type="dxa"/>
+            </w:tcMar>
+          </w:tcPr>
+          <w:p>
+            <w:r>
+              <w:rPr>
+                <w:rFonts w:ascii="Calibri" w:eastAsia="Calibri" w:hAnsi="Calibri" w:cs="Calibri"/>
+                <w:sz w:val="19"/>
+                <w:szCs w:val="19"/>
+              </w:rPr>
+              <w:t xml:space="preserve">Verify batch ID traceability</w:t>
+            </w:r>
+          </w:p>
+        </w:tc>
+        <w:tc>
+          <w:tcPr>
+            <w:tcW w:w="1800" w:type="dxa"/>
+            <w:tcBorders>
+              <w:top w:val="single" w:sz="4" w:space="0" w:color="999999"/>
+              <w:left w:val="single" w:sz="4" w:space="0" w:color="999999"/>
+              <w:bottom w:val="single" w:sz="4" w:space="0" w:color="999999"/>
+              <w:right w:val="single" w:sz="4" w:space="0" w:color="999999"/>
+            </w:tcBorders>
+            <w:tcMar>
+              <w:top w:w="60" w:type="dxa"/>
+              <w:left w:w="100" w:type="dxa"/>
+              <w:bottom w:w="60" w:type="dxa"/>
+              <w:right w:w="100" w:type="dxa"/>
+            </w:tcMar>
+          </w:tcPr>
+          <w:p>
+            <w:r>
+              <w:rPr>
+                <w:rFonts w:ascii="Calibri" w:eastAsia="Calibri" w:hAnsi="Calibri" w:cs="Calibri"/>
+                <w:sz w:val="19"/>
+                <w:szCs w:val="19"/>
+              </w:rPr>
+              <w:t xml:space="preserve">FIN-REQ-03</w:t>
+            </w:r>
+          </w:p>
+        </w:tc>
+        <w:tc>
+          <w:tcPr>
+            <w:tcW w:w="4600" w:type="dxa"/>
+            <w:tcBorders>
+              <w:top w:val="single" w:sz="4" w:space="0" w:color="999999"/>
+              <w:left w:val="single" w:sz="4" w:space="0" w:color="999999"/>
+              <w:bottom w:val="single" w:sz="4" w:space="0" w:color="999999"/>
+              <w:right w:val="single" w:sz="4" w:space="0" w:color="999999"/>
+            </w:tcBorders>
+            <w:tcMar>
+              <w:top w:w="60" w:type="dxa"/>
+              <w:left w:w="100" w:type="dxa"/>
+              <w:bottom w:w="60" w:type="dxa"/>
+              <w:right w:w="100" w:type="dxa"/>
+            </w:tcMar>
+          </w:tcPr>
+          <w:p>
+            <w:r>
+              <w:rPr>
+                <w:rFonts w:ascii="Calibri" w:eastAsia="Calibri" w:hAnsi="Calibri" w:cs="Calibri"/>
+                <w:sz w:val="19"/>
+                <w:szCs w:val="19"/>
+              </w:rPr>
+              <w:t xml:space="preserve">Follow B1 from arrival to the "Pallet ready for shipment" signal.</w:t>
+            </w:r>
+          </w:p>
+        </w:tc>
+        <w:tc>
+          <w:tcPr>
+            <w:tcW w:w="4178" w:type="dxa"/>
+            <w:tcBorders>
+              <w:top w:val="single" w:sz="4" w:space="0" w:color="999999"/>
+              <w:left w:val="single" w:sz="4" w:space="0" w:color="999999"/>
+              <w:bottom w:val="single" w:sz="4" w:space="0" w:color="999999"/>
+              <w:right w:val="single" w:sz="4" w:space="0" w:color="999999"/>
+            </w:tcBorders>
+            <w:tcMar>
+              <w:top w:w="60" w:type="dxa"/>
+              <w:left w:w="100" w:type="dxa"/>
+              <w:bottom w:w="60" w:type="dxa"/>
+              <w:right w:w="100" w:type="dxa"/>
+            </w:tcMar>
+          </w:tcPr>
+          <w:p>
+            <w:r>
+              <w:rPr>
+                <w:rFonts w:ascii="Calibri" w:eastAsia="Calibri" w:hAnsi="Calibri" w:cs="Calibri"/>
+                <w:sz w:val="19"/>
+                <w:szCs w:val="19"/>
+              </w:rPr>
+              <w:t xml:space="preserve">B1 is associated with the cake at every stage and appears in the pallet's batch IDs.</w:t>
+            </w:r>
+          </w:p>
+        </w:tc>
+      </w:tr>
+      <w:tr>
+        <w:trPr>
+          <w:cantSplit/>
+        </w:trPr>
+        <w:tc>
+          <w:tcPr>
+            <w:tcW w:w="1400" w:type="dxa"/>
+            <w:tcBorders>
+              <w:top w:val="single" w:sz="4" w:space="0" w:color="999999"/>
+              <w:left w:val="single" w:sz="4" w:space="0" w:color="999999"/>
+              <w:bottom w:val="single" w:sz="4" w:space="0" w:color="999999"/>
+              <w:right w:val="single" w:sz="4" w:space="0" w:color="999999"/>
+            </w:tcBorders>
+            <w:tcMar>
+              <w:top w:w="60" w:type="dxa"/>
+              <w:left w:w="100" w:type="dxa"/>
+              <w:bottom w:w="60" w:type="dxa"/>
+              <w:right w:w="100" w:type="dxa"/>
+            </w:tcMar>
+          </w:tcPr>
+          <w:p>
+            <w:r>
+              <w:rPr>
+                <w:rFonts w:ascii="Calibri" w:eastAsia="Calibri" w:hAnsi="Calibri" w:cs="Calibri"/>
+                <w:sz w:val="19"/>
+                <w:szCs w:val="19"/>
+              </w:rPr>
+              <w:t xml:space="preserve">FIN-TC-05</w:t>
+            </w:r>
+          </w:p>
+        </w:tc>
+        <w:tc>
+          <w:tcPr>
+            <w:tcW w:w="2700" w:type="dxa"/>
+            <w:tcBorders>
+              <w:top w:val="single" w:sz="4" w:space="0" w:color="999999"/>
+              <w:left w:val="single" w:sz="4" w:space="0" w:color="999999"/>
+              <w:bottom w:val="single" w:sz="4" w:space="0" w:color="999999"/>
+              <w:right w:val="single" w:sz="4" w:space="0" w:color="999999"/>
+            </w:tcBorders>
+            <w:tcMar>
+              <w:top w:w="60" w:type="dxa"/>
+              <w:left w:w="100" w:type="dxa"/>
+              <w:bottom w:w="60" w:type="dxa"/>
+              <w:right w:w="100" w:type="dxa"/>
+            </w:tcMar>
+          </w:tcPr>
+          <w:p>
+            <w:r>
+              <w:rPr>
+                <w:rFonts w:ascii="Calibri" w:eastAsia="Calibri" w:hAnsi="Calibri" w:cs="Calibri"/>
+                <w:sz w:val="19"/>
+                <w:szCs w:val="19"/>
+              </w:rPr>
+              <w:t xml:space="preserve">Verify stuck-cake rejection</w:t>
+            </w:r>
+          </w:p>
+        </w:tc>
+        <w:tc>
+          <w:tcPr>
+            <w:tcW w:w="1800" w:type="dxa"/>
+            <w:tcBorders>
+              <w:top w:val="single" w:sz="4" w:space="0" w:color="999999"/>
+              <w:left w:val="single" w:sz="4" w:space="0" w:color="999999"/>
+              <w:bottom w:val="single" w:sz="4" w:space="0" w:color="999999"/>
+              <w:right w:val="single" w:sz="4" w:space="0" w:color="999999"/>
+            </w:tcBorders>
+            <w:tcMar>
+              <w:top w:w="60" w:type="dxa"/>
+              <w:left w:w="100" w:type="dxa"/>
+              <w:bottom w:w="60" w:type="dxa"/>
+              <w:right w:w="100" w:type="dxa"/>
+            </w:tcMar>
+          </w:tcPr>
+          <w:p>
+            <w:r>
+              <w:rPr>
+                <w:rFonts w:ascii="Calibri" w:eastAsia="Calibri" w:hAnsi="Calibri" w:cs="Calibri"/>
+                <w:sz w:val="19"/>
+                <w:szCs w:val="19"/>
+              </w:rPr>
+              <w:t xml:space="preserve">FIN-REQ-31.1, FIN-REQ-31.2, FIN-REQ-26.1</w:t>
+            </w:r>
+          </w:p>
+        </w:tc>
+        <w:tc>
+          <w:tcPr>
+            <w:tcW w:w="4600" w:type="dxa"/>
+            <w:tcBorders>
+              <w:top w:val="single" w:sz="4" w:space="0" w:color="999999"/>
+              <w:left w:val="single" w:sz="4" w:space="0" w:color="999999"/>
+              <w:bottom w:val="single" w:sz="4" w:space="0" w:color="999999"/>
+              <w:right w:val="single" w:sz="4" w:space="0" w:color="999999"/>
+            </w:tcBorders>
+            <w:tcMar>
+              <w:top w:w="60" w:type="dxa"/>
+              <w:left w:w="100" w:type="dxa"/>
+              <w:bottom w:w="60" w:type="dxa"/>
+              <w:right w:w="100" w:type="dxa"/>
+            </w:tcMar>
+          </w:tcPr>
+          <w:p>
+            <w:r>
+              <w:rPr>
+                <w:rFonts w:ascii="Calibri" w:eastAsia="Calibri" w:hAnsi="Calibri" w:cs="Calibri"/>
+                <w:sz w:val="19"/>
+                <w:szCs w:val="19"/>
+              </w:rPr>
+              <w:t xml:space="preserve">Simulate a stuck or broken cake at depanning (FC21).</w:t>
+            </w:r>
+          </w:p>
+        </w:tc>
+        <w:tc>
+          <w:tcPr>
+            <w:tcW w:w="4178" w:type="dxa"/>
+            <w:tcBorders>
+              <w:top w:val="single" w:sz="4" w:space="0" w:color="999999"/>
+              <w:left w:val="single" w:sz="4" w:space="0" w:color="999999"/>
+              <w:bottom w:val="single" w:sz="4" w:space="0" w:color="999999"/>
+              <w:right w:val="single" w:sz="4" w:space="0" w:color="999999"/>
+            </w:tcBorders>
+            <w:tcMar>
+              <w:top w:w="60" w:type="dxa"/>
+              <w:left w:w="100" w:type="dxa"/>
+              <w:bottom w:w="60" w:type="dxa"/>
+              <w:right w:w="100" w:type="dxa"/>
+            </w:tcMar>
+          </w:tcPr>
+          <w:p>
+            <w:r>
+              <w:rPr>
+                <w:rFonts w:ascii="Calibri" w:eastAsia="Calibri" w:hAnsi="Calibri" w:cs="Calibri"/>
+                <w:sz w:val="19"/>
+                <w:szCs w:val="19"/>
+              </w:rPr>
+              <w:t xml:space="preserve">The cake is rejected and never reaches inspection. Its pan is sent to washing. An event with reason, time and batch ID is published.</w:t>
+            </w:r>
+          </w:p>
+        </w:tc>
+      </w:tr>
+      <w:tr>
+        <w:trPr>
+          <w:cantSplit/>
+        </w:trPr>
+        <w:tc>
+          <w:tcPr>
+            <w:tcW w:w="1400" w:type="dxa"/>
+            <w:tcBorders>
+              <w:top w:val="single" w:sz="4" w:space="0" w:color="999999"/>
+              <w:left w:val="single" w:sz="4" w:space="0" w:color="999999"/>
+              <w:bottom w:val="single" w:sz="4" w:space="0" w:color="999999"/>
+              <w:right w:val="single" w:sz="4" w:space="0" w:color="999999"/>
+            </w:tcBorders>
+            <w:tcMar>
+              <w:top w:w="60" w:type="dxa"/>
+              <w:left w:w="100" w:type="dxa"/>
+              <w:bottom w:w="60" w:type="dxa"/>
+              <w:right w:w="100" w:type="dxa"/>
+            </w:tcMar>
+          </w:tcPr>
+          <w:p>
+            <w:r>
+              <w:rPr>
+                <w:rFonts w:ascii="Calibri" w:eastAsia="Calibri" w:hAnsi="Calibri" w:cs="Calibri"/>
+                <w:sz w:val="19"/>
+                <w:szCs w:val="19"/>
+              </w:rPr>
+              <w:t xml:space="preserve">FIN-TC-06</w:t>
+            </w:r>
+          </w:p>
+        </w:tc>
+        <w:tc>
+          <w:tcPr>
+            <w:tcW w:w="2700" w:type="dxa"/>
+            <w:tcBorders>
+              <w:top w:val="single" w:sz="4" w:space="0" w:color="999999"/>
+              <w:left w:val="single" w:sz="4" w:space="0" w:color="999999"/>
+              <w:bottom w:val="single" w:sz="4" w:space="0" w:color="999999"/>
+              <w:right w:val="single" w:sz="4" w:space="0" w:color="999999"/>
+            </w:tcBorders>
+            <w:tcMar>
+              <w:top w:w="60" w:type="dxa"/>
+              <w:left w:w="100" w:type="dxa"/>
+              <w:bottom w:w="60" w:type="dxa"/>
+              <w:right w:w="100" w:type="dxa"/>
+            </w:tcMar>
+          </w:tcPr>
+          <w:p>
+            <w:r>
+              <w:rPr>
+                <w:rFonts w:ascii="Calibri" w:eastAsia="Calibri" w:hAnsi="Calibri" w:cs="Calibri"/>
+                <w:sz w:val="19"/>
+                <w:szCs w:val="19"/>
+              </w:rPr>
+              <w:t xml:space="preserve">Verify hold on depanning fault</w:t>
+            </w:r>
+          </w:p>
+        </w:tc>
+        <w:tc>
+          <w:tcPr>
+            <w:tcW w:w="1800" w:type="dxa"/>
+            <w:tcBorders>
+              <w:top w:val="single" w:sz="4" w:space="0" w:color="999999"/>
+              <w:left w:val="single" w:sz="4" w:space="0" w:color="999999"/>
+              <w:bottom w:val="single" w:sz="4" w:space="0" w:color="999999"/>
+              <w:right w:val="single" w:sz="4" w:space="0" w:color="999999"/>
+            </w:tcBorders>
+            <w:tcMar>
+              <w:top w:w="60" w:type="dxa"/>
+              <w:left w:w="100" w:type="dxa"/>
+              <w:bottom w:w="60" w:type="dxa"/>
+              <w:right w:w="100" w:type="dxa"/>
+            </w:tcMar>
+          </w:tcPr>
+          <w:p>
+            <w:r>
+              <w:rPr>
+                <w:rFonts w:ascii="Calibri" w:eastAsia="Calibri" w:hAnsi="Calibri" w:cs="Calibri"/>
+                <w:sz w:val="19"/>
+                <w:szCs w:val="19"/>
+              </w:rPr>
+              <w:t xml:space="preserve">FIN-REQ-32.1</w:t>
+            </w:r>
+          </w:p>
+        </w:tc>
+        <w:tc>
+          <w:tcPr>
+            <w:tcW w:w="4600" w:type="dxa"/>
+            <w:tcBorders>
+              <w:top w:val="single" w:sz="4" w:space="0" w:color="999999"/>
+              <w:left w:val="single" w:sz="4" w:space="0" w:color="999999"/>
+              <w:bottom w:val="single" w:sz="4" w:space="0" w:color="999999"/>
+              <w:right w:val="single" w:sz="4" w:space="0" w:color="999999"/>
+            </w:tcBorders>
+            <w:tcMar>
+              <w:top w:w="60" w:type="dxa"/>
+              <w:left w:w="100" w:type="dxa"/>
+              <w:bottom w:w="60" w:type="dxa"/>
+              <w:right w:w="100" w:type="dxa"/>
+            </w:tcMar>
+          </w:tcPr>
+          <w:p>
+            <w:r>
+              <w:rPr>
+                <w:rFonts w:ascii="Calibri" w:eastAsia="Calibri" w:hAnsi="Calibri" w:cs="Calibri"/>
+                <w:sz w:val="19"/>
+                <w:szCs w:val="19"/>
+              </w:rPr>
+              <w:t xml:space="preserve">Stop the depanning machine's response and send cakes to the depanning station (FC22).</w:t>
+            </w:r>
+          </w:p>
+        </w:tc>
+        <w:tc>
+          <w:tcPr>
+            <w:tcW w:w="4178" w:type="dxa"/>
+            <w:tcBorders>
+              <w:top w:val="single" w:sz="4" w:space="0" w:color="999999"/>
+              <w:left w:val="single" w:sz="4" w:space="0" w:color="999999"/>
+              <w:bottom w:val="single" w:sz="4" w:space="0" w:color="999999"/>
+              <w:right w:val="single" w:sz="4" w:space="0" w:color="999999"/>
+            </w:tcBorders>
+            <w:tcMar>
+              <w:top w:w="60" w:type="dxa"/>
+              <w:left w:w="100" w:type="dxa"/>
+              <w:bottom w:w="60" w:type="dxa"/>
+              <w:right w:w="100" w:type="dxa"/>
+            </w:tcMar>
+          </w:tcPr>
+          <w:p>
+            <w:r>
+              <w:rPr>
+                <w:rFonts w:ascii="Calibri" w:eastAsia="Calibri" w:hAnsi="Calibri" w:cs="Calibri"/>
+                <w:sz w:val="19"/>
+                <w:szCs w:val="19"/>
+              </w:rPr>
+              <w:t xml:space="preserve">The cakes are held. None are lost or discarded.</w:t>
+            </w:r>
+          </w:p>
+        </w:tc>
+      </w:tr>
+      <w:tr>
+        <w:trPr>
+          <w:cantSplit/>
+        </w:trPr>
+        <w:tc>
+          <w:tcPr>
+            <w:tcW w:w="1400" w:type="dxa"/>
+            <w:tcBorders>
+              <w:top w:val="single" w:sz="4" w:space="0" w:color="999999"/>
+              <w:left w:val="single" w:sz="4" w:space="0" w:color="999999"/>
+              <w:bottom w:val="single" w:sz="4" w:space="0" w:color="999999"/>
+              <w:right w:val="single" w:sz="4" w:space="0" w:color="999999"/>
+            </w:tcBorders>
+            <w:tcMar>
+              <w:top w:w="60" w:type="dxa"/>
+              <w:left w:w="100" w:type="dxa"/>
+              <w:bottom w:w="60" w:type="dxa"/>
+              <w:right w:w="100" w:type="dxa"/>
+            </w:tcMar>
+          </w:tcPr>
+          <w:p>
+            <w:r>
+              <w:rPr>
+                <w:rFonts w:ascii="Calibri" w:eastAsia="Calibri" w:hAnsi="Calibri" w:cs="Calibri"/>
+                <w:sz w:val="19"/>
+                <w:szCs w:val="19"/>
+              </w:rPr>
+              <w:t xml:space="preserve">FIN-TC-07</w:t>
+            </w:r>
+          </w:p>
+        </w:tc>
+        <w:tc>
+          <w:tcPr>
+            <w:tcW w:w="2700" w:type="dxa"/>
+            <w:tcBorders>
+              <w:top w:val="single" w:sz="4" w:space="0" w:color="999999"/>
+              <w:left w:val="single" w:sz="4" w:space="0" w:color="999999"/>
+              <w:bottom w:val="single" w:sz="4" w:space="0" w:color="999999"/>
+              <w:right w:val="single" w:sz="4" w:space="0" w:color="999999"/>
+            </w:tcBorders>
+            <w:tcMar>
+              <w:top w:w="60" w:type="dxa"/>
+              <w:left w:w="100" w:type="dxa"/>
+              <w:bottom w:w="60" w:type="dxa"/>
+              <w:right w:w="100" w:type="dxa"/>
+            </w:tcMar>
+          </w:tcPr>
+          <w:p>
+            <w:r>
+              <w:rPr>
+                <w:rFonts w:ascii="Calibri" w:eastAsia="Calibri" w:hAnsi="Calibri" w:cs="Calibri"/>
+                <w:sz w:val="19"/>
+                <w:szCs w:val="19"/>
+              </w:rPr>
+              <w:t xml:space="preserve">Verify processing after depanning repair</w:t>
+            </w:r>
+          </w:p>
+        </w:tc>
+        <w:tc>
+          <w:tcPr>
+            <w:tcW w:w="1800" w:type="dxa"/>
+            <w:tcBorders>
+              <w:top w:val="single" w:sz="4" w:space="0" w:color="999999"/>
+              <w:left w:val="single" w:sz="4" w:space="0" w:color="999999"/>
+              <w:bottom w:val="single" w:sz="4" w:space="0" w:color="999999"/>
+              <w:right w:val="single" w:sz="4" w:space="0" w:color="999999"/>
+            </w:tcBorders>
+            <w:tcMar>
+              <w:top w:w="60" w:type="dxa"/>
+              <w:left w:w="100" w:type="dxa"/>
+              <w:bottom w:w="60" w:type="dxa"/>
+              <w:right w:w="100" w:type="dxa"/>
+            </w:tcMar>
+          </w:tcPr>
+          <w:p>
+            <w:r>
+              <w:rPr>
+                <w:rFonts w:ascii="Calibri" w:eastAsia="Calibri" w:hAnsi="Calibri" w:cs="Calibri"/>
+                <w:sz w:val="19"/>
+                <w:szCs w:val="19"/>
+              </w:rPr>
+              <w:t xml:space="preserve">FIN-REQ-32.2</w:t>
+            </w:r>
+          </w:p>
+        </w:tc>
+        <w:tc>
+          <w:tcPr>
+            <w:tcW w:w="4600" w:type="dxa"/>
+            <w:tcBorders>
+              <w:top w:val="single" w:sz="4" w:space="0" w:color="999999"/>
+              <w:left w:val="single" w:sz="4" w:space="0" w:color="999999"/>
+              <w:bottom w:val="single" w:sz="4" w:space="0" w:color="999999"/>
+              <w:right w:val="single" w:sz="4" w:space="0" w:color="999999"/>
+            </w:tcBorders>
+            <w:tcMar>
+              <w:top w:w="60" w:type="dxa"/>
+              <w:left w:w="100" w:type="dxa"/>
+              <w:bottom w:w="60" w:type="dxa"/>
+              <w:right w:w="100" w:type="dxa"/>
+            </w:tcMar>
+          </w:tcPr>
+          <w:p>
+            <w:r>
+              <w:rPr>
+                <w:rFonts w:ascii="Calibri" w:eastAsia="Calibri" w:hAnsi="Calibri" w:cs="Calibri"/>
+                <w:sz w:val="19"/>
+                <w:szCs w:val="19"/>
+              </w:rPr>
+              <w:t xml:space="preserve">Following FIN-TC-06, send "Repair confirmed" for the depanning machine.</w:t>
+            </w:r>
+          </w:p>
+        </w:tc>
+        <w:tc>
+          <w:tcPr>
+            <w:tcW w:w="4178" w:type="dxa"/>
+            <w:tcBorders>
+              <w:top w:val="single" w:sz="4" w:space="0" w:color="999999"/>
+              <w:left w:val="single" w:sz="4" w:space="0" w:color="999999"/>
+              <w:bottom w:val="single" w:sz="4" w:space="0" w:color="999999"/>
+              <w:right w:val="single" w:sz="4" w:space="0" w:color="999999"/>
+            </w:tcBorders>
+            <w:tcMar>
+              <w:top w:w="60" w:type="dxa"/>
+              <w:left w:w="100" w:type="dxa"/>
+              <w:bottom w:w="60" w:type="dxa"/>
+              <w:right w:w="100" w:type="dxa"/>
+            </w:tcMar>
+          </w:tcPr>
+          <w:p>
+            <w:r>
+              <w:rPr>
+                <w:rFonts w:ascii="Calibri" w:eastAsia="Calibri" w:hAnsi="Calibri" w:cs="Calibri"/>
+                <w:sz w:val="19"/>
+                <w:szCs w:val="19"/>
+              </w:rPr>
+              <w:t xml:space="preserve">The held cakes are processed.</w:t>
+            </w:r>
+          </w:p>
+        </w:tc>
+      </w:tr>
+    </w:tbl>
+    <w:p>
+      <w:r>
+        <w:rPr>
+          <w:rFonts w:ascii="Calibri" w:eastAsia="Calibri" w:hAnsi="Calibri" w:cs="Calibri"/>
+          <w:sz w:val="19"/>
+          <w:szCs w:val="19"/>
+        </w:rPr>
+        <w:t xml:space="preserve"/>
+      </w:r>
+    </w:p>
+    <w:p>
+      <w:pPr>
+        <w:pStyle w:val="Heading3"/>
+        <w:rPr>
+          <w:lang w:val="en-GB"/>
+        </w:rPr>
+      </w:pPr>
+      <w:r>
+        <w:rPr>
+          <w:lang w:val="en-GB"/>
+        </w:rPr>
+        <w:t xml:space="preserve">RD2 Quality Inspection</w:t>
+      </w:r>
+    </w:p>
+    <w:tbl>
+      <w:tblPr>
+        <w:tblW w:w="14678" w:type="dxa"/>
+        <w:tblBorders>
+          <w:top w:val="single" w:sz="4" w:space="0" w:color="auto"/>
+          <w:left w:val="single" w:sz="4" w:space="0" w:color="auto"/>
+          <w:bottom w:val="single" w:sz="4" w:space="0" w:color="auto"/>
+          <w:right w:val="single" w:sz="4" w:space="0" w:color="auto"/>
+          <w:insideH w:val="single" w:sz="4" w:space="0" w:color="auto"/>
+          <w:insideV w:val="single" w:sz="4" w:space="0" w:color="auto"/>
+        </w:tblBorders>
+        <w:tblCellMar>
+          <w:left w:w="10" w:type="dxa"/>
+          <w:right w:w="10" w:type="dxa"/>
+        </w:tblCellMar>
+        <w:tblLook w:val="04A0" w:firstRow="1" w:lastRow="0" w:firstColumn="1" w:lastColumn="0" w:noHBand="0" w:noVBand="1"/>
+      </w:tblPr>
+      <w:tblGrid>
+        <w:gridCol w:w="1400"/>
+        <w:gridCol w:w="2700"/>
+        <w:gridCol w:w="1800"/>
+        <w:gridCol w:w="4600"/>
+        <w:gridCol w:w="4178"/>
+      </w:tblGrid>
+      <w:tr>
+        <w:trPr>
+          <w:cantSplit/>
+          <w:tblHeader/>
+        </w:trPr>
+        <w:tc>
+          <w:tcPr>
+            <w:tcW w:w="1400" w:type="dxa"/>
+            <w:tcBorders>
+              <w:top w:val="single" w:sz="4" w:space="0" w:color="999999"/>
+              <w:left w:val="single" w:sz="4" w:space="0" w:color="999999"/>
+              <w:bottom w:val="single" w:sz="4" w:space="0" w:color="999999"/>
+              <w:right w:val="single" w:sz="4" w:space="0" w:color="999999"/>
+            </w:tcBorders>
+            <w:shd w:val="clear" w:color="auto" w:fill="D9D9D9"/>
+            <w:tcMar>
+              <w:top w:w="60" w:type="dxa"/>
+              <w:left w:w="100" w:type="dxa"/>
+              <w:bottom w:w="60" w:type="dxa"/>
+              <w:right w:w="100" w:type="dxa"/>
+            </w:tcMar>
+          </w:tcPr>
+          <w:p>
+            <w:r>
+              <w:rPr>
+                <w:rFonts w:ascii="Calibri" w:eastAsia="Calibri" w:hAnsi="Calibri" w:cs="Calibri"/>
+                <w:b/>
+                <w:bCs/>
+                <w:sz w:val="19"/>
+                <w:szCs w:val="19"/>
+              </w:rPr>
+              <w:t xml:space="preserve">Test case</w:t>
+            </w:r>
+          </w:p>
+        </w:tc>
+        <w:tc>
+          <w:tcPr>
+            <w:tcW w:w="2700" w:type="dxa"/>
+            <w:tcBorders>
+              <w:top w:val="single" w:sz="4" w:space="0" w:color="999999"/>
+              <w:left w:val="single" w:sz="4" w:space="0" w:color="999999"/>
+              <w:bottom w:val="single" w:sz="4" w:space="0" w:color="999999"/>
+              <w:right w:val="single" w:sz="4" w:space="0" w:color="999999"/>
+            </w:tcBorders>
+            <w:shd w:val="clear" w:color="auto" w:fill="D9D9D9"/>
+            <w:tcMar>
+              <w:top w:w="60" w:type="dxa"/>
+              <w:left w:w="100" w:type="dxa"/>
+              <w:bottom w:w="60" w:type="dxa"/>
+              <w:right w:w="100" w:type="dxa"/>
+            </w:tcMar>
+          </w:tcPr>
+          <w:p>
+            <w:r>
+              <w:rPr>
+                <w:rFonts w:ascii="Calibri" w:eastAsia="Calibri" w:hAnsi="Calibri" w:cs="Calibri"/>
+                <w:b/>
+                <w:bCs/>
+                <w:sz w:val="19"/>
+                <w:szCs w:val="19"/>
+              </w:rPr>
+              <w:t xml:space="preserve">Title</w:t>
+            </w:r>
+          </w:p>
+        </w:tc>
+        <w:tc>
+          <w:tcPr>
+            <w:tcW w:w="1800" w:type="dxa"/>
+            <w:tcBorders>
+              <w:top w:val="single" w:sz="4" w:space="0" w:color="999999"/>
+              <w:left w:val="single" w:sz="4" w:space="0" w:color="999999"/>
+              <w:bottom w:val="single" w:sz="4" w:space="0" w:color="999999"/>
+              <w:right w:val="single" w:sz="4" w:space="0" w:color="999999"/>
+            </w:tcBorders>
+            <w:shd w:val="clear" w:color="auto" w:fill="D9D9D9"/>
+            <w:tcMar>
+              <w:top w:w="60" w:type="dxa"/>
+              <w:left w:w="100" w:type="dxa"/>
+              <w:bottom w:w="60" w:type="dxa"/>
+              <w:right w:w="100" w:type="dxa"/>
+            </w:tcMar>
+          </w:tcPr>
+          <w:p>
+            <w:r>
+              <w:rPr>
+                <w:rFonts w:ascii="Calibri" w:eastAsia="Calibri" w:hAnsi="Calibri" w:cs="Calibri"/>
+                <w:b/>
+                <w:bCs/>
+                <w:sz w:val="19"/>
+                <w:szCs w:val="19"/>
+              </w:rPr>
+              <w:t xml:space="preserve">Verifies</w:t>
+            </w:r>
+          </w:p>
+        </w:tc>
+        <w:tc>
+          <w:tcPr>
+            <w:tcW w:w="4600" w:type="dxa"/>
+            <w:tcBorders>
+              <w:top w:val="single" w:sz="4" w:space="0" w:color="999999"/>
+              <w:left w:val="single" w:sz="4" w:space="0" w:color="999999"/>
+              <w:bottom w:val="single" w:sz="4" w:space="0" w:color="999999"/>
+              <w:right w:val="single" w:sz="4" w:space="0" w:color="999999"/>
+            </w:tcBorders>
+            <w:shd w:val="clear" w:color="auto" w:fill="D9D9D9"/>
+            <w:tcMar>
+              <w:top w:w="60" w:type="dxa"/>
+              <w:left w:w="100" w:type="dxa"/>
+              <w:bottom w:w="60" w:type="dxa"/>
+              <w:right w:w="100" w:type="dxa"/>
+            </w:tcMar>
+          </w:tcPr>
+          <w:p>
+            <w:r>
+              <w:rPr>
+                <w:rFonts w:ascii="Calibri" w:eastAsia="Calibri" w:hAnsi="Calibri" w:cs="Calibri"/>
+                <w:b/>
+                <w:bCs/>
+                <w:sz w:val="19"/>
+                <w:szCs w:val="19"/>
+              </w:rPr>
+              <w:t xml:space="preserve">Stimulus</w:t>
+            </w:r>
+          </w:p>
+        </w:tc>
+        <w:tc>
+          <w:tcPr>
+            <w:tcW w:w="4178" w:type="dxa"/>
+            <w:tcBorders>
+              <w:top w:val="single" w:sz="4" w:space="0" w:color="999999"/>
+              <w:left w:val="single" w:sz="4" w:space="0" w:color="999999"/>
+              <w:bottom w:val="single" w:sz="4" w:space="0" w:color="999999"/>
+              <w:right w:val="single" w:sz="4" w:space="0" w:color="999999"/>
+            </w:tcBorders>
+            <w:shd w:val="clear" w:color="auto" w:fill="D9D9D9"/>
+            <w:tcMar>
+              <w:top w:w="60" w:type="dxa"/>
+              <w:left w:w="100" w:type="dxa"/>
+              <w:bottom w:w="60" w:type="dxa"/>
+              <w:right w:w="100" w:type="dxa"/>
+            </w:tcMar>
+          </w:tcPr>
+          <w:p>
+            <w:r>
+              <w:rPr>
+                <w:rFonts w:ascii="Calibri" w:eastAsia="Calibri" w:hAnsi="Calibri" w:cs="Calibri"/>
+                <w:b/>
+                <w:bCs/>
+                <w:sz w:val="19"/>
+                <w:szCs w:val="19"/>
+              </w:rPr>
+              <w:t xml:space="preserve">Expected result</w:t>
+            </w:r>
+          </w:p>
+        </w:tc>
+      </w:tr>
+      <w:tr>
+        <w:trPr>
+          <w:cantSplit/>
+        </w:trPr>
+        <w:tc>
+          <w:tcPr>
+            <w:tcW w:w="1400" w:type="dxa"/>
+            <w:tcBorders>
+              <w:top w:val="single" w:sz="4" w:space="0" w:color="999999"/>
+              <w:left w:val="single" w:sz="4" w:space="0" w:color="999999"/>
+              <w:bottom w:val="single" w:sz="4" w:space="0" w:color="999999"/>
+              <w:right w:val="single" w:sz="4" w:space="0" w:color="999999"/>
+            </w:tcBorders>
+            <w:tcMar>
+              <w:top w:w="60" w:type="dxa"/>
+              <w:left w:w="100" w:type="dxa"/>
+              <w:bottom w:w="60" w:type="dxa"/>
+              <w:right w:w="100" w:type="dxa"/>
+            </w:tcMar>
+          </w:tcPr>
+          <w:p>
+            <w:r>
+              <w:rPr>
+                <w:rFonts w:ascii="Calibri" w:eastAsia="Calibri" w:hAnsi="Calibri" w:cs="Calibri"/>
+                <w:sz w:val="19"/>
+                <w:szCs w:val="19"/>
+              </w:rPr>
+              <w:t xml:space="preserve">FIN-TC-08</w:t>
+            </w:r>
+          </w:p>
+        </w:tc>
+        <w:tc>
+          <w:tcPr>
+            <w:tcW w:w="2700" w:type="dxa"/>
+            <w:tcBorders>
+              <w:top w:val="single" w:sz="4" w:space="0" w:color="999999"/>
+              <w:left w:val="single" w:sz="4" w:space="0" w:color="999999"/>
+              <w:bottom w:val="single" w:sz="4" w:space="0" w:color="999999"/>
+              <w:right w:val="single" w:sz="4" w:space="0" w:color="999999"/>
+            </w:tcBorders>
+            <w:tcMar>
+              <w:top w:w="60" w:type="dxa"/>
+              <w:left w:w="100" w:type="dxa"/>
+              <w:bottom w:w="60" w:type="dxa"/>
+              <w:right w:w="100" w:type="dxa"/>
+            </w:tcMar>
+          </w:tcPr>
+          <w:p>
+            <w:r>
+              <w:rPr>
+                <w:rFonts w:ascii="Calibri" w:eastAsia="Calibri" w:hAnsi="Calibri" w:cs="Calibri"/>
+                <w:sz w:val="19"/>
+                <w:szCs w:val="19"/>
+              </w:rPr>
+              <w:t xml:space="preserve">Verify weighing within tolerance</w:t>
+            </w:r>
+          </w:p>
+        </w:tc>
+        <w:tc>
+          <w:tcPr>
+            <w:tcW w:w="1800" w:type="dxa"/>
+            <w:tcBorders>
+              <w:top w:val="single" w:sz="4" w:space="0" w:color="999999"/>
+              <w:left w:val="single" w:sz="4" w:space="0" w:color="999999"/>
+              <w:bottom w:val="single" w:sz="4" w:space="0" w:color="999999"/>
+              <w:right w:val="single" w:sz="4" w:space="0" w:color="999999"/>
+            </w:tcBorders>
+            <w:tcMar>
+              <w:top w:w="60" w:type="dxa"/>
+              <w:left w:w="100" w:type="dxa"/>
+              <w:bottom w:w="60" w:type="dxa"/>
+              <w:right w:w="100" w:type="dxa"/>
+            </w:tcMar>
+          </w:tcPr>
+          <w:p>
+            <w:r>
+              <w:rPr>
+                <w:rFonts w:ascii="Calibri" w:eastAsia="Calibri" w:hAnsi="Calibri" w:cs="Calibri"/>
+                <w:sz w:val="19"/>
+                <w:szCs w:val="19"/>
+              </w:rPr>
+              <w:t xml:space="preserve">FIN-REQ-05.1</w:t>
+            </w:r>
+          </w:p>
+        </w:tc>
+        <w:tc>
+          <w:tcPr>
+            <w:tcW w:w="4600" w:type="dxa"/>
+            <w:tcBorders>
+              <w:top w:val="single" w:sz="4" w:space="0" w:color="999999"/>
+              <w:left w:val="single" w:sz="4" w:space="0" w:color="999999"/>
+              <w:bottom w:val="single" w:sz="4" w:space="0" w:color="999999"/>
+              <w:right w:val="single" w:sz="4" w:space="0" w:color="999999"/>
+            </w:tcBorders>
+            <w:tcMar>
+              <w:top w:w="60" w:type="dxa"/>
+              <w:left w:w="100" w:type="dxa"/>
+              <w:bottom w:w="60" w:type="dxa"/>
+              <w:right w:w="100" w:type="dxa"/>
+            </w:tcMar>
+          </w:tcPr>
+          <w:p>
+            <w:r>
+              <w:rPr>
+                <w:rFonts w:ascii="Calibri" w:eastAsia="Calibri" w:hAnsi="Calibri" w:cs="Calibri"/>
+                <w:sz w:val="19"/>
+                <w:szCs w:val="19"/>
+              </w:rPr>
+              <w:t xml:space="preserve">Send a cake at target weight to the weigh station.</w:t>
+            </w:r>
+          </w:p>
+        </w:tc>
+        <w:tc>
+          <w:tcPr>
+            <w:tcW w:w="4178" w:type="dxa"/>
+            <w:tcBorders>
+              <w:top w:val="single" w:sz="4" w:space="0" w:color="999999"/>
+              <w:left w:val="single" w:sz="4" w:space="0" w:color="999999"/>
+              <w:bottom w:val="single" w:sz="4" w:space="0" w:color="999999"/>
+              <w:right w:val="single" w:sz="4" w:space="0" w:color="999999"/>
+            </w:tcBorders>
+            <w:tcMar>
+              <w:top w:w="60" w:type="dxa"/>
+              <w:left w:w="100" w:type="dxa"/>
+              <w:bottom w:w="60" w:type="dxa"/>
+              <w:right w:w="100" w:type="dxa"/>
+            </w:tcMar>
+          </w:tcPr>
+          <w:p>
+            <w:r>
+              <w:rPr>
+                <w:rFonts w:ascii="Calibri" w:eastAsia="Calibri" w:hAnsi="Calibri" w:cs="Calibri"/>
+                <w:sz w:val="19"/>
+                <w:szCs w:val="19"/>
+              </w:rPr>
+              <w:t xml:space="preserve">The cake is weighed and the result is pass.</w:t>
+            </w:r>
+          </w:p>
+        </w:tc>
+      </w:tr>
+      <w:tr>
+        <w:trPr>
+          <w:cantSplit/>
+        </w:trPr>
+        <w:tc>
+          <w:tcPr>
+            <w:tcW w:w="1400" w:type="dxa"/>
+            <w:tcBorders>
+              <w:top w:val="single" w:sz="4" w:space="0" w:color="999999"/>
+              <w:left w:val="single" w:sz="4" w:space="0" w:color="999999"/>
+              <w:bottom w:val="single" w:sz="4" w:space="0" w:color="999999"/>
+              <w:right w:val="single" w:sz="4" w:space="0" w:color="999999"/>
+            </w:tcBorders>
+            <w:tcMar>
+              <w:top w:w="60" w:type="dxa"/>
+              <w:left w:w="100" w:type="dxa"/>
+              <w:bottom w:w="60" w:type="dxa"/>
+              <w:right w:w="100" w:type="dxa"/>
+            </w:tcMar>
+          </w:tcPr>
+          <w:p>
+            <w:r>
+              <w:rPr>
+                <w:rFonts w:ascii="Calibri" w:eastAsia="Calibri" w:hAnsi="Calibri" w:cs="Calibri"/>
+                <w:sz w:val="19"/>
+                <w:szCs w:val="19"/>
+              </w:rPr>
+              <w:t xml:space="preserve">FIN-TC-09</w:t>
+            </w:r>
+          </w:p>
+        </w:tc>
+        <w:tc>
+          <w:tcPr>
+            <w:tcW w:w="2700" w:type="dxa"/>
+            <w:tcBorders>
+              <w:top w:val="single" w:sz="4" w:space="0" w:color="999999"/>
+              <w:left w:val="single" w:sz="4" w:space="0" w:color="999999"/>
+              <w:bottom w:val="single" w:sz="4" w:space="0" w:color="999999"/>
+              <w:right w:val="single" w:sz="4" w:space="0" w:color="999999"/>
+            </w:tcBorders>
+            <w:tcMar>
+              <w:top w:w="60" w:type="dxa"/>
+              <w:left w:w="100" w:type="dxa"/>
+              <w:bottom w:w="60" w:type="dxa"/>
+              <w:right w:w="100" w:type="dxa"/>
+            </w:tcMar>
+          </w:tcPr>
+          <w:p>
+            <w:r>
+              <w:rPr>
+                <w:rFonts w:ascii="Calibri" w:eastAsia="Calibri" w:hAnsi="Calibri" w:cs="Calibri"/>
+                <w:sz w:val="19"/>
+                <w:szCs w:val="19"/>
+              </w:rPr>
+              <w:t xml:space="preserve">Verify weight outside tolerance</w:t>
+            </w:r>
+          </w:p>
+        </w:tc>
+        <w:tc>
+          <w:tcPr>
+            <w:tcW w:w="1800" w:type="dxa"/>
+            <w:tcBorders>
+              <w:top w:val="single" w:sz="4" w:space="0" w:color="999999"/>
+              <w:left w:val="single" w:sz="4" w:space="0" w:color="999999"/>
+              <w:bottom w:val="single" w:sz="4" w:space="0" w:color="999999"/>
+              <w:right w:val="single" w:sz="4" w:space="0" w:color="999999"/>
+            </w:tcBorders>
+            <w:tcMar>
+              <w:top w:w="60" w:type="dxa"/>
+              <w:left w:w="100" w:type="dxa"/>
+              <w:bottom w:w="60" w:type="dxa"/>
+              <w:right w:w="100" w:type="dxa"/>
+            </w:tcMar>
+          </w:tcPr>
+          <w:p>
+            <w:r>
+              <w:rPr>
+                <w:rFonts w:ascii="Calibri" w:eastAsia="Calibri" w:hAnsi="Calibri" w:cs="Calibri"/>
+                <w:sz w:val="19"/>
+                <w:szCs w:val="19"/>
+              </w:rPr>
+              <w:t xml:space="preserve">FIN-REQ-05.2</w:t>
+            </w:r>
+          </w:p>
+        </w:tc>
+        <w:tc>
+          <w:tcPr>
+            <w:tcW w:w="4600" w:type="dxa"/>
+            <w:tcBorders>
+              <w:top w:val="single" w:sz="4" w:space="0" w:color="999999"/>
+              <w:left w:val="single" w:sz="4" w:space="0" w:color="999999"/>
+              <w:bottom w:val="single" w:sz="4" w:space="0" w:color="999999"/>
+              <w:right w:val="single" w:sz="4" w:space="0" w:color="999999"/>
+            </w:tcBorders>
+            <w:tcMar>
+              <w:top w:w="60" w:type="dxa"/>
+              <w:left w:w="100" w:type="dxa"/>
+              <w:bottom w:w="60" w:type="dxa"/>
+              <w:right w:w="100" w:type="dxa"/>
+            </w:tcMar>
+          </w:tcPr>
+          <w:p>
+            <w:r>
+              <w:rPr>
+                <w:rFonts w:ascii="Calibri" w:eastAsia="Calibri" w:hAnsi="Calibri" w:cs="Calibri"/>
+                <w:sz w:val="19"/>
+                <w:szCs w:val="19"/>
+              </w:rPr>
+              <w:t xml:space="preserve">Send one cake just below and one just above the tolerance limits.</w:t>
+            </w:r>
+          </w:p>
+        </w:tc>
+        <w:tc>
+          <w:tcPr>
+            <w:tcW w:w="4178" w:type="dxa"/>
+            <w:tcBorders>
+              <w:top w:val="single" w:sz="4" w:space="0" w:color="999999"/>
+              <w:left w:val="single" w:sz="4" w:space="0" w:color="999999"/>
+              <w:bottom w:val="single" w:sz="4" w:space="0" w:color="999999"/>
+              <w:right w:val="single" w:sz="4" w:space="0" w:color="999999"/>
+            </w:tcBorders>
+            <w:tcMar>
+              <w:top w:w="60" w:type="dxa"/>
+              <w:left w:w="100" w:type="dxa"/>
+              <w:bottom w:w="60" w:type="dxa"/>
+              <w:right w:w="100" w:type="dxa"/>
+            </w:tcMar>
+          </w:tcPr>
+          <w:p>
+            <w:r>
+              <w:rPr>
+                <w:rFonts w:ascii="Calibri" w:eastAsia="Calibri" w:hAnsi="Calibri" w:cs="Calibri"/>
+                <w:sz w:val="19"/>
+                <w:szCs w:val="19"/>
+              </w:rPr>
+              <w:t xml:space="preserve">Both are marked failed.</w:t>
+            </w:r>
+          </w:p>
+        </w:tc>
+      </w:tr>
+      <w:tr>
+        <w:trPr>
+          <w:cantSplit/>
+        </w:trPr>
+        <w:tc>
+          <w:tcPr>
+            <w:tcW w:w="1400" w:type="dxa"/>
+            <w:tcBorders>
+              <w:top w:val="single" w:sz="4" w:space="0" w:color="999999"/>
+              <w:left w:val="single" w:sz="4" w:space="0" w:color="999999"/>
+              <w:bottom w:val="single" w:sz="4" w:space="0" w:color="999999"/>
+              <w:right w:val="single" w:sz="4" w:space="0" w:color="999999"/>
+            </w:tcBorders>
+            <w:tcMar>
+              <w:top w:w="60" w:type="dxa"/>
+              <w:left w:w="100" w:type="dxa"/>
+              <w:bottom w:w="60" w:type="dxa"/>
+              <w:right w:w="100" w:type="dxa"/>
+            </w:tcMar>
+          </w:tcPr>
+          <w:p>
+            <w:r>
+              <w:rPr>
+                <w:rFonts w:ascii="Calibri" w:eastAsia="Calibri" w:hAnsi="Calibri" w:cs="Calibri"/>
+                <w:sz w:val="19"/>
+                <w:szCs w:val="19"/>
+              </w:rPr>
+              <w:t xml:space="preserve">FIN-TC-10</w:t>
+            </w:r>
+          </w:p>
+        </w:tc>
+        <w:tc>
+          <w:tcPr>
+            <w:tcW w:w="2700" w:type="dxa"/>
+            <w:tcBorders>
+              <w:top w:val="single" w:sz="4" w:space="0" w:color="999999"/>
+              <w:left w:val="single" w:sz="4" w:space="0" w:color="999999"/>
+              <w:bottom w:val="single" w:sz="4" w:space="0" w:color="999999"/>
+              <w:right w:val="single" w:sz="4" w:space="0" w:color="999999"/>
+            </w:tcBorders>
+            <w:tcMar>
+              <w:top w:w="60" w:type="dxa"/>
+              <w:left w:w="100" w:type="dxa"/>
+              <w:bottom w:w="60" w:type="dxa"/>
+              <w:right w:w="100" w:type="dxa"/>
+            </w:tcMar>
+          </w:tcPr>
+          <w:p>
+            <w:r>
+              <w:rPr>
+                <w:rFonts w:ascii="Calibri" w:eastAsia="Calibri" w:hAnsi="Calibri" w:cs="Calibri"/>
+                <w:sz w:val="19"/>
+                <w:szCs w:val="19"/>
+              </w:rPr>
+              <w:t xml:space="preserve">Verify visual pass</w:t>
+            </w:r>
+          </w:p>
+        </w:tc>
+        <w:tc>
+          <w:tcPr>
+            <w:tcW w:w="1800" w:type="dxa"/>
+            <w:tcBorders>
+              <w:top w:val="single" w:sz="4" w:space="0" w:color="999999"/>
+              <w:left w:val="single" w:sz="4" w:space="0" w:color="999999"/>
+              <w:bottom w:val="single" w:sz="4" w:space="0" w:color="999999"/>
+              <w:right w:val="single" w:sz="4" w:space="0" w:color="999999"/>
+            </w:tcBorders>
+            <w:tcMar>
+              <w:top w:w="60" w:type="dxa"/>
+              <w:left w:w="100" w:type="dxa"/>
+              <w:bottom w:w="60" w:type="dxa"/>
+              <w:right w:w="100" w:type="dxa"/>
+            </w:tcMar>
+          </w:tcPr>
+          <w:p>
+            <w:r>
+              <w:rPr>
+                <w:rFonts w:ascii="Calibri" w:eastAsia="Calibri" w:hAnsi="Calibri" w:cs="Calibri"/>
+                <w:sz w:val="19"/>
+                <w:szCs w:val="19"/>
+              </w:rPr>
+              <w:t xml:space="preserve">FIN-REQ-06.1</w:t>
+            </w:r>
+          </w:p>
+        </w:tc>
+        <w:tc>
+          <w:tcPr>
+            <w:tcW w:w="4600" w:type="dxa"/>
+            <w:tcBorders>
+              <w:top w:val="single" w:sz="4" w:space="0" w:color="999999"/>
+              <w:left w:val="single" w:sz="4" w:space="0" w:color="999999"/>
+              <w:bottom w:val="single" w:sz="4" w:space="0" w:color="999999"/>
+              <w:right w:val="single" w:sz="4" w:space="0" w:color="999999"/>
+            </w:tcBorders>
+            <w:tcMar>
+              <w:top w:w="60" w:type="dxa"/>
+              <w:left w:w="100" w:type="dxa"/>
+              <w:bottom w:w="60" w:type="dxa"/>
+              <w:right w:w="100" w:type="dxa"/>
+            </w:tcMar>
+          </w:tcPr>
+          <w:p>
+            <w:r>
+              <w:rPr>
+                <w:rFonts w:ascii="Calibri" w:eastAsia="Calibri" w:hAnsi="Calibri" w:cs="Calibri"/>
+                <w:sz w:val="19"/>
+                <w:szCs w:val="19"/>
+              </w:rPr>
+              <w:t xml:space="preserve">Send a cake with acceptable appearance.</w:t>
+            </w:r>
+          </w:p>
+        </w:tc>
+        <w:tc>
+          <w:tcPr>
+            <w:tcW w:w="4178" w:type="dxa"/>
+            <w:tcBorders>
+              <w:top w:val="single" w:sz="4" w:space="0" w:color="999999"/>
+              <w:left w:val="single" w:sz="4" w:space="0" w:color="999999"/>
+              <w:bottom w:val="single" w:sz="4" w:space="0" w:color="999999"/>
+              <w:right w:val="single" w:sz="4" w:space="0" w:color="999999"/>
+            </w:tcBorders>
+            <w:tcMar>
+              <w:top w:w="60" w:type="dxa"/>
+              <w:left w:w="100" w:type="dxa"/>
+              <w:bottom w:w="60" w:type="dxa"/>
+              <w:right w:w="100" w:type="dxa"/>
+            </w:tcMar>
+          </w:tcPr>
+          <w:p>
+            <w:r>
+              <w:rPr>
+                <w:rFonts w:ascii="Calibri" w:eastAsia="Calibri" w:hAnsi="Calibri" w:cs="Calibri"/>
+                <w:sz w:val="19"/>
+                <w:szCs w:val="19"/>
+              </w:rPr>
+              <w:t xml:space="preserve">Its appearance is inspected and the result is pass.</w:t>
+            </w:r>
+          </w:p>
+        </w:tc>
+      </w:tr>
+      <w:tr>
+        <w:trPr>
+          <w:cantSplit/>
+        </w:trPr>
+        <w:tc>
+          <w:tcPr>
+            <w:tcW w:w="1400" w:type="dxa"/>
+            <w:tcBorders>
+              <w:top w:val="single" w:sz="4" w:space="0" w:color="999999"/>
+              <w:left w:val="single" w:sz="4" w:space="0" w:color="999999"/>
+              <w:bottom w:val="single" w:sz="4" w:space="0" w:color="999999"/>
+              <w:right w:val="single" w:sz="4" w:space="0" w:color="999999"/>
+            </w:tcBorders>
+            <w:tcMar>
+              <w:top w:w="60" w:type="dxa"/>
+              <w:left w:w="100" w:type="dxa"/>
+              <w:bottom w:w="60" w:type="dxa"/>
+              <w:right w:w="100" w:type="dxa"/>
+            </w:tcMar>
+          </w:tcPr>
+          <w:p>
+            <w:r>
+              <w:rPr>
+                <w:rFonts w:ascii="Calibri" w:eastAsia="Calibri" w:hAnsi="Calibri" w:cs="Calibri"/>
+                <w:sz w:val="19"/>
+                <w:szCs w:val="19"/>
+              </w:rPr>
+              <w:t xml:space="preserve">FIN-TC-11</w:t>
+            </w:r>
+          </w:p>
+        </w:tc>
+        <w:tc>
+          <w:tcPr>
+            <w:tcW w:w="2700" w:type="dxa"/>
+            <w:tcBorders>
+              <w:top w:val="single" w:sz="4" w:space="0" w:color="999999"/>
+              <w:left w:val="single" w:sz="4" w:space="0" w:color="999999"/>
+              <w:bottom w:val="single" w:sz="4" w:space="0" w:color="999999"/>
+              <w:right w:val="single" w:sz="4" w:space="0" w:color="999999"/>
+            </w:tcBorders>
+            <w:tcMar>
+              <w:top w:w="60" w:type="dxa"/>
+              <w:left w:w="100" w:type="dxa"/>
+              <w:bottom w:w="60" w:type="dxa"/>
+              <w:right w:w="100" w:type="dxa"/>
+            </w:tcMar>
+          </w:tcPr>
+          <w:p>
+            <w:r>
+              <w:rPr>
+                <w:rFonts w:ascii="Calibri" w:eastAsia="Calibri" w:hAnsi="Calibri" w:cs="Calibri"/>
+                <w:sz w:val="19"/>
+                <w:szCs w:val="19"/>
+              </w:rPr>
+              <w:t xml:space="preserve">Verify visual failure</w:t>
+            </w:r>
+          </w:p>
+        </w:tc>
+        <w:tc>
+          <w:tcPr>
+            <w:tcW w:w="1800" w:type="dxa"/>
+            <w:tcBorders>
+              <w:top w:val="single" w:sz="4" w:space="0" w:color="999999"/>
+              <w:left w:val="single" w:sz="4" w:space="0" w:color="999999"/>
+              <w:bottom w:val="single" w:sz="4" w:space="0" w:color="999999"/>
+              <w:right w:val="single" w:sz="4" w:space="0" w:color="999999"/>
+            </w:tcBorders>
+            <w:tcMar>
+              <w:top w:w="60" w:type="dxa"/>
+              <w:left w:w="100" w:type="dxa"/>
+              <w:bottom w:w="60" w:type="dxa"/>
+              <w:right w:w="100" w:type="dxa"/>
+            </w:tcMar>
+          </w:tcPr>
+          <w:p>
+            <w:r>
+              <w:rPr>
+                <w:rFonts w:ascii="Calibri" w:eastAsia="Calibri" w:hAnsi="Calibri" w:cs="Calibri"/>
+                <w:sz w:val="19"/>
+                <w:szCs w:val="19"/>
+              </w:rPr>
+              <w:t xml:space="preserve">FIN-REQ-06.2</w:t>
+            </w:r>
+          </w:p>
+        </w:tc>
+        <w:tc>
+          <w:tcPr>
+            <w:tcW w:w="4600" w:type="dxa"/>
+            <w:tcBorders>
+              <w:top w:val="single" w:sz="4" w:space="0" w:color="999999"/>
+              <w:left w:val="single" w:sz="4" w:space="0" w:color="999999"/>
+              <w:bottom w:val="single" w:sz="4" w:space="0" w:color="999999"/>
+              <w:right w:val="single" w:sz="4" w:space="0" w:color="999999"/>
+            </w:tcBorders>
+            <w:tcMar>
+              <w:top w:w="60" w:type="dxa"/>
+              <w:left w:w="100" w:type="dxa"/>
+              <w:bottom w:w="60" w:type="dxa"/>
+              <w:right w:w="100" w:type="dxa"/>
+            </w:tcMar>
+          </w:tcPr>
+          <w:p>
+            <w:r>
+              <w:rPr>
+                <w:rFonts w:ascii="Calibri" w:eastAsia="Calibri" w:hAnsi="Calibri" w:cs="Calibri"/>
+                <w:sz w:val="19"/>
+                <w:szCs w:val="19"/>
+              </w:rPr>
+              <w:t xml:space="preserve">Send a cake with an unsatisfactory appearance.</w:t>
+            </w:r>
+          </w:p>
+        </w:tc>
+        <w:tc>
+          <w:tcPr>
+            <w:tcW w:w="4178" w:type="dxa"/>
+            <w:tcBorders>
+              <w:top w:val="single" w:sz="4" w:space="0" w:color="999999"/>
+              <w:left w:val="single" w:sz="4" w:space="0" w:color="999999"/>
+              <w:bottom w:val="single" w:sz="4" w:space="0" w:color="999999"/>
+              <w:right w:val="single" w:sz="4" w:space="0" w:color="999999"/>
+            </w:tcBorders>
+            <w:tcMar>
+              <w:top w:w="60" w:type="dxa"/>
+              <w:left w:w="100" w:type="dxa"/>
+              <w:bottom w:w="60" w:type="dxa"/>
+              <w:right w:w="100" w:type="dxa"/>
+            </w:tcMar>
+          </w:tcPr>
+          <w:p>
+            <w:r>
+              <w:rPr>
+                <w:rFonts w:ascii="Calibri" w:eastAsia="Calibri" w:hAnsi="Calibri" w:cs="Calibri"/>
+                <w:sz w:val="19"/>
+                <w:szCs w:val="19"/>
+              </w:rPr>
+              <w:t xml:space="preserve">The cake is marked failed.</w:t>
+            </w:r>
+          </w:p>
+        </w:tc>
+      </w:tr>
+      <w:tr>
+        <w:trPr>
+          <w:cantSplit/>
+        </w:trPr>
+        <w:tc>
+          <w:tcPr>
+            <w:tcW w:w="1400" w:type="dxa"/>
+            <w:tcBorders>
+              <w:top w:val="single" w:sz="4" w:space="0" w:color="999999"/>
+              <w:left w:val="single" w:sz="4" w:space="0" w:color="999999"/>
+              <w:bottom w:val="single" w:sz="4" w:space="0" w:color="999999"/>
+              <w:right w:val="single" w:sz="4" w:space="0" w:color="999999"/>
+            </w:tcBorders>
+            <w:tcMar>
+              <w:top w:w="60" w:type="dxa"/>
+              <w:left w:w="100" w:type="dxa"/>
+              <w:bottom w:w="60" w:type="dxa"/>
+              <w:right w:w="100" w:type="dxa"/>
+            </w:tcMar>
+          </w:tcPr>
+          <w:p>
+            <w:r>
+              <w:rPr>
+                <w:rFonts w:ascii="Calibri" w:eastAsia="Calibri" w:hAnsi="Calibri" w:cs="Calibri"/>
+                <w:sz w:val="19"/>
+                <w:szCs w:val="19"/>
+              </w:rPr>
+              <w:t xml:space="preserve">FIN-TC-12</w:t>
+            </w:r>
+          </w:p>
+        </w:tc>
+        <w:tc>
+          <w:tcPr>
+            <w:tcW w:w="2700" w:type="dxa"/>
+            <w:tcBorders>
+              <w:top w:val="single" w:sz="4" w:space="0" w:color="999999"/>
+              <w:left w:val="single" w:sz="4" w:space="0" w:color="999999"/>
+              <w:bottom w:val="single" w:sz="4" w:space="0" w:color="999999"/>
+              <w:right w:val="single" w:sz="4" w:space="0" w:color="999999"/>
+            </w:tcBorders>
+            <w:tcMar>
+              <w:top w:w="60" w:type="dxa"/>
+              <w:left w:w="100" w:type="dxa"/>
+              <w:bottom w:w="60" w:type="dxa"/>
+              <w:right w:w="100" w:type="dxa"/>
+            </w:tcMar>
+          </w:tcPr>
+          <w:p>
+            <w:r>
+              <w:rPr>
+                <w:rFonts w:ascii="Calibri" w:eastAsia="Calibri" w:hAnsi="Calibri" w:cs="Calibri"/>
+                <w:sz w:val="19"/>
+                <w:szCs w:val="19"/>
+              </w:rPr>
+              <w:t xml:space="preserve">Verify clean metal scan</w:t>
+            </w:r>
+          </w:p>
+        </w:tc>
+        <w:tc>
+          <w:tcPr>
+            <w:tcW w:w="1800" w:type="dxa"/>
+            <w:tcBorders>
+              <w:top w:val="single" w:sz="4" w:space="0" w:color="999999"/>
+              <w:left w:val="single" w:sz="4" w:space="0" w:color="999999"/>
+              <w:bottom w:val="single" w:sz="4" w:space="0" w:color="999999"/>
+              <w:right w:val="single" w:sz="4" w:space="0" w:color="999999"/>
+            </w:tcBorders>
+            <w:tcMar>
+              <w:top w:w="60" w:type="dxa"/>
+              <w:left w:w="100" w:type="dxa"/>
+              <w:bottom w:w="60" w:type="dxa"/>
+              <w:right w:w="100" w:type="dxa"/>
+            </w:tcMar>
+          </w:tcPr>
+          <w:p>
+            <w:r>
+              <w:rPr>
+                <w:rFonts w:ascii="Calibri" w:eastAsia="Calibri" w:hAnsi="Calibri" w:cs="Calibri"/>
+                <w:sz w:val="19"/>
+                <w:szCs w:val="19"/>
+              </w:rPr>
+              <w:t xml:space="preserve">FIN-REQ-07.1</w:t>
+            </w:r>
+          </w:p>
+        </w:tc>
+        <w:tc>
+          <w:tcPr>
+            <w:tcW w:w="4600" w:type="dxa"/>
+            <w:tcBorders>
+              <w:top w:val="single" w:sz="4" w:space="0" w:color="999999"/>
+              <w:left w:val="single" w:sz="4" w:space="0" w:color="999999"/>
+              <w:bottom w:val="single" w:sz="4" w:space="0" w:color="999999"/>
+              <w:right w:val="single" w:sz="4" w:space="0" w:color="999999"/>
+            </w:tcBorders>
+            <w:tcMar>
+              <w:top w:w="60" w:type="dxa"/>
+              <w:left w:w="100" w:type="dxa"/>
+              <w:bottom w:w="60" w:type="dxa"/>
+              <w:right w:w="100" w:type="dxa"/>
+            </w:tcMar>
+          </w:tcPr>
+          <w:p>
+            <w:r>
+              <w:rPr>
+                <w:rFonts w:ascii="Calibri" w:eastAsia="Calibri" w:hAnsi="Calibri" w:cs="Calibri"/>
+                <w:sz w:val="19"/>
+                <w:szCs w:val="19"/>
+              </w:rPr>
+              <w:t xml:space="preserve">Send a clean cake through the metal scan.</w:t>
+            </w:r>
+          </w:p>
+        </w:tc>
+        <w:tc>
+          <w:tcPr>
+            <w:tcW w:w="4178" w:type="dxa"/>
+            <w:tcBorders>
+              <w:top w:val="single" w:sz="4" w:space="0" w:color="999999"/>
+              <w:left w:val="single" w:sz="4" w:space="0" w:color="999999"/>
+              <w:bottom w:val="single" w:sz="4" w:space="0" w:color="999999"/>
+              <w:right w:val="single" w:sz="4" w:space="0" w:color="999999"/>
+            </w:tcBorders>
+            <w:tcMar>
+              <w:top w:w="60" w:type="dxa"/>
+              <w:left w:w="100" w:type="dxa"/>
+              <w:bottom w:w="60" w:type="dxa"/>
+              <w:right w:w="100" w:type="dxa"/>
+            </w:tcMar>
+          </w:tcPr>
+          <w:p>
+            <w:r>
+              <w:rPr>
+                <w:rFonts w:ascii="Calibri" w:eastAsia="Calibri" w:hAnsi="Calibri" w:cs="Calibri"/>
+                <w:sz w:val="19"/>
+                <w:szCs w:val="19"/>
+              </w:rPr>
+              <w:t xml:space="preserve">The cake is scanned and the result is pass.</w:t>
+            </w:r>
+          </w:p>
+        </w:tc>
+      </w:tr>
+      <w:tr>
+        <w:trPr>
+          <w:cantSplit/>
+        </w:trPr>
+        <w:tc>
+          <w:tcPr>
+            <w:tcW w:w="1400" w:type="dxa"/>
+            <w:tcBorders>
+              <w:top w:val="single" w:sz="4" w:space="0" w:color="999999"/>
+              <w:left w:val="single" w:sz="4" w:space="0" w:color="999999"/>
+              <w:bottom w:val="single" w:sz="4" w:space="0" w:color="999999"/>
+              <w:right w:val="single" w:sz="4" w:space="0" w:color="999999"/>
+            </w:tcBorders>
+            <w:tcMar>
+              <w:top w:w="60" w:type="dxa"/>
+              <w:left w:w="100" w:type="dxa"/>
+              <w:bottom w:w="60" w:type="dxa"/>
+              <w:right w:w="100" w:type="dxa"/>
+            </w:tcMar>
+          </w:tcPr>
+          <w:p>
+            <w:r>
+              <w:rPr>
+                <w:rFonts w:ascii="Calibri" w:eastAsia="Calibri" w:hAnsi="Calibri" w:cs="Calibri"/>
+                <w:sz w:val="19"/>
+                <w:szCs w:val="19"/>
+              </w:rPr>
+              <w:t xml:space="preserve">FIN-TC-13</w:t>
+            </w:r>
+          </w:p>
+        </w:tc>
+        <w:tc>
+          <w:tcPr>
+            <w:tcW w:w="2700" w:type="dxa"/>
+            <w:tcBorders>
+              <w:top w:val="single" w:sz="4" w:space="0" w:color="999999"/>
+              <w:left w:val="single" w:sz="4" w:space="0" w:color="999999"/>
+              <w:bottom w:val="single" w:sz="4" w:space="0" w:color="999999"/>
+              <w:right w:val="single" w:sz="4" w:space="0" w:color="999999"/>
+            </w:tcBorders>
+            <w:tcMar>
+              <w:top w:w="60" w:type="dxa"/>
+              <w:left w:w="100" w:type="dxa"/>
+              <w:bottom w:w="60" w:type="dxa"/>
+              <w:right w:w="100" w:type="dxa"/>
+            </w:tcMar>
+          </w:tcPr>
+          <w:p>
+            <w:r>
+              <w:rPr>
+                <w:rFonts w:ascii="Calibri" w:eastAsia="Calibri" w:hAnsi="Calibri" w:cs="Calibri"/>
+                <w:sz w:val="19"/>
+                <w:szCs w:val="19"/>
+              </w:rPr>
+              <w:t xml:space="preserve">Verify metal detection</w:t>
+            </w:r>
+          </w:p>
+        </w:tc>
+        <w:tc>
+          <w:tcPr>
+            <w:tcW w:w="1800" w:type="dxa"/>
+            <w:tcBorders>
+              <w:top w:val="single" w:sz="4" w:space="0" w:color="999999"/>
+              <w:left w:val="single" w:sz="4" w:space="0" w:color="999999"/>
+              <w:bottom w:val="single" w:sz="4" w:space="0" w:color="999999"/>
+              <w:right w:val="single" w:sz="4" w:space="0" w:color="999999"/>
+            </w:tcBorders>
+            <w:tcMar>
+              <w:top w:w="60" w:type="dxa"/>
+              <w:left w:w="100" w:type="dxa"/>
+              <w:bottom w:w="60" w:type="dxa"/>
+              <w:right w:w="100" w:type="dxa"/>
+            </w:tcMar>
+          </w:tcPr>
+          <w:p>
+            <w:r>
+              <w:rPr>
+                <w:rFonts w:ascii="Calibri" w:eastAsia="Calibri" w:hAnsi="Calibri" w:cs="Calibri"/>
+                <w:sz w:val="19"/>
+                <w:szCs w:val="19"/>
+              </w:rPr>
+              <w:t xml:space="preserve">FIN-REQ-07.2</w:t>
+            </w:r>
+          </w:p>
+        </w:tc>
+        <w:tc>
+          <w:tcPr>
+            <w:tcW w:w="4600" w:type="dxa"/>
+            <w:tcBorders>
+              <w:top w:val="single" w:sz="4" w:space="0" w:color="999999"/>
+              <w:left w:val="single" w:sz="4" w:space="0" w:color="999999"/>
+              <w:bottom w:val="single" w:sz="4" w:space="0" w:color="999999"/>
+              <w:right w:val="single" w:sz="4" w:space="0" w:color="999999"/>
+            </w:tcBorders>
+            <w:tcMar>
+              <w:top w:w="60" w:type="dxa"/>
+              <w:left w:w="100" w:type="dxa"/>
+              <w:bottom w:w="60" w:type="dxa"/>
+              <w:right w:w="100" w:type="dxa"/>
+            </w:tcMar>
+          </w:tcPr>
+          <w:p>
+            <w:r>
+              <w:rPr>
+                <w:rFonts w:ascii="Calibri" w:eastAsia="Calibri" w:hAnsi="Calibri" w:cs="Calibri"/>
+                <w:sz w:val="19"/>
+                <w:szCs w:val="19"/>
+              </w:rPr>
+              <w:t xml:space="preserve">Send a cake containing a metal contaminant (FC24).</w:t>
+            </w:r>
+          </w:p>
+        </w:tc>
+        <w:tc>
+          <w:tcPr>
+            <w:tcW w:w="4178" w:type="dxa"/>
+            <w:tcBorders>
+              <w:top w:val="single" w:sz="4" w:space="0" w:color="999999"/>
+              <w:left w:val="single" w:sz="4" w:space="0" w:color="999999"/>
+              <w:bottom w:val="single" w:sz="4" w:space="0" w:color="999999"/>
+              <w:right w:val="single" w:sz="4" w:space="0" w:color="999999"/>
+            </w:tcBorders>
+            <w:tcMar>
+              <w:top w:w="60" w:type="dxa"/>
+              <w:left w:w="100" w:type="dxa"/>
+              <w:bottom w:w="60" w:type="dxa"/>
+              <w:right w:w="100" w:type="dxa"/>
+            </w:tcMar>
+          </w:tcPr>
+          <w:p>
+            <w:r>
+              <w:rPr>
+                <w:rFonts w:ascii="Calibri" w:eastAsia="Calibri" w:hAnsi="Calibri" w:cs="Calibri"/>
+                <w:sz w:val="19"/>
+                <w:szCs w:val="19"/>
+              </w:rPr>
+              <w:t xml:space="preserve">The cake is marked failed.</w:t>
+            </w:r>
+          </w:p>
+        </w:tc>
+      </w:tr>
+      <w:tr>
+        <w:trPr>
+          <w:cantSplit/>
+        </w:trPr>
+        <w:tc>
+          <w:tcPr>
+            <w:tcW w:w="1400" w:type="dxa"/>
+            <w:tcBorders>
+              <w:top w:val="single" w:sz="4" w:space="0" w:color="999999"/>
+              <w:left w:val="single" w:sz="4" w:space="0" w:color="999999"/>
+              <w:bottom w:val="single" w:sz="4" w:space="0" w:color="999999"/>
+              <w:right w:val="single" w:sz="4" w:space="0" w:color="999999"/>
+            </w:tcBorders>
+            <w:tcMar>
+              <w:top w:w="60" w:type="dxa"/>
+              <w:left w:w="100" w:type="dxa"/>
+              <w:bottom w:w="60" w:type="dxa"/>
+              <w:right w:w="100" w:type="dxa"/>
+            </w:tcMar>
+          </w:tcPr>
+          <w:p>
+            <w:r>
+              <w:rPr>
+                <w:rFonts w:ascii="Calibri" w:eastAsia="Calibri" w:hAnsi="Calibri" w:cs="Calibri"/>
+                <w:sz w:val="19"/>
+                <w:szCs w:val="19"/>
+              </w:rPr>
+              <w:t xml:space="preserve">FIN-TC-14</w:t>
+            </w:r>
+          </w:p>
+        </w:tc>
+        <w:tc>
+          <w:tcPr>
+            <w:tcW w:w="2700" w:type="dxa"/>
+            <w:tcBorders>
+              <w:top w:val="single" w:sz="4" w:space="0" w:color="999999"/>
+              <w:left w:val="single" w:sz="4" w:space="0" w:color="999999"/>
+              <w:bottom w:val="single" w:sz="4" w:space="0" w:color="999999"/>
+              <w:right w:val="single" w:sz="4" w:space="0" w:color="999999"/>
+            </w:tcBorders>
+            <w:tcMar>
+              <w:top w:w="60" w:type="dxa"/>
+              <w:left w:w="100" w:type="dxa"/>
+              <w:bottom w:w="60" w:type="dxa"/>
+              <w:right w:w="100" w:type="dxa"/>
+            </w:tcMar>
+          </w:tcPr>
+          <w:p>
+            <w:r>
+              <w:rPr>
+                <w:rFonts w:ascii="Calibri" w:eastAsia="Calibri" w:hAnsi="Calibri" w:cs="Calibri"/>
+                <w:sz w:val="19"/>
+                <w:szCs w:val="19"/>
+              </w:rPr>
+              <w:t xml:space="preserve">Verify compliant cake proceeds</w:t>
+            </w:r>
+          </w:p>
+        </w:tc>
+        <w:tc>
+          <w:tcPr>
+            <w:tcW w:w="1800" w:type="dxa"/>
+            <w:tcBorders>
+              <w:top w:val="single" w:sz="4" w:space="0" w:color="999999"/>
+              <w:left w:val="single" w:sz="4" w:space="0" w:color="999999"/>
+              <w:bottom w:val="single" w:sz="4" w:space="0" w:color="999999"/>
+              <w:right w:val="single" w:sz="4" w:space="0" w:color="999999"/>
+            </w:tcBorders>
+            <w:tcMar>
+              <w:top w:w="60" w:type="dxa"/>
+              <w:left w:w="100" w:type="dxa"/>
+              <w:bottom w:w="60" w:type="dxa"/>
+              <w:right w:w="100" w:type="dxa"/>
+            </w:tcMar>
+          </w:tcPr>
+          <w:p>
+            <w:r>
+              <w:rPr>
+                <w:rFonts w:ascii="Calibri" w:eastAsia="Calibri" w:hAnsi="Calibri" w:cs="Calibri"/>
+                <w:sz w:val="19"/>
+                <w:szCs w:val="19"/>
+              </w:rPr>
+              <w:t xml:space="preserve">FIN-REQ-08.1</w:t>
+            </w:r>
+          </w:p>
+        </w:tc>
+        <w:tc>
+          <w:tcPr>
+            <w:tcW w:w="4600" w:type="dxa"/>
+            <w:tcBorders>
+              <w:top w:val="single" w:sz="4" w:space="0" w:color="999999"/>
+              <w:left w:val="single" w:sz="4" w:space="0" w:color="999999"/>
+              <w:bottom w:val="single" w:sz="4" w:space="0" w:color="999999"/>
+              <w:right w:val="single" w:sz="4" w:space="0" w:color="999999"/>
+            </w:tcBorders>
+            <w:tcMar>
+              <w:top w:w="60" w:type="dxa"/>
+              <w:left w:w="100" w:type="dxa"/>
+              <w:bottom w:w="60" w:type="dxa"/>
+              <w:right w:w="100" w:type="dxa"/>
+            </w:tcMar>
+          </w:tcPr>
+          <w:p>
+            <w:r>
+              <w:rPr>
+                <w:rFonts w:ascii="Calibri" w:eastAsia="Calibri" w:hAnsi="Calibri" w:cs="Calibri"/>
+                <w:sz w:val="19"/>
+                <w:szCs w:val="19"/>
+              </w:rPr>
+              <w:t xml:space="preserve">Send a cake that passes weight, visual and metal checks.</w:t>
+            </w:r>
+          </w:p>
+        </w:tc>
+        <w:tc>
+          <w:tcPr>
+            <w:tcW w:w="4178" w:type="dxa"/>
+            <w:tcBorders>
+              <w:top w:val="single" w:sz="4" w:space="0" w:color="999999"/>
+              <w:left w:val="single" w:sz="4" w:space="0" w:color="999999"/>
+              <w:bottom w:val="single" w:sz="4" w:space="0" w:color="999999"/>
+              <w:right w:val="single" w:sz="4" w:space="0" w:color="999999"/>
+            </w:tcBorders>
+            <w:tcMar>
+              <w:top w:w="60" w:type="dxa"/>
+              <w:left w:w="100" w:type="dxa"/>
+              <w:bottom w:w="60" w:type="dxa"/>
+              <w:right w:w="100" w:type="dxa"/>
+            </w:tcMar>
+          </w:tcPr>
+          <w:p>
+            <w:r>
+              <w:rPr>
+                <w:rFonts w:ascii="Calibri" w:eastAsia="Calibri" w:hAnsi="Calibri" w:cs="Calibri"/>
+                <w:sz w:val="19"/>
+                <w:szCs w:val="19"/>
+              </w:rPr>
+              <w:t xml:space="preserve">The cake proceeds to packaging.</w:t>
+            </w:r>
+          </w:p>
+        </w:tc>
+      </w:tr>
+      <w:tr>
+        <w:trPr>
+          <w:cantSplit/>
+        </w:trPr>
+        <w:tc>
+          <w:tcPr>
+            <w:tcW w:w="1400" w:type="dxa"/>
+            <w:tcBorders>
+              <w:top w:val="single" w:sz="4" w:space="0" w:color="999999"/>
+              <w:left w:val="single" w:sz="4" w:space="0" w:color="999999"/>
+              <w:bottom w:val="single" w:sz="4" w:space="0" w:color="999999"/>
+              <w:right w:val="single" w:sz="4" w:space="0" w:color="999999"/>
+            </w:tcBorders>
+            <w:tcMar>
+              <w:top w:w="60" w:type="dxa"/>
+              <w:left w:w="100" w:type="dxa"/>
+              <w:bottom w:w="60" w:type="dxa"/>
+              <w:right w:w="100" w:type="dxa"/>
+            </w:tcMar>
+          </w:tcPr>
+          <w:p>
+            <w:r>
+              <w:rPr>
+                <w:rFonts w:ascii="Calibri" w:eastAsia="Calibri" w:hAnsi="Calibri" w:cs="Calibri"/>
+                <w:sz w:val="19"/>
+                <w:szCs w:val="19"/>
+              </w:rPr>
+              <w:t xml:space="preserve">FIN-TC-15</w:t>
+            </w:r>
+          </w:p>
+        </w:tc>
+        <w:tc>
+          <w:tcPr>
+            <w:tcW w:w="2700" w:type="dxa"/>
+            <w:tcBorders>
+              <w:top w:val="single" w:sz="4" w:space="0" w:color="999999"/>
+              <w:left w:val="single" w:sz="4" w:space="0" w:color="999999"/>
+              <w:bottom w:val="single" w:sz="4" w:space="0" w:color="999999"/>
+              <w:right w:val="single" w:sz="4" w:space="0" w:color="999999"/>
+            </w:tcBorders>
+            <w:tcMar>
+              <w:top w:w="60" w:type="dxa"/>
+              <w:left w:w="100" w:type="dxa"/>
+              <w:bottom w:w="60" w:type="dxa"/>
+              <w:right w:w="100" w:type="dxa"/>
+            </w:tcMar>
+          </w:tcPr>
+          <w:p>
+            <w:r>
+              <w:rPr>
+                <w:rFonts w:ascii="Calibri" w:eastAsia="Calibri" w:hAnsi="Calibri" w:cs="Calibri"/>
+                <w:sz w:val="19"/>
+                <w:szCs w:val="19"/>
+              </w:rPr>
+              <w:t xml:space="preserve">Verify rejection of failed cakes</w:t>
+            </w:r>
+          </w:p>
+        </w:tc>
+        <w:tc>
+          <w:tcPr>
+            <w:tcW w:w="1800" w:type="dxa"/>
+            <w:tcBorders>
+              <w:top w:val="single" w:sz="4" w:space="0" w:color="999999"/>
+              <w:left w:val="single" w:sz="4" w:space="0" w:color="999999"/>
+              <w:bottom w:val="single" w:sz="4" w:space="0" w:color="999999"/>
+              <w:right w:val="single" w:sz="4" w:space="0" w:color="999999"/>
+            </w:tcBorders>
+            <w:tcMar>
+              <w:top w:w="60" w:type="dxa"/>
+              <w:left w:w="100" w:type="dxa"/>
+              <w:bottom w:w="60" w:type="dxa"/>
+              <w:right w:w="100" w:type="dxa"/>
+            </w:tcMar>
+          </w:tcPr>
+          <w:p>
+            <w:r>
+              <w:rPr>
+                <w:rFonts w:ascii="Calibri" w:eastAsia="Calibri" w:hAnsi="Calibri" w:cs="Calibri"/>
+                <w:sz w:val="19"/>
+                <w:szCs w:val="19"/>
+              </w:rPr>
+              <w:t xml:space="preserve">FIN-REQ-08.1, FIN-REQ-08.2</w:t>
+            </w:r>
+          </w:p>
+        </w:tc>
+        <w:tc>
+          <w:tcPr>
+            <w:tcW w:w="4600" w:type="dxa"/>
+            <w:tcBorders>
+              <w:top w:val="single" w:sz="4" w:space="0" w:color="999999"/>
+              <w:left w:val="single" w:sz="4" w:space="0" w:color="999999"/>
+              <w:bottom w:val="single" w:sz="4" w:space="0" w:color="999999"/>
+              <w:right w:val="single" w:sz="4" w:space="0" w:color="999999"/>
+            </w:tcBorders>
+            <w:tcMar>
+              <w:top w:w="60" w:type="dxa"/>
+              <w:left w:w="100" w:type="dxa"/>
+              <w:bottom w:w="60" w:type="dxa"/>
+              <w:right w:w="100" w:type="dxa"/>
+            </w:tcMar>
+          </w:tcPr>
+          <w:p>
+            <w:r>
+              <w:rPr>
+                <w:rFonts w:ascii="Calibri" w:eastAsia="Calibri" w:hAnsi="Calibri" w:cs="Calibri"/>
+                <w:sz w:val="19"/>
+                <w:szCs w:val="19"/>
+              </w:rPr>
+              <w:t xml:space="preserve">Run three cakes, each failing exactly one check (weight, visual, metal).</w:t>
+            </w:r>
+          </w:p>
+        </w:tc>
+        <w:tc>
+          <w:tcPr>
+            <w:tcW w:w="4178" w:type="dxa"/>
+            <w:tcBorders>
+              <w:top w:val="single" w:sz="4" w:space="0" w:color="999999"/>
+              <w:left w:val="single" w:sz="4" w:space="0" w:color="999999"/>
+              <w:bottom w:val="single" w:sz="4" w:space="0" w:color="999999"/>
+              <w:right w:val="single" w:sz="4" w:space="0" w:color="999999"/>
+            </w:tcBorders>
+            <w:tcMar>
+              <w:top w:w="60" w:type="dxa"/>
+              <w:left w:w="100" w:type="dxa"/>
+              <w:bottom w:w="60" w:type="dxa"/>
+              <w:right w:w="100" w:type="dxa"/>
+            </w:tcMar>
+          </w:tcPr>
+          <w:p>
+            <w:r>
+              <w:rPr>
+                <w:rFonts w:ascii="Calibri" w:eastAsia="Calibri" w:hAnsi="Calibri" w:cs="Calibri"/>
+                <w:sz w:val="19"/>
+                <w:szCs w:val="19"/>
+              </w:rPr>
+              <w:t xml:space="preserve">Each goes to the reject bin and none proceeds to packaging. The line keeps running.</w:t>
+            </w:r>
+          </w:p>
+        </w:tc>
+      </w:tr>
+      <w:tr>
+        <w:trPr>
+          <w:cantSplit/>
+        </w:trPr>
+        <w:tc>
+          <w:tcPr>
+            <w:tcW w:w="1400" w:type="dxa"/>
+            <w:tcBorders>
+              <w:top w:val="single" w:sz="4" w:space="0" w:color="999999"/>
+              <w:left w:val="single" w:sz="4" w:space="0" w:color="999999"/>
+              <w:bottom w:val="single" w:sz="4" w:space="0" w:color="999999"/>
+              <w:right w:val="single" w:sz="4" w:space="0" w:color="999999"/>
+            </w:tcBorders>
+            <w:tcMar>
+              <w:top w:w="60" w:type="dxa"/>
+              <w:left w:w="100" w:type="dxa"/>
+              <w:bottom w:w="60" w:type="dxa"/>
+              <w:right w:w="100" w:type="dxa"/>
+            </w:tcMar>
+          </w:tcPr>
+          <w:p>
+            <w:r>
+              <w:rPr>
+                <w:rFonts w:ascii="Calibri" w:eastAsia="Calibri" w:hAnsi="Calibri" w:cs="Calibri"/>
+                <w:sz w:val="19"/>
+                <w:szCs w:val="19"/>
+              </w:rPr>
+              <w:t xml:space="preserve">FIN-TC-16</w:t>
+            </w:r>
+          </w:p>
+        </w:tc>
+        <w:tc>
+          <w:tcPr>
+            <w:tcW w:w="2700" w:type="dxa"/>
+            <w:tcBorders>
+              <w:top w:val="single" w:sz="4" w:space="0" w:color="999999"/>
+              <w:left w:val="single" w:sz="4" w:space="0" w:color="999999"/>
+              <w:bottom w:val="single" w:sz="4" w:space="0" w:color="999999"/>
+              <w:right w:val="single" w:sz="4" w:space="0" w:color="999999"/>
+            </w:tcBorders>
+            <w:tcMar>
+              <w:top w:w="60" w:type="dxa"/>
+              <w:left w:w="100" w:type="dxa"/>
+              <w:bottom w:w="60" w:type="dxa"/>
+              <w:right w:w="100" w:type="dxa"/>
+            </w:tcMar>
+          </w:tcPr>
+          <w:p>
+            <w:r>
+              <w:rPr>
+                <w:rFonts w:ascii="Calibri" w:eastAsia="Calibri" w:hAnsi="Calibri" w:cs="Calibri"/>
+                <w:sz w:val="19"/>
+                <w:szCs w:val="19"/>
+              </w:rPr>
+              <w:t xml:space="preserve">Verify failed-cake event</w:t>
+            </w:r>
+          </w:p>
+        </w:tc>
+        <w:tc>
+          <w:tcPr>
+            <w:tcW w:w="1800" w:type="dxa"/>
+            <w:tcBorders>
+              <w:top w:val="single" w:sz="4" w:space="0" w:color="999999"/>
+              <w:left w:val="single" w:sz="4" w:space="0" w:color="999999"/>
+              <w:bottom w:val="single" w:sz="4" w:space="0" w:color="999999"/>
+              <w:right w:val="single" w:sz="4" w:space="0" w:color="999999"/>
+            </w:tcBorders>
+            <w:tcMar>
+              <w:top w:w="60" w:type="dxa"/>
+              <w:left w:w="100" w:type="dxa"/>
+              <w:bottom w:w="60" w:type="dxa"/>
+              <w:right w:w="100" w:type="dxa"/>
+            </w:tcMar>
+          </w:tcPr>
+          <w:p>
+            <w:r>
+              <w:rPr>
+                <w:rFonts w:ascii="Calibri" w:eastAsia="Calibri" w:hAnsi="Calibri" w:cs="Calibri"/>
+                <w:sz w:val="19"/>
+                <w:szCs w:val="19"/>
+              </w:rPr>
+              <w:t xml:space="preserve">FIN-REQ-09</w:t>
+            </w:r>
+          </w:p>
+        </w:tc>
+        <w:tc>
+          <w:tcPr>
+            <w:tcW w:w="4600" w:type="dxa"/>
+            <w:tcBorders>
+              <w:top w:val="single" w:sz="4" w:space="0" w:color="999999"/>
+              <w:left w:val="single" w:sz="4" w:space="0" w:color="999999"/>
+              <w:bottom w:val="single" w:sz="4" w:space="0" w:color="999999"/>
+              <w:right w:val="single" w:sz="4" w:space="0" w:color="999999"/>
+            </w:tcBorders>
+            <w:tcMar>
+              <w:top w:w="60" w:type="dxa"/>
+              <w:left w:w="100" w:type="dxa"/>
+              <w:bottom w:w="60" w:type="dxa"/>
+              <w:right w:w="100" w:type="dxa"/>
+            </w:tcMar>
+          </w:tcPr>
+          <w:p>
+            <w:r>
+              <w:rPr>
+                <w:rFonts w:ascii="Calibri" w:eastAsia="Calibri" w:hAnsi="Calibri" w:cs="Calibri"/>
+                <w:sz w:val="19"/>
+                <w:szCs w:val="19"/>
+              </w:rPr>
+              <w:t xml:space="preserve">Fail a cake at any inspection check.</w:t>
+            </w:r>
+          </w:p>
+        </w:tc>
+        <w:tc>
+          <w:tcPr>
+            <w:tcW w:w="4178" w:type="dxa"/>
+            <w:tcBorders>
+              <w:top w:val="single" w:sz="4" w:space="0" w:color="999999"/>
+              <w:left w:val="single" w:sz="4" w:space="0" w:color="999999"/>
+              <w:bottom w:val="single" w:sz="4" w:space="0" w:color="999999"/>
+              <w:right w:val="single" w:sz="4" w:space="0" w:color="999999"/>
+            </w:tcBorders>
+            <w:tcMar>
+              <w:top w:w="60" w:type="dxa"/>
+              <w:left w:w="100" w:type="dxa"/>
+              <w:bottom w:w="60" w:type="dxa"/>
+              <w:right w:w="100" w:type="dxa"/>
+            </w:tcMar>
+          </w:tcPr>
+          <w:p>
+            <w:r>
+              <w:rPr>
+                <w:rFonts w:ascii="Calibri" w:eastAsia="Calibri" w:hAnsi="Calibri" w:cs="Calibri"/>
+                <w:sz w:val="19"/>
+                <w:szCs w:val="19"/>
+              </w:rPr>
+              <w:t xml:space="preserve">An event with reason, time and batch ID is published for that cake.</w:t>
+            </w:r>
+          </w:p>
+        </w:tc>
+      </w:tr>
+    </w:tbl>
+    <w:p>
+      <w:r>
+        <w:rPr>
+          <w:rFonts w:ascii="Calibri" w:eastAsia="Calibri" w:hAnsi="Calibri" w:cs="Calibri"/>
+          <w:sz w:val="19"/>
+          <w:szCs w:val="19"/>
+        </w:rPr>
+        <w:t xml:space="preserve"/>
+      </w:r>
+    </w:p>
+    <w:p>
+      <w:pPr>
+        <w:pStyle w:val="Heading3"/>
+        <w:rPr>
+          <w:lang w:val="en-GB"/>
+        </w:rPr>
+      </w:pPr>
+      <w:r>
+        <w:rPr>
+          <w:lang w:val="en-GB"/>
+        </w:rPr>
+        <w:t xml:space="preserve">RD3 Packaging</w:t>
+      </w:r>
+    </w:p>
+    <w:tbl>
+      <w:tblPr>
+        <w:tblW w:w="14678" w:type="dxa"/>
+        <w:tblBorders>
+          <w:top w:val="single" w:sz="4" w:space="0" w:color="auto"/>
+          <w:left w:val="single" w:sz="4" w:space="0" w:color="auto"/>
+          <w:bottom w:val="single" w:sz="4" w:space="0" w:color="auto"/>
+          <w:right w:val="single" w:sz="4" w:space="0" w:color="auto"/>
+          <w:insideH w:val="single" w:sz="4" w:space="0" w:color="auto"/>
+          <w:insideV w:val="single" w:sz="4" w:space="0" w:color="auto"/>
+        </w:tblBorders>
+        <w:tblCellMar>
+          <w:left w:w="10" w:type="dxa"/>
+          <w:right w:w="10" w:type="dxa"/>
+        </w:tblCellMar>
+        <w:tblLook w:val="04A0" w:firstRow="1" w:lastRow="0" w:firstColumn="1" w:lastColumn="0" w:noHBand="0" w:noVBand="1"/>
+      </w:tblPr>
+      <w:tblGrid>
+        <w:gridCol w:w="1400"/>
+        <w:gridCol w:w="2700"/>
+        <w:gridCol w:w="1800"/>
+        <w:gridCol w:w="4600"/>
+        <w:gridCol w:w="4178"/>
+      </w:tblGrid>
+      <w:tr>
+        <w:trPr>
+          <w:cantSplit/>
+          <w:tblHeader/>
+        </w:trPr>
+        <w:tc>
+          <w:tcPr>
+            <w:tcW w:w="1400" w:type="dxa"/>
+            <w:tcBorders>
+              <w:top w:val="single" w:sz="4" w:space="0" w:color="999999"/>
+              <w:left w:val="single" w:sz="4" w:space="0" w:color="999999"/>
+              <w:bottom w:val="single" w:sz="4" w:space="0" w:color="999999"/>
+              <w:right w:val="single" w:sz="4" w:space="0" w:color="999999"/>
+            </w:tcBorders>
+            <w:shd w:val="clear" w:color="auto" w:fill="D9D9D9"/>
+            <w:tcMar>
+              <w:top w:w="60" w:type="dxa"/>
+              <w:left w:w="100" w:type="dxa"/>
+              <w:bottom w:w="60" w:type="dxa"/>
+              <w:right w:w="100" w:type="dxa"/>
+            </w:tcMar>
+          </w:tcPr>
+          <w:p>
+            <w:r>
+              <w:rPr>
+                <w:rFonts w:ascii="Calibri" w:eastAsia="Calibri" w:hAnsi="Calibri" w:cs="Calibri"/>
+                <w:b/>
+                <w:bCs/>
+                <w:sz w:val="19"/>
+                <w:szCs w:val="19"/>
+              </w:rPr>
+              <w:t xml:space="preserve">Test case</w:t>
+            </w:r>
+          </w:p>
+        </w:tc>
+        <w:tc>
+          <w:tcPr>
+            <w:tcW w:w="2700" w:type="dxa"/>
+            <w:tcBorders>
+              <w:top w:val="single" w:sz="4" w:space="0" w:color="999999"/>
+              <w:left w:val="single" w:sz="4" w:space="0" w:color="999999"/>
+              <w:bottom w:val="single" w:sz="4" w:space="0" w:color="999999"/>
+              <w:right w:val="single" w:sz="4" w:space="0" w:color="999999"/>
+            </w:tcBorders>
+            <w:shd w:val="clear" w:color="auto" w:fill="D9D9D9"/>
+            <w:tcMar>
+              <w:top w:w="60" w:type="dxa"/>
+              <w:left w:w="100" w:type="dxa"/>
+              <w:bottom w:w="60" w:type="dxa"/>
+              <w:right w:w="100" w:type="dxa"/>
+            </w:tcMar>
+          </w:tcPr>
+          <w:p>
+            <w:r>
+              <w:rPr>
+                <w:rFonts w:ascii="Calibri" w:eastAsia="Calibri" w:hAnsi="Calibri" w:cs="Calibri"/>
+                <w:b/>
+                <w:bCs/>
+                <w:sz w:val="19"/>
+                <w:szCs w:val="19"/>
+              </w:rPr>
+              <w:t xml:space="preserve">Title</w:t>
+            </w:r>
+          </w:p>
+        </w:tc>
+        <w:tc>
+          <w:tcPr>
+            <w:tcW w:w="1800" w:type="dxa"/>
+            <w:tcBorders>
+              <w:top w:val="single" w:sz="4" w:space="0" w:color="999999"/>
+              <w:left w:val="single" w:sz="4" w:space="0" w:color="999999"/>
+              <w:bottom w:val="single" w:sz="4" w:space="0" w:color="999999"/>
+              <w:right w:val="single" w:sz="4" w:space="0" w:color="999999"/>
+            </w:tcBorders>
+            <w:shd w:val="clear" w:color="auto" w:fill="D9D9D9"/>
+            <w:tcMar>
+              <w:top w:w="60" w:type="dxa"/>
+              <w:left w:w="100" w:type="dxa"/>
+              <w:bottom w:w="60" w:type="dxa"/>
+              <w:right w:w="100" w:type="dxa"/>
+            </w:tcMar>
+          </w:tcPr>
+          <w:p>
+            <w:r>
+              <w:rPr>
+                <w:rFonts w:ascii="Calibri" w:eastAsia="Calibri" w:hAnsi="Calibri" w:cs="Calibri"/>
+                <w:b/>
+                <w:bCs/>
+                <w:sz w:val="19"/>
+                <w:szCs w:val="19"/>
+              </w:rPr>
+              <w:t xml:space="preserve">Verifies</w:t>
+            </w:r>
+          </w:p>
+        </w:tc>
+        <w:tc>
+          <w:tcPr>
+            <w:tcW w:w="4600" w:type="dxa"/>
+            <w:tcBorders>
+              <w:top w:val="single" w:sz="4" w:space="0" w:color="999999"/>
+              <w:left w:val="single" w:sz="4" w:space="0" w:color="999999"/>
+              <w:bottom w:val="single" w:sz="4" w:space="0" w:color="999999"/>
+              <w:right w:val="single" w:sz="4" w:space="0" w:color="999999"/>
+            </w:tcBorders>
+            <w:shd w:val="clear" w:color="auto" w:fill="D9D9D9"/>
+            <w:tcMar>
+              <w:top w:w="60" w:type="dxa"/>
+              <w:left w:w="100" w:type="dxa"/>
+              <w:bottom w:w="60" w:type="dxa"/>
+              <w:right w:w="100" w:type="dxa"/>
+            </w:tcMar>
+          </w:tcPr>
+          <w:p>
+            <w:r>
+              <w:rPr>
+                <w:rFonts w:ascii="Calibri" w:eastAsia="Calibri" w:hAnsi="Calibri" w:cs="Calibri"/>
+                <w:b/>
+                <w:bCs/>
+                <w:sz w:val="19"/>
+                <w:szCs w:val="19"/>
+              </w:rPr>
+              <w:t xml:space="preserve">Stimulus</w:t>
+            </w:r>
+          </w:p>
+        </w:tc>
+        <w:tc>
+          <w:tcPr>
+            <w:tcW w:w="4178" w:type="dxa"/>
+            <w:tcBorders>
+              <w:top w:val="single" w:sz="4" w:space="0" w:color="999999"/>
+              <w:left w:val="single" w:sz="4" w:space="0" w:color="999999"/>
+              <w:bottom w:val="single" w:sz="4" w:space="0" w:color="999999"/>
+              <w:right w:val="single" w:sz="4" w:space="0" w:color="999999"/>
+            </w:tcBorders>
+            <w:shd w:val="clear" w:color="auto" w:fill="D9D9D9"/>
+            <w:tcMar>
+              <w:top w:w="60" w:type="dxa"/>
+              <w:left w:w="100" w:type="dxa"/>
+              <w:bottom w:w="60" w:type="dxa"/>
+              <w:right w:w="100" w:type="dxa"/>
+            </w:tcMar>
+          </w:tcPr>
+          <w:p>
+            <w:r>
+              <w:rPr>
+                <w:rFonts w:ascii="Calibri" w:eastAsia="Calibri" w:hAnsi="Calibri" w:cs="Calibri"/>
+                <w:b/>
+                <w:bCs/>
+                <w:sz w:val="19"/>
+                <w:szCs w:val="19"/>
+              </w:rPr>
+              <w:t xml:space="preserve">Expected result</w:t>
+            </w:r>
+          </w:p>
+        </w:tc>
+      </w:tr>
+      <w:tr>
+        <w:trPr>
+          <w:cantSplit/>
+        </w:trPr>
+        <w:tc>
+          <w:tcPr>
+            <w:tcW w:w="1400" w:type="dxa"/>
+            <w:tcBorders>
+              <w:top w:val="single" w:sz="4" w:space="0" w:color="999999"/>
+              <w:left w:val="single" w:sz="4" w:space="0" w:color="999999"/>
+              <w:bottom w:val="single" w:sz="4" w:space="0" w:color="999999"/>
+              <w:right w:val="single" w:sz="4" w:space="0" w:color="999999"/>
+            </w:tcBorders>
+            <w:tcMar>
+              <w:top w:w="60" w:type="dxa"/>
+              <w:left w:w="100" w:type="dxa"/>
+              <w:bottom w:w="60" w:type="dxa"/>
+              <w:right w:w="100" w:type="dxa"/>
+            </w:tcMar>
+          </w:tcPr>
+          <w:p>
+            <w:r>
+              <w:rPr>
+                <w:rFonts w:ascii="Calibri" w:eastAsia="Calibri" w:hAnsi="Calibri" w:cs="Calibri"/>
+                <w:sz w:val="19"/>
+                <w:szCs w:val="19"/>
+              </w:rPr>
+              <w:t xml:space="preserve">FIN-TC-17</w:t>
+            </w:r>
+          </w:p>
+        </w:tc>
+        <w:tc>
+          <w:tcPr>
+            <w:tcW w:w="2700" w:type="dxa"/>
+            <w:tcBorders>
+              <w:top w:val="single" w:sz="4" w:space="0" w:color="999999"/>
+              <w:left w:val="single" w:sz="4" w:space="0" w:color="999999"/>
+              <w:bottom w:val="single" w:sz="4" w:space="0" w:color="999999"/>
+              <w:right w:val="single" w:sz="4" w:space="0" w:color="999999"/>
+            </w:tcBorders>
+            <w:tcMar>
+              <w:top w:w="60" w:type="dxa"/>
+              <w:left w:w="100" w:type="dxa"/>
+              <w:bottom w:w="60" w:type="dxa"/>
+              <w:right w:w="100" w:type="dxa"/>
+            </w:tcMar>
+          </w:tcPr>
+          <w:p>
+            <w:r>
+              <w:rPr>
+                <w:rFonts w:ascii="Calibri" w:eastAsia="Calibri" w:hAnsi="Calibri" w:cs="Calibri"/>
+                <w:sz w:val="19"/>
+                <w:szCs w:val="19"/>
+              </w:rPr>
+              <w:t xml:space="preserve">Verify wrapping</w:t>
+            </w:r>
+          </w:p>
+        </w:tc>
+        <w:tc>
+          <w:tcPr>
+            <w:tcW w:w="1800" w:type="dxa"/>
+            <w:tcBorders>
+              <w:top w:val="single" w:sz="4" w:space="0" w:color="999999"/>
+              <w:left w:val="single" w:sz="4" w:space="0" w:color="999999"/>
+              <w:bottom w:val="single" w:sz="4" w:space="0" w:color="999999"/>
+              <w:right w:val="single" w:sz="4" w:space="0" w:color="999999"/>
+            </w:tcBorders>
+            <w:tcMar>
+              <w:top w:w="60" w:type="dxa"/>
+              <w:left w:w="100" w:type="dxa"/>
+              <w:bottom w:w="60" w:type="dxa"/>
+              <w:right w:w="100" w:type="dxa"/>
+            </w:tcMar>
+          </w:tcPr>
+          <w:p>
+            <w:r>
+              <w:rPr>
+                <w:rFonts w:ascii="Calibri" w:eastAsia="Calibri" w:hAnsi="Calibri" w:cs="Calibri"/>
+                <w:sz w:val="19"/>
+                <w:szCs w:val="19"/>
+              </w:rPr>
+              <w:t xml:space="preserve">FIN-REQ-21.1</w:t>
+            </w:r>
+          </w:p>
+        </w:tc>
+        <w:tc>
+          <w:tcPr>
+            <w:tcW w:w="4600" w:type="dxa"/>
+            <w:tcBorders>
+              <w:top w:val="single" w:sz="4" w:space="0" w:color="999999"/>
+              <w:left w:val="single" w:sz="4" w:space="0" w:color="999999"/>
+              <w:bottom w:val="single" w:sz="4" w:space="0" w:color="999999"/>
+              <w:right w:val="single" w:sz="4" w:space="0" w:color="999999"/>
+            </w:tcBorders>
+            <w:tcMar>
+              <w:top w:w="60" w:type="dxa"/>
+              <w:left w:w="100" w:type="dxa"/>
+              <w:bottom w:w="60" w:type="dxa"/>
+              <w:right w:w="100" w:type="dxa"/>
+            </w:tcMar>
+          </w:tcPr>
+          <w:p>
+            <w:r>
+              <w:rPr>
+                <w:rFonts w:ascii="Calibri" w:eastAsia="Calibri" w:hAnsi="Calibri" w:cs="Calibri"/>
+                <w:sz w:val="19"/>
+                <w:szCs w:val="19"/>
+              </w:rPr>
+              <w:t xml:space="preserve">Send an inspected cake to the wrapping station.</w:t>
+            </w:r>
+          </w:p>
+        </w:tc>
+        <w:tc>
+          <w:tcPr>
+            <w:tcW w:w="4178" w:type="dxa"/>
+            <w:tcBorders>
+              <w:top w:val="single" w:sz="4" w:space="0" w:color="999999"/>
+              <w:left w:val="single" w:sz="4" w:space="0" w:color="999999"/>
+              <w:bottom w:val="single" w:sz="4" w:space="0" w:color="999999"/>
+              <w:right w:val="single" w:sz="4" w:space="0" w:color="999999"/>
+            </w:tcBorders>
+            <w:tcMar>
+              <w:top w:w="60" w:type="dxa"/>
+              <w:left w:w="100" w:type="dxa"/>
+              <w:bottom w:w="60" w:type="dxa"/>
+              <w:right w:w="100" w:type="dxa"/>
+            </w:tcMar>
+          </w:tcPr>
+          <w:p>
+            <w:r>
+              <w:rPr>
+                <w:rFonts w:ascii="Calibri" w:eastAsia="Calibri" w:hAnsi="Calibri" w:cs="Calibri"/>
+                <w:sz w:val="19"/>
+                <w:szCs w:val="19"/>
+              </w:rPr>
+              <w:t xml:space="preserve">The cake is wrapped.</w:t>
+            </w:r>
+          </w:p>
+        </w:tc>
+      </w:tr>
+      <w:tr>
+        <w:trPr>
+          <w:cantSplit/>
+        </w:trPr>
+        <w:tc>
+          <w:tcPr>
+            <w:tcW w:w="1400" w:type="dxa"/>
+            <w:tcBorders>
+              <w:top w:val="single" w:sz="4" w:space="0" w:color="999999"/>
+              <w:left w:val="single" w:sz="4" w:space="0" w:color="999999"/>
+              <w:bottom w:val="single" w:sz="4" w:space="0" w:color="999999"/>
+              <w:right w:val="single" w:sz="4" w:space="0" w:color="999999"/>
+            </w:tcBorders>
+            <w:tcMar>
+              <w:top w:w="60" w:type="dxa"/>
+              <w:left w:w="100" w:type="dxa"/>
+              <w:bottom w:w="60" w:type="dxa"/>
+              <w:right w:w="100" w:type="dxa"/>
+            </w:tcMar>
+          </w:tcPr>
+          <w:p>
+            <w:r>
+              <w:rPr>
+                <w:rFonts w:ascii="Calibri" w:eastAsia="Calibri" w:hAnsi="Calibri" w:cs="Calibri"/>
+                <w:sz w:val="19"/>
+                <w:szCs w:val="19"/>
+              </w:rPr>
+              <w:t xml:space="preserve">FIN-TC-18</w:t>
+            </w:r>
+          </w:p>
+        </w:tc>
+        <w:tc>
+          <w:tcPr>
+            <w:tcW w:w="2700" w:type="dxa"/>
+            <w:tcBorders>
+              <w:top w:val="single" w:sz="4" w:space="0" w:color="999999"/>
+              <w:left w:val="single" w:sz="4" w:space="0" w:color="999999"/>
+              <w:bottom w:val="single" w:sz="4" w:space="0" w:color="999999"/>
+              <w:right w:val="single" w:sz="4" w:space="0" w:color="999999"/>
+            </w:tcBorders>
+            <w:tcMar>
+              <w:top w:w="60" w:type="dxa"/>
+              <w:left w:w="100" w:type="dxa"/>
+              <w:bottom w:w="60" w:type="dxa"/>
+              <w:right w:w="100" w:type="dxa"/>
+            </w:tcMar>
+          </w:tcPr>
+          <w:p>
+            <w:r>
+              <w:rPr>
+                <w:rFonts w:ascii="Calibri" w:eastAsia="Calibri" w:hAnsi="Calibri" w:cs="Calibri"/>
+                <w:sz w:val="19"/>
+                <w:szCs w:val="19"/>
+              </w:rPr>
+              <w:t xml:space="preserve">Verify wrap verification</w:t>
+            </w:r>
+          </w:p>
+        </w:tc>
+        <w:tc>
+          <w:tcPr>
+            <w:tcW w:w="1800" w:type="dxa"/>
+            <w:tcBorders>
+              <w:top w:val="single" w:sz="4" w:space="0" w:color="999999"/>
+              <w:left w:val="single" w:sz="4" w:space="0" w:color="999999"/>
+              <w:bottom w:val="single" w:sz="4" w:space="0" w:color="999999"/>
+              <w:right w:val="single" w:sz="4" w:space="0" w:color="999999"/>
+            </w:tcBorders>
+            <w:tcMar>
+              <w:top w:w="60" w:type="dxa"/>
+              <w:left w:w="100" w:type="dxa"/>
+              <w:bottom w:w="60" w:type="dxa"/>
+              <w:right w:w="100" w:type="dxa"/>
+            </w:tcMar>
+          </w:tcPr>
+          <w:p>
+            <w:r>
+              <w:rPr>
+                <w:rFonts w:ascii="Calibri" w:eastAsia="Calibri" w:hAnsi="Calibri" w:cs="Calibri"/>
+                <w:sz w:val="19"/>
+                <w:szCs w:val="19"/>
+              </w:rPr>
+              <w:t xml:space="preserve">FIN-REQ-21.2</w:t>
+            </w:r>
+          </w:p>
+        </w:tc>
+        <w:tc>
+          <w:tcPr>
+            <w:tcW w:w="4600" w:type="dxa"/>
+            <w:tcBorders>
+              <w:top w:val="single" w:sz="4" w:space="0" w:color="999999"/>
+              <w:left w:val="single" w:sz="4" w:space="0" w:color="999999"/>
+              <w:bottom w:val="single" w:sz="4" w:space="0" w:color="999999"/>
+              <w:right w:val="single" w:sz="4" w:space="0" w:color="999999"/>
+            </w:tcBorders>
+            <w:tcMar>
+              <w:top w:w="60" w:type="dxa"/>
+              <w:left w:w="100" w:type="dxa"/>
+              <w:bottom w:w="60" w:type="dxa"/>
+              <w:right w:w="100" w:type="dxa"/>
+            </w:tcMar>
+          </w:tcPr>
+          <w:p>
+            <w:r>
+              <w:rPr>
+                <w:rFonts w:ascii="Calibri" w:eastAsia="Calibri" w:hAnsi="Calibri" w:cs="Calibri"/>
+                <w:sz w:val="19"/>
+                <w:szCs w:val="19"/>
+              </w:rPr>
+              <w:t xml:space="preserve">Wrap one cake correctly and one with a wrapping defect.</w:t>
+            </w:r>
+          </w:p>
+        </w:tc>
+        <w:tc>
+          <w:tcPr>
+            <w:tcW w:w="4178" w:type="dxa"/>
+            <w:tcBorders>
+              <w:top w:val="single" w:sz="4" w:space="0" w:color="999999"/>
+              <w:left w:val="single" w:sz="4" w:space="0" w:color="999999"/>
+              <w:bottom w:val="single" w:sz="4" w:space="0" w:color="999999"/>
+              <w:right w:val="single" w:sz="4" w:space="0" w:color="999999"/>
+            </w:tcBorders>
+            <w:tcMar>
+              <w:top w:w="60" w:type="dxa"/>
+              <w:left w:w="100" w:type="dxa"/>
+              <w:bottom w:w="60" w:type="dxa"/>
+              <w:right w:w="100" w:type="dxa"/>
+            </w:tcMar>
+          </w:tcPr>
+          <w:p>
+            <w:r>
+              <w:rPr>
+                <w:rFonts w:ascii="Calibri" w:eastAsia="Calibri" w:hAnsi="Calibri" w:cs="Calibri"/>
+                <w:sz w:val="19"/>
+                <w:szCs w:val="19"/>
+              </w:rPr>
+              <w:t xml:space="preserve">The correct wrap passes verification. The defective wrap is detected.</w:t>
+            </w:r>
+          </w:p>
+        </w:tc>
+      </w:tr>
+      <w:tr>
+        <w:trPr>
+          <w:cantSplit/>
+        </w:trPr>
+        <w:tc>
+          <w:tcPr>
+            <w:tcW w:w="1400" w:type="dxa"/>
+            <w:tcBorders>
+              <w:top w:val="single" w:sz="4" w:space="0" w:color="999999"/>
+              <w:left w:val="single" w:sz="4" w:space="0" w:color="999999"/>
+              <w:bottom w:val="single" w:sz="4" w:space="0" w:color="999999"/>
+              <w:right w:val="single" w:sz="4" w:space="0" w:color="999999"/>
+            </w:tcBorders>
+            <w:tcMar>
+              <w:top w:w="60" w:type="dxa"/>
+              <w:left w:w="100" w:type="dxa"/>
+              <w:bottom w:w="60" w:type="dxa"/>
+              <w:right w:w="100" w:type="dxa"/>
+            </w:tcMar>
+          </w:tcPr>
+          <w:p>
+            <w:r>
+              <w:rPr>
+                <w:rFonts w:ascii="Calibri" w:eastAsia="Calibri" w:hAnsi="Calibri" w:cs="Calibri"/>
+                <w:sz w:val="19"/>
+                <w:szCs w:val="19"/>
+              </w:rPr>
+              <w:t xml:space="preserve">FIN-TC-19</w:t>
+            </w:r>
+          </w:p>
+        </w:tc>
+        <w:tc>
+          <w:tcPr>
+            <w:tcW w:w="2700" w:type="dxa"/>
+            <w:tcBorders>
+              <w:top w:val="single" w:sz="4" w:space="0" w:color="999999"/>
+              <w:left w:val="single" w:sz="4" w:space="0" w:color="999999"/>
+              <w:bottom w:val="single" w:sz="4" w:space="0" w:color="999999"/>
+              <w:right w:val="single" w:sz="4" w:space="0" w:color="999999"/>
+            </w:tcBorders>
+            <w:tcMar>
+              <w:top w:w="60" w:type="dxa"/>
+              <w:left w:w="100" w:type="dxa"/>
+              <w:bottom w:w="60" w:type="dxa"/>
+              <w:right w:w="100" w:type="dxa"/>
+            </w:tcMar>
+          </w:tcPr>
+          <w:p>
+            <w:r>
+              <w:rPr>
+                <w:rFonts w:ascii="Calibri" w:eastAsia="Calibri" w:hAnsi="Calibri" w:cs="Calibri"/>
+                <w:sz w:val="19"/>
+                <w:szCs w:val="19"/>
+              </w:rPr>
+              <w:t xml:space="preserve">Verify cartoning and sealing</w:t>
+            </w:r>
+          </w:p>
+        </w:tc>
+        <w:tc>
+          <w:tcPr>
+            <w:tcW w:w="1800" w:type="dxa"/>
+            <w:tcBorders>
+              <w:top w:val="single" w:sz="4" w:space="0" w:color="999999"/>
+              <w:left w:val="single" w:sz="4" w:space="0" w:color="999999"/>
+              <w:bottom w:val="single" w:sz="4" w:space="0" w:color="999999"/>
+              <w:right w:val="single" w:sz="4" w:space="0" w:color="999999"/>
+            </w:tcBorders>
+            <w:tcMar>
+              <w:top w:w="60" w:type="dxa"/>
+              <w:left w:w="100" w:type="dxa"/>
+              <w:bottom w:w="60" w:type="dxa"/>
+              <w:right w:w="100" w:type="dxa"/>
+            </w:tcMar>
+          </w:tcPr>
+          <w:p>
+            <w:r>
+              <w:rPr>
+                <w:rFonts w:ascii="Calibri" w:eastAsia="Calibri" w:hAnsi="Calibri" w:cs="Calibri"/>
+                <w:sz w:val="19"/>
+                <w:szCs w:val="19"/>
+              </w:rPr>
+              <w:t xml:space="preserve">FIN-REQ-23.1, FIN-REQ-23.2</w:t>
+            </w:r>
+          </w:p>
+        </w:tc>
+        <w:tc>
+          <w:tcPr>
+            <w:tcW w:w="4600" w:type="dxa"/>
+            <w:tcBorders>
+              <w:top w:val="single" w:sz="4" w:space="0" w:color="999999"/>
+              <w:left w:val="single" w:sz="4" w:space="0" w:color="999999"/>
+              <w:bottom w:val="single" w:sz="4" w:space="0" w:color="999999"/>
+              <w:right w:val="single" w:sz="4" w:space="0" w:color="999999"/>
+            </w:tcBorders>
+            <w:tcMar>
+              <w:top w:w="60" w:type="dxa"/>
+              <w:left w:w="100" w:type="dxa"/>
+              <w:bottom w:w="60" w:type="dxa"/>
+              <w:right w:w="100" w:type="dxa"/>
+            </w:tcMar>
+          </w:tcPr>
+          <w:p>
+            <w:r>
+              <w:rPr>
+                <w:rFonts w:ascii="Calibri" w:eastAsia="Calibri" w:hAnsi="Calibri" w:cs="Calibri"/>
+                <w:sz w:val="19"/>
+                <w:szCs w:val="19"/>
+              </w:rPr>
+              <w:t xml:space="preserve">Send a properly wrapped cake to the cartoning station.</w:t>
+            </w:r>
+          </w:p>
+        </w:tc>
+        <w:tc>
+          <w:tcPr>
+            <w:tcW w:w="4178" w:type="dxa"/>
+            <w:tcBorders>
+              <w:top w:val="single" w:sz="4" w:space="0" w:color="999999"/>
+              <w:left w:val="single" w:sz="4" w:space="0" w:color="999999"/>
+              <w:bottom w:val="single" w:sz="4" w:space="0" w:color="999999"/>
+              <w:right w:val="single" w:sz="4" w:space="0" w:color="999999"/>
+            </w:tcBorders>
+            <w:tcMar>
+              <w:top w:w="60" w:type="dxa"/>
+              <w:left w:w="100" w:type="dxa"/>
+              <w:bottom w:w="60" w:type="dxa"/>
+              <w:right w:w="100" w:type="dxa"/>
+            </w:tcMar>
+          </w:tcPr>
+          <w:p>
+            <w:r>
+              <w:rPr>
+                <w:rFonts w:ascii="Calibri" w:eastAsia="Calibri" w:hAnsi="Calibri" w:cs="Calibri"/>
+                <w:sz w:val="19"/>
+                <w:szCs w:val="19"/>
+              </w:rPr>
+              <w:t xml:space="preserve">The cake is packed in a carton and the carton is sealed.</w:t>
+            </w:r>
+          </w:p>
+        </w:tc>
+      </w:tr>
+      <w:tr>
+        <w:trPr>
+          <w:cantSplit/>
+        </w:trPr>
+        <w:tc>
+          <w:tcPr>
+            <w:tcW w:w="1400" w:type="dxa"/>
+            <w:tcBorders>
+              <w:top w:val="single" w:sz="4" w:space="0" w:color="999999"/>
+              <w:left w:val="single" w:sz="4" w:space="0" w:color="999999"/>
+              <w:bottom w:val="single" w:sz="4" w:space="0" w:color="999999"/>
+              <w:right w:val="single" w:sz="4" w:space="0" w:color="999999"/>
+            </w:tcBorders>
+            <w:tcMar>
+              <w:top w:w="60" w:type="dxa"/>
+              <w:left w:w="100" w:type="dxa"/>
+              <w:bottom w:w="60" w:type="dxa"/>
+              <w:right w:w="100" w:type="dxa"/>
+            </w:tcMar>
+          </w:tcPr>
+          <w:p>
+            <w:r>
+              <w:rPr>
+                <w:rFonts w:ascii="Calibri" w:eastAsia="Calibri" w:hAnsi="Calibri" w:cs="Calibri"/>
+                <w:sz w:val="19"/>
+                <w:szCs w:val="19"/>
+              </w:rPr>
+              <w:t xml:space="preserve">FIN-TC-20</w:t>
+            </w:r>
+          </w:p>
+        </w:tc>
+        <w:tc>
+          <w:tcPr>
+            <w:tcW w:w="2700" w:type="dxa"/>
+            <w:tcBorders>
+              <w:top w:val="single" w:sz="4" w:space="0" w:color="999999"/>
+              <w:left w:val="single" w:sz="4" w:space="0" w:color="999999"/>
+              <w:bottom w:val="single" w:sz="4" w:space="0" w:color="999999"/>
+              <w:right w:val="single" w:sz="4" w:space="0" w:color="999999"/>
+            </w:tcBorders>
+            <w:tcMar>
+              <w:top w:w="60" w:type="dxa"/>
+              <w:left w:w="100" w:type="dxa"/>
+              <w:bottom w:w="60" w:type="dxa"/>
+              <w:right w:w="100" w:type="dxa"/>
+            </w:tcMar>
+          </w:tcPr>
+          <w:p>
+            <w:r>
+              <w:rPr>
+                <w:rFonts w:ascii="Calibri" w:eastAsia="Calibri" w:hAnsi="Calibri" w:cs="Calibri"/>
+                <w:sz w:val="19"/>
+                <w:szCs w:val="19"/>
+              </w:rPr>
+              <w:t xml:space="preserve">Verify carton verification</w:t>
+            </w:r>
+          </w:p>
+        </w:tc>
+        <w:tc>
+          <w:tcPr>
+            <w:tcW w:w="1800" w:type="dxa"/>
+            <w:tcBorders>
+              <w:top w:val="single" w:sz="4" w:space="0" w:color="999999"/>
+              <w:left w:val="single" w:sz="4" w:space="0" w:color="999999"/>
+              <w:bottom w:val="single" w:sz="4" w:space="0" w:color="999999"/>
+              <w:right w:val="single" w:sz="4" w:space="0" w:color="999999"/>
+            </w:tcBorders>
+            <w:tcMar>
+              <w:top w:w="60" w:type="dxa"/>
+              <w:left w:w="100" w:type="dxa"/>
+              <w:bottom w:w="60" w:type="dxa"/>
+              <w:right w:w="100" w:type="dxa"/>
+            </w:tcMar>
+          </w:tcPr>
+          <w:p>
+            <w:r>
+              <w:rPr>
+                <w:rFonts w:ascii="Calibri" w:eastAsia="Calibri" w:hAnsi="Calibri" w:cs="Calibri"/>
+                <w:sz w:val="19"/>
+                <w:szCs w:val="19"/>
+              </w:rPr>
+              <w:t xml:space="preserve">FIN-REQ-23.3</w:t>
+            </w:r>
+          </w:p>
+        </w:tc>
+        <w:tc>
+          <w:tcPr>
+            <w:tcW w:w="4600" w:type="dxa"/>
+            <w:tcBorders>
+              <w:top w:val="single" w:sz="4" w:space="0" w:color="999999"/>
+              <w:left w:val="single" w:sz="4" w:space="0" w:color="999999"/>
+              <w:bottom w:val="single" w:sz="4" w:space="0" w:color="999999"/>
+              <w:right w:val="single" w:sz="4" w:space="0" w:color="999999"/>
+            </w:tcBorders>
+            <w:tcMar>
+              <w:top w:w="60" w:type="dxa"/>
+              <w:left w:w="100" w:type="dxa"/>
+              <w:bottom w:w="60" w:type="dxa"/>
+              <w:right w:w="100" w:type="dxa"/>
+            </w:tcMar>
+          </w:tcPr>
+          <w:p>
+            <w:r>
+              <w:rPr>
+                <w:rFonts w:ascii="Calibri" w:eastAsia="Calibri" w:hAnsi="Calibri" w:cs="Calibri"/>
+                <w:sz w:val="19"/>
+                <w:szCs w:val="19"/>
+              </w:rPr>
+              <w:t xml:space="preserve">Carton one cake correctly and one with a cartoning defect.</w:t>
+            </w:r>
+          </w:p>
+        </w:tc>
+        <w:tc>
+          <w:tcPr>
+            <w:tcW w:w="4178" w:type="dxa"/>
+            <w:tcBorders>
+              <w:top w:val="single" w:sz="4" w:space="0" w:color="999999"/>
+              <w:left w:val="single" w:sz="4" w:space="0" w:color="999999"/>
+              <w:bottom w:val="single" w:sz="4" w:space="0" w:color="999999"/>
+              <w:right w:val="single" w:sz="4" w:space="0" w:color="999999"/>
+            </w:tcBorders>
+            <w:tcMar>
+              <w:top w:w="60" w:type="dxa"/>
+              <w:left w:w="100" w:type="dxa"/>
+              <w:bottom w:w="60" w:type="dxa"/>
+              <w:right w:w="100" w:type="dxa"/>
+            </w:tcMar>
+          </w:tcPr>
+          <w:p>
+            <w:r>
+              <w:rPr>
+                <w:rFonts w:ascii="Calibri" w:eastAsia="Calibri" w:hAnsi="Calibri" w:cs="Calibri"/>
+                <w:sz w:val="19"/>
+                <w:szCs w:val="19"/>
+              </w:rPr>
+              <w:t xml:space="preserve">The correct carton passes verification. The defective one is detected.</w:t>
+            </w:r>
+          </w:p>
+        </w:tc>
+      </w:tr>
+      <w:tr>
+        <w:trPr>
+          <w:cantSplit/>
+        </w:trPr>
+        <w:tc>
+          <w:tcPr>
+            <w:tcW w:w="1400" w:type="dxa"/>
+            <w:tcBorders>
+              <w:top w:val="single" w:sz="4" w:space="0" w:color="999999"/>
+              <w:left w:val="single" w:sz="4" w:space="0" w:color="999999"/>
+              <w:bottom w:val="single" w:sz="4" w:space="0" w:color="999999"/>
+              <w:right w:val="single" w:sz="4" w:space="0" w:color="999999"/>
+            </w:tcBorders>
+            <w:tcMar>
+              <w:top w:w="60" w:type="dxa"/>
+              <w:left w:w="100" w:type="dxa"/>
+              <w:bottom w:w="60" w:type="dxa"/>
+              <w:right w:w="100" w:type="dxa"/>
+            </w:tcMar>
+          </w:tcPr>
+          <w:p>
+            <w:r>
+              <w:rPr>
+                <w:rFonts w:ascii="Calibri" w:eastAsia="Calibri" w:hAnsi="Calibri" w:cs="Calibri"/>
+                <w:sz w:val="19"/>
+                <w:szCs w:val="19"/>
+              </w:rPr>
+              <w:t xml:space="preserve">FIN-TC-21</w:t>
+            </w:r>
+          </w:p>
+        </w:tc>
+        <w:tc>
+          <w:tcPr>
+            <w:tcW w:w="2700" w:type="dxa"/>
+            <w:tcBorders>
+              <w:top w:val="single" w:sz="4" w:space="0" w:color="999999"/>
+              <w:left w:val="single" w:sz="4" w:space="0" w:color="999999"/>
+              <w:bottom w:val="single" w:sz="4" w:space="0" w:color="999999"/>
+              <w:right w:val="single" w:sz="4" w:space="0" w:color="999999"/>
+            </w:tcBorders>
+            <w:tcMar>
+              <w:top w:w="60" w:type="dxa"/>
+              <w:left w:w="100" w:type="dxa"/>
+              <w:bottom w:w="60" w:type="dxa"/>
+              <w:right w:w="100" w:type="dxa"/>
+            </w:tcMar>
+          </w:tcPr>
+          <w:p>
+            <w:r>
+              <w:rPr>
+                <w:rFonts w:ascii="Calibri" w:eastAsia="Calibri" w:hAnsi="Calibri" w:cs="Calibri"/>
+                <w:sz w:val="19"/>
+                <w:szCs w:val="19"/>
+              </w:rPr>
+              <w:t xml:space="preserve">Verify shipping of proper cakes</w:t>
+            </w:r>
+          </w:p>
+        </w:tc>
+        <w:tc>
+          <w:tcPr>
+            <w:tcW w:w="1800" w:type="dxa"/>
+            <w:tcBorders>
+              <w:top w:val="single" w:sz="4" w:space="0" w:color="999999"/>
+              <w:left w:val="single" w:sz="4" w:space="0" w:color="999999"/>
+              <w:bottom w:val="single" w:sz="4" w:space="0" w:color="999999"/>
+              <w:right w:val="single" w:sz="4" w:space="0" w:color="999999"/>
+            </w:tcBorders>
+            <w:tcMar>
+              <w:top w:w="60" w:type="dxa"/>
+              <w:left w:w="100" w:type="dxa"/>
+              <w:bottom w:w="60" w:type="dxa"/>
+              <w:right w:w="100" w:type="dxa"/>
+            </w:tcMar>
+          </w:tcPr>
+          <w:p>
+            <w:r>
+              <w:rPr>
+                <w:rFonts w:ascii="Calibri" w:eastAsia="Calibri" w:hAnsi="Calibri" w:cs="Calibri"/>
+                <w:sz w:val="19"/>
+                <w:szCs w:val="19"/>
+              </w:rPr>
+              <w:t xml:space="preserve">FIN-REQ-24.1</w:t>
+            </w:r>
+          </w:p>
+        </w:tc>
+        <w:tc>
+          <w:tcPr>
+            <w:tcW w:w="4600" w:type="dxa"/>
+            <w:tcBorders>
+              <w:top w:val="single" w:sz="4" w:space="0" w:color="999999"/>
+              <w:left w:val="single" w:sz="4" w:space="0" w:color="999999"/>
+              <w:bottom w:val="single" w:sz="4" w:space="0" w:color="999999"/>
+              <w:right w:val="single" w:sz="4" w:space="0" w:color="999999"/>
+            </w:tcBorders>
+            <w:tcMar>
+              <w:top w:w="60" w:type="dxa"/>
+              <w:left w:w="100" w:type="dxa"/>
+              <w:bottom w:w="60" w:type="dxa"/>
+              <w:right w:w="100" w:type="dxa"/>
+            </w:tcMar>
+          </w:tcPr>
+          <w:p>
+            <w:r>
+              <w:rPr>
+                <w:rFonts w:ascii="Calibri" w:eastAsia="Calibri" w:hAnsi="Calibri" w:cs="Calibri"/>
+                <w:sz w:val="19"/>
+                <w:szCs w:val="19"/>
+              </w:rPr>
+              <w:t xml:space="preserve">Send a cake that is both properly wrapped and properly cartoned.</w:t>
+            </w:r>
+          </w:p>
+        </w:tc>
+        <w:tc>
+          <w:tcPr>
+            <w:tcW w:w="4178" w:type="dxa"/>
+            <w:tcBorders>
+              <w:top w:val="single" w:sz="4" w:space="0" w:color="999999"/>
+              <w:left w:val="single" w:sz="4" w:space="0" w:color="999999"/>
+              <w:bottom w:val="single" w:sz="4" w:space="0" w:color="999999"/>
+              <w:right w:val="single" w:sz="4" w:space="0" w:color="999999"/>
+            </w:tcBorders>
+            <w:tcMar>
+              <w:top w:w="60" w:type="dxa"/>
+              <w:left w:w="100" w:type="dxa"/>
+              <w:bottom w:w="60" w:type="dxa"/>
+              <w:right w:w="100" w:type="dxa"/>
+            </w:tcMar>
+          </w:tcPr>
+          <w:p>
+            <w:r>
+              <w:rPr>
+                <w:rFonts w:ascii="Calibri" w:eastAsia="Calibri" w:hAnsi="Calibri" w:cs="Calibri"/>
+                <w:sz w:val="19"/>
+                <w:szCs w:val="19"/>
+              </w:rPr>
+              <w:t xml:space="preserve">The cake proceeds to the shipping bin.</w:t>
+            </w:r>
+          </w:p>
+        </w:tc>
+      </w:tr>
+      <w:tr>
+        <w:trPr>
+          <w:cantSplit/>
+        </w:trPr>
+        <w:tc>
+          <w:tcPr>
+            <w:tcW w:w="1400" w:type="dxa"/>
+            <w:tcBorders>
+              <w:top w:val="single" w:sz="4" w:space="0" w:color="999999"/>
+              <w:left w:val="single" w:sz="4" w:space="0" w:color="999999"/>
+              <w:bottom w:val="single" w:sz="4" w:space="0" w:color="999999"/>
+              <w:right w:val="single" w:sz="4" w:space="0" w:color="999999"/>
+            </w:tcBorders>
+            <w:tcMar>
+              <w:top w:w="60" w:type="dxa"/>
+              <w:left w:w="100" w:type="dxa"/>
+              <w:bottom w:w="60" w:type="dxa"/>
+              <w:right w:w="100" w:type="dxa"/>
+            </w:tcMar>
+          </w:tcPr>
+          <w:p>
+            <w:r>
+              <w:rPr>
+                <w:rFonts w:ascii="Calibri" w:eastAsia="Calibri" w:hAnsi="Calibri" w:cs="Calibri"/>
+                <w:sz w:val="19"/>
+                <w:szCs w:val="19"/>
+              </w:rPr>
+              <w:t xml:space="preserve">FIN-TC-22</w:t>
+            </w:r>
+          </w:p>
+        </w:tc>
+        <w:tc>
+          <w:tcPr>
+            <w:tcW w:w="2700" w:type="dxa"/>
+            <w:tcBorders>
+              <w:top w:val="single" w:sz="4" w:space="0" w:color="999999"/>
+              <w:left w:val="single" w:sz="4" w:space="0" w:color="999999"/>
+              <w:bottom w:val="single" w:sz="4" w:space="0" w:color="999999"/>
+              <w:right w:val="single" w:sz="4" w:space="0" w:color="999999"/>
+            </w:tcBorders>
+            <w:tcMar>
+              <w:top w:w="60" w:type="dxa"/>
+              <w:left w:w="100" w:type="dxa"/>
+              <w:bottom w:w="60" w:type="dxa"/>
+              <w:right w:w="100" w:type="dxa"/>
+            </w:tcMar>
+          </w:tcPr>
+          <w:p>
+            <w:r>
+              <w:rPr>
+                <w:rFonts w:ascii="Calibri" w:eastAsia="Calibri" w:hAnsi="Calibri" w:cs="Calibri"/>
+                <w:sz w:val="19"/>
+                <w:szCs w:val="19"/>
+              </w:rPr>
+              <w:t xml:space="preserve">Verify refuse of improper cakes</w:t>
+            </w:r>
+          </w:p>
+        </w:tc>
+        <w:tc>
+          <w:tcPr>
+            <w:tcW w:w="1800" w:type="dxa"/>
+            <w:tcBorders>
+              <w:top w:val="single" w:sz="4" w:space="0" w:color="999999"/>
+              <w:left w:val="single" w:sz="4" w:space="0" w:color="999999"/>
+              <w:bottom w:val="single" w:sz="4" w:space="0" w:color="999999"/>
+              <w:right w:val="single" w:sz="4" w:space="0" w:color="999999"/>
+            </w:tcBorders>
+            <w:tcMar>
+              <w:top w:w="60" w:type="dxa"/>
+              <w:left w:w="100" w:type="dxa"/>
+              <w:bottom w:w="60" w:type="dxa"/>
+              <w:right w:w="100" w:type="dxa"/>
+            </w:tcMar>
+          </w:tcPr>
+          <w:p>
+            <w:r>
+              <w:rPr>
+                <w:rFonts w:ascii="Calibri" w:eastAsia="Calibri" w:hAnsi="Calibri" w:cs="Calibri"/>
+                <w:sz w:val="19"/>
+                <w:szCs w:val="19"/>
+              </w:rPr>
+              <w:t xml:space="preserve">FIN-REQ-24.2, FIN-REQ-26.2</w:t>
+            </w:r>
+          </w:p>
+        </w:tc>
+        <w:tc>
+          <w:tcPr>
+            <w:tcW w:w="4600" w:type="dxa"/>
+            <w:tcBorders>
+              <w:top w:val="single" w:sz="4" w:space="0" w:color="999999"/>
+              <w:left w:val="single" w:sz="4" w:space="0" w:color="999999"/>
+              <w:bottom w:val="single" w:sz="4" w:space="0" w:color="999999"/>
+              <w:right w:val="single" w:sz="4" w:space="0" w:color="999999"/>
+            </w:tcBorders>
+            <w:tcMar>
+              <w:top w:w="60" w:type="dxa"/>
+              <w:left w:w="100" w:type="dxa"/>
+              <w:bottom w:w="60" w:type="dxa"/>
+              <w:right w:w="100" w:type="dxa"/>
+            </w:tcMar>
+          </w:tcPr>
+          <w:p>
+            <w:r>
+              <w:rPr>
+                <w:rFonts w:ascii="Calibri" w:eastAsia="Calibri" w:hAnsi="Calibri" w:cs="Calibri"/>
+                <w:sz w:val="19"/>
+                <w:szCs w:val="19"/>
+              </w:rPr>
+              <w:t xml:space="preserve">Send one cake that is improperly wrapped and one that is improperly cartoned.</w:t>
+            </w:r>
+          </w:p>
+        </w:tc>
+        <w:tc>
+          <w:tcPr>
+            <w:tcW w:w="4178" w:type="dxa"/>
+            <w:tcBorders>
+              <w:top w:val="single" w:sz="4" w:space="0" w:color="999999"/>
+              <w:left w:val="single" w:sz="4" w:space="0" w:color="999999"/>
+              <w:bottom w:val="single" w:sz="4" w:space="0" w:color="999999"/>
+              <w:right w:val="single" w:sz="4" w:space="0" w:color="999999"/>
+            </w:tcBorders>
+            <w:tcMar>
+              <w:top w:w="60" w:type="dxa"/>
+              <w:left w:w="100" w:type="dxa"/>
+              <w:bottom w:w="60" w:type="dxa"/>
+              <w:right w:w="100" w:type="dxa"/>
+            </w:tcMar>
+          </w:tcPr>
+          <w:p>
+            <w:r>
+              <w:rPr>
+                <w:rFonts w:ascii="Calibri" w:eastAsia="Calibri" w:hAnsi="Calibri" w:cs="Calibri"/>
+                <w:sz w:val="19"/>
+                <w:szCs w:val="19"/>
+              </w:rPr>
+              <w:t xml:space="preserve">Both go to the refuse bin. An event is published for each.</w:t>
+            </w:r>
+          </w:p>
+        </w:tc>
+      </w:tr>
+      <w:tr>
+        <w:trPr>
+          <w:cantSplit/>
+        </w:trPr>
+        <w:tc>
+          <w:tcPr>
+            <w:tcW w:w="1400" w:type="dxa"/>
+            <w:tcBorders>
+              <w:top w:val="single" w:sz="4" w:space="0" w:color="999999"/>
+              <w:left w:val="single" w:sz="4" w:space="0" w:color="999999"/>
+              <w:bottom w:val="single" w:sz="4" w:space="0" w:color="999999"/>
+              <w:right w:val="single" w:sz="4" w:space="0" w:color="999999"/>
+            </w:tcBorders>
+            <w:tcMar>
+              <w:top w:w="60" w:type="dxa"/>
+              <w:left w:w="100" w:type="dxa"/>
+              <w:bottom w:w="60" w:type="dxa"/>
+              <w:right w:w="100" w:type="dxa"/>
+            </w:tcMar>
+          </w:tcPr>
+          <w:p>
+            <w:r>
+              <w:rPr>
+                <w:rFonts w:ascii="Calibri" w:eastAsia="Calibri" w:hAnsi="Calibri" w:cs="Calibri"/>
+                <w:sz w:val="19"/>
+                <w:szCs w:val="19"/>
+              </w:rPr>
+              <w:t xml:space="preserve">FIN-TC-23</w:t>
+            </w:r>
+          </w:p>
+        </w:tc>
+        <w:tc>
+          <w:tcPr>
+            <w:tcW w:w="2700" w:type="dxa"/>
+            <w:tcBorders>
+              <w:top w:val="single" w:sz="4" w:space="0" w:color="999999"/>
+              <w:left w:val="single" w:sz="4" w:space="0" w:color="999999"/>
+              <w:bottom w:val="single" w:sz="4" w:space="0" w:color="999999"/>
+              <w:right w:val="single" w:sz="4" w:space="0" w:color="999999"/>
+            </w:tcBorders>
+            <w:tcMar>
+              <w:top w:w="60" w:type="dxa"/>
+              <w:left w:w="100" w:type="dxa"/>
+              <w:bottom w:w="60" w:type="dxa"/>
+              <w:right w:w="100" w:type="dxa"/>
+            </w:tcMar>
+          </w:tcPr>
+          <w:p>
+            <w:r>
+              <w:rPr>
+                <w:rFonts w:ascii="Calibri" w:eastAsia="Calibri" w:hAnsi="Calibri" w:cs="Calibri"/>
+                <w:sz w:val="19"/>
+                <w:szCs w:val="19"/>
+              </w:rPr>
+              <w:t xml:space="preserve">Verify correct case weight</w:t>
+            </w:r>
+          </w:p>
+        </w:tc>
+        <w:tc>
+          <w:tcPr>
+            <w:tcW w:w="1800" w:type="dxa"/>
+            <w:tcBorders>
+              <w:top w:val="single" w:sz="4" w:space="0" w:color="999999"/>
+              <w:left w:val="single" w:sz="4" w:space="0" w:color="999999"/>
+              <w:bottom w:val="single" w:sz="4" w:space="0" w:color="999999"/>
+              <w:right w:val="single" w:sz="4" w:space="0" w:color="999999"/>
+            </w:tcBorders>
+            <w:tcMar>
+              <w:top w:w="60" w:type="dxa"/>
+              <w:left w:w="100" w:type="dxa"/>
+              <w:bottom w:w="60" w:type="dxa"/>
+              <w:right w:w="100" w:type="dxa"/>
+            </w:tcMar>
+          </w:tcPr>
+          <w:p>
+            <w:r>
+              <w:rPr>
+                <w:rFonts w:ascii="Calibri" w:eastAsia="Calibri" w:hAnsi="Calibri" w:cs="Calibri"/>
+                <w:sz w:val="19"/>
+                <w:szCs w:val="19"/>
+              </w:rPr>
+              <w:t xml:space="preserve">FIN-REQ-25</w:t>
+            </w:r>
+          </w:p>
+        </w:tc>
+        <w:tc>
+          <w:tcPr>
+            <w:tcW w:w="4600" w:type="dxa"/>
+            <w:tcBorders>
+              <w:top w:val="single" w:sz="4" w:space="0" w:color="999999"/>
+              <w:left w:val="single" w:sz="4" w:space="0" w:color="999999"/>
+              <w:bottom w:val="single" w:sz="4" w:space="0" w:color="999999"/>
+              <w:right w:val="single" w:sz="4" w:space="0" w:color="999999"/>
+            </w:tcBorders>
+            <w:tcMar>
+              <w:top w:w="60" w:type="dxa"/>
+              <w:left w:w="100" w:type="dxa"/>
+              <w:bottom w:w="60" w:type="dxa"/>
+              <w:right w:w="100" w:type="dxa"/>
+            </w:tcMar>
+          </w:tcPr>
+          <w:p>
+            <w:r>
+              <w:rPr>
+                <w:rFonts w:ascii="Calibri" w:eastAsia="Calibri" w:hAnsi="Calibri" w:cs="Calibri"/>
+                <w:sz w:val="19"/>
+                <w:szCs w:val="19"/>
+              </w:rPr>
+              <w:t xml:space="preserve">Send a sealed case of correct weight to the case weight check.</w:t>
+            </w:r>
+          </w:p>
+        </w:tc>
+        <w:tc>
+          <w:tcPr>
+            <w:tcW w:w="4178" w:type="dxa"/>
+            <w:tcBorders>
+              <w:top w:val="single" w:sz="4" w:space="0" w:color="999999"/>
+              <w:left w:val="single" w:sz="4" w:space="0" w:color="999999"/>
+              <w:bottom w:val="single" w:sz="4" w:space="0" w:color="999999"/>
+              <w:right w:val="single" w:sz="4" w:space="0" w:color="999999"/>
+            </w:tcBorders>
+            <w:tcMar>
+              <w:top w:w="60" w:type="dxa"/>
+              <w:left w:w="100" w:type="dxa"/>
+              <w:bottom w:w="60" w:type="dxa"/>
+              <w:right w:w="100" w:type="dxa"/>
+            </w:tcMar>
+          </w:tcPr>
+          <w:p>
+            <w:r>
+              <w:rPr>
+                <w:rFonts w:ascii="Calibri" w:eastAsia="Calibri" w:hAnsi="Calibri" w:cs="Calibri"/>
+                <w:sz w:val="19"/>
+                <w:szCs w:val="19"/>
+              </w:rPr>
+              <w:t xml:space="preserve">The weight is checked and no event is published.</w:t>
+            </w:r>
+          </w:p>
+        </w:tc>
+      </w:tr>
+      <w:tr>
+        <w:trPr>
+          <w:cantSplit/>
+        </w:trPr>
+        <w:tc>
+          <w:tcPr>
+            <w:tcW w:w="1400" w:type="dxa"/>
+            <w:tcBorders>
+              <w:top w:val="single" w:sz="4" w:space="0" w:color="999999"/>
+              <w:left w:val="single" w:sz="4" w:space="0" w:color="999999"/>
+              <w:bottom w:val="single" w:sz="4" w:space="0" w:color="999999"/>
+              <w:right w:val="single" w:sz="4" w:space="0" w:color="999999"/>
+            </w:tcBorders>
+            <w:tcMar>
+              <w:top w:w="60" w:type="dxa"/>
+              <w:left w:w="100" w:type="dxa"/>
+              <w:bottom w:w="60" w:type="dxa"/>
+              <w:right w:w="100" w:type="dxa"/>
+            </w:tcMar>
+          </w:tcPr>
+          <w:p>
+            <w:r>
+              <w:rPr>
+                <w:rFonts w:ascii="Calibri" w:eastAsia="Calibri" w:hAnsi="Calibri" w:cs="Calibri"/>
+                <w:sz w:val="19"/>
+                <w:szCs w:val="19"/>
+              </w:rPr>
+              <w:t xml:space="preserve">FIN-TC-24</w:t>
+            </w:r>
+          </w:p>
+        </w:tc>
+        <w:tc>
+          <w:tcPr>
+            <w:tcW w:w="2700" w:type="dxa"/>
+            <w:tcBorders>
+              <w:top w:val="single" w:sz="4" w:space="0" w:color="999999"/>
+              <w:left w:val="single" w:sz="4" w:space="0" w:color="999999"/>
+              <w:bottom w:val="single" w:sz="4" w:space="0" w:color="999999"/>
+              <w:right w:val="single" w:sz="4" w:space="0" w:color="999999"/>
+            </w:tcBorders>
+            <w:tcMar>
+              <w:top w:w="60" w:type="dxa"/>
+              <w:left w:w="100" w:type="dxa"/>
+              <w:bottom w:w="60" w:type="dxa"/>
+              <w:right w:w="100" w:type="dxa"/>
+            </w:tcMar>
+          </w:tcPr>
+          <w:p>
+            <w:r>
+              <w:rPr>
+                <w:rFonts w:ascii="Calibri" w:eastAsia="Calibri" w:hAnsi="Calibri" w:cs="Calibri"/>
+                <w:sz w:val="19"/>
+                <w:szCs w:val="19"/>
+              </w:rPr>
+              <w:t xml:space="preserve">Verify incorrect case weight</w:t>
+            </w:r>
+          </w:p>
+        </w:tc>
+        <w:tc>
+          <w:tcPr>
+            <w:tcW w:w="1800" w:type="dxa"/>
+            <w:tcBorders>
+              <w:top w:val="single" w:sz="4" w:space="0" w:color="999999"/>
+              <w:left w:val="single" w:sz="4" w:space="0" w:color="999999"/>
+              <w:bottom w:val="single" w:sz="4" w:space="0" w:color="999999"/>
+              <w:right w:val="single" w:sz="4" w:space="0" w:color="999999"/>
+            </w:tcBorders>
+            <w:tcMar>
+              <w:top w:w="60" w:type="dxa"/>
+              <w:left w:w="100" w:type="dxa"/>
+              <w:bottom w:w="60" w:type="dxa"/>
+              <w:right w:w="100" w:type="dxa"/>
+            </w:tcMar>
+          </w:tcPr>
+          <w:p>
+            <w:r>
+              <w:rPr>
+                <w:rFonts w:ascii="Calibri" w:eastAsia="Calibri" w:hAnsi="Calibri" w:cs="Calibri"/>
+                <w:sz w:val="19"/>
+                <w:szCs w:val="19"/>
+              </w:rPr>
+              <w:t xml:space="preserve">FIN-REQ-25, FIN-REQ-26.3</w:t>
+            </w:r>
+          </w:p>
+        </w:tc>
+        <w:tc>
+          <w:tcPr>
+            <w:tcW w:w="4600" w:type="dxa"/>
+            <w:tcBorders>
+              <w:top w:val="single" w:sz="4" w:space="0" w:color="999999"/>
+              <w:left w:val="single" w:sz="4" w:space="0" w:color="999999"/>
+              <w:bottom w:val="single" w:sz="4" w:space="0" w:color="999999"/>
+              <w:right w:val="single" w:sz="4" w:space="0" w:color="999999"/>
+            </w:tcBorders>
+            <w:tcMar>
+              <w:top w:w="60" w:type="dxa"/>
+              <w:left w:w="100" w:type="dxa"/>
+              <w:bottom w:w="60" w:type="dxa"/>
+              <w:right w:w="100" w:type="dxa"/>
+            </w:tcMar>
+          </w:tcPr>
+          <w:p>
+            <w:r>
+              <w:rPr>
+                <w:rFonts w:ascii="Calibri" w:eastAsia="Calibri" w:hAnsi="Calibri" w:cs="Calibri"/>
+                <w:sz w:val="19"/>
+                <w:szCs w:val="19"/>
+              </w:rPr>
+              <w:t xml:space="preserve">Send a sealed case of incorrect weight (FC26).</w:t>
+            </w:r>
+          </w:p>
+        </w:tc>
+        <w:tc>
+          <w:tcPr>
+            <w:tcW w:w="4178" w:type="dxa"/>
+            <w:tcBorders>
+              <w:top w:val="single" w:sz="4" w:space="0" w:color="999999"/>
+              <w:left w:val="single" w:sz="4" w:space="0" w:color="999999"/>
+              <w:bottom w:val="single" w:sz="4" w:space="0" w:color="999999"/>
+              <w:right w:val="single" w:sz="4" w:space="0" w:color="999999"/>
+            </w:tcBorders>
+            <w:tcMar>
+              <w:top w:w="60" w:type="dxa"/>
+              <w:left w:w="100" w:type="dxa"/>
+              <w:bottom w:w="60" w:type="dxa"/>
+              <w:right w:w="100" w:type="dxa"/>
+            </w:tcMar>
+          </w:tcPr>
+          <w:p>
+            <w:r>
+              <w:rPr>
+                <w:rFonts w:ascii="Calibri" w:eastAsia="Calibri" w:hAnsi="Calibri" w:cs="Calibri"/>
+                <w:sz w:val="19"/>
+                <w:szCs w:val="19"/>
+              </w:rPr>
+              <w:t xml:space="preserve">The incorrect weight is detected and an event is published.</w:t>
+            </w:r>
+          </w:p>
+        </w:tc>
+      </w:tr>
+    </w:tbl>
+    <w:p>
+      <w:r>
+        <w:rPr>
+          <w:rFonts w:ascii="Calibri" w:eastAsia="Calibri" w:hAnsi="Calibri" w:cs="Calibri"/>
+          <w:sz w:val="19"/>
+          <w:szCs w:val="19"/>
+        </w:rPr>
+        <w:t xml:space="preserve"/>
+      </w:r>
+    </w:p>
+    <w:p>
+      <w:pPr>
+        <w:pStyle w:val="Heading3"/>
+        <w:rPr>
+          <w:lang w:val="en-GB"/>
+        </w:rPr>
+      </w:pPr>
+      <w:r>
+        <w:rPr>
+          <w:lang w:val="en-GB"/>
+        </w:rPr>
+        <w:t xml:space="preserve">RD4 Holding Area</w:t>
+      </w:r>
+    </w:p>
+    <w:tbl>
+      <w:tblPr>
+        <w:tblW w:w="14678" w:type="dxa"/>
+        <w:tblBorders>
+          <w:top w:val="single" w:sz="4" w:space="0" w:color="auto"/>
+          <w:left w:val="single" w:sz="4" w:space="0" w:color="auto"/>
+          <w:bottom w:val="single" w:sz="4" w:space="0" w:color="auto"/>
+          <w:right w:val="single" w:sz="4" w:space="0" w:color="auto"/>
+          <w:insideH w:val="single" w:sz="4" w:space="0" w:color="auto"/>
+          <w:insideV w:val="single" w:sz="4" w:space="0" w:color="auto"/>
+        </w:tblBorders>
+        <w:tblCellMar>
+          <w:left w:w="10" w:type="dxa"/>
+          <w:right w:w="10" w:type="dxa"/>
+        </w:tblCellMar>
+        <w:tblLook w:val="04A0" w:firstRow="1" w:lastRow="0" w:firstColumn="1" w:lastColumn="0" w:noHBand="0" w:noVBand="1"/>
+      </w:tblPr>
+      <w:tblGrid>
+        <w:gridCol w:w="1400"/>
+        <w:gridCol w:w="2700"/>
+        <w:gridCol w:w="1800"/>
+        <w:gridCol w:w="4600"/>
+        <w:gridCol w:w="4178"/>
+      </w:tblGrid>
+      <w:tr>
+        <w:trPr>
+          <w:cantSplit/>
+          <w:tblHeader/>
+        </w:trPr>
+        <w:tc>
+          <w:tcPr>
+            <w:tcW w:w="1400" w:type="dxa"/>
+            <w:tcBorders>
+              <w:top w:val="single" w:sz="4" w:space="0" w:color="999999"/>
+              <w:left w:val="single" w:sz="4" w:space="0" w:color="999999"/>
+              <w:bottom w:val="single" w:sz="4" w:space="0" w:color="999999"/>
+              <w:right w:val="single" w:sz="4" w:space="0" w:color="999999"/>
+            </w:tcBorders>
+            <w:shd w:val="clear" w:color="auto" w:fill="D9D9D9"/>
+            <w:tcMar>
+              <w:top w:w="60" w:type="dxa"/>
+              <w:left w:w="100" w:type="dxa"/>
+              <w:bottom w:w="60" w:type="dxa"/>
+              <w:right w:w="100" w:type="dxa"/>
+            </w:tcMar>
+          </w:tcPr>
+          <w:p>
+            <w:r>
+              <w:rPr>
+                <w:rFonts w:ascii="Calibri" w:eastAsia="Calibri" w:hAnsi="Calibri" w:cs="Calibri"/>
+                <w:b/>
+                <w:bCs/>
+                <w:sz w:val="19"/>
+                <w:szCs w:val="19"/>
+              </w:rPr>
+              <w:t xml:space="preserve">Test case</w:t>
+            </w:r>
+          </w:p>
+        </w:tc>
+        <w:tc>
+          <w:tcPr>
+            <w:tcW w:w="2700" w:type="dxa"/>
+            <w:tcBorders>
+              <w:top w:val="single" w:sz="4" w:space="0" w:color="999999"/>
+              <w:left w:val="single" w:sz="4" w:space="0" w:color="999999"/>
+              <w:bottom w:val="single" w:sz="4" w:space="0" w:color="999999"/>
+              <w:right w:val="single" w:sz="4" w:space="0" w:color="999999"/>
+            </w:tcBorders>
+            <w:shd w:val="clear" w:color="auto" w:fill="D9D9D9"/>
+            <w:tcMar>
+              <w:top w:w="60" w:type="dxa"/>
+              <w:left w:w="100" w:type="dxa"/>
+              <w:bottom w:w="60" w:type="dxa"/>
+              <w:right w:w="100" w:type="dxa"/>
+            </w:tcMar>
+          </w:tcPr>
+          <w:p>
+            <w:r>
+              <w:rPr>
+                <w:rFonts w:ascii="Calibri" w:eastAsia="Calibri" w:hAnsi="Calibri" w:cs="Calibri"/>
+                <w:b/>
+                <w:bCs/>
+                <w:sz w:val="19"/>
+                <w:szCs w:val="19"/>
+              </w:rPr>
+              <w:t xml:space="preserve">Title</w:t>
+            </w:r>
+          </w:p>
+        </w:tc>
+        <w:tc>
+          <w:tcPr>
+            <w:tcW w:w="1800" w:type="dxa"/>
+            <w:tcBorders>
+              <w:top w:val="single" w:sz="4" w:space="0" w:color="999999"/>
+              <w:left w:val="single" w:sz="4" w:space="0" w:color="999999"/>
+              <w:bottom w:val="single" w:sz="4" w:space="0" w:color="999999"/>
+              <w:right w:val="single" w:sz="4" w:space="0" w:color="999999"/>
+            </w:tcBorders>
+            <w:shd w:val="clear" w:color="auto" w:fill="D9D9D9"/>
+            <w:tcMar>
+              <w:top w:w="60" w:type="dxa"/>
+              <w:left w:w="100" w:type="dxa"/>
+              <w:bottom w:w="60" w:type="dxa"/>
+              <w:right w:w="100" w:type="dxa"/>
+            </w:tcMar>
+          </w:tcPr>
+          <w:p>
+            <w:r>
+              <w:rPr>
+                <w:rFonts w:ascii="Calibri" w:eastAsia="Calibri" w:hAnsi="Calibri" w:cs="Calibri"/>
+                <w:b/>
+                <w:bCs/>
+                <w:sz w:val="19"/>
+                <w:szCs w:val="19"/>
+              </w:rPr>
+              <w:t xml:space="preserve">Verifies</w:t>
+            </w:r>
+          </w:p>
+        </w:tc>
+        <w:tc>
+          <w:tcPr>
+            <w:tcW w:w="4600" w:type="dxa"/>
+            <w:tcBorders>
+              <w:top w:val="single" w:sz="4" w:space="0" w:color="999999"/>
+              <w:left w:val="single" w:sz="4" w:space="0" w:color="999999"/>
+              <w:bottom w:val="single" w:sz="4" w:space="0" w:color="999999"/>
+              <w:right w:val="single" w:sz="4" w:space="0" w:color="999999"/>
+            </w:tcBorders>
+            <w:shd w:val="clear" w:color="auto" w:fill="D9D9D9"/>
+            <w:tcMar>
+              <w:top w:w="60" w:type="dxa"/>
+              <w:left w:w="100" w:type="dxa"/>
+              <w:bottom w:w="60" w:type="dxa"/>
+              <w:right w:w="100" w:type="dxa"/>
+            </w:tcMar>
+          </w:tcPr>
+          <w:p>
+            <w:r>
+              <w:rPr>
+                <w:rFonts w:ascii="Calibri" w:eastAsia="Calibri" w:hAnsi="Calibri" w:cs="Calibri"/>
+                <w:b/>
+                <w:bCs/>
+                <w:sz w:val="19"/>
+                <w:szCs w:val="19"/>
+              </w:rPr>
+              <w:t xml:space="preserve">Stimulus</w:t>
+            </w:r>
+          </w:p>
+        </w:tc>
+        <w:tc>
+          <w:tcPr>
+            <w:tcW w:w="4178" w:type="dxa"/>
+            <w:tcBorders>
+              <w:top w:val="single" w:sz="4" w:space="0" w:color="999999"/>
+              <w:left w:val="single" w:sz="4" w:space="0" w:color="999999"/>
+              <w:bottom w:val="single" w:sz="4" w:space="0" w:color="999999"/>
+              <w:right w:val="single" w:sz="4" w:space="0" w:color="999999"/>
+            </w:tcBorders>
+            <w:shd w:val="clear" w:color="auto" w:fill="D9D9D9"/>
+            <w:tcMar>
+              <w:top w:w="60" w:type="dxa"/>
+              <w:left w:w="100" w:type="dxa"/>
+              <w:bottom w:w="60" w:type="dxa"/>
+              <w:right w:w="100" w:type="dxa"/>
+            </w:tcMar>
+          </w:tcPr>
+          <w:p>
+            <w:r>
+              <w:rPr>
+                <w:rFonts w:ascii="Calibri" w:eastAsia="Calibri" w:hAnsi="Calibri" w:cs="Calibri"/>
+                <w:b/>
+                <w:bCs/>
+                <w:sz w:val="19"/>
+                <w:szCs w:val="19"/>
+              </w:rPr>
+              <w:t xml:space="preserve">Expected result</w:t>
+            </w:r>
+          </w:p>
+        </w:tc>
+      </w:tr>
+      <w:tr>
+        <w:trPr>
+          <w:cantSplit/>
+        </w:trPr>
+        <w:tc>
+          <w:tcPr>
+            <w:tcW w:w="1400" w:type="dxa"/>
+            <w:tcBorders>
+              <w:top w:val="single" w:sz="4" w:space="0" w:color="999999"/>
+              <w:left w:val="single" w:sz="4" w:space="0" w:color="999999"/>
+              <w:bottom w:val="single" w:sz="4" w:space="0" w:color="999999"/>
+              <w:right w:val="single" w:sz="4" w:space="0" w:color="999999"/>
+            </w:tcBorders>
+            <w:tcMar>
+              <w:top w:w="60" w:type="dxa"/>
+              <w:left w:w="100" w:type="dxa"/>
+              <w:bottom w:w="60" w:type="dxa"/>
+              <w:right w:w="100" w:type="dxa"/>
+            </w:tcMar>
+          </w:tcPr>
+          <w:p>
+            <w:r>
+              <w:rPr>
+                <w:rFonts w:ascii="Calibri" w:eastAsia="Calibri" w:hAnsi="Calibri" w:cs="Calibri"/>
+                <w:sz w:val="19"/>
+                <w:szCs w:val="19"/>
+              </w:rPr>
+              <w:t xml:space="preserve">FIN-TC-25</w:t>
+            </w:r>
+          </w:p>
+        </w:tc>
+        <w:tc>
+          <w:tcPr>
+            <w:tcW w:w="2700" w:type="dxa"/>
+            <w:tcBorders>
+              <w:top w:val="single" w:sz="4" w:space="0" w:color="999999"/>
+              <w:left w:val="single" w:sz="4" w:space="0" w:color="999999"/>
+              <w:bottom w:val="single" w:sz="4" w:space="0" w:color="999999"/>
+              <w:right w:val="single" w:sz="4" w:space="0" w:color="999999"/>
+            </w:tcBorders>
+            <w:tcMar>
+              <w:top w:w="60" w:type="dxa"/>
+              <w:left w:w="100" w:type="dxa"/>
+              <w:bottom w:w="60" w:type="dxa"/>
+              <w:right w:w="100" w:type="dxa"/>
+            </w:tcMar>
+          </w:tcPr>
+          <w:p>
+            <w:r>
+              <w:rPr>
+                <w:rFonts w:ascii="Calibri" w:eastAsia="Calibri" w:hAnsi="Calibri" w:cs="Calibri"/>
+                <w:sz w:val="19"/>
+                <w:szCs w:val="19"/>
+              </w:rPr>
+              <w:t xml:space="preserve">Verify holding on wrapping fault</w:t>
+            </w:r>
+          </w:p>
+        </w:tc>
+        <w:tc>
+          <w:tcPr>
+            <w:tcW w:w="1800" w:type="dxa"/>
+            <w:tcBorders>
+              <w:top w:val="single" w:sz="4" w:space="0" w:color="999999"/>
+              <w:left w:val="single" w:sz="4" w:space="0" w:color="999999"/>
+              <w:bottom w:val="single" w:sz="4" w:space="0" w:color="999999"/>
+              <w:right w:val="single" w:sz="4" w:space="0" w:color="999999"/>
+            </w:tcBorders>
+            <w:tcMar>
+              <w:top w:w="60" w:type="dxa"/>
+              <w:left w:w="100" w:type="dxa"/>
+              <w:bottom w:w="60" w:type="dxa"/>
+              <w:right w:w="100" w:type="dxa"/>
+            </w:tcMar>
+          </w:tcPr>
+          <w:p>
+            <w:r>
+              <w:rPr>
+                <w:rFonts w:ascii="Calibri" w:eastAsia="Calibri" w:hAnsi="Calibri" w:cs="Calibri"/>
+                <w:sz w:val="19"/>
+                <w:szCs w:val="19"/>
+              </w:rPr>
+              <w:t xml:space="preserve">FIN-REQ-33.1</w:t>
+            </w:r>
+          </w:p>
+        </w:tc>
+        <w:tc>
+          <w:tcPr>
+            <w:tcW w:w="4600" w:type="dxa"/>
+            <w:tcBorders>
+              <w:top w:val="single" w:sz="4" w:space="0" w:color="999999"/>
+              <w:left w:val="single" w:sz="4" w:space="0" w:color="999999"/>
+              <w:bottom w:val="single" w:sz="4" w:space="0" w:color="999999"/>
+              <w:right w:val="single" w:sz="4" w:space="0" w:color="999999"/>
+            </w:tcBorders>
+            <w:tcMar>
+              <w:top w:w="60" w:type="dxa"/>
+              <w:left w:w="100" w:type="dxa"/>
+              <w:bottom w:w="60" w:type="dxa"/>
+              <w:right w:w="100" w:type="dxa"/>
+            </w:tcMar>
+          </w:tcPr>
+          <w:p>
+            <w:r>
+              <w:rPr>
+                <w:rFonts w:ascii="Calibri" w:eastAsia="Calibri" w:hAnsi="Calibri" w:cs="Calibri"/>
+                <w:sz w:val="19"/>
+                <w:szCs w:val="19"/>
+              </w:rPr>
+              <w:t xml:space="preserve">Make the wrapping station unavailable (FC25) and send cakes forward.</w:t>
+            </w:r>
+          </w:p>
+        </w:tc>
+        <w:tc>
+          <w:tcPr>
+            <w:tcW w:w="4178" w:type="dxa"/>
+            <w:tcBorders>
+              <w:top w:val="single" w:sz="4" w:space="0" w:color="999999"/>
+              <w:left w:val="single" w:sz="4" w:space="0" w:color="999999"/>
+              <w:bottom w:val="single" w:sz="4" w:space="0" w:color="999999"/>
+              <w:right w:val="single" w:sz="4" w:space="0" w:color="999999"/>
+            </w:tcBorders>
+            <w:tcMar>
+              <w:top w:w="60" w:type="dxa"/>
+              <w:left w:w="100" w:type="dxa"/>
+              <w:bottom w:w="60" w:type="dxa"/>
+              <w:right w:w="100" w:type="dxa"/>
+            </w:tcMar>
+          </w:tcPr>
+          <w:p>
+            <w:r>
+              <w:rPr>
+                <w:rFonts w:ascii="Calibri" w:eastAsia="Calibri" w:hAnsi="Calibri" w:cs="Calibri"/>
+                <w:sz w:val="19"/>
+                <w:szCs w:val="19"/>
+              </w:rPr>
+              <w:t xml:space="preserve">The cakes are held in the holding area.</w:t>
+            </w:r>
+          </w:p>
+        </w:tc>
+      </w:tr>
+      <w:tr>
+        <w:trPr>
+          <w:cantSplit/>
+        </w:trPr>
+        <w:tc>
+          <w:tcPr>
+            <w:tcW w:w="1400" w:type="dxa"/>
+            <w:tcBorders>
+              <w:top w:val="single" w:sz="4" w:space="0" w:color="999999"/>
+              <w:left w:val="single" w:sz="4" w:space="0" w:color="999999"/>
+              <w:bottom w:val="single" w:sz="4" w:space="0" w:color="999999"/>
+              <w:right w:val="single" w:sz="4" w:space="0" w:color="999999"/>
+            </w:tcBorders>
+            <w:tcMar>
+              <w:top w:w="60" w:type="dxa"/>
+              <w:left w:w="100" w:type="dxa"/>
+              <w:bottom w:w="60" w:type="dxa"/>
+              <w:right w:w="100" w:type="dxa"/>
+            </w:tcMar>
+          </w:tcPr>
+          <w:p>
+            <w:r>
+              <w:rPr>
+                <w:rFonts w:ascii="Calibri" w:eastAsia="Calibri" w:hAnsi="Calibri" w:cs="Calibri"/>
+                <w:sz w:val="19"/>
+                <w:szCs w:val="19"/>
+              </w:rPr>
+              <w:t xml:space="preserve">FIN-TC-26</w:t>
+            </w:r>
+          </w:p>
+        </w:tc>
+        <w:tc>
+          <w:tcPr>
+            <w:tcW w:w="2700" w:type="dxa"/>
+            <w:tcBorders>
+              <w:top w:val="single" w:sz="4" w:space="0" w:color="999999"/>
+              <w:left w:val="single" w:sz="4" w:space="0" w:color="999999"/>
+              <w:bottom w:val="single" w:sz="4" w:space="0" w:color="999999"/>
+              <w:right w:val="single" w:sz="4" w:space="0" w:color="999999"/>
+            </w:tcBorders>
+            <w:tcMar>
+              <w:top w:w="60" w:type="dxa"/>
+              <w:left w:w="100" w:type="dxa"/>
+              <w:bottom w:w="60" w:type="dxa"/>
+              <w:right w:w="100" w:type="dxa"/>
+            </w:tcMar>
+          </w:tcPr>
+          <w:p>
+            <w:r>
+              <w:rPr>
+                <w:rFonts w:ascii="Calibri" w:eastAsia="Calibri" w:hAnsi="Calibri" w:cs="Calibri"/>
+                <w:sz w:val="19"/>
+                <w:szCs w:val="19"/>
+              </w:rPr>
+              <w:t xml:space="preserve">Verify pan admission stop</w:t>
+            </w:r>
+          </w:p>
+        </w:tc>
+        <w:tc>
+          <w:tcPr>
+            <w:tcW w:w="1800" w:type="dxa"/>
+            <w:tcBorders>
+              <w:top w:val="single" w:sz="4" w:space="0" w:color="999999"/>
+              <w:left w:val="single" w:sz="4" w:space="0" w:color="999999"/>
+              <w:bottom w:val="single" w:sz="4" w:space="0" w:color="999999"/>
+              <w:right w:val="single" w:sz="4" w:space="0" w:color="999999"/>
+            </w:tcBorders>
+            <w:tcMar>
+              <w:top w:w="60" w:type="dxa"/>
+              <w:left w:w="100" w:type="dxa"/>
+              <w:bottom w:w="60" w:type="dxa"/>
+              <w:right w:w="100" w:type="dxa"/>
+            </w:tcMar>
+          </w:tcPr>
+          <w:p>
+            <w:r>
+              <w:rPr>
+                <w:rFonts w:ascii="Calibri" w:eastAsia="Calibri" w:hAnsi="Calibri" w:cs="Calibri"/>
+                <w:sz w:val="19"/>
+                <w:szCs w:val="19"/>
+              </w:rPr>
+              <w:t xml:space="preserve">FIN-REQ-34</w:t>
+            </w:r>
+          </w:p>
+        </w:tc>
+        <w:tc>
+          <w:tcPr>
+            <w:tcW w:w="4600" w:type="dxa"/>
+            <w:tcBorders>
+              <w:top w:val="single" w:sz="4" w:space="0" w:color="999999"/>
+              <w:left w:val="single" w:sz="4" w:space="0" w:color="999999"/>
+              <w:bottom w:val="single" w:sz="4" w:space="0" w:color="999999"/>
+              <w:right w:val="single" w:sz="4" w:space="0" w:color="999999"/>
+            </w:tcBorders>
+            <w:tcMar>
+              <w:top w:w="60" w:type="dxa"/>
+              <w:left w:w="100" w:type="dxa"/>
+              <w:bottom w:w="60" w:type="dxa"/>
+              <w:right w:w="100" w:type="dxa"/>
+            </w:tcMar>
+          </w:tcPr>
+          <w:p>
+            <w:r>
+              <w:rPr>
+                <w:rFonts w:ascii="Calibri" w:eastAsia="Calibri" w:hAnsi="Calibri" w:cs="Calibri"/>
+                <w:sz w:val="19"/>
+                <w:szCs w:val="19"/>
+              </w:rPr>
+              <w:t xml:space="preserve">Keep sending cakes until the holding area is full.</w:t>
+            </w:r>
+          </w:p>
+        </w:tc>
+        <w:tc>
+          <w:tcPr>
+            <w:tcW w:w="4178" w:type="dxa"/>
+            <w:tcBorders>
+              <w:top w:val="single" w:sz="4" w:space="0" w:color="999999"/>
+              <w:left w:val="single" w:sz="4" w:space="0" w:color="999999"/>
+              <w:bottom w:val="single" w:sz="4" w:space="0" w:color="999999"/>
+              <w:right w:val="single" w:sz="4" w:space="0" w:color="999999"/>
+            </w:tcBorders>
+            <w:tcMar>
+              <w:top w:w="60" w:type="dxa"/>
+              <w:left w:w="100" w:type="dxa"/>
+              <w:bottom w:w="60" w:type="dxa"/>
+              <w:right w:w="100" w:type="dxa"/>
+            </w:tcMar>
+          </w:tcPr>
+          <w:p>
+            <w:r>
+              <w:rPr>
+                <w:rFonts w:ascii="Calibri" w:eastAsia="Calibri" w:hAnsi="Calibri" w:cs="Calibri"/>
+                <w:sz w:val="19"/>
+                <w:szCs w:val="19"/>
+              </w:rPr>
+              <w:t xml:space="preserve">"Stop / resume pan admission" (stop) is sent to Thermal Processing.</w:t>
+            </w:r>
+          </w:p>
+        </w:tc>
+      </w:tr>
+      <w:tr>
+        <w:trPr>
+          <w:cantSplit/>
+        </w:trPr>
+        <w:tc>
+          <w:tcPr>
+            <w:tcW w:w="1400" w:type="dxa"/>
+            <w:tcBorders>
+              <w:top w:val="single" w:sz="4" w:space="0" w:color="999999"/>
+              <w:left w:val="single" w:sz="4" w:space="0" w:color="999999"/>
+              <w:bottom w:val="single" w:sz="4" w:space="0" w:color="999999"/>
+              <w:right w:val="single" w:sz="4" w:space="0" w:color="999999"/>
+            </w:tcBorders>
+            <w:tcMar>
+              <w:top w:w="60" w:type="dxa"/>
+              <w:left w:w="100" w:type="dxa"/>
+              <w:bottom w:w="60" w:type="dxa"/>
+              <w:right w:w="100" w:type="dxa"/>
+            </w:tcMar>
+          </w:tcPr>
+          <w:p>
+            <w:r>
+              <w:rPr>
+                <w:rFonts w:ascii="Calibri" w:eastAsia="Calibri" w:hAnsi="Calibri" w:cs="Calibri"/>
+                <w:sz w:val="19"/>
+                <w:szCs w:val="19"/>
+              </w:rPr>
+              <w:t xml:space="preserve">FIN-TC-27</w:t>
+            </w:r>
+          </w:p>
+        </w:tc>
+        <w:tc>
+          <w:tcPr>
+            <w:tcW w:w="2700" w:type="dxa"/>
+            <w:tcBorders>
+              <w:top w:val="single" w:sz="4" w:space="0" w:color="999999"/>
+              <w:left w:val="single" w:sz="4" w:space="0" w:color="999999"/>
+              <w:bottom w:val="single" w:sz="4" w:space="0" w:color="999999"/>
+              <w:right w:val="single" w:sz="4" w:space="0" w:color="999999"/>
+            </w:tcBorders>
+            <w:tcMar>
+              <w:top w:w="60" w:type="dxa"/>
+              <w:left w:w="100" w:type="dxa"/>
+              <w:bottom w:w="60" w:type="dxa"/>
+              <w:right w:w="100" w:type="dxa"/>
+            </w:tcMar>
+          </w:tcPr>
+          <w:p>
+            <w:r>
+              <w:rPr>
+                <w:rFonts w:ascii="Calibri" w:eastAsia="Calibri" w:hAnsi="Calibri" w:cs="Calibri"/>
+                <w:sz w:val="19"/>
+                <w:szCs w:val="19"/>
+              </w:rPr>
+              <w:t xml:space="preserve">Verify wrapping after repair and resume</w:t>
+            </w:r>
+          </w:p>
+        </w:tc>
+        <w:tc>
+          <w:tcPr>
+            <w:tcW w:w="1800" w:type="dxa"/>
+            <w:tcBorders>
+              <w:top w:val="single" w:sz="4" w:space="0" w:color="999999"/>
+              <w:left w:val="single" w:sz="4" w:space="0" w:color="999999"/>
+              <w:bottom w:val="single" w:sz="4" w:space="0" w:color="999999"/>
+              <w:right w:val="single" w:sz="4" w:space="0" w:color="999999"/>
+            </w:tcBorders>
+            <w:tcMar>
+              <w:top w:w="60" w:type="dxa"/>
+              <w:left w:w="100" w:type="dxa"/>
+              <w:bottom w:w="60" w:type="dxa"/>
+              <w:right w:w="100" w:type="dxa"/>
+            </w:tcMar>
+          </w:tcPr>
+          <w:p>
+            <w:r>
+              <w:rPr>
+                <w:rFonts w:ascii="Calibri" w:eastAsia="Calibri" w:hAnsi="Calibri" w:cs="Calibri"/>
+                <w:sz w:val="19"/>
+                <w:szCs w:val="19"/>
+              </w:rPr>
+              <w:t xml:space="preserve">FIN-REQ-33.2, FIN-REQ-35</w:t>
+            </w:r>
+          </w:p>
+        </w:tc>
+        <w:tc>
+          <w:tcPr>
+            <w:tcW w:w="4600" w:type="dxa"/>
+            <w:tcBorders>
+              <w:top w:val="single" w:sz="4" w:space="0" w:color="999999"/>
+              <w:left w:val="single" w:sz="4" w:space="0" w:color="999999"/>
+              <w:bottom w:val="single" w:sz="4" w:space="0" w:color="999999"/>
+              <w:right w:val="single" w:sz="4" w:space="0" w:color="999999"/>
+            </w:tcBorders>
+            <w:tcMar>
+              <w:top w:w="60" w:type="dxa"/>
+              <w:left w:w="100" w:type="dxa"/>
+              <w:bottom w:w="60" w:type="dxa"/>
+              <w:right w:w="100" w:type="dxa"/>
+            </w:tcMar>
+          </w:tcPr>
+          <w:p>
+            <w:r>
+              <w:rPr>
+                <w:rFonts w:ascii="Calibri" w:eastAsia="Calibri" w:hAnsi="Calibri" w:cs="Calibri"/>
+                <w:sz w:val="19"/>
+                <w:szCs w:val="19"/>
+              </w:rPr>
+              <w:t xml:space="preserve">Following FIN-TC-26, send "Repair confirmed" for the wrapping station.</w:t>
+            </w:r>
+          </w:p>
+        </w:tc>
+        <w:tc>
+          <w:tcPr>
+            <w:tcW w:w="4178" w:type="dxa"/>
+            <w:tcBorders>
+              <w:top w:val="single" w:sz="4" w:space="0" w:color="999999"/>
+              <w:left w:val="single" w:sz="4" w:space="0" w:color="999999"/>
+              <w:bottom w:val="single" w:sz="4" w:space="0" w:color="999999"/>
+              <w:right w:val="single" w:sz="4" w:space="0" w:color="999999"/>
+            </w:tcBorders>
+            <w:tcMar>
+              <w:top w:w="60" w:type="dxa"/>
+              <w:left w:w="100" w:type="dxa"/>
+              <w:bottom w:w="60" w:type="dxa"/>
+              <w:right w:w="100" w:type="dxa"/>
+            </w:tcMar>
+          </w:tcPr>
+          <w:p>
+            <w:r>
+              <w:rPr>
+                <w:rFonts w:ascii="Calibri" w:eastAsia="Calibri" w:hAnsi="Calibri" w:cs="Calibri"/>
+                <w:sz w:val="19"/>
+                <w:szCs w:val="19"/>
+              </w:rPr>
+              <w:t xml:space="preserve">The held cakes are wrapped, and "Stop / resume pan admission" (resume) is sent.</w:t>
+            </w:r>
+          </w:p>
+        </w:tc>
+      </w:tr>
+    </w:tbl>
+    <w:p>
+      <w:r>
+        <w:rPr>
+          <w:rFonts w:ascii="Calibri" w:eastAsia="Calibri" w:hAnsi="Calibri" w:cs="Calibri"/>
+          <w:sz w:val="19"/>
+          <w:szCs w:val="19"/>
+        </w:rPr>
+        <w:t xml:space="preserve"/>
+      </w:r>
+    </w:p>
+    <w:p>
+      <w:pPr>
+        <w:pStyle w:val="Heading3"/>
+        <w:rPr>
+          <w:lang w:val="en-GB"/>
+        </w:rPr>
+      </w:pPr>
+      <w:r>
+        <w:rPr>
+          <w:lang w:val="en-GB"/>
+        </w:rPr>
+        <w:t xml:space="preserve">RD5 Palletising</w:t>
+      </w:r>
+    </w:p>
+    <w:tbl>
+      <w:tblPr>
+        <w:tblW w:w="14678" w:type="dxa"/>
+        <w:tblBorders>
+          <w:top w:val="single" w:sz="4" w:space="0" w:color="auto"/>
+          <w:left w:val="single" w:sz="4" w:space="0" w:color="auto"/>
+          <w:bottom w:val="single" w:sz="4" w:space="0" w:color="auto"/>
+          <w:right w:val="single" w:sz="4" w:space="0" w:color="auto"/>
+          <w:insideH w:val="single" w:sz="4" w:space="0" w:color="auto"/>
+          <w:insideV w:val="single" w:sz="4" w:space="0" w:color="auto"/>
+        </w:tblBorders>
+        <w:tblCellMar>
+          <w:left w:w="10" w:type="dxa"/>
+          <w:right w:w="10" w:type="dxa"/>
+        </w:tblCellMar>
+        <w:tblLook w:val="04A0" w:firstRow="1" w:lastRow="0" w:firstColumn="1" w:lastColumn="0" w:noHBand="0" w:noVBand="1"/>
+      </w:tblPr>
+      <w:tblGrid>
+        <w:gridCol w:w="1400"/>
+        <w:gridCol w:w="2700"/>
+        <w:gridCol w:w="1800"/>
+        <w:gridCol w:w="4600"/>
+        <w:gridCol w:w="4178"/>
+      </w:tblGrid>
+      <w:tr>
+        <w:trPr>
+          <w:cantSplit/>
+          <w:tblHeader/>
+        </w:trPr>
+        <w:tc>
+          <w:tcPr>
+            <w:tcW w:w="1400" w:type="dxa"/>
+            <w:tcBorders>
+              <w:top w:val="single" w:sz="4" w:space="0" w:color="999999"/>
+              <w:left w:val="single" w:sz="4" w:space="0" w:color="999999"/>
+              <w:bottom w:val="single" w:sz="4" w:space="0" w:color="999999"/>
+              <w:right w:val="single" w:sz="4" w:space="0" w:color="999999"/>
+            </w:tcBorders>
+            <w:shd w:val="clear" w:color="auto" w:fill="D9D9D9"/>
+            <w:tcMar>
+              <w:top w:w="60" w:type="dxa"/>
+              <w:left w:w="100" w:type="dxa"/>
+              <w:bottom w:w="60" w:type="dxa"/>
+              <w:right w:w="100" w:type="dxa"/>
+            </w:tcMar>
+          </w:tcPr>
+          <w:p>
+            <w:r>
+              <w:rPr>
+                <w:rFonts w:ascii="Calibri" w:eastAsia="Calibri" w:hAnsi="Calibri" w:cs="Calibri"/>
+                <w:b/>
+                <w:bCs/>
+                <w:sz w:val="19"/>
+                <w:szCs w:val="19"/>
+              </w:rPr>
+              <w:t xml:space="preserve">Test case</w:t>
+            </w:r>
+          </w:p>
+        </w:tc>
+        <w:tc>
+          <w:tcPr>
+            <w:tcW w:w="2700" w:type="dxa"/>
+            <w:tcBorders>
+              <w:top w:val="single" w:sz="4" w:space="0" w:color="999999"/>
+              <w:left w:val="single" w:sz="4" w:space="0" w:color="999999"/>
+              <w:bottom w:val="single" w:sz="4" w:space="0" w:color="999999"/>
+              <w:right w:val="single" w:sz="4" w:space="0" w:color="999999"/>
+            </w:tcBorders>
+            <w:shd w:val="clear" w:color="auto" w:fill="D9D9D9"/>
+            <w:tcMar>
+              <w:top w:w="60" w:type="dxa"/>
+              <w:left w:w="100" w:type="dxa"/>
+              <w:bottom w:w="60" w:type="dxa"/>
+              <w:right w:w="100" w:type="dxa"/>
+            </w:tcMar>
+          </w:tcPr>
+          <w:p>
+            <w:r>
+              <w:rPr>
+                <w:rFonts w:ascii="Calibri" w:eastAsia="Calibri" w:hAnsi="Calibri" w:cs="Calibri"/>
+                <w:b/>
+                <w:bCs/>
+                <w:sz w:val="19"/>
+                <w:szCs w:val="19"/>
+              </w:rPr>
+              <w:t xml:space="preserve">Title</w:t>
+            </w:r>
+          </w:p>
+        </w:tc>
+        <w:tc>
+          <w:tcPr>
+            <w:tcW w:w="1800" w:type="dxa"/>
+            <w:tcBorders>
+              <w:top w:val="single" w:sz="4" w:space="0" w:color="999999"/>
+              <w:left w:val="single" w:sz="4" w:space="0" w:color="999999"/>
+              <w:bottom w:val="single" w:sz="4" w:space="0" w:color="999999"/>
+              <w:right w:val="single" w:sz="4" w:space="0" w:color="999999"/>
+            </w:tcBorders>
+            <w:shd w:val="clear" w:color="auto" w:fill="D9D9D9"/>
+            <w:tcMar>
+              <w:top w:w="60" w:type="dxa"/>
+              <w:left w:w="100" w:type="dxa"/>
+              <w:bottom w:w="60" w:type="dxa"/>
+              <w:right w:w="100" w:type="dxa"/>
+            </w:tcMar>
+          </w:tcPr>
+          <w:p>
+            <w:r>
+              <w:rPr>
+                <w:rFonts w:ascii="Calibri" w:eastAsia="Calibri" w:hAnsi="Calibri" w:cs="Calibri"/>
+                <w:b/>
+                <w:bCs/>
+                <w:sz w:val="19"/>
+                <w:szCs w:val="19"/>
+              </w:rPr>
+              <w:t xml:space="preserve">Verifies</w:t>
+            </w:r>
+          </w:p>
+        </w:tc>
+        <w:tc>
+          <w:tcPr>
+            <w:tcW w:w="4600" w:type="dxa"/>
+            <w:tcBorders>
+              <w:top w:val="single" w:sz="4" w:space="0" w:color="999999"/>
+              <w:left w:val="single" w:sz="4" w:space="0" w:color="999999"/>
+              <w:bottom w:val="single" w:sz="4" w:space="0" w:color="999999"/>
+              <w:right w:val="single" w:sz="4" w:space="0" w:color="999999"/>
+            </w:tcBorders>
+            <w:shd w:val="clear" w:color="auto" w:fill="D9D9D9"/>
+            <w:tcMar>
+              <w:top w:w="60" w:type="dxa"/>
+              <w:left w:w="100" w:type="dxa"/>
+              <w:bottom w:w="60" w:type="dxa"/>
+              <w:right w:w="100" w:type="dxa"/>
+            </w:tcMar>
+          </w:tcPr>
+          <w:p>
+            <w:r>
+              <w:rPr>
+                <w:rFonts w:ascii="Calibri" w:eastAsia="Calibri" w:hAnsi="Calibri" w:cs="Calibri"/>
+                <w:b/>
+                <w:bCs/>
+                <w:sz w:val="19"/>
+                <w:szCs w:val="19"/>
+              </w:rPr>
+              <w:t xml:space="preserve">Stimulus</w:t>
+            </w:r>
+          </w:p>
+        </w:tc>
+        <w:tc>
+          <w:tcPr>
+            <w:tcW w:w="4178" w:type="dxa"/>
+            <w:tcBorders>
+              <w:top w:val="single" w:sz="4" w:space="0" w:color="999999"/>
+              <w:left w:val="single" w:sz="4" w:space="0" w:color="999999"/>
+              <w:bottom w:val="single" w:sz="4" w:space="0" w:color="999999"/>
+              <w:right w:val="single" w:sz="4" w:space="0" w:color="999999"/>
+            </w:tcBorders>
+            <w:shd w:val="clear" w:color="auto" w:fill="D9D9D9"/>
+            <w:tcMar>
+              <w:top w:w="60" w:type="dxa"/>
+              <w:left w:w="100" w:type="dxa"/>
+              <w:bottom w:w="60" w:type="dxa"/>
+              <w:right w:w="100" w:type="dxa"/>
+            </w:tcMar>
+          </w:tcPr>
+          <w:p>
+            <w:r>
+              <w:rPr>
+                <w:rFonts w:ascii="Calibri" w:eastAsia="Calibri" w:hAnsi="Calibri" w:cs="Calibri"/>
+                <w:b/>
+                <w:bCs/>
+                <w:sz w:val="19"/>
+                <w:szCs w:val="19"/>
+              </w:rPr>
+              <w:t xml:space="preserve">Expected result</w:t>
+            </w:r>
+          </w:p>
+        </w:tc>
+      </w:tr>
+      <w:tr>
+        <w:trPr>
+          <w:cantSplit/>
+        </w:trPr>
+        <w:tc>
+          <w:tcPr>
+            <w:tcW w:w="1400" w:type="dxa"/>
+            <w:tcBorders>
+              <w:top w:val="single" w:sz="4" w:space="0" w:color="999999"/>
+              <w:left w:val="single" w:sz="4" w:space="0" w:color="999999"/>
+              <w:bottom w:val="single" w:sz="4" w:space="0" w:color="999999"/>
+              <w:right w:val="single" w:sz="4" w:space="0" w:color="999999"/>
+            </w:tcBorders>
+            <w:tcMar>
+              <w:top w:w="60" w:type="dxa"/>
+              <w:left w:w="100" w:type="dxa"/>
+              <w:bottom w:w="60" w:type="dxa"/>
+              <w:right w:w="100" w:type="dxa"/>
+            </w:tcMar>
+          </w:tcPr>
+          <w:p>
+            <w:r>
+              <w:rPr>
+                <w:rFonts w:ascii="Calibri" w:eastAsia="Calibri" w:hAnsi="Calibri" w:cs="Calibri"/>
+                <w:sz w:val="19"/>
+                <w:szCs w:val="19"/>
+              </w:rPr>
+              <w:t xml:space="preserve">FIN-TC-28</w:t>
+            </w:r>
+          </w:p>
+        </w:tc>
+        <w:tc>
+          <w:tcPr>
+            <w:tcW w:w="2700" w:type="dxa"/>
+            <w:tcBorders>
+              <w:top w:val="single" w:sz="4" w:space="0" w:color="999999"/>
+              <w:left w:val="single" w:sz="4" w:space="0" w:color="999999"/>
+              <w:bottom w:val="single" w:sz="4" w:space="0" w:color="999999"/>
+              <w:right w:val="single" w:sz="4" w:space="0" w:color="999999"/>
+            </w:tcBorders>
+            <w:tcMar>
+              <w:top w:w="60" w:type="dxa"/>
+              <w:left w:w="100" w:type="dxa"/>
+              <w:bottom w:w="60" w:type="dxa"/>
+              <w:right w:w="100" w:type="dxa"/>
+            </w:tcMar>
+          </w:tcPr>
+          <w:p>
+            <w:r>
+              <w:rPr>
+                <w:rFonts w:ascii="Calibri" w:eastAsia="Calibri" w:hAnsi="Calibri" w:cs="Calibri"/>
+                <w:sz w:val="19"/>
+                <w:szCs w:val="19"/>
+              </w:rPr>
+              <w:t xml:space="preserve">Verify placing on pallet</w:t>
+            </w:r>
+          </w:p>
+        </w:tc>
+        <w:tc>
+          <w:tcPr>
+            <w:tcW w:w="1800" w:type="dxa"/>
+            <w:tcBorders>
+              <w:top w:val="single" w:sz="4" w:space="0" w:color="999999"/>
+              <w:left w:val="single" w:sz="4" w:space="0" w:color="999999"/>
+              <w:bottom w:val="single" w:sz="4" w:space="0" w:color="999999"/>
+              <w:right w:val="single" w:sz="4" w:space="0" w:color="999999"/>
+            </w:tcBorders>
+            <w:tcMar>
+              <w:top w:w="60" w:type="dxa"/>
+              <w:left w:w="100" w:type="dxa"/>
+              <w:bottom w:w="60" w:type="dxa"/>
+              <w:right w:w="100" w:type="dxa"/>
+            </w:tcMar>
+          </w:tcPr>
+          <w:p>
+            <w:r>
+              <w:rPr>
+                <w:rFonts w:ascii="Calibri" w:eastAsia="Calibri" w:hAnsi="Calibri" w:cs="Calibri"/>
+                <w:sz w:val="19"/>
+                <w:szCs w:val="19"/>
+              </w:rPr>
+              <w:t xml:space="preserve">FIN-REQ-27</w:t>
+            </w:r>
+          </w:p>
+        </w:tc>
+        <w:tc>
+          <w:tcPr>
+            <w:tcW w:w="4600" w:type="dxa"/>
+            <w:tcBorders>
+              <w:top w:val="single" w:sz="4" w:space="0" w:color="999999"/>
+              <w:left w:val="single" w:sz="4" w:space="0" w:color="999999"/>
+              <w:bottom w:val="single" w:sz="4" w:space="0" w:color="999999"/>
+              <w:right w:val="single" w:sz="4" w:space="0" w:color="999999"/>
+            </w:tcBorders>
+            <w:tcMar>
+              <w:top w:w="60" w:type="dxa"/>
+              <w:left w:w="100" w:type="dxa"/>
+              <w:bottom w:w="60" w:type="dxa"/>
+              <w:right w:w="100" w:type="dxa"/>
+            </w:tcMar>
+          </w:tcPr>
+          <w:p>
+            <w:r>
+              <w:rPr>
+                <w:rFonts w:ascii="Calibri" w:eastAsia="Calibri" w:hAnsi="Calibri" w:cs="Calibri"/>
+                <w:sz w:val="19"/>
+                <w:szCs w:val="19"/>
+              </w:rPr>
+              <w:t xml:space="preserve">Send a properly cartoned cake to the packing station.</w:t>
+            </w:r>
+          </w:p>
+        </w:tc>
+        <w:tc>
+          <w:tcPr>
+            <w:tcW w:w="4178" w:type="dxa"/>
+            <w:tcBorders>
+              <w:top w:val="single" w:sz="4" w:space="0" w:color="999999"/>
+              <w:left w:val="single" w:sz="4" w:space="0" w:color="999999"/>
+              <w:bottom w:val="single" w:sz="4" w:space="0" w:color="999999"/>
+              <w:right w:val="single" w:sz="4" w:space="0" w:color="999999"/>
+            </w:tcBorders>
+            <w:tcMar>
+              <w:top w:w="60" w:type="dxa"/>
+              <w:left w:w="100" w:type="dxa"/>
+              <w:bottom w:w="60" w:type="dxa"/>
+              <w:right w:w="100" w:type="dxa"/>
+            </w:tcMar>
+          </w:tcPr>
+          <w:p>
+            <w:r>
+              <w:rPr>
+                <w:rFonts w:ascii="Calibri" w:eastAsia="Calibri" w:hAnsi="Calibri" w:cs="Calibri"/>
+                <w:sz w:val="19"/>
+                <w:szCs w:val="19"/>
+              </w:rPr>
+              <w:t xml:space="preserve">The cake is placed on a free spot on the current pallet.</w:t>
+            </w:r>
+          </w:p>
+        </w:tc>
+      </w:tr>
+      <w:tr>
+        <w:trPr>
+          <w:cantSplit/>
+        </w:trPr>
+        <w:tc>
+          <w:tcPr>
+            <w:tcW w:w="1400" w:type="dxa"/>
+            <w:tcBorders>
+              <w:top w:val="single" w:sz="4" w:space="0" w:color="999999"/>
+              <w:left w:val="single" w:sz="4" w:space="0" w:color="999999"/>
+              <w:bottom w:val="single" w:sz="4" w:space="0" w:color="999999"/>
+              <w:right w:val="single" w:sz="4" w:space="0" w:color="999999"/>
+            </w:tcBorders>
+            <w:tcMar>
+              <w:top w:w="60" w:type="dxa"/>
+              <w:left w:w="100" w:type="dxa"/>
+              <w:bottom w:w="60" w:type="dxa"/>
+              <w:right w:w="100" w:type="dxa"/>
+            </w:tcMar>
+          </w:tcPr>
+          <w:p>
+            <w:r>
+              <w:rPr>
+                <w:rFonts w:ascii="Calibri" w:eastAsia="Calibri" w:hAnsi="Calibri" w:cs="Calibri"/>
+                <w:sz w:val="19"/>
+                <w:szCs w:val="19"/>
+              </w:rPr>
+              <w:t xml:space="preserve">FIN-TC-29</w:t>
+            </w:r>
+          </w:p>
+        </w:tc>
+        <w:tc>
+          <w:tcPr>
+            <w:tcW w:w="2700" w:type="dxa"/>
+            <w:tcBorders>
+              <w:top w:val="single" w:sz="4" w:space="0" w:color="999999"/>
+              <w:left w:val="single" w:sz="4" w:space="0" w:color="999999"/>
+              <w:bottom w:val="single" w:sz="4" w:space="0" w:color="999999"/>
+              <w:right w:val="single" w:sz="4" w:space="0" w:color="999999"/>
+            </w:tcBorders>
+            <w:tcMar>
+              <w:top w:w="60" w:type="dxa"/>
+              <w:left w:w="100" w:type="dxa"/>
+              <w:bottom w:w="60" w:type="dxa"/>
+              <w:right w:w="100" w:type="dxa"/>
+            </w:tcMar>
+          </w:tcPr>
+          <w:p>
+            <w:r>
+              <w:rPr>
+                <w:rFonts w:ascii="Calibri" w:eastAsia="Calibri" w:hAnsi="Calibri" w:cs="Calibri"/>
+                <w:sz w:val="19"/>
+                <w:szCs w:val="19"/>
+              </w:rPr>
+              <w:t xml:space="preserve">Verify full-pallet handling</w:t>
+            </w:r>
+          </w:p>
+        </w:tc>
+        <w:tc>
+          <w:tcPr>
+            <w:tcW w:w="1800" w:type="dxa"/>
+            <w:tcBorders>
+              <w:top w:val="single" w:sz="4" w:space="0" w:color="999999"/>
+              <w:left w:val="single" w:sz="4" w:space="0" w:color="999999"/>
+              <w:bottom w:val="single" w:sz="4" w:space="0" w:color="999999"/>
+              <w:right w:val="single" w:sz="4" w:space="0" w:color="999999"/>
+            </w:tcBorders>
+            <w:tcMar>
+              <w:top w:w="60" w:type="dxa"/>
+              <w:left w:w="100" w:type="dxa"/>
+              <w:bottom w:w="60" w:type="dxa"/>
+              <w:right w:w="100" w:type="dxa"/>
+            </w:tcMar>
+          </w:tcPr>
+          <w:p>
+            <w:r>
+              <w:rPr>
+                <w:rFonts w:ascii="Calibri" w:eastAsia="Calibri" w:hAnsi="Calibri" w:cs="Calibri"/>
+                <w:sz w:val="19"/>
+                <w:szCs w:val="19"/>
+              </w:rPr>
+              <w:t xml:space="preserve">FIN-REQ-28.1, FIN-REQ-28.2</w:t>
+            </w:r>
+          </w:p>
+        </w:tc>
+        <w:tc>
+          <w:tcPr>
+            <w:tcW w:w="4600" w:type="dxa"/>
+            <w:tcBorders>
+              <w:top w:val="single" w:sz="4" w:space="0" w:color="999999"/>
+              <w:left w:val="single" w:sz="4" w:space="0" w:color="999999"/>
+              <w:bottom w:val="single" w:sz="4" w:space="0" w:color="999999"/>
+              <w:right w:val="single" w:sz="4" w:space="0" w:color="999999"/>
+            </w:tcBorders>
+            <w:tcMar>
+              <w:top w:w="60" w:type="dxa"/>
+              <w:left w:w="100" w:type="dxa"/>
+              <w:bottom w:w="60" w:type="dxa"/>
+              <w:right w:w="100" w:type="dxa"/>
+            </w:tcMar>
+          </w:tcPr>
+          <w:p>
+            <w:r>
+              <w:rPr>
+                <w:rFonts w:ascii="Calibri" w:eastAsia="Calibri" w:hAnsi="Calibri" w:cs="Calibri"/>
+                <w:sz w:val="19"/>
+                <w:szCs w:val="19"/>
+              </w:rPr>
+              <w:t xml:space="preserve">Fill the last free spot on a pallet.</w:t>
+            </w:r>
+          </w:p>
+        </w:tc>
+        <w:tc>
+          <w:tcPr>
+            <w:tcW w:w="4178" w:type="dxa"/>
+            <w:tcBorders>
+              <w:top w:val="single" w:sz="4" w:space="0" w:color="999999"/>
+              <w:left w:val="single" w:sz="4" w:space="0" w:color="999999"/>
+              <w:bottom w:val="single" w:sz="4" w:space="0" w:color="999999"/>
+              <w:right w:val="single" w:sz="4" w:space="0" w:color="999999"/>
+            </w:tcBorders>
+            <w:tcMar>
+              <w:top w:w="60" w:type="dxa"/>
+              <w:left w:w="100" w:type="dxa"/>
+              <w:bottom w:w="60" w:type="dxa"/>
+              <w:right w:w="100" w:type="dxa"/>
+            </w:tcMar>
+          </w:tcPr>
+          <w:p>
+            <w:r>
+              <w:rPr>
+                <w:rFonts w:ascii="Calibri" w:eastAsia="Calibri" w:hAnsi="Calibri" w:cs="Calibri"/>
+                <w:sz w:val="19"/>
+                <w:szCs w:val="19"/>
+              </w:rPr>
+              <w:t xml:space="preserve">The full pallet is set aside for wrapping. A new empty pallet is staged, and palletising continues without waiting.</w:t>
+            </w:r>
+          </w:p>
+        </w:tc>
+      </w:tr>
+      <w:tr>
+        <w:trPr>
+          <w:cantSplit/>
+        </w:trPr>
+        <w:tc>
+          <w:tcPr>
+            <w:tcW w:w="1400" w:type="dxa"/>
+            <w:tcBorders>
+              <w:top w:val="single" w:sz="4" w:space="0" w:color="999999"/>
+              <w:left w:val="single" w:sz="4" w:space="0" w:color="999999"/>
+              <w:bottom w:val="single" w:sz="4" w:space="0" w:color="999999"/>
+              <w:right w:val="single" w:sz="4" w:space="0" w:color="999999"/>
+            </w:tcBorders>
+            <w:tcMar>
+              <w:top w:w="60" w:type="dxa"/>
+              <w:left w:w="100" w:type="dxa"/>
+              <w:bottom w:w="60" w:type="dxa"/>
+              <w:right w:w="100" w:type="dxa"/>
+            </w:tcMar>
+          </w:tcPr>
+          <w:p>
+            <w:r>
+              <w:rPr>
+                <w:rFonts w:ascii="Calibri" w:eastAsia="Calibri" w:hAnsi="Calibri" w:cs="Calibri"/>
+                <w:sz w:val="19"/>
+                <w:szCs w:val="19"/>
+              </w:rPr>
+              <w:t xml:space="preserve">FIN-TC-30</w:t>
+            </w:r>
+          </w:p>
+        </w:tc>
+        <w:tc>
+          <w:tcPr>
+            <w:tcW w:w="2700" w:type="dxa"/>
+            <w:tcBorders>
+              <w:top w:val="single" w:sz="4" w:space="0" w:color="999999"/>
+              <w:left w:val="single" w:sz="4" w:space="0" w:color="999999"/>
+              <w:bottom w:val="single" w:sz="4" w:space="0" w:color="999999"/>
+              <w:right w:val="single" w:sz="4" w:space="0" w:color="999999"/>
+            </w:tcBorders>
+            <w:tcMar>
+              <w:top w:w="60" w:type="dxa"/>
+              <w:left w:w="100" w:type="dxa"/>
+              <w:bottom w:w="60" w:type="dxa"/>
+              <w:right w:w="100" w:type="dxa"/>
+            </w:tcMar>
+          </w:tcPr>
+          <w:p>
+            <w:r>
+              <w:rPr>
+                <w:rFonts w:ascii="Calibri" w:eastAsia="Calibri" w:hAnsi="Calibri" w:cs="Calibri"/>
+                <w:sz w:val="19"/>
+                <w:szCs w:val="19"/>
+              </w:rPr>
+              <w:t xml:space="preserve">Verify pallet wrapping</w:t>
+            </w:r>
+          </w:p>
+        </w:tc>
+        <w:tc>
+          <w:tcPr>
+            <w:tcW w:w="1800" w:type="dxa"/>
+            <w:tcBorders>
+              <w:top w:val="single" w:sz="4" w:space="0" w:color="999999"/>
+              <w:left w:val="single" w:sz="4" w:space="0" w:color="999999"/>
+              <w:bottom w:val="single" w:sz="4" w:space="0" w:color="999999"/>
+              <w:right w:val="single" w:sz="4" w:space="0" w:color="999999"/>
+            </w:tcBorders>
+            <w:tcMar>
+              <w:top w:w="60" w:type="dxa"/>
+              <w:left w:w="100" w:type="dxa"/>
+              <w:bottom w:w="60" w:type="dxa"/>
+              <w:right w:w="100" w:type="dxa"/>
+            </w:tcMar>
+          </w:tcPr>
+          <w:p>
+            <w:r>
+              <w:rPr>
+                <w:rFonts w:ascii="Calibri" w:eastAsia="Calibri" w:hAnsi="Calibri" w:cs="Calibri"/>
+                <w:sz w:val="19"/>
+                <w:szCs w:val="19"/>
+              </w:rPr>
+              <w:t xml:space="preserve">FIN-REQ-29</w:t>
+            </w:r>
+          </w:p>
+        </w:tc>
+        <w:tc>
+          <w:tcPr>
+            <w:tcW w:w="4600" w:type="dxa"/>
+            <w:tcBorders>
+              <w:top w:val="single" w:sz="4" w:space="0" w:color="999999"/>
+              <w:left w:val="single" w:sz="4" w:space="0" w:color="999999"/>
+              <w:bottom w:val="single" w:sz="4" w:space="0" w:color="999999"/>
+              <w:right w:val="single" w:sz="4" w:space="0" w:color="999999"/>
+            </w:tcBorders>
+            <w:tcMar>
+              <w:top w:w="60" w:type="dxa"/>
+              <w:left w:w="100" w:type="dxa"/>
+              <w:bottom w:w="60" w:type="dxa"/>
+              <w:right w:w="100" w:type="dxa"/>
+            </w:tcMar>
+          </w:tcPr>
+          <w:p>
+            <w:r>
+              <w:rPr>
+                <w:rFonts w:ascii="Calibri" w:eastAsia="Calibri" w:hAnsi="Calibri" w:cs="Calibri"/>
+                <w:sz w:val="19"/>
+                <w:szCs w:val="19"/>
+              </w:rPr>
+              <w:t xml:space="preserve">Set aside a full pallet.</w:t>
+            </w:r>
+          </w:p>
+        </w:tc>
+        <w:tc>
+          <w:tcPr>
+            <w:tcW w:w="4178" w:type="dxa"/>
+            <w:tcBorders>
+              <w:top w:val="single" w:sz="4" w:space="0" w:color="999999"/>
+              <w:left w:val="single" w:sz="4" w:space="0" w:color="999999"/>
+              <w:bottom w:val="single" w:sz="4" w:space="0" w:color="999999"/>
+              <w:right w:val="single" w:sz="4" w:space="0" w:color="999999"/>
+            </w:tcBorders>
+            <w:tcMar>
+              <w:top w:w="60" w:type="dxa"/>
+              <w:left w:w="100" w:type="dxa"/>
+              <w:bottom w:w="60" w:type="dxa"/>
+              <w:right w:w="100" w:type="dxa"/>
+            </w:tcMar>
+          </w:tcPr>
+          <w:p>
+            <w:r>
+              <w:rPr>
+                <w:rFonts w:ascii="Calibri" w:eastAsia="Calibri" w:hAnsi="Calibri" w:cs="Calibri"/>
+                <w:sz w:val="19"/>
+                <w:szCs w:val="19"/>
+              </w:rPr>
+              <w:t xml:space="preserve">The pallet is wrapped.</w:t>
+            </w:r>
+          </w:p>
+        </w:tc>
+      </w:tr>
+      <w:tr>
+        <w:trPr>
+          <w:cantSplit/>
+        </w:trPr>
+        <w:tc>
+          <w:tcPr>
+            <w:tcW w:w="1400" w:type="dxa"/>
+            <w:tcBorders>
+              <w:top w:val="single" w:sz="4" w:space="0" w:color="999999"/>
+              <w:left w:val="single" w:sz="4" w:space="0" w:color="999999"/>
+              <w:bottom w:val="single" w:sz="4" w:space="0" w:color="999999"/>
+              <w:right w:val="single" w:sz="4" w:space="0" w:color="999999"/>
+            </w:tcBorders>
+            <w:tcMar>
+              <w:top w:w="60" w:type="dxa"/>
+              <w:left w:w="100" w:type="dxa"/>
+              <w:bottom w:w="60" w:type="dxa"/>
+              <w:right w:w="100" w:type="dxa"/>
+            </w:tcMar>
+          </w:tcPr>
+          <w:p>
+            <w:r>
+              <w:rPr>
+                <w:rFonts w:ascii="Calibri" w:eastAsia="Calibri" w:hAnsi="Calibri" w:cs="Calibri"/>
+                <w:sz w:val="19"/>
+                <w:szCs w:val="19"/>
+              </w:rPr>
+              <w:t xml:space="preserve">FIN-TC-31</w:t>
+            </w:r>
+          </w:p>
+        </w:tc>
+        <w:tc>
+          <w:tcPr>
+            <w:tcW w:w="2700" w:type="dxa"/>
+            <w:tcBorders>
+              <w:top w:val="single" w:sz="4" w:space="0" w:color="999999"/>
+              <w:left w:val="single" w:sz="4" w:space="0" w:color="999999"/>
+              <w:bottom w:val="single" w:sz="4" w:space="0" w:color="999999"/>
+              <w:right w:val="single" w:sz="4" w:space="0" w:color="999999"/>
+            </w:tcBorders>
+            <w:tcMar>
+              <w:top w:w="60" w:type="dxa"/>
+              <w:left w:w="100" w:type="dxa"/>
+              <w:bottom w:w="60" w:type="dxa"/>
+              <w:right w:w="100" w:type="dxa"/>
+            </w:tcMar>
+          </w:tcPr>
+          <w:p>
+            <w:r>
+              <w:rPr>
+                <w:rFonts w:ascii="Calibri" w:eastAsia="Calibri" w:hAnsi="Calibri" w:cs="Calibri"/>
+                <w:sz w:val="19"/>
+                <w:szCs w:val="19"/>
+              </w:rPr>
+              <w:t xml:space="preserve">Verify pallet ready signal</w:t>
+            </w:r>
+          </w:p>
+        </w:tc>
+        <w:tc>
+          <w:tcPr>
+            <w:tcW w:w="1800" w:type="dxa"/>
+            <w:tcBorders>
+              <w:top w:val="single" w:sz="4" w:space="0" w:color="999999"/>
+              <w:left w:val="single" w:sz="4" w:space="0" w:color="999999"/>
+              <w:bottom w:val="single" w:sz="4" w:space="0" w:color="999999"/>
+              <w:right w:val="single" w:sz="4" w:space="0" w:color="999999"/>
+            </w:tcBorders>
+            <w:tcMar>
+              <w:top w:w="60" w:type="dxa"/>
+              <w:left w:w="100" w:type="dxa"/>
+              <w:bottom w:w="60" w:type="dxa"/>
+              <w:right w:w="100" w:type="dxa"/>
+            </w:tcMar>
+          </w:tcPr>
+          <w:p>
+            <w:r>
+              <w:rPr>
+                <w:rFonts w:ascii="Calibri" w:eastAsia="Calibri" w:hAnsi="Calibri" w:cs="Calibri"/>
+                <w:sz w:val="19"/>
+                <w:szCs w:val="19"/>
+              </w:rPr>
+              <w:t xml:space="preserve">FIN-REQ-30</w:t>
+            </w:r>
+          </w:p>
+        </w:tc>
+        <w:tc>
+          <w:tcPr>
+            <w:tcW w:w="4600" w:type="dxa"/>
+            <w:tcBorders>
+              <w:top w:val="single" w:sz="4" w:space="0" w:color="999999"/>
+              <w:left w:val="single" w:sz="4" w:space="0" w:color="999999"/>
+              <w:bottom w:val="single" w:sz="4" w:space="0" w:color="999999"/>
+              <w:right w:val="single" w:sz="4" w:space="0" w:color="999999"/>
+            </w:tcBorders>
+            <w:tcMar>
+              <w:top w:w="60" w:type="dxa"/>
+              <w:left w:w="100" w:type="dxa"/>
+              <w:bottom w:w="60" w:type="dxa"/>
+              <w:right w:w="100" w:type="dxa"/>
+            </w:tcMar>
+          </w:tcPr>
+          <w:p>
+            <w:r>
+              <w:rPr>
+                <w:rFonts w:ascii="Calibri" w:eastAsia="Calibri" w:hAnsi="Calibri" w:cs="Calibri"/>
+                <w:sz w:val="19"/>
+                <w:szCs w:val="19"/>
+              </w:rPr>
+              <w:t xml:space="preserve">Complete the wrapping of a pallet.</w:t>
+            </w:r>
+          </w:p>
+        </w:tc>
+        <w:tc>
+          <w:tcPr>
+            <w:tcW w:w="4178" w:type="dxa"/>
+            <w:tcBorders>
+              <w:top w:val="single" w:sz="4" w:space="0" w:color="999999"/>
+              <w:left w:val="single" w:sz="4" w:space="0" w:color="999999"/>
+              <w:bottom w:val="single" w:sz="4" w:space="0" w:color="999999"/>
+              <w:right w:val="single" w:sz="4" w:space="0" w:color="999999"/>
+            </w:tcBorders>
+            <w:tcMar>
+              <w:top w:w="60" w:type="dxa"/>
+              <w:left w:w="100" w:type="dxa"/>
+              <w:bottom w:w="60" w:type="dxa"/>
+              <w:right w:w="100" w:type="dxa"/>
+            </w:tcMar>
+          </w:tcPr>
+          <w:p>
+            <w:r>
+              <w:rPr>
+                <w:rFonts w:ascii="Calibri" w:eastAsia="Calibri" w:hAnsi="Calibri" w:cs="Calibri"/>
+                <w:sz w:val="19"/>
+                <w:szCs w:val="19"/>
+              </w:rPr>
+              <w:t xml:space="preserve">"Pallet ready for shipment" is published with pallet ID, cake count and batch IDs.</w:t>
+            </w:r>
+          </w:p>
+        </w:tc>
+      </w:tr>
+    </w:tbl>
+    <w:p>
+      <w:r>
+        <w:rPr>
+          <w:rFonts w:ascii="Calibri" w:eastAsia="Calibri" w:hAnsi="Calibri" w:cs="Calibri"/>
+          <w:sz w:val="19"/>
+          <w:szCs w:val="19"/>
+        </w:rPr>
+        <w:t xml:space="preserve"/>
+      </w:r>
+    </w:p>
+    <w:p>
+      <w:pPr>
+        <w:pStyle w:val="Heading3"/>
+        <w:rPr>
+          <w:lang w:val="en-GB"/>
+        </w:rPr>
+      </w:pPr>
+      <w:r>
+        <w:rPr>
+          <w:lang w:val="en-GB"/>
+        </w:rPr>
+        <w:t xml:space="preserve">RD6 Pan Washing and Verification</w:t>
+      </w:r>
+    </w:p>
+    <w:tbl>
+      <w:tblPr>
+        <w:tblW w:w="14678" w:type="dxa"/>
+        <w:tblBorders>
+          <w:top w:val="single" w:sz="4" w:space="0" w:color="auto"/>
+          <w:left w:val="single" w:sz="4" w:space="0" w:color="auto"/>
+          <w:bottom w:val="single" w:sz="4" w:space="0" w:color="auto"/>
+          <w:right w:val="single" w:sz="4" w:space="0" w:color="auto"/>
+          <w:insideH w:val="single" w:sz="4" w:space="0" w:color="auto"/>
+          <w:insideV w:val="single" w:sz="4" w:space="0" w:color="auto"/>
+        </w:tblBorders>
+        <w:tblCellMar>
+          <w:left w:w="10" w:type="dxa"/>
+          <w:right w:w="10" w:type="dxa"/>
+        </w:tblCellMar>
+        <w:tblLook w:val="04A0" w:firstRow="1" w:lastRow="0" w:firstColumn="1" w:lastColumn="0" w:noHBand="0" w:noVBand="1"/>
+      </w:tblPr>
+      <w:tblGrid>
+        <w:gridCol w:w="1400"/>
+        <w:gridCol w:w="2700"/>
+        <w:gridCol w:w="1800"/>
+        <w:gridCol w:w="4600"/>
+        <w:gridCol w:w="4178"/>
+      </w:tblGrid>
+      <w:tr>
+        <w:trPr>
+          <w:cantSplit/>
+          <w:tblHeader/>
+        </w:trPr>
+        <w:tc>
+          <w:tcPr>
+            <w:tcW w:w="1400" w:type="dxa"/>
+            <w:tcBorders>
+              <w:top w:val="single" w:sz="4" w:space="0" w:color="999999"/>
+              <w:left w:val="single" w:sz="4" w:space="0" w:color="999999"/>
+              <w:bottom w:val="single" w:sz="4" w:space="0" w:color="999999"/>
+              <w:right w:val="single" w:sz="4" w:space="0" w:color="999999"/>
+            </w:tcBorders>
+            <w:shd w:val="clear" w:color="auto" w:fill="D9D9D9"/>
+            <w:tcMar>
+              <w:top w:w="60" w:type="dxa"/>
+              <w:left w:w="100" w:type="dxa"/>
+              <w:bottom w:w="60" w:type="dxa"/>
+              <w:right w:w="100" w:type="dxa"/>
+            </w:tcMar>
+          </w:tcPr>
+          <w:p>
+            <w:r>
+              <w:rPr>
+                <w:rFonts w:ascii="Calibri" w:eastAsia="Calibri" w:hAnsi="Calibri" w:cs="Calibri"/>
+                <w:b/>
+                <w:bCs/>
+                <w:sz w:val="19"/>
+                <w:szCs w:val="19"/>
+              </w:rPr>
+              <w:t xml:space="preserve">Test case</w:t>
+            </w:r>
+          </w:p>
+        </w:tc>
+        <w:tc>
+          <w:tcPr>
+            <w:tcW w:w="2700" w:type="dxa"/>
+            <w:tcBorders>
+              <w:top w:val="single" w:sz="4" w:space="0" w:color="999999"/>
+              <w:left w:val="single" w:sz="4" w:space="0" w:color="999999"/>
+              <w:bottom w:val="single" w:sz="4" w:space="0" w:color="999999"/>
+              <w:right w:val="single" w:sz="4" w:space="0" w:color="999999"/>
+            </w:tcBorders>
+            <w:shd w:val="clear" w:color="auto" w:fill="D9D9D9"/>
+            <w:tcMar>
+              <w:top w:w="60" w:type="dxa"/>
+              <w:left w:w="100" w:type="dxa"/>
+              <w:bottom w:w="60" w:type="dxa"/>
+              <w:right w:w="100" w:type="dxa"/>
+            </w:tcMar>
+          </w:tcPr>
+          <w:p>
+            <w:r>
+              <w:rPr>
+                <w:rFonts w:ascii="Calibri" w:eastAsia="Calibri" w:hAnsi="Calibri" w:cs="Calibri"/>
+                <w:b/>
+                <w:bCs/>
+                <w:sz w:val="19"/>
+                <w:szCs w:val="19"/>
+              </w:rPr>
+              <w:t xml:space="preserve">Title</w:t>
+            </w:r>
+          </w:p>
+        </w:tc>
+        <w:tc>
+          <w:tcPr>
+            <w:tcW w:w="1800" w:type="dxa"/>
+            <w:tcBorders>
+              <w:top w:val="single" w:sz="4" w:space="0" w:color="999999"/>
+              <w:left w:val="single" w:sz="4" w:space="0" w:color="999999"/>
+              <w:bottom w:val="single" w:sz="4" w:space="0" w:color="999999"/>
+              <w:right w:val="single" w:sz="4" w:space="0" w:color="999999"/>
+            </w:tcBorders>
+            <w:shd w:val="clear" w:color="auto" w:fill="D9D9D9"/>
+            <w:tcMar>
+              <w:top w:w="60" w:type="dxa"/>
+              <w:left w:w="100" w:type="dxa"/>
+              <w:bottom w:w="60" w:type="dxa"/>
+              <w:right w:w="100" w:type="dxa"/>
+            </w:tcMar>
+          </w:tcPr>
+          <w:p>
+            <w:r>
+              <w:rPr>
+                <w:rFonts w:ascii="Calibri" w:eastAsia="Calibri" w:hAnsi="Calibri" w:cs="Calibri"/>
+                <w:b/>
+                <w:bCs/>
+                <w:sz w:val="19"/>
+                <w:szCs w:val="19"/>
+              </w:rPr>
+              <w:t xml:space="preserve">Verifies</w:t>
+            </w:r>
+          </w:p>
+        </w:tc>
+        <w:tc>
+          <w:tcPr>
+            <w:tcW w:w="4600" w:type="dxa"/>
+            <w:tcBorders>
+              <w:top w:val="single" w:sz="4" w:space="0" w:color="999999"/>
+              <w:left w:val="single" w:sz="4" w:space="0" w:color="999999"/>
+              <w:bottom w:val="single" w:sz="4" w:space="0" w:color="999999"/>
+              <w:right w:val="single" w:sz="4" w:space="0" w:color="999999"/>
+            </w:tcBorders>
+            <w:shd w:val="clear" w:color="auto" w:fill="D9D9D9"/>
+            <w:tcMar>
+              <w:top w:w="60" w:type="dxa"/>
+              <w:left w:w="100" w:type="dxa"/>
+              <w:bottom w:w="60" w:type="dxa"/>
+              <w:right w:w="100" w:type="dxa"/>
+            </w:tcMar>
+          </w:tcPr>
+          <w:p>
+            <w:r>
+              <w:rPr>
+                <w:rFonts w:ascii="Calibri" w:eastAsia="Calibri" w:hAnsi="Calibri" w:cs="Calibri"/>
+                <w:b/>
+                <w:bCs/>
+                <w:sz w:val="19"/>
+                <w:szCs w:val="19"/>
+              </w:rPr>
+              <w:t xml:space="preserve">Stimulus</w:t>
+            </w:r>
+          </w:p>
+        </w:tc>
+        <w:tc>
+          <w:tcPr>
+            <w:tcW w:w="4178" w:type="dxa"/>
+            <w:tcBorders>
+              <w:top w:val="single" w:sz="4" w:space="0" w:color="999999"/>
+              <w:left w:val="single" w:sz="4" w:space="0" w:color="999999"/>
+              <w:bottom w:val="single" w:sz="4" w:space="0" w:color="999999"/>
+              <w:right w:val="single" w:sz="4" w:space="0" w:color="999999"/>
+            </w:tcBorders>
+            <w:shd w:val="clear" w:color="auto" w:fill="D9D9D9"/>
+            <w:tcMar>
+              <w:top w:w="60" w:type="dxa"/>
+              <w:left w:w="100" w:type="dxa"/>
+              <w:bottom w:w="60" w:type="dxa"/>
+              <w:right w:w="100" w:type="dxa"/>
+            </w:tcMar>
+          </w:tcPr>
+          <w:p>
+            <w:r>
+              <w:rPr>
+                <w:rFonts w:ascii="Calibri" w:eastAsia="Calibri" w:hAnsi="Calibri" w:cs="Calibri"/>
+                <w:b/>
+                <w:bCs/>
+                <w:sz w:val="19"/>
+                <w:szCs w:val="19"/>
+              </w:rPr>
+              <w:t xml:space="preserve">Expected result</w:t>
+            </w:r>
+          </w:p>
+        </w:tc>
+      </w:tr>
+      <w:tr>
+        <w:trPr>
+          <w:cantSplit/>
+        </w:trPr>
+        <w:tc>
+          <w:tcPr>
+            <w:tcW w:w="1400" w:type="dxa"/>
+            <w:tcBorders>
+              <w:top w:val="single" w:sz="4" w:space="0" w:color="999999"/>
+              <w:left w:val="single" w:sz="4" w:space="0" w:color="999999"/>
+              <w:bottom w:val="single" w:sz="4" w:space="0" w:color="999999"/>
+              <w:right w:val="single" w:sz="4" w:space="0" w:color="999999"/>
+            </w:tcBorders>
+            <w:tcMar>
+              <w:top w:w="60" w:type="dxa"/>
+              <w:left w:w="100" w:type="dxa"/>
+              <w:bottom w:w="60" w:type="dxa"/>
+              <w:right w:w="100" w:type="dxa"/>
+            </w:tcMar>
+          </w:tcPr>
+          <w:p>
+            <w:r>
+              <w:rPr>
+                <w:rFonts w:ascii="Calibri" w:eastAsia="Calibri" w:hAnsi="Calibri" w:cs="Calibri"/>
+                <w:sz w:val="19"/>
+                <w:szCs w:val="19"/>
+              </w:rPr>
+              <w:t xml:space="preserve">FIN-TC-32</w:t>
+            </w:r>
+          </w:p>
+        </w:tc>
+        <w:tc>
+          <w:tcPr>
+            <w:tcW w:w="2700" w:type="dxa"/>
+            <w:tcBorders>
+              <w:top w:val="single" w:sz="4" w:space="0" w:color="999999"/>
+              <w:left w:val="single" w:sz="4" w:space="0" w:color="999999"/>
+              <w:bottom w:val="single" w:sz="4" w:space="0" w:color="999999"/>
+              <w:right w:val="single" w:sz="4" w:space="0" w:color="999999"/>
+            </w:tcBorders>
+            <w:tcMar>
+              <w:top w:w="60" w:type="dxa"/>
+              <w:left w:w="100" w:type="dxa"/>
+              <w:bottom w:w="60" w:type="dxa"/>
+              <w:right w:w="100" w:type="dxa"/>
+            </w:tcMar>
+          </w:tcPr>
+          <w:p>
+            <w:r>
+              <w:rPr>
+                <w:rFonts w:ascii="Calibri" w:eastAsia="Calibri" w:hAnsi="Calibri" w:cs="Calibri"/>
+                <w:sz w:val="19"/>
+                <w:szCs w:val="19"/>
+              </w:rPr>
+              <w:t xml:space="preserve">Verify washing, drying and verification</w:t>
+            </w:r>
+          </w:p>
+        </w:tc>
+        <w:tc>
+          <w:tcPr>
+            <w:tcW w:w="1800" w:type="dxa"/>
+            <w:tcBorders>
+              <w:top w:val="single" w:sz="4" w:space="0" w:color="999999"/>
+              <w:left w:val="single" w:sz="4" w:space="0" w:color="999999"/>
+              <w:bottom w:val="single" w:sz="4" w:space="0" w:color="999999"/>
+              <w:right w:val="single" w:sz="4" w:space="0" w:color="999999"/>
+            </w:tcBorders>
+            <w:tcMar>
+              <w:top w:w="60" w:type="dxa"/>
+              <w:left w:w="100" w:type="dxa"/>
+              <w:bottom w:w="60" w:type="dxa"/>
+              <w:right w:w="100" w:type="dxa"/>
+            </w:tcMar>
+          </w:tcPr>
+          <w:p>
+            <w:r>
+              <w:rPr>
+                <w:rFonts w:ascii="Calibri" w:eastAsia="Calibri" w:hAnsi="Calibri" w:cs="Calibri"/>
+                <w:sz w:val="19"/>
+                <w:szCs w:val="19"/>
+              </w:rPr>
+              <w:t xml:space="preserve">FIN-REQ-11.1, FIN-REQ-11.2, FIN-REQ-11.3</w:t>
+            </w:r>
+          </w:p>
+        </w:tc>
+        <w:tc>
+          <w:tcPr>
+            <w:tcW w:w="4600" w:type="dxa"/>
+            <w:tcBorders>
+              <w:top w:val="single" w:sz="4" w:space="0" w:color="999999"/>
+              <w:left w:val="single" w:sz="4" w:space="0" w:color="999999"/>
+              <w:bottom w:val="single" w:sz="4" w:space="0" w:color="999999"/>
+              <w:right w:val="single" w:sz="4" w:space="0" w:color="999999"/>
+            </w:tcBorders>
+            <w:tcMar>
+              <w:top w:w="60" w:type="dxa"/>
+              <w:left w:w="100" w:type="dxa"/>
+              <w:bottom w:w="60" w:type="dxa"/>
+              <w:right w:w="100" w:type="dxa"/>
+            </w:tcMar>
+          </w:tcPr>
+          <w:p>
+            <w:r>
+              <w:rPr>
+                <w:rFonts w:ascii="Calibri" w:eastAsia="Calibri" w:hAnsi="Calibri" w:cs="Calibri"/>
+                <w:sz w:val="19"/>
+                <w:szCs w:val="19"/>
+              </w:rPr>
+              <w:t xml:space="preserve">Send an empty pan to the washing station.</w:t>
+            </w:r>
+          </w:p>
+        </w:tc>
+        <w:tc>
+          <w:tcPr>
+            <w:tcW w:w="4178" w:type="dxa"/>
+            <w:tcBorders>
+              <w:top w:val="single" w:sz="4" w:space="0" w:color="999999"/>
+              <w:left w:val="single" w:sz="4" w:space="0" w:color="999999"/>
+              <w:bottom w:val="single" w:sz="4" w:space="0" w:color="999999"/>
+              <w:right w:val="single" w:sz="4" w:space="0" w:color="999999"/>
+            </w:tcBorders>
+            <w:tcMar>
+              <w:top w:w="60" w:type="dxa"/>
+              <w:left w:w="100" w:type="dxa"/>
+              <w:bottom w:w="60" w:type="dxa"/>
+              <w:right w:w="100" w:type="dxa"/>
+            </w:tcMar>
+          </w:tcPr>
+          <w:p>
+            <w:r>
+              <w:rPr>
+                <w:rFonts w:ascii="Calibri" w:eastAsia="Calibri" w:hAnsi="Calibri" w:cs="Calibri"/>
+                <w:sz w:val="19"/>
+                <w:szCs w:val="19"/>
+              </w:rPr>
+              <w:t xml:space="preserve">The pan is washed and dried, then verified as clean and undamaged.</w:t>
+            </w:r>
+          </w:p>
+        </w:tc>
+      </w:tr>
+      <w:tr>
+        <w:trPr>
+          <w:cantSplit/>
+        </w:trPr>
+        <w:tc>
+          <w:tcPr>
+            <w:tcW w:w="1400" w:type="dxa"/>
+            <w:tcBorders>
+              <w:top w:val="single" w:sz="4" w:space="0" w:color="999999"/>
+              <w:left w:val="single" w:sz="4" w:space="0" w:color="999999"/>
+              <w:bottom w:val="single" w:sz="4" w:space="0" w:color="999999"/>
+              <w:right w:val="single" w:sz="4" w:space="0" w:color="999999"/>
+            </w:tcBorders>
+            <w:tcMar>
+              <w:top w:w="60" w:type="dxa"/>
+              <w:left w:w="100" w:type="dxa"/>
+              <w:bottom w:w="60" w:type="dxa"/>
+              <w:right w:w="100" w:type="dxa"/>
+            </w:tcMar>
+          </w:tcPr>
+          <w:p>
+            <w:r>
+              <w:rPr>
+                <w:rFonts w:ascii="Calibri" w:eastAsia="Calibri" w:hAnsi="Calibri" w:cs="Calibri"/>
+                <w:sz w:val="19"/>
+                <w:szCs w:val="19"/>
+              </w:rPr>
+              <w:t xml:space="preserve">FIN-TC-33</w:t>
+            </w:r>
+          </w:p>
+        </w:tc>
+        <w:tc>
+          <w:tcPr>
+            <w:tcW w:w="2700" w:type="dxa"/>
+            <w:tcBorders>
+              <w:top w:val="single" w:sz="4" w:space="0" w:color="999999"/>
+              <w:left w:val="single" w:sz="4" w:space="0" w:color="999999"/>
+              <w:bottom w:val="single" w:sz="4" w:space="0" w:color="999999"/>
+              <w:right w:val="single" w:sz="4" w:space="0" w:color="999999"/>
+            </w:tcBorders>
+            <w:tcMar>
+              <w:top w:w="60" w:type="dxa"/>
+              <w:left w:w="100" w:type="dxa"/>
+              <w:bottom w:w="60" w:type="dxa"/>
+              <w:right w:w="100" w:type="dxa"/>
+            </w:tcMar>
+          </w:tcPr>
+          <w:p>
+            <w:r>
+              <w:rPr>
+                <w:rFonts w:ascii="Calibri" w:eastAsia="Calibri" w:hAnsi="Calibri" w:cs="Calibri"/>
+                <w:sz w:val="19"/>
+                <w:szCs w:val="19"/>
+              </w:rPr>
+              <w:t xml:space="preserve">Verify recirculation of clean pans</w:t>
+            </w:r>
+          </w:p>
+        </w:tc>
+        <w:tc>
+          <w:tcPr>
+            <w:tcW w:w="1800" w:type="dxa"/>
+            <w:tcBorders>
+              <w:top w:val="single" w:sz="4" w:space="0" w:color="999999"/>
+              <w:left w:val="single" w:sz="4" w:space="0" w:color="999999"/>
+              <w:bottom w:val="single" w:sz="4" w:space="0" w:color="999999"/>
+              <w:right w:val="single" w:sz="4" w:space="0" w:color="999999"/>
+            </w:tcBorders>
+            <w:tcMar>
+              <w:top w:w="60" w:type="dxa"/>
+              <w:left w:w="100" w:type="dxa"/>
+              <w:bottom w:w="60" w:type="dxa"/>
+              <w:right w:w="100" w:type="dxa"/>
+            </w:tcMar>
+          </w:tcPr>
+          <w:p>
+            <w:r>
+              <w:rPr>
+                <w:rFonts w:ascii="Calibri" w:eastAsia="Calibri" w:hAnsi="Calibri" w:cs="Calibri"/>
+                <w:sz w:val="19"/>
+                <w:szCs w:val="19"/>
+              </w:rPr>
+              <w:t xml:space="preserve">FIN-REQ-12.1</w:t>
+            </w:r>
+          </w:p>
+        </w:tc>
+        <w:tc>
+          <w:tcPr>
+            <w:tcW w:w="4600" w:type="dxa"/>
+            <w:tcBorders>
+              <w:top w:val="single" w:sz="4" w:space="0" w:color="999999"/>
+              <w:left w:val="single" w:sz="4" w:space="0" w:color="999999"/>
+              <w:bottom w:val="single" w:sz="4" w:space="0" w:color="999999"/>
+              <w:right w:val="single" w:sz="4" w:space="0" w:color="999999"/>
+            </w:tcBorders>
+            <w:tcMar>
+              <w:top w:w="60" w:type="dxa"/>
+              <w:left w:w="100" w:type="dxa"/>
+              <w:bottom w:w="60" w:type="dxa"/>
+              <w:right w:w="100" w:type="dxa"/>
+            </w:tcMar>
+          </w:tcPr>
+          <w:p>
+            <w:r>
+              <w:rPr>
+                <w:rFonts w:ascii="Calibri" w:eastAsia="Calibri" w:hAnsi="Calibri" w:cs="Calibri"/>
+                <w:sz w:val="19"/>
+                <w:szCs w:val="19"/>
+              </w:rPr>
+              <w:t xml:space="preserve">Send a pan that passes verification.</w:t>
+            </w:r>
+          </w:p>
+        </w:tc>
+        <w:tc>
+          <w:tcPr>
+            <w:tcW w:w="4178" w:type="dxa"/>
+            <w:tcBorders>
+              <w:top w:val="single" w:sz="4" w:space="0" w:color="999999"/>
+              <w:left w:val="single" w:sz="4" w:space="0" w:color="999999"/>
+              <w:bottom w:val="single" w:sz="4" w:space="0" w:color="999999"/>
+              <w:right w:val="single" w:sz="4" w:space="0" w:color="999999"/>
+            </w:tcBorders>
+            <w:tcMar>
+              <w:top w:w="60" w:type="dxa"/>
+              <w:left w:w="100" w:type="dxa"/>
+              <w:bottom w:w="60" w:type="dxa"/>
+              <w:right w:w="100" w:type="dxa"/>
+            </w:tcMar>
+          </w:tcPr>
+          <w:p>
+            <w:r>
+              <w:rPr>
+                <w:rFonts w:ascii="Calibri" w:eastAsia="Calibri" w:hAnsi="Calibri" w:cs="Calibri"/>
+                <w:sz w:val="19"/>
+                <w:szCs w:val="19"/>
+              </w:rPr>
+              <w:t xml:space="preserve">The pan is queued for recirculation to band entry.</w:t>
+            </w:r>
+          </w:p>
+        </w:tc>
+      </w:tr>
+      <w:tr>
+        <w:trPr>
+          <w:cantSplit/>
+        </w:trPr>
+        <w:tc>
+          <w:tcPr>
+            <w:tcW w:w="1400" w:type="dxa"/>
+            <w:tcBorders>
+              <w:top w:val="single" w:sz="4" w:space="0" w:color="999999"/>
+              <w:left w:val="single" w:sz="4" w:space="0" w:color="999999"/>
+              <w:bottom w:val="single" w:sz="4" w:space="0" w:color="999999"/>
+              <w:right w:val="single" w:sz="4" w:space="0" w:color="999999"/>
+            </w:tcBorders>
+            <w:tcMar>
+              <w:top w:w="60" w:type="dxa"/>
+              <w:left w:w="100" w:type="dxa"/>
+              <w:bottom w:w="60" w:type="dxa"/>
+              <w:right w:w="100" w:type="dxa"/>
+            </w:tcMar>
+          </w:tcPr>
+          <w:p>
+            <w:r>
+              <w:rPr>
+                <w:rFonts w:ascii="Calibri" w:eastAsia="Calibri" w:hAnsi="Calibri" w:cs="Calibri"/>
+                <w:sz w:val="19"/>
+                <w:szCs w:val="19"/>
+              </w:rPr>
+              <w:t xml:space="preserve">FIN-TC-34</w:t>
+            </w:r>
+          </w:p>
+        </w:tc>
+        <w:tc>
+          <w:tcPr>
+            <w:tcW w:w="2700" w:type="dxa"/>
+            <w:tcBorders>
+              <w:top w:val="single" w:sz="4" w:space="0" w:color="999999"/>
+              <w:left w:val="single" w:sz="4" w:space="0" w:color="999999"/>
+              <w:bottom w:val="single" w:sz="4" w:space="0" w:color="999999"/>
+              <w:right w:val="single" w:sz="4" w:space="0" w:color="999999"/>
+            </w:tcBorders>
+            <w:tcMar>
+              <w:top w:w="60" w:type="dxa"/>
+              <w:left w:w="100" w:type="dxa"/>
+              <w:bottom w:w="60" w:type="dxa"/>
+              <w:right w:w="100" w:type="dxa"/>
+            </w:tcMar>
+          </w:tcPr>
+          <w:p>
+            <w:r>
+              <w:rPr>
+                <w:rFonts w:ascii="Calibri" w:eastAsia="Calibri" w:hAnsi="Calibri" w:cs="Calibri"/>
+                <w:sz w:val="19"/>
+                <w:szCs w:val="19"/>
+              </w:rPr>
+              <w:t xml:space="preserve">Verify discard of unclean pan</w:t>
+            </w:r>
+          </w:p>
+        </w:tc>
+        <w:tc>
+          <w:tcPr>
+            <w:tcW w:w="1800" w:type="dxa"/>
+            <w:tcBorders>
+              <w:top w:val="single" w:sz="4" w:space="0" w:color="999999"/>
+              <w:left w:val="single" w:sz="4" w:space="0" w:color="999999"/>
+              <w:bottom w:val="single" w:sz="4" w:space="0" w:color="999999"/>
+              <w:right w:val="single" w:sz="4" w:space="0" w:color="999999"/>
+            </w:tcBorders>
+            <w:tcMar>
+              <w:top w:w="60" w:type="dxa"/>
+              <w:left w:w="100" w:type="dxa"/>
+              <w:bottom w:w="60" w:type="dxa"/>
+              <w:right w:w="100" w:type="dxa"/>
+            </w:tcMar>
+          </w:tcPr>
+          <w:p>
+            <w:r>
+              <w:rPr>
+                <w:rFonts w:ascii="Calibri" w:eastAsia="Calibri" w:hAnsi="Calibri" w:cs="Calibri"/>
+                <w:sz w:val="19"/>
+                <w:szCs w:val="19"/>
+              </w:rPr>
+              <w:t xml:space="preserve">FIN-REQ-12.2, FIN-REQ-13</w:t>
+            </w:r>
+          </w:p>
+        </w:tc>
+        <w:tc>
+          <w:tcPr>
+            <w:tcW w:w="4600" w:type="dxa"/>
+            <w:tcBorders>
+              <w:top w:val="single" w:sz="4" w:space="0" w:color="999999"/>
+              <w:left w:val="single" w:sz="4" w:space="0" w:color="999999"/>
+              <w:bottom w:val="single" w:sz="4" w:space="0" w:color="999999"/>
+              <w:right w:val="single" w:sz="4" w:space="0" w:color="999999"/>
+            </w:tcBorders>
+            <w:tcMar>
+              <w:top w:w="60" w:type="dxa"/>
+              <w:left w:w="100" w:type="dxa"/>
+              <w:bottom w:w="60" w:type="dxa"/>
+              <w:right w:w="100" w:type="dxa"/>
+            </w:tcMar>
+          </w:tcPr>
+          <w:p>
+            <w:r>
+              <w:rPr>
+                <w:rFonts w:ascii="Calibri" w:eastAsia="Calibri" w:hAnsi="Calibri" w:cs="Calibri"/>
+                <w:sz w:val="19"/>
+                <w:szCs w:val="19"/>
+              </w:rPr>
+              <w:t xml:space="preserve">Send a pan that is not properly washed.</w:t>
+            </w:r>
+          </w:p>
+        </w:tc>
+        <w:tc>
+          <w:tcPr>
+            <w:tcW w:w="4178" w:type="dxa"/>
+            <w:tcBorders>
+              <w:top w:val="single" w:sz="4" w:space="0" w:color="999999"/>
+              <w:left w:val="single" w:sz="4" w:space="0" w:color="999999"/>
+              <w:bottom w:val="single" w:sz="4" w:space="0" w:color="999999"/>
+              <w:right w:val="single" w:sz="4" w:space="0" w:color="999999"/>
+            </w:tcBorders>
+            <w:tcMar>
+              <w:top w:w="60" w:type="dxa"/>
+              <w:left w:w="100" w:type="dxa"/>
+              <w:bottom w:w="60" w:type="dxa"/>
+              <w:right w:w="100" w:type="dxa"/>
+            </w:tcMar>
+          </w:tcPr>
+          <w:p>
+            <w:r>
+              <w:rPr>
+                <w:rFonts w:ascii="Calibri" w:eastAsia="Calibri" w:hAnsi="Calibri" w:cs="Calibri"/>
+                <w:sz w:val="19"/>
+                <w:szCs w:val="19"/>
+              </w:rPr>
+              <w:t xml:space="preserve">The pan is removed from the production cycle. A discard event is published.</w:t>
+            </w:r>
+          </w:p>
+        </w:tc>
+      </w:tr>
+      <w:tr>
+        <w:trPr>
+          <w:cantSplit/>
+        </w:trPr>
+        <w:tc>
+          <w:tcPr>
+            <w:tcW w:w="1400" w:type="dxa"/>
+            <w:tcBorders>
+              <w:top w:val="single" w:sz="4" w:space="0" w:color="999999"/>
+              <w:left w:val="single" w:sz="4" w:space="0" w:color="999999"/>
+              <w:bottom w:val="single" w:sz="4" w:space="0" w:color="999999"/>
+              <w:right w:val="single" w:sz="4" w:space="0" w:color="999999"/>
+            </w:tcBorders>
+            <w:tcMar>
+              <w:top w:w="60" w:type="dxa"/>
+              <w:left w:w="100" w:type="dxa"/>
+              <w:bottom w:w="60" w:type="dxa"/>
+              <w:right w:w="100" w:type="dxa"/>
+            </w:tcMar>
+          </w:tcPr>
+          <w:p>
+            <w:r>
+              <w:rPr>
+                <w:rFonts w:ascii="Calibri" w:eastAsia="Calibri" w:hAnsi="Calibri" w:cs="Calibri"/>
+                <w:sz w:val="19"/>
+                <w:szCs w:val="19"/>
+              </w:rPr>
+              <w:t xml:space="preserve">FIN-TC-35</w:t>
+            </w:r>
+          </w:p>
+        </w:tc>
+        <w:tc>
+          <w:tcPr>
+            <w:tcW w:w="2700" w:type="dxa"/>
+            <w:tcBorders>
+              <w:top w:val="single" w:sz="4" w:space="0" w:color="999999"/>
+              <w:left w:val="single" w:sz="4" w:space="0" w:color="999999"/>
+              <w:bottom w:val="single" w:sz="4" w:space="0" w:color="999999"/>
+              <w:right w:val="single" w:sz="4" w:space="0" w:color="999999"/>
+            </w:tcBorders>
+            <w:tcMar>
+              <w:top w:w="60" w:type="dxa"/>
+              <w:left w:w="100" w:type="dxa"/>
+              <w:bottom w:w="60" w:type="dxa"/>
+              <w:right w:w="100" w:type="dxa"/>
+            </w:tcMar>
+          </w:tcPr>
+          <w:p>
+            <w:r>
+              <w:rPr>
+                <w:rFonts w:ascii="Calibri" w:eastAsia="Calibri" w:hAnsi="Calibri" w:cs="Calibri"/>
+                <w:sz w:val="19"/>
+                <w:szCs w:val="19"/>
+              </w:rPr>
+              <w:t xml:space="preserve">Verify discard of damaged pan</w:t>
+            </w:r>
+          </w:p>
+        </w:tc>
+        <w:tc>
+          <w:tcPr>
+            <w:tcW w:w="1800" w:type="dxa"/>
+            <w:tcBorders>
+              <w:top w:val="single" w:sz="4" w:space="0" w:color="999999"/>
+              <w:left w:val="single" w:sz="4" w:space="0" w:color="999999"/>
+              <w:bottom w:val="single" w:sz="4" w:space="0" w:color="999999"/>
+              <w:right w:val="single" w:sz="4" w:space="0" w:color="999999"/>
+            </w:tcBorders>
+            <w:tcMar>
+              <w:top w:w="60" w:type="dxa"/>
+              <w:left w:w="100" w:type="dxa"/>
+              <w:bottom w:w="60" w:type="dxa"/>
+              <w:right w:w="100" w:type="dxa"/>
+            </w:tcMar>
+          </w:tcPr>
+          <w:p>
+            <w:r>
+              <w:rPr>
+                <w:rFonts w:ascii="Calibri" w:eastAsia="Calibri" w:hAnsi="Calibri" w:cs="Calibri"/>
+                <w:sz w:val="19"/>
+                <w:szCs w:val="19"/>
+              </w:rPr>
+              <w:t xml:space="preserve">FIN-REQ-12.2, FIN-REQ-13</w:t>
+            </w:r>
+          </w:p>
+        </w:tc>
+        <w:tc>
+          <w:tcPr>
+            <w:tcW w:w="4600" w:type="dxa"/>
+            <w:tcBorders>
+              <w:top w:val="single" w:sz="4" w:space="0" w:color="999999"/>
+              <w:left w:val="single" w:sz="4" w:space="0" w:color="999999"/>
+              <w:bottom w:val="single" w:sz="4" w:space="0" w:color="999999"/>
+              <w:right w:val="single" w:sz="4" w:space="0" w:color="999999"/>
+            </w:tcBorders>
+            <w:tcMar>
+              <w:top w:w="60" w:type="dxa"/>
+              <w:left w:w="100" w:type="dxa"/>
+              <w:bottom w:w="60" w:type="dxa"/>
+              <w:right w:w="100" w:type="dxa"/>
+            </w:tcMar>
+          </w:tcPr>
+          <w:p>
+            <w:r>
+              <w:rPr>
+                <w:rFonts w:ascii="Calibri" w:eastAsia="Calibri" w:hAnsi="Calibri" w:cs="Calibri"/>
+                <w:sz w:val="19"/>
+                <w:szCs w:val="19"/>
+              </w:rPr>
+              <w:t xml:space="preserve">Send a pan that is damaged after washing.</w:t>
+            </w:r>
+          </w:p>
+        </w:tc>
+        <w:tc>
+          <w:tcPr>
+            <w:tcW w:w="4178" w:type="dxa"/>
+            <w:tcBorders>
+              <w:top w:val="single" w:sz="4" w:space="0" w:color="999999"/>
+              <w:left w:val="single" w:sz="4" w:space="0" w:color="999999"/>
+              <w:bottom w:val="single" w:sz="4" w:space="0" w:color="999999"/>
+              <w:right w:val="single" w:sz="4" w:space="0" w:color="999999"/>
+            </w:tcBorders>
+            <w:tcMar>
+              <w:top w:w="60" w:type="dxa"/>
+              <w:left w:w="100" w:type="dxa"/>
+              <w:bottom w:w="60" w:type="dxa"/>
+              <w:right w:w="100" w:type="dxa"/>
+            </w:tcMar>
+          </w:tcPr>
+          <w:p>
+            <w:r>
+              <w:rPr>
+                <w:rFonts w:ascii="Calibri" w:eastAsia="Calibri" w:hAnsi="Calibri" w:cs="Calibri"/>
+                <w:sz w:val="19"/>
+                <w:szCs w:val="19"/>
+              </w:rPr>
+              <w:t xml:space="preserve">The pan is removed from the production cycle. A discard event is published.</w:t>
+            </w:r>
+          </w:p>
+        </w:tc>
+      </w:tr>
+      <w:tr>
+        <w:trPr>
+          <w:cantSplit/>
+        </w:trPr>
+        <w:tc>
+          <w:tcPr>
+            <w:tcW w:w="1400" w:type="dxa"/>
+            <w:tcBorders>
+              <w:top w:val="single" w:sz="4" w:space="0" w:color="999999"/>
+              <w:left w:val="single" w:sz="4" w:space="0" w:color="999999"/>
+              <w:bottom w:val="single" w:sz="4" w:space="0" w:color="999999"/>
+              <w:right w:val="single" w:sz="4" w:space="0" w:color="999999"/>
+            </w:tcBorders>
+            <w:tcMar>
+              <w:top w:w="60" w:type="dxa"/>
+              <w:left w:w="100" w:type="dxa"/>
+              <w:bottom w:w="60" w:type="dxa"/>
+              <w:right w:w="100" w:type="dxa"/>
+            </w:tcMar>
+          </w:tcPr>
+          <w:p>
+            <w:r>
+              <w:rPr>
+                <w:rFonts w:ascii="Calibri" w:eastAsia="Calibri" w:hAnsi="Calibri" w:cs="Calibri"/>
+                <w:sz w:val="19"/>
+                <w:szCs w:val="19"/>
+              </w:rPr>
+              <w:t xml:space="preserve">FIN-TC-36</w:t>
+            </w:r>
+          </w:p>
+        </w:tc>
+        <w:tc>
+          <w:tcPr>
+            <w:tcW w:w="2700" w:type="dxa"/>
+            <w:tcBorders>
+              <w:top w:val="single" w:sz="4" w:space="0" w:color="999999"/>
+              <w:left w:val="single" w:sz="4" w:space="0" w:color="999999"/>
+              <w:bottom w:val="single" w:sz="4" w:space="0" w:color="999999"/>
+              <w:right w:val="single" w:sz="4" w:space="0" w:color="999999"/>
+            </w:tcBorders>
+            <w:tcMar>
+              <w:top w:w="60" w:type="dxa"/>
+              <w:left w:w="100" w:type="dxa"/>
+              <w:bottom w:w="60" w:type="dxa"/>
+              <w:right w:w="100" w:type="dxa"/>
+            </w:tcMar>
+          </w:tcPr>
+          <w:p>
+            <w:r>
+              <w:rPr>
+                <w:rFonts w:ascii="Calibri" w:eastAsia="Calibri" w:hAnsi="Calibri" w:cs="Calibri"/>
+                <w:sz w:val="19"/>
+                <w:szCs w:val="19"/>
+              </w:rPr>
+              <w:t xml:space="preserve">Verify diverted pan acceptance</w:t>
+            </w:r>
+          </w:p>
+        </w:tc>
+        <w:tc>
+          <w:tcPr>
+            <w:tcW w:w="1800" w:type="dxa"/>
+            <w:tcBorders>
+              <w:top w:val="single" w:sz="4" w:space="0" w:color="999999"/>
+              <w:left w:val="single" w:sz="4" w:space="0" w:color="999999"/>
+              <w:bottom w:val="single" w:sz="4" w:space="0" w:color="999999"/>
+              <w:right w:val="single" w:sz="4" w:space="0" w:color="999999"/>
+            </w:tcBorders>
+            <w:tcMar>
+              <w:top w:w="60" w:type="dxa"/>
+              <w:left w:w="100" w:type="dxa"/>
+              <w:bottom w:w="60" w:type="dxa"/>
+              <w:right w:w="100" w:type="dxa"/>
+            </w:tcMar>
+          </w:tcPr>
+          <w:p>
+            <w:r>
+              <w:rPr>
+                <w:rFonts w:ascii="Calibri" w:eastAsia="Calibri" w:hAnsi="Calibri" w:cs="Calibri"/>
+                <w:sz w:val="19"/>
+                <w:szCs w:val="19"/>
+              </w:rPr>
+              <w:t xml:space="preserve">FIN-REQ-15</w:t>
+            </w:r>
+          </w:p>
+        </w:tc>
+        <w:tc>
+          <w:tcPr>
+            <w:tcW w:w="4600" w:type="dxa"/>
+            <w:tcBorders>
+              <w:top w:val="single" w:sz="4" w:space="0" w:color="999999"/>
+              <w:left w:val="single" w:sz="4" w:space="0" w:color="999999"/>
+              <w:bottom w:val="single" w:sz="4" w:space="0" w:color="999999"/>
+              <w:right w:val="single" w:sz="4" w:space="0" w:color="999999"/>
+            </w:tcBorders>
+            <w:tcMar>
+              <w:top w:w="60" w:type="dxa"/>
+              <w:left w:w="100" w:type="dxa"/>
+              <w:bottom w:w="60" w:type="dxa"/>
+              <w:right w:w="100" w:type="dxa"/>
+            </w:tcMar>
+          </w:tcPr>
+          <w:p>
+            <w:r>
+              <w:rPr>
+                <w:rFonts w:ascii="Calibri" w:eastAsia="Calibri" w:hAnsi="Calibri" w:cs="Calibri"/>
+                <w:sz w:val="19"/>
+                <w:szCs w:val="19"/>
+              </w:rPr>
+              <w:t xml:space="preserve">Send "Pan for washing" from Thermal Processing for a pan diverted after a wrong fill weight.</w:t>
+            </w:r>
+          </w:p>
+        </w:tc>
+        <w:tc>
+          <w:tcPr>
+            <w:tcW w:w="4178" w:type="dxa"/>
+            <w:tcBorders>
+              <w:top w:val="single" w:sz="4" w:space="0" w:color="999999"/>
+              <w:left w:val="single" w:sz="4" w:space="0" w:color="999999"/>
+              <w:bottom w:val="single" w:sz="4" w:space="0" w:color="999999"/>
+              <w:right w:val="single" w:sz="4" w:space="0" w:color="999999"/>
+            </w:tcBorders>
+            <w:tcMar>
+              <w:top w:w="60" w:type="dxa"/>
+              <w:left w:w="100" w:type="dxa"/>
+              <w:bottom w:w="60" w:type="dxa"/>
+              <w:right w:w="100" w:type="dxa"/>
+            </w:tcMar>
+          </w:tcPr>
+          <w:p>
+            <w:r>
+              <w:rPr>
+                <w:rFonts w:ascii="Calibri" w:eastAsia="Calibri" w:hAnsi="Calibri" w:cs="Calibri"/>
+                <w:sz w:val="19"/>
+                <w:szCs w:val="19"/>
+              </w:rPr>
+              <w:t xml:space="preserve">The pan is accepted and washed.</w:t>
+            </w:r>
+          </w:p>
+        </w:tc>
+      </w:tr>
+    </w:tbl>
+    <w:p>
+      <w:r>
+        <w:rPr>
+          <w:rFonts w:ascii="Calibri" w:eastAsia="Calibri" w:hAnsi="Calibri" w:cs="Calibri"/>
+          <w:sz w:val="19"/>
+          <w:szCs w:val="19"/>
+        </w:rPr>
+        <w:t xml:space="preserve"/>
+      </w:r>
+    </w:p>
+    <w:p>
+      <w:pPr>
+        <w:pStyle w:val="Heading3"/>
+        <w:rPr>
+          <w:lang w:val="en-GB"/>
+        </w:rPr>
+      </w:pPr>
+      <w:r>
+        <w:rPr>
+          <w:lang w:val="en-GB"/>
+        </w:rPr>
+        <w:t xml:space="preserve">RD7 Pan Stock and Washing Catch-up</w:t>
+      </w:r>
+    </w:p>
+    <w:tbl>
+      <w:tblPr>
+        <w:tblW w:w="14678" w:type="dxa"/>
+        <w:tblBorders>
+          <w:top w:val="single" w:sz="4" w:space="0" w:color="auto"/>
+          <w:left w:val="single" w:sz="4" w:space="0" w:color="auto"/>
+          <w:bottom w:val="single" w:sz="4" w:space="0" w:color="auto"/>
+          <w:right w:val="single" w:sz="4" w:space="0" w:color="auto"/>
+          <w:insideH w:val="single" w:sz="4" w:space="0" w:color="auto"/>
+          <w:insideV w:val="single" w:sz="4" w:space="0" w:color="auto"/>
+        </w:tblBorders>
+        <w:tblCellMar>
+          <w:left w:w="10" w:type="dxa"/>
+          <w:right w:w="10" w:type="dxa"/>
+        </w:tblCellMar>
+        <w:tblLook w:val="04A0" w:firstRow="1" w:lastRow="0" w:firstColumn="1" w:lastColumn="0" w:noHBand="0" w:noVBand="1"/>
+      </w:tblPr>
+      <w:tblGrid>
+        <w:gridCol w:w="1400"/>
+        <w:gridCol w:w="2700"/>
+        <w:gridCol w:w="1800"/>
+        <w:gridCol w:w="4600"/>
+        <w:gridCol w:w="4178"/>
+      </w:tblGrid>
+      <w:tr>
+        <w:trPr>
+          <w:cantSplit/>
+          <w:tblHeader/>
+        </w:trPr>
+        <w:tc>
+          <w:tcPr>
+            <w:tcW w:w="1400" w:type="dxa"/>
+            <w:tcBorders>
+              <w:top w:val="single" w:sz="4" w:space="0" w:color="999999"/>
+              <w:left w:val="single" w:sz="4" w:space="0" w:color="999999"/>
+              <w:bottom w:val="single" w:sz="4" w:space="0" w:color="999999"/>
+              <w:right w:val="single" w:sz="4" w:space="0" w:color="999999"/>
+            </w:tcBorders>
+            <w:shd w:val="clear" w:color="auto" w:fill="D9D9D9"/>
+            <w:tcMar>
+              <w:top w:w="60" w:type="dxa"/>
+              <w:left w:w="100" w:type="dxa"/>
+              <w:bottom w:w="60" w:type="dxa"/>
+              <w:right w:w="100" w:type="dxa"/>
+            </w:tcMar>
+          </w:tcPr>
+          <w:p>
+            <w:r>
+              <w:rPr>
+                <w:rFonts w:ascii="Calibri" w:eastAsia="Calibri" w:hAnsi="Calibri" w:cs="Calibri"/>
+                <w:b/>
+                <w:bCs/>
+                <w:sz w:val="19"/>
+                <w:szCs w:val="19"/>
+              </w:rPr>
+              <w:t xml:space="preserve">Test case</w:t>
+            </w:r>
+          </w:p>
+        </w:tc>
+        <w:tc>
+          <w:tcPr>
+            <w:tcW w:w="2700" w:type="dxa"/>
+            <w:tcBorders>
+              <w:top w:val="single" w:sz="4" w:space="0" w:color="999999"/>
+              <w:left w:val="single" w:sz="4" w:space="0" w:color="999999"/>
+              <w:bottom w:val="single" w:sz="4" w:space="0" w:color="999999"/>
+              <w:right w:val="single" w:sz="4" w:space="0" w:color="999999"/>
+            </w:tcBorders>
+            <w:shd w:val="clear" w:color="auto" w:fill="D9D9D9"/>
+            <w:tcMar>
+              <w:top w:w="60" w:type="dxa"/>
+              <w:left w:w="100" w:type="dxa"/>
+              <w:bottom w:w="60" w:type="dxa"/>
+              <w:right w:w="100" w:type="dxa"/>
+            </w:tcMar>
+          </w:tcPr>
+          <w:p>
+            <w:r>
+              <w:rPr>
+                <w:rFonts w:ascii="Calibri" w:eastAsia="Calibri" w:hAnsi="Calibri" w:cs="Calibri"/>
+                <w:b/>
+                <w:bCs/>
+                <w:sz w:val="19"/>
+                <w:szCs w:val="19"/>
+              </w:rPr>
+              <w:t xml:space="preserve">Title</w:t>
+            </w:r>
+          </w:p>
+        </w:tc>
+        <w:tc>
+          <w:tcPr>
+            <w:tcW w:w="1800" w:type="dxa"/>
+            <w:tcBorders>
+              <w:top w:val="single" w:sz="4" w:space="0" w:color="999999"/>
+              <w:left w:val="single" w:sz="4" w:space="0" w:color="999999"/>
+              <w:bottom w:val="single" w:sz="4" w:space="0" w:color="999999"/>
+              <w:right w:val="single" w:sz="4" w:space="0" w:color="999999"/>
+            </w:tcBorders>
+            <w:shd w:val="clear" w:color="auto" w:fill="D9D9D9"/>
+            <w:tcMar>
+              <w:top w:w="60" w:type="dxa"/>
+              <w:left w:w="100" w:type="dxa"/>
+              <w:bottom w:w="60" w:type="dxa"/>
+              <w:right w:w="100" w:type="dxa"/>
+            </w:tcMar>
+          </w:tcPr>
+          <w:p>
+            <w:r>
+              <w:rPr>
+                <w:rFonts w:ascii="Calibri" w:eastAsia="Calibri" w:hAnsi="Calibri" w:cs="Calibri"/>
+                <w:b/>
+                <w:bCs/>
+                <w:sz w:val="19"/>
+                <w:szCs w:val="19"/>
+              </w:rPr>
+              <w:t xml:space="preserve">Verifies</w:t>
+            </w:r>
+          </w:p>
+        </w:tc>
+        <w:tc>
+          <w:tcPr>
+            <w:tcW w:w="4600" w:type="dxa"/>
+            <w:tcBorders>
+              <w:top w:val="single" w:sz="4" w:space="0" w:color="999999"/>
+              <w:left w:val="single" w:sz="4" w:space="0" w:color="999999"/>
+              <w:bottom w:val="single" w:sz="4" w:space="0" w:color="999999"/>
+              <w:right w:val="single" w:sz="4" w:space="0" w:color="999999"/>
+            </w:tcBorders>
+            <w:shd w:val="clear" w:color="auto" w:fill="D9D9D9"/>
+            <w:tcMar>
+              <w:top w:w="60" w:type="dxa"/>
+              <w:left w:w="100" w:type="dxa"/>
+              <w:bottom w:w="60" w:type="dxa"/>
+              <w:right w:w="100" w:type="dxa"/>
+            </w:tcMar>
+          </w:tcPr>
+          <w:p>
+            <w:r>
+              <w:rPr>
+                <w:rFonts w:ascii="Calibri" w:eastAsia="Calibri" w:hAnsi="Calibri" w:cs="Calibri"/>
+                <w:b/>
+                <w:bCs/>
+                <w:sz w:val="19"/>
+                <w:szCs w:val="19"/>
+              </w:rPr>
+              <w:t xml:space="preserve">Stimulus</w:t>
+            </w:r>
+          </w:p>
+        </w:tc>
+        <w:tc>
+          <w:tcPr>
+            <w:tcW w:w="4178" w:type="dxa"/>
+            <w:tcBorders>
+              <w:top w:val="single" w:sz="4" w:space="0" w:color="999999"/>
+              <w:left w:val="single" w:sz="4" w:space="0" w:color="999999"/>
+              <w:bottom w:val="single" w:sz="4" w:space="0" w:color="999999"/>
+              <w:right w:val="single" w:sz="4" w:space="0" w:color="999999"/>
+            </w:tcBorders>
+            <w:shd w:val="clear" w:color="auto" w:fill="D9D9D9"/>
+            <w:tcMar>
+              <w:top w:w="60" w:type="dxa"/>
+              <w:left w:w="100" w:type="dxa"/>
+              <w:bottom w:w="60" w:type="dxa"/>
+              <w:right w:w="100" w:type="dxa"/>
+            </w:tcMar>
+          </w:tcPr>
+          <w:p>
+            <w:r>
+              <w:rPr>
+                <w:rFonts w:ascii="Calibri" w:eastAsia="Calibri" w:hAnsi="Calibri" w:cs="Calibri"/>
+                <w:b/>
+                <w:bCs/>
+                <w:sz w:val="19"/>
+                <w:szCs w:val="19"/>
+              </w:rPr>
+              <w:t xml:space="preserve">Expected result</w:t>
+            </w:r>
+          </w:p>
+        </w:tc>
+      </w:tr>
+      <w:tr>
+        <w:trPr>
+          <w:cantSplit/>
+        </w:trPr>
+        <w:tc>
+          <w:tcPr>
+            <w:tcW w:w="1400" w:type="dxa"/>
+            <w:tcBorders>
+              <w:top w:val="single" w:sz="4" w:space="0" w:color="999999"/>
+              <w:left w:val="single" w:sz="4" w:space="0" w:color="999999"/>
+              <w:bottom w:val="single" w:sz="4" w:space="0" w:color="999999"/>
+              <w:right w:val="single" w:sz="4" w:space="0" w:color="999999"/>
+            </w:tcBorders>
+            <w:tcMar>
+              <w:top w:w="60" w:type="dxa"/>
+              <w:left w:w="100" w:type="dxa"/>
+              <w:bottom w:w="60" w:type="dxa"/>
+              <w:right w:w="100" w:type="dxa"/>
+            </w:tcMar>
+          </w:tcPr>
+          <w:p>
+            <w:r>
+              <w:rPr>
+                <w:rFonts w:ascii="Calibri" w:eastAsia="Calibri" w:hAnsi="Calibri" w:cs="Calibri"/>
+                <w:sz w:val="19"/>
+                <w:szCs w:val="19"/>
+              </w:rPr>
+              <w:t xml:space="preserve">FIN-TC-37</w:t>
+            </w:r>
+          </w:p>
+        </w:tc>
+        <w:tc>
+          <w:tcPr>
+            <w:tcW w:w="2700" w:type="dxa"/>
+            <w:tcBorders>
+              <w:top w:val="single" w:sz="4" w:space="0" w:color="999999"/>
+              <w:left w:val="single" w:sz="4" w:space="0" w:color="999999"/>
+              <w:bottom w:val="single" w:sz="4" w:space="0" w:color="999999"/>
+              <w:right w:val="single" w:sz="4" w:space="0" w:color="999999"/>
+            </w:tcBorders>
+            <w:tcMar>
+              <w:top w:w="60" w:type="dxa"/>
+              <w:left w:w="100" w:type="dxa"/>
+              <w:bottom w:w="60" w:type="dxa"/>
+              <w:right w:w="100" w:type="dxa"/>
+            </w:tcMar>
+          </w:tcPr>
+          <w:p>
+            <w:r>
+              <w:rPr>
+                <w:rFonts w:ascii="Calibri" w:eastAsia="Calibri" w:hAnsi="Calibri" w:cs="Calibri"/>
+                <w:sz w:val="19"/>
+                <w:szCs w:val="19"/>
+              </w:rPr>
+              <w:t xml:space="preserve">Verify pan stock rule</w:t>
+            </w:r>
+          </w:p>
+        </w:tc>
+        <w:tc>
+          <w:tcPr>
+            <w:tcW w:w="1800" w:type="dxa"/>
+            <w:tcBorders>
+              <w:top w:val="single" w:sz="4" w:space="0" w:color="999999"/>
+              <w:left w:val="single" w:sz="4" w:space="0" w:color="999999"/>
+              <w:bottom w:val="single" w:sz="4" w:space="0" w:color="999999"/>
+              <w:right w:val="single" w:sz="4" w:space="0" w:color="999999"/>
+            </w:tcBorders>
+            <w:tcMar>
+              <w:top w:w="60" w:type="dxa"/>
+              <w:left w:w="100" w:type="dxa"/>
+              <w:bottom w:w="60" w:type="dxa"/>
+              <w:right w:w="100" w:type="dxa"/>
+            </w:tcMar>
+          </w:tcPr>
+          <w:p>
+            <w:r>
+              <w:rPr>
+                <w:rFonts w:ascii="Calibri" w:eastAsia="Calibri" w:hAnsi="Calibri" w:cs="Calibri"/>
+                <w:sz w:val="19"/>
+                <w:szCs w:val="19"/>
+              </w:rPr>
+              <w:t xml:space="preserve">FIN-REQ-14</w:t>
+            </w:r>
+          </w:p>
+        </w:tc>
+        <w:tc>
+          <w:tcPr>
+            <w:tcW w:w="4600" w:type="dxa"/>
+            <w:tcBorders>
+              <w:top w:val="single" w:sz="4" w:space="0" w:color="999999"/>
+              <w:left w:val="single" w:sz="4" w:space="0" w:color="999999"/>
+              <w:bottom w:val="single" w:sz="4" w:space="0" w:color="999999"/>
+              <w:right w:val="single" w:sz="4" w:space="0" w:color="999999"/>
+            </w:tcBorders>
+            <w:tcMar>
+              <w:top w:w="60" w:type="dxa"/>
+              <w:left w:w="100" w:type="dxa"/>
+              <w:bottom w:w="60" w:type="dxa"/>
+              <w:right w:w="100" w:type="dxa"/>
+            </w:tcMar>
+          </w:tcPr>
+          <w:p>
+            <w:r>
+              <w:rPr>
+                <w:rFonts w:ascii="Calibri" w:eastAsia="Calibri" w:hAnsi="Calibri" w:cs="Calibri"/>
+                <w:sz w:val="19"/>
+                <w:szCs w:val="19"/>
+              </w:rPr>
+              <w:t xml:space="preserve">Check the total pan count at start, then after one pan is discarded.</w:t>
+            </w:r>
+          </w:p>
+        </w:tc>
+        <w:tc>
+          <w:tcPr>
+            <w:tcW w:w="4178" w:type="dxa"/>
+            <w:tcBorders>
+              <w:top w:val="single" w:sz="4" w:space="0" w:color="999999"/>
+              <w:left w:val="single" w:sz="4" w:space="0" w:color="999999"/>
+              <w:bottom w:val="single" w:sz="4" w:space="0" w:color="999999"/>
+              <w:right w:val="single" w:sz="4" w:space="0" w:color="999999"/>
+            </w:tcBorders>
+            <w:tcMar>
+              <w:top w:w="60" w:type="dxa"/>
+              <w:left w:w="100" w:type="dxa"/>
+              <w:bottom w:w="60" w:type="dxa"/>
+              <w:right w:w="100" w:type="dxa"/>
+            </w:tcMar>
+          </w:tcPr>
+          <w:p>
+            <w:r>
+              <w:rPr>
+                <w:rFonts w:ascii="Calibri" w:eastAsia="Calibri" w:hAnsi="Calibri" w:cs="Calibri"/>
+                <w:sz w:val="19"/>
+                <w:szCs w:val="19"/>
+              </w:rPr>
+              <w:t xml:space="preserve">The total stays at twice the number needed to fill the production system.</w:t>
+            </w:r>
+          </w:p>
+        </w:tc>
+      </w:tr>
+      <w:tr>
+        <w:trPr>
+          <w:cantSplit/>
+        </w:trPr>
+        <w:tc>
+          <w:tcPr>
+            <w:tcW w:w="1400" w:type="dxa"/>
+            <w:tcBorders>
+              <w:top w:val="single" w:sz="4" w:space="0" w:color="999999"/>
+              <w:left w:val="single" w:sz="4" w:space="0" w:color="999999"/>
+              <w:bottom w:val="single" w:sz="4" w:space="0" w:color="999999"/>
+              <w:right w:val="single" w:sz="4" w:space="0" w:color="999999"/>
+            </w:tcBorders>
+            <w:tcMar>
+              <w:top w:w="60" w:type="dxa"/>
+              <w:left w:w="100" w:type="dxa"/>
+              <w:bottom w:w="60" w:type="dxa"/>
+              <w:right w:w="100" w:type="dxa"/>
+            </w:tcMar>
+          </w:tcPr>
+          <w:p>
+            <w:r>
+              <w:rPr>
+                <w:rFonts w:ascii="Calibri" w:eastAsia="Calibri" w:hAnsi="Calibri" w:cs="Calibri"/>
+                <w:sz w:val="19"/>
+                <w:szCs w:val="19"/>
+              </w:rPr>
+              <w:t xml:space="preserve">FIN-TC-38</w:t>
+            </w:r>
+          </w:p>
+        </w:tc>
+        <w:tc>
+          <w:tcPr>
+            <w:tcW w:w="2700" w:type="dxa"/>
+            <w:tcBorders>
+              <w:top w:val="single" w:sz="4" w:space="0" w:color="999999"/>
+              <w:left w:val="single" w:sz="4" w:space="0" w:color="999999"/>
+              <w:bottom w:val="single" w:sz="4" w:space="0" w:color="999999"/>
+              <w:right w:val="single" w:sz="4" w:space="0" w:color="999999"/>
+            </w:tcBorders>
+            <w:tcMar>
+              <w:top w:w="60" w:type="dxa"/>
+              <w:left w:w="100" w:type="dxa"/>
+              <w:bottom w:w="60" w:type="dxa"/>
+              <w:right w:w="100" w:type="dxa"/>
+            </w:tcMar>
+          </w:tcPr>
+          <w:p>
+            <w:r>
+              <w:rPr>
+                <w:rFonts w:ascii="Calibri" w:eastAsia="Calibri" w:hAnsi="Calibri" w:cs="Calibri"/>
+                <w:sz w:val="19"/>
+                <w:szCs w:val="19"/>
+              </w:rPr>
+              <w:t xml:space="preserve">Verify clean pan supply</w:t>
+            </w:r>
+          </w:p>
+        </w:tc>
+        <w:tc>
+          <w:tcPr>
+            <w:tcW w:w="1800" w:type="dxa"/>
+            <w:tcBorders>
+              <w:top w:val="single" w:sz="4" w:space="0" w:color="999999"/>
+              <w:left w:val="single" w:sz="4" w:space="0" w:color="999999"/>
+              <w:bottom w:val="single" w:sz="4" w:space="0" w:color="999999"/>
+              <w:right w:val="single" w:sz="4" w:space="0" w:color="999999"/>
+            </w:tcBorders>
+            <w:tcMar>
+              <w:top w:w="60" w:type="dxa"/>
+              <w:left w:w="100" w:type="dxa"/>
+              <w:bottom w:w="60" w:type="dxa"/>
+              <w:right w:w="100" w:type="dxa"/>
+            </w:tcMar>
+          </w:tcPr>
+          <w:p>
+            <w:r>
+              <w:rPr>
+                <w:rFonts w:ascii="Calibri" w:eastAsia="Calibri" w:hAnsi="Calibri" w:cs="Calibri"/>
+                <w:sz w:val="19"/>
+                <w:szCs w:val="19"/>
+              </w:rPr>
+              <w:t xml:space="preserve">FIN-REQ-16</w:t>
+            </w:r>
+          </w:p>
+        </w:tc>
+        <w:tc>
+          <w:tcPr>
+            <w:tcW w:w="4600" w:type="dxa"/>
+            <w:tcBorders>
+              <w:top w:val="single" w:sz="4" w:space="0" w:color="999999"/>
+              <w:left w:val="single" w:sz="4" w:space="0" w:color="999999"/>
+              <w:bottom w:val="single" w:sz="4" w:space="0" w:color="999999"/>
+              <w:right w:val="single" w:sz="4" w:space="0" w:color="999999"/>
+            </w:tcBorders>
+            <w:tcMar>
+              <w:top w:w="60" w:type="dxa"/>
+              <w:left w:w="100" w:type="dxa"/>
+              <w:bottom w:w="60" w:type="dxa"/>
+              <w:right w:w="100" w:type="dxa"/>
+            </w:tcMar>
+          </w:tcPr>
+          <w:p>
+            <w:r>
+              <w:rPr>
+                <w:rFonts w:ascii="Calibri" w:eastAsia="Calibri" w:hAnsi="Calibri" w:cs="Calibri"/>
+                <w:sz w:val="19"/>
+                <w:szCs w:val="19"/>
+              </w:rPr>
+              <w:t xml:space="preserve">Send "Pan request" when no pan is at depositing (FC8).</w:t>
+            </w:r>
+          </w:p>
+        </w:tc>
+        <w:tc>
+          <w:tcPr>
+            <w:tcW w:w="4178" w:type="dxa"/>
+            <w:tcBorders>
+              <w:top w:val="single" w:sz="4" w:space="0" w:color="999999"/>
+              <w:left w:val="single" w:sz="4" w:space="0" w:color="999999"/>
+              <w:bottom w:val="single" w:sz="4" w:space="0" w:color="999999"/>
+              <w:right w:val="single" w:sz="4" w:space="0" w:color="999999"/>
+            </w:tcBorders>
+            <w:tcMar>
+              <w:top w:w="60" w:type="dxa"/>
+              <w:left w:w="100" w:type="dxa"/>
+              <w:bottom w:w="60" w:type="dxa"/>
+              <w:right w:w="100" w:type="dxa"/>
+            </w:tcMar>
+          </w:tcPr>
+          <w:p>
+            <w:r>
+              <w:rPr>
+                <w:rFonts w:ascii="Calibri" w:eastAsia="Calibri" w:hAnsi="Calibri" w:cs="Calibri"/>
+                <w:sz w:val="19"/>
+                <w:szCs w:val="19"/>
+              </w:rPr>
+              <w:t xml:space="preserve">A clean pan is supplied to the depositing point.</w:t>
+            </w:r>
+          </w:p>
+        </w:tc>
+      </w:tr>
+      <w:tr>
+        <w:trPr>
+          <w:cantSplit/>
+        </w:trPr>
+        <w:tc>
+          <w:tcPr>
+            <w:tcW w:w="1400" w:type="dxa"/>
+            <w:tcBorders>
+              <w:top w:val="single" w:sz="4" w:space="0" w:color="999999"/>
+              <w:left w:val="single" w:sz="4" w:space="0" w:color="999999"/>
+              <w:bottom w:val="single" w:sz="4" w:space="0" w:color="999999"/>
+              <w:right w:val="single" w:sz="4" w:space="0" w:color="999999"/>
+            </w:tcBorders>
+            <w:tcMar>
+              <w:top w:w="60" w:type="dxa"/>
+              <w:left w:w="100" w:type="dxa"/>
+              <w:bottom w:w="60" w:type="dxa"/>
+              <w:right w:w="100" w:type="dxa"/>
+            </w:tcMar>
+          </w:tcPr>
+          <w:p>
+            <w:r>
+              <w:rPr>
+                <w:rFonts w:ascii="Calibri" w:eastAsia="Calibri" w:hAnsi="Calibri" w:cs="Calibri"/>
+                <w:sz w:val="19"/>
+                <w:szCs w:val="19"/>
+              </w:rPr>
+              <w:t xml:space="preserve">FIN-TC-39</w:t>
+            </w:r>
+          </w:p>
+        </w:tc>
+        <w:tc>
+          <w:tcPr>
+            <w:tcW w:w="2700" w:type="dxa"/>
+            <w:tcBorders>
+              <w:top w:val="single" w:sz="4" w:space="0" w:color="999999"/>
+              <w:left w:val="single" w:sz="4" w:space="0" w:color="999999"/>
+              <w:bottom w:val="single" w:sz="4" w:space="0" w:color="999999"/>
+              <w:right w:val="single" w:sz="4" w:space="0" w:color="999999"/>
+            </w:tcBorders>
+            <w:tcMar>
+              <w:top w:w="60" w:type="dxa"/>
+              <w:left w:w="100" w:type="dxa"/>
+              <w:bottom w:w="60" w:type="dxa"/>
+              <w:right w:w="100" w:type="dxa"/>
+            </w:tcMar>
+          </w:tcPr>
+          <w:p>
+            <w:r>
+              <w:rPr>
+                <w:rFonts w:ascii="Calibri" w:eastAsia="Calibri" w:hAnsi="Calibri" w:cs="Calibri"/>
+                <w:sz w:val="19"/>
+                <w:szCs w:val="19"/>
+              </w:rPr>
+              <w:t xml:space="preserve">Verify stock level report</w:t>
+            </w:r>
+          </w:p>
+        </w:tc>
+        <w:tc>
+          <w:tcPr>
+            <w:tcW w:w="1800" w:type="dxa"/>
+            <w:tcBorders>
+              <w:top w:val="single" w:sz="4" w:space="0" w:color="999999"/>
+              <w:left w:val="single" w:sz="4" w:space="0" w:color="999999"/>
+              <w:bottom w:val="single" w:sz="4" w:space="0" w:color="999999"/>
+              <w:right w:val="single" w:sz="4" w:space="0" w:color="999999"/>
+            </w:tcBorders>
+            <w:tcMar>
+              <w:top w:w="60" w:type="dxa"/>
+              <w:left w:w="100" w:type="dxa"/>
+              <w:bottom w:w="60" w:type="dxa"/>
+              <w:right w:w="100" w:type="dxa"/>
+            </w:tcMar>
+          </w:tcPr>
+          <w:p>
+            <w:r>
+              <w:rPr>
+                <w:rFonts w:ascii="Calibri" w:eastAsia="Calibri" w:hAnsi="Calibri" w:cs="Calibri"/>
+                <w:sz w:val="19"/>
+                <w:szCs w:val="19"/>
+              </w:rPr>
+              <w:t xml:space="preserve">FIN-REQ-17</w:t>
+            </w:r>
+          </w:p>
+        </w:tc>
+        <w:tc>
+          <w:tcPr>
+            <w:tcW w:w="4600" w:type="dxa"/>
+            <w:tcBorders>
+              <w:top w:val="single" w:sz="4" w:space="0" w:color="999999"/>
+              <w:left w:val="single" w:sz="4" w:space="0" w:color="999999"/>
+              <w:bottom w:val="single" w:sz="4" w:space="0" w:color="999999"/>
+              <w:right w:val="single" w:sz="4" w:space="0" w:color="999999"/>
+            </w:tcBorders>
+            <w:tcMar>
+              <w:top w:w="60" w:type="dxa"/>
+              <w:left w:w="100" w:type="dxa"/>
+              <w:bottom w:w="60" w:type="dxa"/>
+              <w:right w:w="100" w:type="dxa"/>
+            </w:tcMar>
+          </w:tcPr>
+          <w:p>
+            <w:r>
+              <w:rPr>
+                <w:rFonts w:ascii="Calibri" w:eastAsia="Calibri" w:hAnsi="Calibri" w:cs="Calibri"/>
+                <w:sz w:val="19"/>
+                <w:szCs w:val="19"/>
+              </w:rPr>
+              <w:t xml:space="preserve">Send "Pan request" at two different stock levels.</w:t>
+            </w:r>
+          </w:p>
+        </w:tc>
+        <w:tc>
+          <w:tcPr>
+            <w:tcW w:w="4178" w:type="dxa"/>
+            <w:tcBorders>
+              <w:top w:val="single" w:sz="4" w:space="0" w:color="999999"/>
+              <w:left w:val="single" w:sz="4" w:space="0" w:color="999999"/>
+              <w:bottom w:val="single" w:sz="4" w:space="0" w:color="999999"/>
+              <w:right w:val="single" w:sz="4" w:space="0" w:color="999999"/>
+            </w:tcBorders>
+            <w:tcMar>
+              <w:top w:w="60" w:type="dxa"/>
+              <w:left w:w="100" w:type="dxa"/>
+              <w:bottom w:w="60" w:type="dxa"/>
+              <w:right w:w="100" w:type="dxa"/>
+            </w:tcMar>
+          </w:tcPr>
+          <w:p>
+            <w:r>
+              <w:rPr>
+                <w:rFonts w:ascii="Calibri" w:eastAsia="Calibri" w:hAnsi="Calibri" w:cs="Calibri"/>
+                <w:sz w:val="19"/>
+                <w:szCs w:val="19"/>
+              </w:rPr>
+              <w:t xml:space="preserve">Each "Clean pan supply" carries the current stock level.</w:t>
+            </w:r>
+          </w:p>
+        </w:tc>
+      </w:tr>
+      <w:tr>
+        <w:trPr>
+          <w:cantSplit/>
+        </w:trPr>
+        <w:tc>
+          <w:tcPr>
+            <w:tcW w:w="1400" w:type="dxa"/>
+            <w:tcBorders>
+              <w:top w:val="single" w:sz="4" w:space="0" w:color="999999"/>
+              <w:left w:val="single" w:sz="4" w:space="0" w:color="999999"/>
+              <w:bottom w:val="single" w:sz="4" w:space="0" w:color="999999"/>
+              <w:right w:val="single" w:sz="4" w:space="0" w:color="999999"/>
+            </w:tcBorders>
+            <w:tcMar>
+              <w:top w:w="60" w:type="dxa"/>
+              <w:left w:w="100" w:type="dxa"/>
+              <w:bottom w:w="60" w:type="dxa"/>
+              <w:right w:w="100" w:type="dxa"/>
+            </w:tcMar>
+          </w:tcPr>
+          <w:p>
+            <w:r>
+              <w:rPr>
+                <w:rFonts w:ascii="Calibri" w:eastAsia="Calibri" w:hAnsi="Calibri" w:cs="Calibri"/>
+                <w:sz w:val="19"/>
+                <w:szCs w:val="19"/>
+              </w:rPr>
+              <w:t xml:space="preserve">FIN-TC-40</w:t>
+            </w:r>
+          </w:p>
+        </w:tc>
+        <w:tc>
+          <w:tcPr>
+            <w:tcW w:w="2700" w:type="dxa"/>
+            <w:tcBorders>
+              <w:top w:val="single" w:sz="4" w:space="0" w:color="999999"/>
+              <w:left w:val="single" w:sz="4" w:space="0" w:color="999999"/>
+              <w:bottom w:val="single" w:sz="4" w:space="0" w:color="999999"/>
+              <w:right w:val="single" w:sz="4" w:space="0" w:color="999999"/>
+            </w:tcBorders>
+            <w:tcMar>
+              <w:top w:w="60" w:type="dxa"/>
+              <w:left w:w="100" w:type="dxa"/>
+              <w:bottom w:w="60" w:type="dxa"/>
+              <w:right w:w="100" w:type="dxa"/>
+            </w:tcMar>
+          </w:tcPr>
+          <w:p>
+            <w:r>
+              <w:rPr>
+                <w:rFonts w:ascii="Calibri" w:eastAsia="Calibri" w:hAnsi="Calibri" w:cs="Calibri"/>
+                <w:sz w:val="19"/>
+                <w:szCs w:val="19"/>
+              </w:rPr>
+              <w:t xml:space="preserve">Verify supply during washing outage</w:t>
+            </w:r>
+          </w:p>
+        </w:tc>
+        <w:tc>
+          <w:tcPr>
+            <w:tcW w:w="1800" w:type="dxa"/>
+            <w:tcBorders>
+              <w:top w:val="single" w:sz="4" w:space="0" w:color="999999"/>
+              <w:left w:val="single" w:sz="4" w:space="0" w:color="999999"/>
+              <w:bottom w:val="single" w:sz="4" w:space="0" w:color="999999"/>
+              <w:right w:val="single" w:sz="4" w:space="0" w:color="999999"/>
+            </w:tcBorders>
+            <w:tcMar>
+              <w:top w:w="60" w:type="dxa"/>
+              <w:left w:w="100" w:type="dxa"/>
+              <w:bottom w:w="60" w:type="dxa"/>
+              <w:right w:w="100" w:type="dxa"/>
+            </w:tcMar>
+          </w:tcPr>
+          <w:p>
+            <w:r>
+              <w:rPr>
+                <w:rFonts w:ascii="Calibri" w:eastAsia="Calibri" w:hAnsi="Calibri" w:cs="Calibri"/>
+                <w:sz w:val="19"/>
+                <w:szCs w:val="19"/>
+              </w:rPr>
+              <w:t xml:space="preserve">FIN-REQ-18</w:t>
+            </w:r>
+          </w:p>
+        </w:tc>
+        <w:tc>
+          <w:tcPr>
+            <w:tcW w:w="4600" w:type="dxa"/>
+            <w:tcBorders>
+              <w:top w:val="single" w:sz="4" w:space="0" w:color="999999"/>
+              <w:left w:val="single" w:sz="4" w:space="0" w:color="999999"/>
+              <w:bottom w:val="single" w:sz="4" w:space="0" w:color="999999"/>
+              <w:right w:val="single" w:sz="4" w:space="0" w:color="999999"/>
+            </w:tcBorders>
+            <w:tcMar>
+              <w:top w:w="60" w:type="dxa"/>
+              <w:left w:w="100" w:type="dxa"/>
+              <w:bottom w:w="60" w:type="dxa"/>
+              <w:right w:w="100" w:type="dxa"/>
+            </w:tcMar>
+          </w:tcPr>
+          <w:p>
+            <w:r>
+              <w:rPr>
+                <w:rFonts w:ascii="Calibri" w:eastAsia="Calibri" w:hAnsi="Calibri" w:cs="Calibri"/>
+                <w:sz w:val="19"/>
+                <w:szCs w:val="19"/>
+              </w:rPr>
+              <w:t xml:space="preserve">Make the washing station unavailable (FC23) and send "Pan request".</w:t>
+            </w:r>
+          </w:p>
+        </w:tc>
+        <w:tc>
+          <w:tcPr>
+            <w:tcW w:w="4178" w:type="dxa"/>
+            <w:tcBorders>
+              <w:top w:val="single" w:sz="4" w:space="0" w:color="999999"/>
+              <w:left w:val="single" w:sz="4" w:space="0" w:color="999999"/>
+              <w:bottom w:val="single" w:sz="4" w:space="0" w:color="999999"/>
+              <w:right w:val="single" w:sz="4" w:space="0" w:color="999999"/>
+            </w:tcBorders>
+            <w:tcMar>
+              <w:top w:w="60" w:type="dxa"/>
+              <w:left w:w="100" w:type="dxa"/>
+              <w:bottom w:w="60" w:type="dxa"/>
+              <w:right w:w="100" w:type="dxa"/>
+            </w:tcMar>
+          </w:tcPr>
+          <w:p>
+            <w:r>
+              <w:rPr>
+                <w:rFonts w:ascii="Calibri" w:eastAsia="Calibri" w:hAnsi="Calibri" w:cs="Calibri"/>
+                <w:sz w:val="19"/>
+                <w:szCs w:val="19"/>
+              </w:rPr>
+              <w:t xml:space="preserve">Clean pans are still supplied from stock.</w:t>
+            </w:r>
+          </w:p>
+        </w:tc>
+      </w:tr>
+      <w:tr>
+        <w:trPr>
+          <w:cantSplit/>
+        </w:trPr>
+        <w:tc>
+          <w:tcPr>
+            <w:tcW w:w="1400" w:type="dxa"/>
+            <w:tcBorders>
+              <w:top w:val="single" w:sz="4" w:space="0" w:color="999999"/>
+              <w:left w:val="single" w:sz="4" w:space="0" w:color="999999"/>
+              <w:bottom w:val="single" w:sz="4" w:space="0" w:color="999999"/>
+              <w:right w:val="single" w:sz="4" w:space="0" w:color="999999"/>
+            </w:tcBorders>
+            <w:tcMar>
+              <w:top w:w="60" w:type="dxa"/>
+              <w:left w:w="100" w:type="dxa"/>
+              <w:bottom w:w="60" w:type="dxa"/>
+              <w:right w:w="100" w:type="dxa"/>
+            </w:tcMar>
+          </w:tcPr>
+          <w:p>
+            <w:r>
+              <w:rPr>
+                <w:rFonts w:ascii="Calibri" w:eastAsia="Calibri" w:hAnsi="Calibri" w:cs="Calibri"/>
+                <w:sz w:val="19"/>
+                <w:szCs w:val="19"/>
+              </w:rPr>
+              <w:t xml:space="preserve">FIN-TC-41</w:t>
+            </w:r>
+          </w:p>
+        </w:tc>
+        <w:tc>
+          <w:tcPr>
+            <w:tcW w:w="2700" w:type="dxa"/>
+            <w:tcBorders>
+              <w:top w:val="single" w:sz="4" w:space="0" w:color="999999"/>
+              <w:left w:val="single" w:sz="4" w:space="0" w:color="999999"/>
+              <w:bottom w:val="single" w:sz="4" w:space="0" w:color="999999"/>
+              <w:right w:val="single" w:sz="4" w:space="0" w:color="999999"/>
+            </w:tcBorders>
+            <w:tcMar>
+              <w:top w:w="60" w:type="dxa"/>
+              <w:left w:w="100" w:type="dxa"/>
+              <w:bottom w:w="60" w:type="dxa"/>
+              <w:right w:w="100" w:type="dxa"/>
+            </w:tcMar>
+          </w:tcPr>
+          <w:p>
+            <w:r>
+              <w:rPr>
+                <w:rFonts w:ascii="Calibri" w:eastAsia="Calibri" w:hAnsi="Calibri" w:cs="Calibri"/>
+                <w:sz w:val="19"/>
+                <w:szCs w:val="19"/>
+              </w:rPr>
+              <w:t xml:space="preserve">Verify washing resume conditions</w:t>
+            </w:r>
+          </w:p>
+        </w:tc>
+        <w:tc>
+          <w:tcPr>
+            <w:tcW w:w="1800" w:type="dxa"/>
+            <w:tcBorders>
+              <w:top w:val="single" w:sz="4" w:space="0" w:color="999999"/>
+              <w:left w:val="single" w:sz="4" w:space="0" w:color="999999"/>
+              <w:bottom w:val="single" w:sz="4" w:space="0" w:color="999999"/>
+              <w:right w:val="single" w:sz="4" w:space="0" w:color="999999"/>
+            </w:tcBorders>
+            <w:tcMar>
+              <w:top w:w="60" w:type="dxa"/>
+              <w:left w:w="100" w:type="dxa"/>
+              <w:bottom w:w="60" w:type="dxa"/>
+              <w:right w:w="100" w:type="dxa"/>
+            </w:tcMar>
+          </w:tcPr>
+          <w:p>
+            <w:r>
+              <w:rPr>
+                <w:rFonts w:ascii="Calibri" w:eastAsia="Calibri" w:hAnsi="Calibri" w:cs="Calibri"/>
+                <w:sz w:val="19"/>
+                <w:szCs w:val="19"/>
+              </w:rPr>
+              <w:t xml:space="preserve">FIN-REQ-19</w:t>
+            </w:r>
+          </w:p>
+        </w:tc>
+        <w:tc>
+          <w:tcPr>
+            <w:tcW w:w="4600" w:type="dxa"/>
+            <w:tcBorders>
+              <w:top w:val="single" w:sz="4" w:space="0" w:color="999999"/>
+              <w:left w:val="single" w:sz="4" w:space="0" w:color="999999"/>
+              <w:bottom w:val="single" w:sz="4" w:space="0" w:color="999999"/>
+              <w:right w:val="single" w:sz="4" w:space="0" w:color="999999"/>
+            </w:tcBorders>
+            <w:tcMar>
+              <w:top w:w="60" w:type="dxa"/>
+              <w:left w:w="100" w:type="dxa"/>
+              <w:bottom w:w="60" w:type="dxa"/>
+              <w:right w:w="100" w:type="dxa"/>
+            </w:tcMar>
+          </w:tcPr>
+          <w:p>
+            <w:r>
+              <w:rPr>
+                <w:rFonts w:ascii="Calibri" w:eastAsia="Calibri" w:hAnsi="Calibri" w:cs="Calibri"/>
+                <w:sz w:val="19"/>
+                <w:szCs w:val="19"/>
+              </w:rPr>
+              <w:t xml:space="preserve">After a washing fault, try three cases: repair confirmed but conditions not met, conditions met but no "Repair confirmed", and both.</w:t>
+            </w:r>
+          </w:p>
+        </w:tc>
+        <w:tc>
+          <w:tcPr>
+            <w:tcW w:w="4178" w:type="dxa"/>
+            <w:tcBorders>
+              <w:top w:val="single" w:sz="4" w:space="0" w:color="999999"/>
+              <w:left w:val="single" w:sz="4" w:space="0" w:color="999999"/>
+              <w:bottom w:val="single" w:sz="4" w:space="0" w:color="999999"/>
+              <w:right w:val="single" w:sz="4" w:space="0" w:color="999999"/>
+            </w:tcBorders>
+            <w:tcMar>
+              <w:top w:w="60" w:type="dxa"/>
+              <w:left w:w="100" w:type="dxa"/>
+              <w:bottom w:w="60" w:type="dxa"/>
+              <w:right w:w="100" w:type="dxa"/>
+            </w:tcMar>
+          </w:tcPr>
+          <w:p>
+            <w:r>
+              <w:rPr>
+                <w:rFonts w:ascii="Calibri" w:eastAsia="Calibri" w:hAnsi="Calibri" w:cs="Calibri"/>
+                <w:sz w:val="19"/>
+                <w:szCs w:val="19"/>
+              </w:rPr>
+              <w:t xml:space="preserve">Washing resumes only in the third case.</w:t>
+            </w:r>
+          </w:p>
+        </w:tc>
+      </w:tr>
+      <w:tr>
+        <w:trPr>
+          <w:cantSplit/>
+        </w:trPr>
+        <w:tc>
+          <w:tcPr>
+            <w:tcW w:w="1400" w:type="dxa"/>
+            <w:tcBorders>
+              <w:top w:val="single" w:sz="4" w:space="0" w:color="999999"/>
+              <w:left w:val="single" w:sz="4" w:space="0" w:color="999999"/>
+              <w:bottom w:val="single" w:sz="4" w:space="0" w:color="999999"/>
+              <w:right w:val="single" w:sz="4" w:space="0" w:color="999999"/>
+            </w:tcBorders>
+            <w:tcMar>
+              <w:top w:w="60" w:type="dxa"/>
+              <w:left w:w="100" w:type="dxa"/>
+              <w:bottom w:w="60" w:type="dxa"/>
+              <w:right w:w="100" w:type="dxa"/>
+            </w:tcMar>
+          </w:tcPr>
+          <w:p>
+            <w:r>
+              <w:rPr>
+                <w:rFonts w:ascii="Calibri" w:eastAsia="Calibri" w:hAnsi="Calibri" w:cs="Calibri"/>
+                <w:sz w:val="19"/>
+                <w:szCs w:val="19"/>
+              </w:rPr>
+              <w:t xml:space="preserve">FIN-TC-42</w:t>
+            </w:r>
+          </w:p>
+        </w:tc>
+        <w:tc>
+          <w:tcPr>
+            <w:tcW w:w="2700" w:type="dxa"/>
+            <w:tcBorders>
+              <w:top w:val="single" w:sz="4" w:space="0" w:color="999999"/>
+              <w:left w:val="single" w:sz="4" w:space="0" w:color="999999"/>
+              <w:bottom w:val="single" w:sz="4" w:space="0" w:color="999999"/>
+              <w:right w:val="single" w:sz="4" w:space="0" w:color="999999"/>
+            </w:tcBorders>
+            <w:tcMar>
+              <w:top w:w="60" w:type="dxa"/>
+              <w:left w:w="100" w:type="dxa"/>
+              <w:bottom w:w="60" w:type="dxa"/>
+              <w:right w:w="100" w:type="dxa"/>
+            </w:tcMar>
+          </w:tcPr>
+          <w:p>
+            <w:r>
+              <w:rPr>
+                <w:rFonts w:ascii="Calibri" w:eastAsia="Calibri" w:hAnsi="Calibri" w:cs="Calibri"/>
+                <w:sz w:val="19"/>
+                <w:szCs w:val="19"/>
+              </w:rPr>
+              <w:t xml:space="preserve">Verify catch-up speed</w:t>
+            </w:r>
+          </w:p>
+        </w:tc>
+        <w:tc>
+          <w:tcPr>
+            <w:tcW w:w="1800" w:type="dxa"/>
+            <w:tcBorders>
+              <w:top w:val="single" w:sz="4" w:space="0" w:color="999999"/>
+              <w:left w:val="single" w:sz="4" w:space="0" w:color="999999"/>
+              <w:bottom w:val="single" w:sz="4" w:space="0" w:color="999999"/>
+              <w:right w:val="single" w:sz="4" w:space="0" w:color="999999"/>
+            </w:tcBorders>
+            <w:tcMar>
+              <w:top w:w="60" w:type="dxa"/>
+              <w:left w:w="100" w:type="dxa"/>
+              <w:bottom w:w="60" w:type="dxa"/>
+              <w:right w:w="100" w:type="dxa"/>
+            </w:tcMar>
+          </w:tcPr>
+          <w:p>
+            <w:r>
+              <w:rPr>
+                <w:rFonts w:ascii="Calibri" w:eastAsia="Calibri" w:hAnsi="Calibri" w:cs="Calibri"/>
+                <w:sz w:val="19"/>
+                <w:szCs w:val="19"/>
+              </w:rPr>
+              <w:t xml:space="preserve">FIN-REQ-20.1</w:t>
+            </w:r>
+          </w:p>
+        </w:tc>
+        <w:tc>
+          <w:tcPr>
+            <w:tcW w:w="4600" w:type="dxa"/>
+            <w:tcBorders>
+              <w:top w:val="single" w:sz="4" w:space="0" w:color="999999"/>
+              <w:left w:val="single" w:sz="4" w:space="0" w:color="999999"/>
+              <w:bottom w:val="single" w:sz="4" w:space="0" w:color="999999"/>
+              <w:right w:val="single" w:sz="4" w:space="0" w:color="999999"/>
+            </w:tcBorders>
+            <w:tcMar>
+              <w:top w:w="60" w:type="dxa"/>
+              <w:left w:w="100" w:type="dxa"/>
+              <w:bottom w:w="60" w:type="dxa"/>
+              <w:right w:w="100" w:type="dxa"/>
+            </w:tcMar>
+          </w:tcPr>
+          <w:p>
+            <w:r>
+              <w:rPr>
+                <w:rFonts w:ascii="Calibri" w:eastAsia="Calibri" w:hAnsi="Calibri" w:cs="Calibri"/>
+                <w:sz w:val="19"/>
+                <w:szCs w:val="19"/>
+              </w:rPr>
+              <w:t xml:space="preserve">Confirm repair while a pan backlog exists.</w:t>
+            </w:r>
+          </w:p>
+        </w:tc>
+        <w:tc>
+          <w:tcPr>
+            <w:tcW w:w="4178" w:type="dxa"/>
+            <w:tcBorders>
+              <w:top w:val="single" w:sz="4" w:space="0" w:color="999999"/>
+              <w:left w:val="single" w:sz="4" w:space="0" w:color="999999"/>
+              <w:bottom w:val="single" w:sz="4" w:space="0" w:color="999999"/>
+              <w:right w:val="single" w:sz="4" w:space="0" w:color="999999"/>
+            </w:tcBorders>
+            <w:tcMar>
+              <w:top w:w="60" w:type="dxa"/>
+              <w:left w:w="100" w:type="dxa"/>
+              <w:bottom w:w="60" w:type="dxa"/>
+              <w:right w:w="100" w:type="dxa"/>
+            </w:tcMar>
+          </w:tcPr>
+          <w:p>
+            <w:r>
+              <w:rPr>
+                <w:rFonts w:ascii="Calibri" w:eastAsia="Calibri" w:hAnsi="Calibri" w:cs="Calibri"/>
+                <w:sz w:val="19"/>
+                <w:szCs w:val="19"/>
+              </w:rPr>
+              <w:t xml:space="preserve">Washing runs at increased speed.</w:t>
+            </w:r>
+          </w:p>
+        </w:tc>
+      </w:tr>
+      <w:tr>
+        <w:trPr>
+          <w:cantSplit/>
+        </w:trPr>
+        <w:tc>
+          <w:tcPr>
+            <w:tcW w:w="1400" w:type="dxa"/>
+            <w:tcBorders>
+              <w:top w:val="single" w:sz="4" w:space="0" w:color="999999"/>
+              <w:left w:val="single" w:sz="4" w:space="0" w:color="999999"/>
+              <w:bottom w:val="single" w:sz="4" w:space="0" w:color="999999"/>
+              <w:right w:val="single" w:sz="4" w:space="0" w:color="999999"/>
+            </w:tcBorders>
+            <w:tcMar>
+              <w:top w:w="60" w:type="dxa"/>
+              <w:left w:w="100" w:type="dxa"/>
+              <w:bottom w:w="60" w:type="dxa"/>
+              <w:right w:w="100" w:type="dxa"/>
+            </w:tcMar>
+          </w:tcPr>
+          <w:p>
+            <w:r>
+              <w:rPr>
+                <w:rFonts w:ascii="Calibri" w:eastAsia="Calibri" w:hAnsi="Calibri" w:cs="Calibri"/>
+                <w:sz w:val="19"/>
+                <w:szCs w:val="19"/>
+              </w:rPr>
+              <w:t xml:space="preserve">FIN-TC-43</w:t>
+            </w:r>
+          </w:p>
+        </w:tc>
+        <w:tc>
+          <w:tcPr>
+            <w:tcW w:w="2700" w:type="dxa"/>
+            <w:tcBorders>
+              <w:top w:val="single" w:sz="4" w:space="0" w:color="999999"/>
+              <w:left w:val="single" w:sz="4" w:space="0" w:color="999999"/>
+              <w:bottom w:val="single" w:sz="4" w:space="0" w:color="999999"/>
+              <w:right w:val="single" w:sz="4" w:space="0" w:color="999999"/>
+            </w:tcBorders>
+            <w:tcMar>
+              <w:top w:w="60" w:type="dxa"/>
+              <w:left w:w="100" w:type="dxa"/>
+              <w:bottom w:w="60" w:type="dxa"/>
+              <w:right w:w="100" w:type="dxa"/>
+            </w:tcMar>
+          </w:tcPr>
+          <w:p>
+            <w:r>
+              <w:rPr>
+                <w:rFonts w:ascii="Calibri" w:eastAsia="Calibri" w:hAnsi="Calibri" w:cs="Calibri"/>
+                <w:sz w:val="19"/>
+                <w:szCs w:val="19"/>
+              </w:rPr>
+              <w:t xml:space="preserve">Verify return to normal speed</w:t>
+            </w:r>
+          </w:p>
+        </w:tc>
+        <w:tc>
+          <w:tcPr>
+            <w:tcW w:w="1800" w:type="dxa"/>
+            <w:tcBorders>
+              <w:top w:val="single" w:sz="4" w:space="0" w:color="999999"/>
+              <w:left w:val="single" w:sz="4" w:space="0" w:color="999999"/>
+              <w:bottom w:val="single" w:sz="4" w:space="0" w:color="999999"/>
+              <w:right w:val="single" w:sz="4" w:space="0" w:color="999999"/>
+            </w:tcBorders>
+            <w:tcMar>
+              <w:top w:w="60" w:type="dxa"/>
+              <w:left w:w="100" w:type="dxa"/>
+              <w:bottom w:w="60" w:type="dxa"/>
+              <w:right w:w="100" w:type="dxa"/>
+            </w:tcMar>
+          </w:tcPr>
+          <w:p>
+            <w:r>
+              <w:rPr>
+                <w:rFonts w:ascii="Calibri" w:eastAsia="Calibri" w:hAnsi="Calibri" w:cs="Calibri"/>
+                <w:sz w:val="19"/>
+                <w:szCs w:val="19"/>
+              </w:rPr>
+              <w:t xml:space="preserve">FIN-REQ-20.2</w:t>
+            </w:r>
+          </w:p>
+        </w:tc>
+        <w:tc>
+          <w:tcPr>
+            <w:tcW w:w="4600" w:type="dxa"/>
+            <w:tcBorders>
+              <w:top w:val="single" w:sz="4" w:space="0" w:color="999999"/>
+              <w:left w:val="single" w:sz="4" w:space="0" w:color="999999"/>
+              <w:bottom w:val="single" w:sz="4" w:space="0" w:color="999999"/>
+              <w:right w:val="single" w:sz="4" w:space="0" w:color="999999"/>
+            </w:tcBorders>
+            <w:tcMar>
+              <w:top w:w="60" w:type="dxa"/>
+              <w:left w:w="100" w:type="dxa"/>
+              <w:bottom w:w="60" w:type="dxa"/>
+              <w:right w:w="100" w:type="dxa"/>
+            </w:tcMar>
+          </w:tcPr>
+          <w:p>
+            <w:r>
+              <w:rPr>
+                <w:rFonts w:ascii="Calibri" w:eastAsia="Calibri" w:hAnsi="Calibri" w:cs="Calibri"/>
+                <w:sz w:val="19"/>
+                <w:szCs w:val="19"/>
+              </w:rPr>
+              <w:t xml:space="preserve">Following FIN-TC-42, let the backlog drop to zero.</w:t>
+            </w:r>
+          </w:p>
+        </w:tc>
+        <w:tc>
+          <w:tcPr>
+            <w:tcW w:w="4178" w:type="dxa"/>
+            <w:tcBorders>
+              <w:top w:val="single" w:sz="4" w:space="0" w:color="999999"/>
+              <w:left w:val="single" w:sz="4" w:space="0" w:color="999999"/>
+              <w:bottom w:val="single" w:sz="4" w:space="0" w:color="999999"/>
+              <w:right w:val="single" w:sz="4" w:space="0" w:color="999999"/>
+            </w:tcBorders>
+            <w:tcMar>
+              <w:top w:w="60" w:type="dxa"/>
+              <w:left w:w="100" w:type="dxa"/>
+              <w:bottom w:w="60" w:type="dxa"/>
+              <w:right w:w="100" w:type="dxa"/>
+            </w:tcMar>
+          </w:tcPr>
+          <w:p>
+            <w:r>
+              <w:rPr>
+                <w:rFonts w:ascii="Calibri" w:eastAsia="Calibri" w:hAnsi="Calibri" w:cs="Calibri"/>
+                <w:sz w:val="19"/>
+                <w:szCs w:val="19"/>
+              </w:rPr>
+              <w:t xml:space="preserve">Washing returns to normal speed.</w:t>
+            </w:r>
+          </w:p>
+        </w:tc>
+      </w:tr>
+      <w:tr>
+        <w:trPr>
+          <w:cantSplit/>
+        </w:trPr>
+        <w:tc>
+          <w:tcPr>
+            <w:tcW w:w="1400" w:type="dxa"/>
+            <w:tcBorders>
+              <w:top w:val="single" w:sz="4" w:space="0" w:color="999999"/>
+              <w:left w:val="single" w:sz="4" w:space="0" w:color="999999"/>
+              <w:bottom w:val="single" w:sz="4" w:space="0" w:color="999999"/>
+              <w:right w:val="single" w:sz="4" w:space="0" w:color="999999"/>
+            </w:tcBorders>
+            <w:tcMar>
+              <w:top w:w="60" w:type="dxa"/>
+              <w:left w:w="100" w:type="dxa"/>
+              <w:bottom w:w="60" w:type="dxa"/>
+              <w:right w:w="100" w:type="dxa"/>
+            </w:tcMar>
+          </w:tcPr>
+          <w:p>
+            <w:r>
+              <w:rPr>
+                <w:rFonts w:ascii="Calibri" w:eastAsia="Calibri" w:hAnsi="Calibri" w:cs="Calibri"/>
+                <w:sz w:val="19"/>
+                <w:szCs w:val="19"/>
+              </w:rPr>
+              <w:t xml:space="preserve">FIN-TC-44</w:t>
+            </w:r>
+          </w:p>
+        </w:tc>
+        <w:tc>
+          <w:tcPr>
+            <w:tcW w:w="2700" w:type="dxa"/>
+            <w:tcBorders>
+              <w:top w:val="single" w:sz="4" w:space="0" w:color="999999"/>
+              <w:left w:val="single" w:sz="4" w:space="0" w:color="999999"/>
+              <w:bottom w:val="single" w:sz="4" w:space="0" w:color="999999"/>
+              <w:right w:val="single" w:sz="4" w:space="0" w:color="999999"/>
+            </w:tcBorders>
+            <w:tcMar>
+              <w:top w:w="60" w:type="dxa"/>
+              <w:left w:w="100" w:type="dxa"/>
+              <w:bottom w:w="60" w:type="dxa"/>
+              <w:right w:w="100" w:type="dxa"/>
+            </w:tcMar>
+          </w:tcPr>
+          <w:p>
+            <w:r>
+              <w:rPr>
+                <w:rFonts w:ascii="Calibri" w:eastAsia="Calibri" w:hAnsi="Calibri" w:cs="Calibri"/>
+                <w:sz w:val="19"/>
+                <w:szCs w:val="19"/>
+              </w:rPr>
+              <w:t xml:space="preserve">Verify speed-change logging</w:t>
+            </w:r>
+          </w:p>
+        </w:tc>
+        <w:tc>
+          <w:tcPr>
+            <w:tcW w:w="1800" w:type="dxa"/>
+            <w:tcBorders>
+              <w:top w:val="single" w:sz="4" w:space="0" w:color="999999"/>
+              <w:left w:val="single" w:sz="4" w:space="0" w:color="999999"/>
+              <w:bottom w:val="single" w:sz="4" w:space="0" w:color="999999"/>
+              <w:right w:val="single" w:sz="4" w:space="0" w:color="999999"/>
+            </w:tcBorders>
+            <w:tcMar>
+              <w:top w:w="60" w:type="dxa"/>
+              <w:left w:w="100" w:type="dxa"/>
+              <w:bottom w:w="60" w:type="dxa"/>
+              <w:right w:w="100" w:type="dxa"/>
+            </w:tcMar>
+          </w:tcPr>
+          <w:p>
+            <w:r>
+              <w:rPr>
+                <w:rFonts w:ascii="Calibri" w:eastAsia="Calibri" w:hAnsi="Calibri" w:cs="Calibri"/>
+                <w:sz w:val="19"/>
+                <w:szCs w:val="19"/>
+              </w:rPr>
+              <w:t xml:space="preserve">FIN-REQ-20.3</w:t>
+            </w:r>
+          </w:p>
+        </w:tc>
+        <w:tc>
+          <w:tcPr>
+            <w:tcW w:w="4600" w:type="dxa"/>
+            <w:tcBorders>
+              <w:top w:val="single" w:sz="4" w:space="0" w:color="999999"/>
+              <w:left w:val="single" w:sz="4" w:space="0" w:color="999999"/>
+              <w:bottom w:val="single" w:sz="4" w:space="0" w:color="999999"/>
+              <w:right w:val="single" w:sz="4" w:space="0" w:color="999999"/>
+            </w:tcBorders>
+            <w:tcMar>
+              <w:top w:w="60" w:type="dxa"/>
+              <w:left w:w="100" w:type="dxa"/>
+              <w:bottom w:w="60" w:type="dxa"/>
+              <w:right w:w="100" w:type="dxa"/>
+            </w:tcMar>
+          </w:tcPr>
+          <w:p>
+            <w:r>
+              <w:rPr>
+                <w:rFonts w:ascii="Calibri" w:eastAsia="Calibri" w:hAnsi="Calibri" w:cs="Calibri"/>
+                <w:sz w:val="19"/>
+                <w:szCs w:val="19"/>
+              </w:rPr>
+              <w:t xml:space="preserve">Run FIN-TC-42 and FIN-TC-43.</w:t>
+            </w:r>
+          </w:p>
+        </w:tc>
+        <w:tc>
+          <w:tcPr>
+            <w:tcW w:w="4178" w:type="dxa"/>
+            <w:tcBorders>
+              <w:top w:val="single" w:sz="4" w:space="0" w:color="999999"/>
+              <w:left w:val="single" w:sz="4" w:space="0" w:color="999999"/>
+              <w:bottom w:val="single" w:sz="4" w:space="0" w:color="999999"/>
+              <w:right w:val="single" w:sz="4" w:space="0" w:color="999999"/>
+            </w:tcBorders>
+            <w:tcMar>
+              <w:top w:w="60" w:type="dxa"/>
+              <w:left w:w="100" w:type="dxa"/>
+              <w:bottom w:w="60" w:type="dxa"/>
+              <w:right w:w="100" w:type="dxa"/>
+            </w:tcMar>
+          </w:tcPr>
+          <w:p>
+            <w:r>
+              <w:rPr>
+                <w:rFonts w:ascii="Calibri" w:eastAsia="Calibri" w:hAnsi="Calibri" w:cs="Calibri"/>
+                <w:sz w:val="19"/>
+                <w:szCs w:val="19"/>
+              </w:rPr>
+              <w:t xml:space="preserve">Each change of washing speed is logged.</w:t>
+            </w:r>
+          </w:p>
+        </w:tc>
+      </w:tr>
+    </w:tbl>
+    <w:p>
+      <w:r>
+        <w:rPr>
+          <w:rFonts w:ascii="Calibri" w:eastAsia="Calibri" w:hAnsi="Calibri" w:cs="Calibri"/>
+          <w:sz w:val="19"/>
+          <w:szCs w:val="19"/>
+        </w:rPr>
+        <w:t xml:space="preserve"/>
+      </w:r>
+    </w:p>
+    <w:p>
+      <w:pPr>
+        <w:pStyle w:val="Heading3"/>
+        <w:rPr>
+          <w:lang w:val="en-GB"/>
+        </w:rPr>
+      </w:pPr>
+      <w:r>
+        <w:rPr>
+          <w:lang w:val="en-GB"/>
+        </w:rPr>
+        <w:t xml:space="preserve">RD8 Line Health and Band Response</w:t>
+      </w:r>
+    </w:p>
+    <w:tbl>
+      <w:tblPr>
+        <w:tblW w:w="14678" w:type="dxa"/>
+        <w:tblBorders>
+          <w:top w:val="single" w:sz="4" w:space="0" w:color="auto"/>
+          <w:left w:val="single" w:sz="4" w:space="0" w:color="auto"/>
+          <w:bottom w:val="single" w:sz="4" w:space="0" w:color="auto"/>
+          <w:right w:val="single" w:sz="4" w:space="0" w:color="auto"/>
+          <w:insideH w:val="single" w:sz="4" w:space="0" w:color="auto"/>
+          <w:insideV w:val="single" w:sz="4" w:space="0" w:color="auto"/>
+        </w:tblBorders>
+        <w:tblCellMar>
+          <w:left w:w="10" w:type="dxa"/>
+          <w:right w:w="10" w:type="dxa"/>
+        </w:tblCellMar>
+        <w:tblLook w:val="04A0" w:firstRow="1" w:lastRow="0" w:firstColumn="1" w:lastColumn="0" w:noHBand="0" w:noVBand="1"/>
+      </w:tblPr>
+      <w:tblGrid>
+        <w:gridCol w:w="1400"/>
+        <w:gridCol w:w="2700"/>
+        <w:gridCol w:w="1800"/>
+        <w:gridCol w:w="4600"/>
+        <w:gridCol w:w="4178"/>
+      </w:tblGrid>
+      <w:tr>
+        <w:trPr>
+          <w:cantSplit/>
+          <w:tblHeader/>
+        </w:trPr>
+        <w:tc>
+          <w:tcPr>
+            <w:tcW w:w="1400" w:type="dxa"/>
+            <w:tcBorders>
+              <w:top w:val="single" w:sz="4" w:space="0" w:color="999999"/>
+              <w:left w:val="single" w:sz="4" w:space="0" w:color="999999"/>
+              <w:bottom w:val="single" w:sz="4" w:space="0" w:color="999999"/>
+              <w:right w:val="single" w:sz="4" w:space="0" w:color="999999"/>
+            </w:tcBorders>
+            <w:shd w:val="clear" w:color="auto" w:fill="D9D9D9"/>
+            <w:tcMar>
+              <w:top w:w="60" w:type="dxa"/>
+              <w:left w:w="100" w:type="dxa"/>
+              <w:bottom w:w="60" w:type="dxa"/>
+              <w:right w:w="100" w:type="dxa"/>
+            </w:tcMar>
+          </w:tcPr>
+          <w:p>
+            <w:r>
+              <w:rPr>
+                <w:rFonts w:ascii="Calibri" w:eastAsia="Calibri" w:hAnsi="Calibri" w:cs="Calibri"/>
+                <w:b/>
+                <w:bCs/>
+                <w:sz w:val="19"/>
+                <w:szCs w:val="19"/>
+              </w:rPr>
+              <w:t xml:space="preserve">Test case</w:t>
+            </w:r>
+          </w:p>
+        </w:tc>
+        <w:tc>
+          <w:tcPr>
+            <w:tcW w:w="2700" w:type="dxa"/>
+            <w:tcBorders>
+              <w:top w:val="single" w:sz="4" w:space="0" w:color="999999"/>
+              <w:left w:val="single" w:sz="4" w:space="0" w:color="999999"/>
+              <w:bottom w:val="single" w:sz="4" w:space="0" w:color="999999"/>
+              <w:right w:val="single" w:sz="4" w:space="0" w:color="999999"/>
+            </w:tcBorders>
+            <w:shd w:val="clear" w:color="auto" w:fill="D9D9D9"/>
+            <w:tcMar>
+              <w:top w:w="60" w:type="dxa"/>
+              <w:left w:w="100" w:type="dxa"/>
+              <w:bottom w:w="60" w:type="dxa"/>
+              <w:right w:w="100" w:type="dxa"/>
+            </w:tcMar>
+          </w:tcPr>
+          <w:p>
+            <w:r>
+              <w:rPr>
+                <w:rFonts w:ascii="Calibri" w:eastAsia="Calibri" w:hAnsi="Calibri" w:cs="Calibri"/>
+                <w:b/>
+                <w:bCs/>
+                <w:sz w:val="19"/>
+                <w:szCs w:val="19"/>
+              </w:rPr>
+              <w:t xml:space="preserve">Title</w:t>
+            </w:r>
+          </w:p>
+        </w:tc>
+        <w:tc>
+          <w:tcPr>
+            <w:tcW w:w="1800" w:type="dxa"/>
+            <w:tcBorders>
+              <w:top w:val="single" w:sz="4" w:space="0" w:color="999999"/>
+              <w:left w:val="single" w:sz="4" w:space="0" w:color="999999"/>
+              <w:bottom w:val="single" w:sz="4" w:space="0" w:color="999999"/>
+              <w:right w:val="single" w:sz="4" w:space="0" w:color="999999"/>
+            </w:tcBorders>
+            <w:shd w:val="clear" w:color="auto" w:fill="D9D9D9"/>
+            <w:tcMar>
+              <w:top w:w="60" w:type="dxa"/>
+              <w:left w:w="100" w:type="dxa"/>
+              <w:bottom w:w="60" w:type="dxa"/>
+              <w:right w:w="100" w:type="dxa"/>
+            </w:tcMar>
+          </w:tcPr>
+          <w:p>
+            <w:r>
+              <w:rPr>
+                <w:rFonts w:ascii="Calibri" w:eastAsia="Calibri" w:hAnsi="Calibri" w:cs="Calibri"/>
+                <w:b/>
+                <w:bCs/>
+                <w:sz w:val="19"/>
+                <w:szCs w:val="19"/>
+              </w:rPr>
+              <w:t xml:space="preserve">Verifies</w:t>
+            </w:r>
+          </w:p>
+        </w:tc>
+        <w:tc>
+          <w:tcPr>
+            <w:tcW w:w="4600" w:type="dxa"/>
+            <w:tcBorders>
+              <w:top w:val="single" w:sz="4" w:space="0" w:color="999999"/>
+              <w:left w:val="single" w:sz="4" w:space="0" w:color="999999"/>
+              <w:bottom w:val="single" w:sz="4" w:space="0" w:color="999999"/>
+              <w:right w:val="single" w:sz="4" w:space="0" w:color="999999"/>
+            </w:tcBorders>
+            <w:shd w:val="clear" w:color="auto" w:fill="D9D9D9"/>
+            <w:tcMar>
+              <w:top w:w="60" w:type="dxa"/>
+              <w:left w:w="100" w:type="dxa"/>
+              <w:bottom w:w="60" w:type="dxa"/>
+              <w:right w:w="100" w:type="dxa"/>
+            </w:tcMar>
+          </w:tcPr>
+          <w:p>
+            <w:r>
+              <w:rPr>
+                <w:rFonts w:ascii="Calibri" w:eastAsia="Calibri" w:hAnsi="Calibri" w:cs="Calibri"/>
+                <w:b/>
+                <w:bCs/>
+                <w:sz w:val="19"/>
+                <w:szCs w:val="19"/>
+              </w:rPr>
+              <w:t xml:space="preserve">Stimulus</w:t>
+            </w:r>
+          </w:p>
+        </w:tc>
+        <w:tc>
+          <w:tcPr>
+            <w:tcW w:w="4178" w:type="dxa"/>
+            <w:tcBorders>
+              <w:top w:val="single" w:sz="4" w:space="0" w:color="999999"/>
+              <w:left w:val="single" w:sz="4" w:space="0" w:color="999999"/>
+              <w:bottom w:val="single" w:sz="4" w:space="0" w:color="999999"/>
+              <w:right w:val="single" w:sz="4" w:space="0" w:color="999999"/>
+            </w:tcBorders>
+            <w:shd w:val="clear" w:color="auto" w:fill="D9D9D9"/>
+            <w:tcMar>
+              <w:top w:w="60" w:type="dxa"/>
+              <w:left w:w="100" w:type="dxa"/>
+              <w:bottom w:w="60" w:type="dxa"/>
+              <w:right w:w="100" w:type="dxa"/>
+            </w:tcMar>
+          </w:tcPr>
+          <w:p>
+            <w:r>
+              <w:rPr>
+                <w:rFonts w:ascii="Calibri" w:eastAsia="Calibri" w:hAnsi="Calibri" w:cs="Calibri"/>
+                <w:b/>
+                <w:bCs/>
+                <w:sz w:val="19"/>
+                <w:szCs w:val="19"/>
+              </w:rPr>
+              <w:t xml:space="preserve">Expected result</w:t>
+            </w:r>
+          </w:p>
+        </w:tc>
+      </w:tr>
+      <w:tr>
+        <w:trPr>
+          <w:cantSplit/>
+        </w:trPr>
+        <w:tc>
+          <w:tcPr>
+            <w:tcW w:w="1400" w:type="dxa"/>
+            <w:tcBorders>
+              <w:top w:val="single" w:sz="4" w:space="0" w:color="999999"/>
+              <w:left w:val="single" w:sz="4" w:space="0" w:color="999999"/>
+              <w:bottom w:val="single" w:sz="4" w:space="0" w:color="999999"/>
+              <w:right w:val="single" w:sz="4" w:space="0" w:color="999999"/>
+            </w:tcBorders>
+            <w:tcMar>
+              <w:top w:w="60" w:type="dxa"/>
+              <w:left w:w="100" w:type="dxa"/>
+              <w:bottom w:w="60" w:type="dxa"/>
+              <w:right w:w="100" w:type="dxa"/>
+            </w:tcMar>
+          </w:tcPr>
+          <w:p>
+            <w:r>
+              <w:rPr>
+                <w:rFonts w:ascii="Calibri" w:eastAsia="Calibri" w:hAnsi="Calibri" w:cs="Calibri"/>
+                <w:sz w:val="19"/>
+                <w:szCs w:val="19"/>
+              </w:rPr>
+              <w:t xml:space="preserve">FIN-TC-45</w:t>
+            </w:r>
+          </w:p>
+        </w:tc>
+        <w:tc>
+          <w:tcPr>
+            <w:tcW w:w="2700" w:type="dxa"/>
+            <w:tcBorders>
+              <w:top w:val="single" w:sz="4" w:space="0" w:color="999999"/>
+              <w:left w:val="single" w:sz="4" w:space="0" w:color="999999"/>
+              <w:bottom w:val="single" w:sz="4" w:space="0" w:color="999999"/>
+              <w:right w:val="single" w:sz="4" w:space="0" w:color="999999"/>
+            </w:tcBorders>
+            <w:tcMar>
+              <w:top w:w="60" w:type="dxa"/>
+              <w:left w:w="100" w:type="dxa"/>
+              <w:bottom w:w="60" w:type="dxa"/>
+              <w:right w:w="100" w:type="dxa"/>
+            </w:tcMar>
+          </w:tcPr>
+          <w:p>
+            <w:r>
+              <w:rPr>
+                <w:rFonts w:ascii="Calibri" w:eastAsia="Calibri" w:hAnsi="Calibri" w:cs="Calibri"/>
+                <w:sz w:val="19"/>
+                <w:szCs w:val="19"/>
+              </w:rPr>
+              <w:t xml:space="preserve">Verify heartbeat</w:t>
+            </w:r>
+          </w:p>
+        </w:tc>
+        <w:tc>
+          <w:tcPr>
+            <w:tcW w:w="1800" w:type="dxa"/>
+            <w:tcBorders>
+              <w:top w:val="single" w:sz="4" w:space="0" w:color="999999"/>
+              <w:left w:val="single" w:sz="4" w:space="0" w:color="999999"/>
+              <w:bottom w:val="single" w:sz="4" w:space="0" w:color="999999"/>
+              <w:right w:val="single" w:sz="4" w:space="0" w:color="999999"/>
+            </w:tcBorders>
+            <w:tcMar>
+              <w:top w:w="60" w:type="dxa"/>
+              <w:left w:w="100" w:type="dxa"/>
+              <w:bottom w:w="60" w:type="dxa"/>
+              <w:right w:w="100" w:type="dxa"/>
+            </w:tcMar>
+          </w:tcPr>
+          <w:p>
+            <w:r>
+              <w:rPr>
+                <w:rFonts w:ascii="Calibri" w:eastAsia="Calibri" w:hAnsi="Calibri" w:cs="Calibri"/>
+                <w:sz w:val="19"/>
+                <w:szCs w:val="19"/>
+              </w:rPr>
+              <w:t xml:space="preserve">FIN-REQ-36</w:t>
+            </w:r>
+          </w:p>
+        </w:tc>
+        <w:tc>
+          <w:tcPr>
+            <w:tcW w:w="4600" w:type="dxa"/>
+            <w:tcBorders>
+              <w:top w:val="single" w:sz="4" w:space="0" w:color="999999"/>
+              <w:left w:val="single" w:sz="4" w:space="0" w:color="999999"/>
+              <w:bottom w:val="single" w:sz="4" w:space="0" w:color="999999"/>
+              <w:right w:val="single" w:sz="4" w:space="0" w:color="999999"/>
+            </w:tcBorders>
+            <w:tcMar>
+              <w:top w:w="60" w:type="dxa"/>
+              <w:left w:w="100" w:type="dxa"/>
+              <w:bottom w:w="60" w:type="dxa"/>
+              <w:right w:w="100" w:type="dxa"/>
+            </w:tcMar>
+          </w:tcPr>
+          <w:p>
+            <w:r>
+              <w:rPr>
+                <w:rFonts w:ascii="Calibri" w:eastAsia="Calibri" w:hAnsi="Calibri" w:cs="Calibri"/>
+                <w:sz w:val="19"/>
+                <w:szCs w:val="19"/>
+              </w:rPr>
+              <w:t xml:space="preserve">Observe every station controller over several heartbeat intervals, then stop one controller.</w:t>
+            </w:r>
+          </w:p>
+        </w:tc>
+        <w:tc>
+          <w:tcPr>
+            <w:tcW w:w="4178" w:type="dxa"/>
+            <w:tcBorders>
+              <w:top w:val="single" w:sz="4" w:space="0" w:color="999999"/>
+              <w:left w:val="single" w:sz="4" w:space="0" w:color="999999"/>
+              <w:bottom w:val="single" w:sz="4" w:space="0" w:color="999999"/>
+              <w:right w:val="single" w:sz="4" w:space="0" w:color="999999"/>
+            </w:tcBorders>
+            <w:tcMar>
+              <w:top w:w="60" w:type="dxa"/>
+              <w:left w:w="100" w:type="dxa"/>
+              <w:bottom w:w="60" w:type="dxa"/>
+              <w:right w:w="100" w:type="dxa"/>
+            </w:tcMar>
+          </w:tcPr>
+          <w:p>
+            <w:r>
+              <w:rPr>
+                <w:rFonts w:ascii="Calibri" w:eastAsia="Calibri" w:hAnsi="Calibri" w:cs="Calibri"/>
+                <w:sz w:val="19"/>
+                <w:szCs w:val="19"/>
+              </w:rPr>
+              <w:t xml:space="preserve">Each controller publishes "Machine status (heartbeat)" at the configured interval. The stopped one's missing heartbeat is detectable.</w:t>
+            </w:r>
+          </w:p>
+        </w:tc>
+      </w:tr>
+      <w:tr>
+        <w:trPr>
+          <w:cantSplit/>
+        </w:trPr>
+        <w:tc>
+          <w:tcPr>
+            <w:tcW w:w="1400" w:type="dxa"/>
+            <w:tcBorders>
+              <w:top w:val="single" w:sz="4" w:space="0" w:color="999999"/>
+              <w:left w:val="single" w:sz="4" w:space="0" w:color="999999"/>
+              <w:bottom w:val="single" w:sz="4" w:space="0" w:color="999999"/>
+              <w:right w:val="single" w:sz="4" w:space="0" w:color="999999"/>
+            </w:tcBorders>
+            <w:tcMar>
+              <w:top w:w="60" w:type="dxa"/>
+              <w:left w:w="100" w:type="dxa"/>
+              <w:bottom w:w="60" w:type="dxa"/>
+              <w:right w:w="100" w:type="dxa"/>
+            </w:tcMar>
+          </w:tcPr>
+          <w:p>
+            <w:r>
+              <w:rPr>
+                <w:rFonts w:ascii="Calibri" w:eastAsia="Calibri" w:hAnsi="Calibri" w:cs="Calibri"/>
+                <w:sz w:val="19"/>
+                <w:szCs w:val="19"/>
+              </w:rPr>
+              <w:t xml:space="preserve">FIN-TC-46</w:t>
+            </w:r>
+          </w:p>
+        </w:tc>
+        <w:tc>
+          <w:tcPr>
+            <w:tcW w:w="2700" w:type="dxa"/>
+            <w:tcBorders>
+              <w:top w:val="single" w:sz="4" w:space="0" w:color="999999"/>
+              <w:left w:val="single" w:sz="4" w:space="0" w:color="999999"/>
+              <w:bottom w:val="single" w:sz="4" w:space="0" w:color="999999"/>
+              <w:right w:val="single" w:sz="4" w:space="0" w:color="999999"/>
+            </w:tcBorders>
+            <w:tcMar>
+              <w:top w:w="60" w:type="dxa"/>
+              <w:left w:w="100" w:type="dxa"/>
+              <w:bottom w:w="60" w:type="dxa"/>
+              <w:right w:w="100" w:type="dxa"/>
+            </w:tcMar>
+          </w:tcPr>
+          <w:p>
+            <w:r>
+              <w:rPr>
+                <w:rFonts w:ascii="Calibri" w:eastAsia="Calibri" w:hAnsi="Calibri" w:cs="Calibri"/>
+                <w:sz w:val="19"/>
+                <w:szCs w:val="19"/>
+              </w:rPr>
+              <w:t xml:space="preserve">Verify band halt</w:t>
+            </w:r>
+          </w:p>
+        </w:tc>
+        <w:tc>
+          <w:tcPr>
+            <w:tcW w:w="1800" w:type="dxa"/>
+            <w:tcBorders>
+              <w:top w:val="single" w:sz="4" w:space="0" w:color="999999"/>
+              <w:left w:val="single" w:sz="4" w:space="0" w:color="999999"/>
+              <w:bottom w:val="single" w:sz="4" w:space="0" w:color="999999"/>
+              <w:right w:val="single" w:sz="4" w:space="0" w:color="999999"/>
+            </w:tcBorders>
+            <w:tcMar>
+              <w:top w:w="60" w:type="dxa"/>
+              <w:left w:w="100" w:type="dxa"/>
+              <w:bottom w:w="60" w:type="dxa"/>
+              <w:right w:w="100" w:type="dxa"/>
+            </w:tcMar>
+          </w:tcPr>
+          <w:p>
+            <w:r>
+              <w:rPr>
+                <w:rFonts w:ascii="Calibri" w:eastAsia="Calibri" w:hAnsi="Calibri" w:cs="Calibri"/>
+                <w:sz w:val="19"/>
+                <w:szCs w:val="19"/>
+              </w:rPr>
+              <w:t xml:space="preserve">FIN-REQ-37.1, FIN-REQ-37.2</w:t>
+            </w:r>
+          </w:p>
+        </w:tc>
+        <w:tc>
+          <w:tcPr>
+            <w:tcW w:w="4600" w:type="dxa"/>
+            <w:tcBorders>
+              <w:top w:val="single" w:sz="4" w:space="0" w:color="999999"/>
+              <w:left w:val="single" w:sz="4" w:space="0" w:color="999999"/>
+              <w:bottom w:val="single" w:sz="4" w:space="0" w:color="999999"/>
+              <w:right w:val="single" w:sz="4" w:space="0" w:color="999999"/>
+            </w:tcBorders>
+            <w:tcMar>
+              <w:top w:w="60" w:type="dxa"/>
+              <w:left w:w="100" w:type="dxa"/>
+              <w:bottom w:w="60" w:type="dxa"/>
+              <w:right w:w="100" w:type="dxa"/>
+            </w:tcMar>
+          </w:tcPr>
+          <w:p>
+            <w:r>
+              <w:rPr>
+                <w:rFonts w:ascii="Calibri" w:eastAsia="Calibri" w:hAnsi="Calibri" w:cs="Calibri"/>
+                <w:sz w:val="19"/>
+                <w:szCs w:val="19"/>
+              </w:rPr>
+              <w:t xml:space="preserve">Send "Band state change" (halt) while product is inside the stations.</w:t>
+            </w:r>
+          </w:p>
+        </w:tc>
+        <w:tc>
+          <w:tcPr>
+            <w:tcW w:w="4178" w:type="dxa"/>
+            <w:tcBorders>
+              <w:top w:val="single" w:sz="4" w:space="0" w:color="999999"/>
+              <w:left w:val="single" w:sz="4" w:space="0" w:color="999999"/>
+              <w:bottom w:val="single" w:sz="4" w:space="0" w:color="999999"/>
+              <w:right w:val="single" w:sz="4" w:space="0" w:color="999999"/>
+            </w:tcBorders>
+            <w:tcMar>
+              <w:top w:w="60" w:type="dxa"/>
+              <w:left w:w="100" w:type="dxa"/>
+              <w:bottom w:w="60" w:type="dxa"/>
+              <w:right w:w="100" w:type="dxa"/>
+            </w:tcMar>
+          </w:tcPr>
+          <w:p>
+            <w:r>
+              <w:rPr>
+                <w:rFonts w:ascii="Calibri" w:eastAsia="Calibri" w:hAnsi="Calibri" w:cs="Calibri"/>
+                <w:sz w:val="19"/>
+                <w:szCs w:val="19"/>
+              </w:rPr>
+              <w:t xml:space="preserve">The product already inside is processed. No new product is accepted.</w:t>
+            </w:r>
+          </w:p>
+        </w:tc>
+      </w:tr>
+      <w:tr>
+        <w:trPr>
+          <w:cantSplit/>
+        </w:trPr>
+        <w:tc>
+          <w:tcPr>
+            <w:tcW w:w="1400" w:type="dxa"/>
+            <w:tcBorders>
+              <w:top w:val="single" w:sz="4" w:space="0" w:color="999999"/>
+              <w:left w:val="single" w:sz="4" w:space="0" w:color="999999"/>
+              <w:bottom w:val="single" w:sz="4" w:space="0" w:color="999999"/>
+              <w:right w:val="single" w:sz="4" w:space="0" w:color="999999"/>
+            </w:tcBorders>
+            <w:tcMar>
+              <w:top w:w="60" w:type="dxa"/>
+              <w:left w:w="100" w:type="dxa"/>
+              <w:bottom w:w="60" w:type="dxa"/>
+              <w:right w:w="100" w:type="dxa"/>
+            </w:tcMar>
+          </w:tcPr>
+          <w:p>
+            <w:r>
+              <w:rPr>
+                <w:rFonts w:ascii="Calibri" w:eastAsia="Calibri" w:hAnsi="Calibri" w:cs="Calibri"/>
+                <w:sz w:val="19"/>
+                <w:szCs w:val="19"/>
+              </w:rPr>
+              <w:t xml:space="preserve">FIN-TC-47</w:t>
+            </w:r>
+          </w:p>
+        </w:tc>
+        <w:tc>
+          <w:tcPr>
+            <w:tcW w:w="2700" w:type="dxa"/>
+            <w:tcBorders>
+              <w:top w:val="single" w:sz="4" w:space="0" w:color="999999"/>
+              <w:left w:val="single" w:sz="4" w:space="0" w:color="999999"/>
+              <w:bottom w:val="single" w:sz="4" w:space="0" w:color="999999"/>
+              <w:right w:val="single" w:sz="4" w:space="0" w:color="999999"/>
+            </w:tcBorders>
+            <w:tcMar>
+              <w:top w:w="60" w:type="dxa"/>
+              <w:left w:w="100" w:type="dxa"/>
+              <w:bottom w:w="60" w:type="dxa"/>
+              <w:right w:w="100" w:type="dxa"/>
+            </w:tcMar>
+          </w:tcPr>
+          <w:p>
+            <w:r>
+              <w:rPr>
+                <w:rFonts w:ascii="Calibri" w:eastAsia="Calibri" w:hAnsi="Calibri" w:cs="Calibri"/>
+                <w:sz w:val="19"/>
+                <w:szCs w:val="19"/>
+              </w:rPr>
+              <w:t xml:space="preserve">Verify band slow-down</w:t>
+            </w:r>
+          </w:p>
+        </w:tc>
+        <w:tc>
+          <w:tcPr>
+            <w:tcW w:w="1800" w:type="dxa"/>
+            <w:tcBorders>
+              <w:top w:val="single" w:sz="4" w:space="0" w:color="999999"/>
+              <w:left w:val="single" w:sz="4" w:space="0" w:color="999999"/>
+              <w:bottom w:val="single" w:sz="4" w:space="0" w:color="999999"/>
+              <w:right w:val="single" w:sz="4" w:space="0" w:color="999999"/>
+            </w:tcBorders>
+            <w:tcMar>
+              <w:top w:w="60" w:type="dxa"/>
+              <w:left w:w="100" w:type="dxa"/>
+              <w:bottom w:w="60" w:type="dxa"/>
+              <w:right w:w="100" w:type="dxa"/>
+            </w:tcMar>
+          </w:tcPr>
+          <w:p>
+            <w:r>
+              <w:rPr>
+                <w:rFonts w:ascii="Calibri" w:eastAsia="Calibri" w:hAnsi="Calibri" w:cs="Calibri"/>
+                <w:sz w:val="19"/>
+                <w:szCs w:val="19"/>
+              </w:rPr>
+              <w:t xml:space="preserve">FIN-REQ-38.1</w:t>
+            </w:r>
+          </w:p>
+        </w:tc>
+        <w:tc>
+          <w:tcPr>
+            <w:tcW w:w="4600" w:type="dxa"/>
+            <w:tcBorders>
+              <w:top w:val="single" w:sz="4" w:space="0" w:color="999999"/>
+              <w:left w:val="single" w:sz="4" w:space="0" w:color="999999"/>
+              <w:bottom w:val="single" w:sz="4" w:space="0" w:color="999999"/>
+              <w:right w:val="single" w:sz="4" w:space="0" w:color="999999"/>
+            </w:tcBorders>
+            <w:tcMar>
+              <w:top w:w="60" w:type="dxa"/>
+              <w:left w:w="100" w:type="dxa"/>
+              <w:bottom w:w="60" w:type="dxa"/>
+              <w:right w:w="100" w:type="dxa"/>
+            </w:tcMar>
+          </w:tcPr>
+          <w:p>
+            <w:r>
+              <w:rPr>
+                <w:rFonts w:ascii="Calibri" w:eastAsia="Calibri" w:hAnsi="Calibri" w:cs="Calibri"/>
+                <w:sz w:val="19"/>
+                <w:szCs w:val="19"/>
+              </w:rPr>
+              <w:t xml:space="preserve">Send "Band state change" (slow-down).</w:t>
+            </w:r>
+          </w:p>
+        </w:tc>
+        <w:tc>
+          <w:tcPr>
+            <w:tcW w:w="4178" w:type="dxa"/>
+            <w:tcBorders>
+              <w:top w:val="single" w:sz="4" w:space="0" w:color="999999"/>
+              <w:left w:val="single" w:sz="4" w:space="0" w:color="999999"/>
+              <w:bottom w:val="single" w:sz="4" w:space="0" w:color="999999"/>
+              <w:right w:val="single" w:sz="4" w:space="0" w:color="999999"/>
+            </w:tcBorders>
+            <w:tcMar>
+              <w:top w:w="60" w:type="dxa"/>
+              <w:left w:w="100" w:type="dxa"/>
+              <w:bottom w:w="60" w:type="dxa"/>
+              <w:right w:w="100" w:type="dxa"/>
+            </w:tcMar>
+          </w:tcPr>
+          <w:p>
+            <w:r>
+              <w:rPr>
+                <w:rFonts w:ascii="Calibri" w:eastAsia="Calibri" w:hAnsi="Calibri" w:cs="Calibri"/>
+                <w:sz w:val="19"/>
+                <w:szCs w:val="19"/>
+              </w:rPr>
+              <w:t xml:space="preserve">Processing continues at the reduced band speed.</w:t>
+            </w:r>
+          </w:p>
+        </w:tc>
+      </w:tr>
+      <w:tr>
+        <w:trPr>
+          <w:cantSplit/>
+        </w:trPr>
+        <w:tc>
+          <w:tcPr>
+            <w:tcW w:w="1400" w:type="dxa"/>
+            <w:tcBorders>
+              <w:top w:val="single" w:sz="4" w:space="0" w:color="999999"/>
+              <w:left w:val="single" w:sz="4" w:space="0" w:color="999999"/>
+              <w:bottom w:val="single" w:sz="4" w:space="0" w:color="999999"/>
+              <w:right w:val="single" w:sz="4" w:space="0" w:color="999999"/>
+            </w:tcBorders>
+            <w:tcMar>
+              <w:top w:w="60" w:type="dxa"/>
+              <w:left w:w="100" w:type="dxa"/>
+              <w:bottom w:w="60" w:type="dxa"/>
+              <w:right w:w="100" w:type="dxa"/>
+            </w:tcMar>
+          </w:tcPr>
+          <w:p>
+            <w:r>
+              <w:rPr>
+                <w:rFonts w:ascii="Calibri" w:eastAsia="Calibri" w:hAnsi="Calibri" w:cs="Calibri"/>
+                <w:sz w:val="19"/>
+                <w:szCs w:val="19"/>
+              </w:rPr>
+              <w:t xml:space="preserve">FIN-TC-48</w:t>
+            </w:r>
+          </w:p>
+        </w:tc>
+        <w:tc>
+          <w:tcPr>
+            <w:tcW w:w="2700" w:type="dxa"/>
+            <w:tcBorders>
+              <w:top w:val="single" w:sz="4" w:space="0" w:color="999999"/>
+              <w:left w:val="single" w:sz="4" w:space="0" w:color="999999"/>
+              <w:bottom w:val="single" w:sz="4" w:space="0" w:color="999999"/>
+              <w:right w:val="single" w:sz="4" w:space="0" w:color="999999"/>
+            </w:tcBorders>
+            <w:tcMar>
+              <w:top w:w="60" w:type="dxa"/>
+              <w:left w:w="100" w:type="dxa"/>
+              <w:bottom w:w="60" w:type="dxa"/>
+              <w:right w:w="100" w:type="dxa"/>
+            </w:tcMar>
+          </w:tcPr>
+          <w:p>
+            <w:r>
+              <w:rPr>
+                <w:rFonts w:ascii="Calibri" w:eastAsia="Calibri" w:hAnsi="Calibri" w:cs="Calibri"/>
+                <w:sz w:val="19"/>
+                <w:szCs w:val="19"/>
+              </w:rPr>
+              <w:t xml:space="preserve">Verify band restart</w:t>
+            </w:r>
+          </w:p>
+        </w:tc>
+        <w:tc>
+          <w:tcPr>
+            <w:tcW w:w="1800" w:type="dxa"/>
+            <w:tcBorders>
+              <w:top w:val="single" w:sz="4" w:space="0" w:color="999999"/>
+              <w:left w:val="single" w:sz="4" w:space="0" w:color="999999"/>
+              <w:bottom w:val="single" w:sz="4" w:space="0" w:color="999999"/>
+              <w:right w:val="single" w:sz="4" w:space="0" w:color="999999"/>
+            </w:tcBorders>
+            <w:tcMar>
+              <w:top w:w="60" w:type="dxa"/>
+              <w:left w:w="100" w:type="dxa"/>
+              <w:bottom w:w="60" w:type="dxa"/>
+              <w:right w:w="100" w:type="dxa"/>
+            </w:tcMar>
+          </w:tcPr>
+          <w:p>
+            <w:r>
+              <w:rPr>
+                <w:rFonts w:ascii="Calibri" w:eastAsia="Calibri" w:hAnsi="Calibri" w:cs="Calibri"/>
+                <w:sz w:val="19"/>
+                <w:szCs w:val="19"/>
+              </w:rPr>
+              <w:t xml:space="preserve">FIN-REQ-38.2</w:t>
+            </w:r>
+          </w:p>
+        </w:tc>
+        <w:tc>
+          <w:tcPr>
+            <w:tcW w:w="4600" w:type="dxa"/>
+            <w:tcBorders>
+              <w:top w:val="single" w:sz="4" w:space="0" w:color="999999"/>
+              <w:left w:val="single" w:sz="4" w:space="0" w:color="999999"/>
+              <w:bottom w:val="single" w:sz="4" w:space="0" w:color="999999"/>
+              <w:right w:val="single" w:sz="4" w:space="0" w:color="999999"/>
+            </w:tcBorders>
+            <w:tcMar>
+              <w:top w:w="60" w:type="dxa"/>
+              <w:left w:w="100" w:type="dxa"/>
+              <w:bottom w:w="60" w:type="dxa"/>
+              <w:right w:w="100" w:type="dxa"/>
+            </w:tcMar>
+          </w:tcPr>
+          <w:p>
+            <w:r>
+              <w:rPr>
+                <w:rFonts w:ascii="Calibri" w:eastAsia="Calibri" w:hAnsi="Calibri" w:cs="Calibri"/>
+                <w:sz w:val="19"/>
+                <w:szCs w:val="19"/>
+              </w:rPr>
+              <w:t xml:space="preserve">Following FIN-TC-46 or FIN-TC-47, send "Band state change" (restart).</w:t>
+            </w:r>
+          </w:p>
+        </w:tc>
+        <w:tc>
+          <w:tcPr>
+            <w:tcW w:w="4178" w:type="dxa"/>
+            <w:tcBorders>
+              <w:top w:val="single" w:sz="4" w:space="0" w:color="999999"/>
+              <w:left w:val="single" w:sz="4" w:space="0" w:color="999999"/>
+              <w:bottom w:val="single" w:sz="4" w:space="0" w:color="999999"/>
+              <w:right w:val="single" w:sz="4" w:space="0" w:color="999999"/>
+            </w:tcBorders>
+            <w:tcMar>
+              <w:top w:w="60" w:type="dxa"/>
+              <w:left w:w="100" w:type="dxa"/>
+              <w:bottom w:w="60" w:type="dxa"/>
+              <w:right w:w="100" w:type="dxa"/>
+            </w:tcMar>
+          </w:tcPr>
+          <w:p>
+            <w:r>
+              <w:rPr>
+                <w:rFonts w:ascii="Calibri" w:eastAsia="Calibri" w:hAnsi="Calibri" w:cs="Calibri"/>
+                <w:sz w:val="19"/>
+                <w:szCs w:val="19"/>
+              </w:rPr>
+              <w:t xml:space="preserve">Normal processing resumes.</w:t>
+            </w:r>
+          </w:p>
+        </w:tc>
+      </w:tr>
+    </w:tbl>
+    <w:p>
+      <w:r>
+        <w:rPr>
+          <w:rFonts w:ascii="Calibri" w:eastAsia="Calibri" w:hAnsi="Calibri" w:cs="Calibri"/>
+          <w:sz w:val="19"/>
+          <w:szCs w:val="19"/>
+        </w:rPr>
+        <w:t xml:space="preserve"/>
+      </w:r>
     </w:p>
     <w:p>
       <w:pPr>
